--- a/XEngine_Docment/开发人员必读.docx
+++ b/XEngine_Docment/开发人员必读.docx
@@ -74,6 +74,8 @@
             <w:ind w:left="0" w:leftChars="0" w:right="0" w:rightChars="0" w:firstLine="0" w:firstLineChars="0"/>
             <w:jc w:val="center"/>
           </w:pPr>
+          <w:bookmarkStart w:id="94" w:name="_GoBack"/>
+          <w:bookmarkEnd w:id="94"/>
           <w:r>
             <w:rPr>
               <w:rFonts w:ascii="宋体" w:hAnsi="宋体" w:eastAsia="宋体"/>
@@ -102,7 +104,7 @@
             <w:fldChar w:fldCharType="begin"/>
           </w:r>
           <w:r>
-            <w:instrText xml:space="preserve"> HYPERLINK \l _Toc20611 </w:instrText>
+            <w:instrText xml:space="preserve"> HYPERLINK \l _Toc13728 </w:instrText>
           </w:r>
           <w:r>
             <w:fldChar w:fldCharType="separate"/>
@@ -120,7 +122,7 @@
             <w:fldChar w:fldCharType="begin"/>
           </w:r>
           <w:r>
-            <w:instrText xml:space="preserve"> PAGEREF _Toc20611 \h </w:instrText>
+            <w:instrText xml:space="preserve"> PAGEREF _Toc13728 \h </w:instrText>
           </w:r>
           <w:r>
             <w:fldChar w:fldCharType="separate"/>
@@ -154,7 +156,7 @@
               <w:bCs/>
               <w:lang w:val="zh-CN"/>
             </w:rPr>
-            <w:instrText xml:space="preserve"> HYPERLINK \l _Toc150 </w:instrText>
+            <w:instrText xml:space="preserve"> HYPERLINK \l _Toc22401 </w:instrText>
           </w:r>
           <w:r>
             <w:rPr>
@@ -182,7 +184,7 @@
             <w:fldChar w:fldCharType="begin"/>
           </w:r>
           <w:r>
-            <w:instrText xml:space="preserve"> PAGEREF _Toc150 \h </w:instrText>
+            <w:instrText xml:space="preserve"> PAGEREF _Toc22401 \h </w:instrText>
           </w:r>
           <w:r>
             <w:fldChar w:fldCharType="separate"/>
@@ -220,7 +222,7 @@
               <w:bCs/>
               <w:lang w:val="zh-CN"/>
             </w:rPr>
-            <w:instrText xml:space="preserve"> HYPERLINK \l _Toc4638 </w:instrText>
+            <w:instrText xml:space="preserve"> HYPERLINK \l _Toc16065 </w:instrText>
           </w:r>
           <w:r>
             <w:rPr>
@@ -242,7 +244,7 @@
             <w:fldChar w:fldCharType="begin"/>
           </w:r>
           <w:r>
-            <w:instrText xml:space="preserve"> PAGEREF _Toc4638 \h </w:instrText>
+            <w:instrText xml:space="preserve"> PAGEREF _Toc16065 \h </w:instrText>
           </w:r>
           <w:r>
             <w:fldChar w:fldCharType="separate"/>
@@ -280,7 +282,7 @@
               <w:bCs/>
               <w:lang w:val="zh-CN"/>
             </w:rPr>
-            <w:instrText xml:space="preserve"> HYPERLINK \l _Toc30132 </w:instrText>
+            <w:instrText xml:space="preserve"> HYPERLINK \l _Toc20231 </w:instrText>
           </w:r>
           <w:r>
             <w:rPr>
@@ -311,7 +313,7 @@
             <w:fldChar w:fldCharType="begin"/>
           </w:r>
           <w:r>
-            <w:instrText xml:space="preserve"> PAGEREF _Toc30132 \h </w:instrText>
+            <w:instrText xml:space="preserve"> PAGEREF _Toc20231 \h </w:instrText>
           </w:r>
           <w:r>
             <w:fldChar w:fldCharType="separate"/>
@@ -349,7 +351,7 @@
               <w:bCs/>
               <w:lang w:val="zh-CN"/>
             </w:rPr>
-            <w:instrText xml:space="preserve"> HYPERLINK \l _Toc18967 </w:instrText>
+            <w:instrText xml:space="preserve"> HYPERLINK \l _Toc1556 </w:instrText>
           </w:r>
           <w:r>
             <w:rPr>
@@ -380,7 +382,7 @@
             <w:fldChar w:fldCharType="begin"/>
           </w:r>
           <w:r>
-            <w:instrText xml:space="preserve"> PAGEREF _Toc18967 \h </w:instrText>
+            <w:instrText xml:space="preserve"> PAGEREF _Toc1556 \h </w:instrText>
           </w:r>
           <w:r>
             <w:fldChar w:fldCharType="separate"/>
@@ -418,7 +420,7 @@
               <w:bCs/>
               <w:lang w:val="zh-CN"/>
             </w:rPr>
-            <w:instrText xml:space="preserve"> HYPERLINK \l _Toc14446 </w:instrText>
+            <w:instrText xml:space="preserve"> HYPERLINK \l _Toc15233 </w:instrText>
           </w:r>
           <w:r>
             <w:rPr>
@@ -456,7 +458,7 @@
             <w:fldChar w:fldCharType="begin"/>
           </w:r>
           <w:r>
-            <w:instrText xml:space="preserve"> PAGEREF _Toc14446 \h </w:instrText>
+            <w:instrText xml:space="preserve"> PAGEREF _Toc15233 \h </w:instrText>
           </w:r>
           <w:r>
             <w:fldChar w:fldCharType="separate"/>
@@ -494,7 +496,7 @@
               <w:bCs/>
               <w:lang w:val="zh-CN"/>
             </w:rPr>
-            <w:instrText xml:space="preserve"> HYPERLINK \l _Toc12314 </w:instrText>
+            <w:instrText xml:space="preserve"> HYPERLINK \l _Toc5360 </w:instrText>
           </w:r>
           <w:r>
             <w:rPr>
@@ -517,7 +519,7 @@
             <w:fldChar w:fldCharType="begin"/>
           </w:r>
           <w:r>
-            <w:instrText xml:space="preserve"> PAGEREF _Toc12314 \h </w:instrText>
+            <w:instrText xml:space="preserve"> PAGEREF _Toc5360 \h </w:instrText>
           </w:r>
           <w:r>
             <w:fldChar w:fldCharType="separate"/>
@@ -555,7 +557,7 @@
               <w:bCs/>
               <w:lang w:val="zh-CN"/>
             </w:rPr>
-            <w:instrText xml:space="preserve"> HYPERLINK \l _Toc12656 </w:instrText>
+            <w:instrText xml:space="preserve"> HYPERLINK \l _Toc16179 </w:instrText>
           </w:r>
           <w:r>
             <w:rPr>
@@ -577,7 +579,7 @@
             <w:fldChar w:fldCharType="begin"/>
           </w:r>
           <w:r>
-            <w:instrText xml:space="preserve"> PAGEREF _Toc12656 \h </w:instrText>
+            <w:instrText xml:space="preserve"> PAGEREF _Toc16179 \h </w:instrText>
           </w:r>
           <w:r>
             <w:fldChar w:fldCharType="separate"/>
@@ -615,7 +617,7 @@
               <w:bCs/>
               <w:lang w:val="zh-CN"/>
             </w:rPr>
-            <w:instrText xml:space="preserve"> HYPERLINK \l _Toc8971 </w:instrText>
+            <w:instrText xml:space="preserve"> HYPERLINK \l _Toc29096 </w:instrText>
           </w:r>
           <w:r>
             <w:rPr>
@@ -640,7 +642,7 @@
             <w:fldChar w:fldCharType="begin"/>
           </w:r>
           <w:r>
-            <w:instrText xml:space="preserve"> PAGEREF _Toc8971 \h </w:instrText>
+            <w:instrText xml:space="preserve"> PAGEREF _Toc29096 \h </w:instrText>
           </w:r>
           <w:r>
             <w:fldChar w:fldCharType="separate"/>
@@ -678,7 +680,7 @@
               <w:bCs/>
               <w:lang w:val="zh-CN"/>
             </w:rPr>
-            <w:instrText xml:space="preserve"> HYPERLINK \l _Toc8534 </w:instrText>
+            <w:instrText xml:space="preserve"> HYPERLINK \l _Toc1982 </w:instrText>
           </w:r>
           <w:r>
             <w:rPr>
@@ -703,7 +705,7 @@
             <w:fldChar w:fldCharType="begin"/>
           </w:r>
           <w:r>
-            <w:instrText xml:space="preserve"> PAGEREF _Toc8534 \h </w:instrText>
+            <w:instrText xml:space="preserve"> PAGEREF _Toc1982 \h </w:instrText>
           </w:r>
           <w:r>
             <w:fldChar w:fldCharType="separate"/>
@@ -741,7 +743,7 @@
               <w:bCs/>
               <w:lang w:val="zh-CN"/>
             </w:rPr>
-            <w:instrText xml:space="preserve"> HYPERLINK \l _Toc20818 </w:instrText>
+            <w:instrText xml:space="preserve"> HYPERLINK \l _Toc14734 </w:instrText>
           </w:r>
           <w:r>
             <w:rPr>
@@ -764,7 +766,7 @@
             <w:fldChar w:fldCharType="begin"/>
           </w:r>
           <w:r>
-            <w:instrText xml:space="preserve"> PAGEREF _Toc20818 \h </w:instrText>
+            <w:instrText xml:space="preserve"> PAGEREF _Toc14734 \h </w:instrText>
           </w:r>
           <w:r>
             <w:fldChar w:fldCharType="separate"/>
@@ -802,7 +804,7 @@
               <w:bCs/>
               <w:lang w:val="zh-CN"/>
             </w:rPr>
-            <w:instrText xml:space="preserve"> HYPERLINK \l _Toc5173 </w:instrText>
+            <w:instrText xml:space="preserve"> HYPERLINK \l _Toc4756 </w:instrText>
           </w:r>
           <w:r>
             <w:rPr>
@@ -825,7 +827,7 @@
             <w:fldChar w:fldCharType="begin"/>
           </w:r>
           <w:r>
-            <w:instrText xml:space="preserve"> PAGEREF _Toc5173 \h </w:instrText>
+            <w:instrText xml:space="preserve"> PAGEREF _Toc4756 \h </w:instrText>
           </w:r>
           <w:r>
             <w:fldChar w:fldCharType="separate"/>
@@ -863,7 +865,7 @@
               <w:bCs/>
               <w:lang w:val="zh-CN"/>
             </w:rPr>
-            <w:instrText xml:space="preserve"> HYPERLINK \l _Toc6330 </w:instrText>
+            <w:instrText xml:space="preserve"> HYPERLINK \l _Toc7180 </w:instrText>
           </w:r>
           <w:r>
             <w:rPr>
@@ -886,7 +888,7 @@
             <w:fldChar w:fldCharType="begin"/>
           </w:r>
           <w:r>
-            <w:instrText xml:space="preserve"> PAGEREF _Toc6330 \h </w:instrText>
+            <w:instrText xml:space="preserve"> PAGEREF _Toc7180 \h </w:instrText>
           </w:r>
           <w:r>
             <w:fldChar w:fldCharType="separate"/>
@@ -924,7 +926,7 @@
               <w:bCs/>
               <w:lang w:val="zh-CN"/>
             </w:rPr>
-            <w:instrText xml:space="preserve"> HYPERLINK \l _Toc4749 </w:instrText>
+            <w:instrText xml:space="preserve"> HYPERLINK \l _Toc25142 </w:instrText>
           </w:r>
           <w:r>
             <w:rPr>
@@ -946,7 +948,7 @@
             <w:fldChar w:fldCharType="begin"/>
           </w:r>
           <w:r>
-            <w:instrText xml:space="preserve"> PAGEREF _Toc4749 \h </w:instrText>
+            <w:instrText xml:space="preserve"> PAGEREF _Toc25142 \h </w:instrText>
           </w:r>
           <w:r>
             <w:fldChar w:fldCharType="separate"/>
@@ -984,7 +986,7 @@
               <w:bCs/>
               <w:lang w:val="zh-CN"/>
             </w:rPr>
-            <w:instrText xml:space="preserve"> HYPERLINK \l _Toc540 </w:instrText>
+            <w:instrText xml:space="preserve"> HYPERLINK \l _Toc18294 </w:instrText>
           </w:r>
           <w:r>
             <w:rPr>
@@ -1015,7 +1017,7 @@
             <w:fldChar w:fldCharType="begin"/>
           </w:r>
           <w:r>
-            <w:instrText xml:space="preserve"> PAGEREF _Toc540 \h </w:instrText>
+            <w:instrText xml:space="preserve"> PAGEREF _Toc18294 \h </w:instrText>
           </w:r>
           <w:r>
             <w:fldChar w:fldCharType="separate"/>
@@ -1053,7 +1055,7 @@
               <w:bCs/>
               <w:lang w:val="zh-CN"/>
             </w:rPr>
-            <w:instrText xml:space="preserve"> HYPERLINK \l _Toc713 </w:instrText>
+            <w:instrText xml:space="preserve"> HYPERLINK \l _Toc4656 </w:instrText>
           </w:r>
           <w:r>
             <w:rPr>
@@ -1084,7 +1086,7 @@
             <w:fldChar w:fldCharType="begin"/>
           </w:r>
           <w:r>
-            <w:instrText xml:space="preserve"> PAGEREF _Toc713 \h </w:instrText>
+            <w:instrText xml:space="preserve"> PAGEREF _Toc4656 \h </w:instrText>
           </w:r>
           <w:r>
             <w:fldChar w:fldCharType="separate"/>
@@ -1122,7 +1124,7 @@
               <w:bCs/>
               <w:lang w:val="zh-CN"/>
             </w:rPr>
-            <w:instrText xml:space="preserve"> HYPERLINK \l _Toc8032 </w:instrText>
+            <w:instrText xml:space="preserve"> HYPERLINK \l _Toc7556 </w:instrText>
           </w:r>
           <w:r>
             <w:rPr>
@@ -1153,7 +1155,7 @@
             <w:fldChar w:fldCharType="begin"/>
           </w:r>
           <w:r>
-            <w:instrText xml:space="preserve"> PAGEREF _Toc8032 \h </w:instrText>
+            <w:instrText xml:space="preserve"> PAGEREF _Toc7556 \h </w:instrText>
           </w:r>
           <w:r>
             <w:fldChar w:fldCharType="separate"/>
@@ -1191,7 +1193,7 @@
               <w:bCs/>
               <w:lang w:val="zh-CN"/>
             </w:rPr>
-            <w:instrText xml:space="preserve"> HYPERLINK \l _Toc1972 </w:instrText>
+            <w:instrText xml:space="preserve"> HYPERLINK \l _Toc26674 </w:instrText>
           </w:r>
           <w:r>
             <w:rPr>
@@ -1222,7 +1224,7 @@
             <w:fldChar w:fldCharType="begin"/>
           </w:r>
           <w:r>
-            <w:instrText xml:space="preserve"> PAGEREF _Toc1972 \h </w:instrText>
+            <w:instrText xml:space="preserve"> PAGEREF _Toc26674 \h </w:instrText>
           </w:r>
           <w:r>
             <w:fldChar w:fldCharType="separate"/>
@@ -1260,7 +1262,7 @@
               <w:bCs/>
               <w:lang w:val="zh-CN"/>
             </w:rPr>
-            <w:instrText xml:space="preserve"> HYPERLINK \l _Toc1698 </w:instrText>
+            <w:instrText xml:space="preserve"> HYPERLINK \l _Toc29851 </w:instrText>
           </w:r>
           <w:r>
             <w:rPr>
@@ -1283,7 +1285,7 @@
             <w:fldChar w:fldCharType="begin"/>
           </w:r>
           <w:r>
-            <w:instrText xml:space="preserve"> PAGEREF _Toc1698 \h </w:instrText>
+            <w:instrText xml:space="preserve"> PAGEREF _Toc29851 \h </w:instrText>
           </w:r>
           <w:r>
             <w:fldChar w:fldCharType="separate"/>
@@ -1321,7 +1323,7 @@
               <w:bCs/>
               <w:lang w:val="zh-CN"/>
             </w:rPr>
-            <w:instrText xml:space="preserve"> HYPERLINK \l _Toc19333 </w:instrText>
+            <w:instrText xml:space="preserve"> HYPERLINK \l _Toc12984 </w:instrText>
           </w:r>
           <w:r>
             <w:rPr>
@@ -1350,7 +1352,7 @@
             <w:fldChar w:fldCharType="begin"/>
           </w:r>
           <w:r>
-            <w:instrText xml:space="preserve"> PAGEREF _Toc19333 \h </w:instrText>
+            <w:instrText xml:space="preserve"> PAGEREF _Toc12984 \h </w:instrText>
           </w:r>
           <w:r>
             <w:fldChar w:fldCharType="separate"/>
@@ -1388,7 +1390,7 @@
               <w:bCs/>
               <w:lang w:val="zh-CN"/>
             </w:rPr>
-            <w:instrText xml:space="preserve"> HYPERLINK \l _Toc15238 </w:instrText>
+            <w:instrText xml:space="preserve"> HYPERLINK \l _Toc5190 </w:instrText>
           </w:r>
           <w:r>
             <w:rPr>
@@ -1413,7 +1415,7 @@
             <w:fldChar w:fldCharType="begin"/>
           </w:r>
           <w:r>
-            <w:instrText xml:space="preserve"> PAGEREF _Toc15238 \h </w:instrText>
+            <w:instrText xml:space="preserve"> PAGEREF _Toc5190 \h </w:instrText>
           </w:r>
           <w:r>
             <w:fldChar w:fldCharType="separate"/>
@@ -1451,7 +1453,7 @@
               <w:bCs/>
               <w:lang w:val="zh-CN"/>
             </w:rPr>
-            <w:instrText xml:space="preserve"> HYPERLINK \l _Toc25719 </w:instrText>
+            <w:instrText xml:space="preserve"> HYPERLINK \l _Toc2587 </w:instrText>
           </w:r>
           <w:r>
             <w:rPr>
@@ -1474,7 +1476,7 @@
             <w:fldChar w:fldCharType="begin"/>
           </w:r>
           <w:r>
-            <w:instrText xml:space="preserve"> PAGEREF _Toc25719 \h </w:instrText>
+            <w:instrText xml:space="preserve"> PAGEREF _Toc2587 \h </w:instrText>
           </w:r>
           <w:r>
             <w:fldChar w:fldCharType="separate"/>
@@ -1512,7 +1514,7 @@
               <w:bCs/>
               <w:lang w:val="zh-CN"/>
             </w:rPr>
-            <w:instrText xml:space="preserve"> HYPERLINK \l _Toc8177 </w:instrText>
+            <w:instrText xml:space="preserve"> HYPERLINK \l _Toc20113 </w:instrText>
           </w:r>
           <w:r>
             <w:rPr>
@@ -1535,7 +1537,7 @@
             <w:fldChar w:fldCharType="begin"/>
           </w:r>
           <w:r>
-            <w:instrText xml:space="preserve"> PAGEREF _Toc8177 \h </w:instrText>
+            <w:instrText xml:space="preserve"> PAGEREF _Toc20113 \h </w:instrText>
           </w:r>
           <w:r>
             <w:fldChar w:fldCharType="separate"/>
@@ -1573,7 +1575,7 @@
               <w:bCs/>
               <w:lang w:val="zh-CN"/>
             </w:rPr>
-            <w:instrText xml:space="preserve"> HYPERLINK \l _Toc10000 </w:instrText>
+            <w:instrText xml:space="preserve"> HYPERLINK \l _Toc28418 </w:instrText>
           </w:r>
           <w:r>
             <w:rPr>
@@ -1596,7 +1598,7 @@
             <w:fldChar w:fldCharType="begin"/>
           </w:r>
           <w:r>
-            <w:instrText xml:space="preserve"> PAGEREF _Toc10000 \h </w:instrText>
+            <w:instrText xml:space="preserve"> PAGEREF _Toc28418 \h </w:instrText>
           </w:r>
           <w:r>
             <w:fldChar w:fldCharType="separate"/>
@@ -1634,7 +1636,7 @@
               <w:bCs/>
               <w:lang w:val="zh-CN"/>
             </w:rPr>
-            <w:instrText xml:space="preserve"> HYPERLINK \l _Toc4033 </w:instrText>
+            <w:instrText xml:space="preserve"> HYPERLINK \l _Toc25891 </w:instrText>
           </w:r>
           <w:r>
             <w:rPr>
@@ -1657,7 +1659,7 @@
             <w:fldChar w:fldCharType="begin"/>
           </w:r>
           <w:r>
-            <w:instrText xml:space="preserve"> PAGEREF _Toc4033 \h </w:instrText>
+            <w:instrText xml:space="preserve"> PAGEREF _Toc25891 \h </w:instrText>
           </w:r>
           <w:r>
             <w:fldChar w:fldCharType="separate"/>
@@ -1695,7 +1697,7 @@
               <w:bCs/>
               <w:lang w:val="zh-CN"/>
             </w:rPr>
-            <w:instrText xml:space="preserve"> HYPERLINK \l _Toc7024 </w:instrText>
+            <w:instrText xml:space="preserve"> HYPERLINK \l _Toc22927 </w:instrText>
           </w:r>
           <w:r>
             <w:rPr>
@@ -1718,7 +1720,7 @@
             <w:fldChar w:fldCharType="begin"/>
           </w:r>
           <w:r>
-            <w:instrText xml:space="preserve"> PAGEREF _Toc7024 \h </w:instrText>
+            <w:instrText xml:space="preserve"> PAGEREF _Toc22927 \h </w:instrText>
           </w:r>
           <w:r>
             <w:fldChar w:fldCharType="separate"/>
@@ -1756,7 +1758,7 @@
               <w:bCs/>
               <w:lang w:val="zh-CN"/>
             </w:rPr>
-            <w:instrText xml:space="preserve"> HYPERLINK \l _Toc10060 </w:instrText>
+            <w:instrText xml:space="preserve"> HYPERLINK \l _Toc8271 </w:instrText>
           </w:r>
           <w:r>
             <w:rPr>
@@ -1779,7 +1781,7 @@
             <w:fldChar w:fldCharType="begin"/>
           </w:r>
           <w:r>
-            <w:instrText xml:space="preserve"> PAGEREF _Toc10060 \h </w:instrText>
+            <w:instrText xml:space="preserve"> PAGEREF _Toc8271 \h </w:instrText>
           </w:r>
           <w:r>
             <w:fldChar w:fldCharType="separate"/>
@@ -1817,7 +1819,7 @@
               <w:bCs/>
               <w:lang w:val="zh-CN"/>
             </w:rPr>
-            <w:instrText xml:space="preserve"> HYPERLINK \l _Toc13933 </w:instrText>
+            <w:instrText xml:space="preserve"> HYPERLINK \l _Toc9913 </w:instrText>
           </w:r>
           <w:r>
             <w:rPr>
@@ -1840,7 +1842,7 @@
             <w:fldChar w:fldCharType="begin"/>
           </w:r>
           <w:r>
-            <w:instrText xml:space="preserve"> PAGEREF _Toc13933 \h </w:instrText>
+            <w:instrText xml:space="preserve"> PAGEREF _Toc9913 \h </w:instrText>
           </w:r>
           <w:r>
             <w:fldChar w:fldCharType="separate"/>
@@ -1878,7 +1880,7 @@
               <w:bCs/>
               <w:lang w:val="zh-CN"/>
             </w:rPr>
-            <w:instrText xml:space="preserve"> HYPERLINK \l _Toc29340 </w:instrText>
+            <w:instrText xml:space="preserve"> HYPERLINK \l _Toc28522 </w:instrText>
           </w:r>
           <w:r>
             <w:rPr>
@@ -1901,7 +1903,7 @@
             <w:fldChar w:fldCharType="begin"/>
           </w:r>
           <w:r>
-            <w:instrText xml:space="preserve"> PAGEREF _Toc29340 \h </w:instrText>
+            <w:instrText xml:space="preserve"> PAGEREF _Toc28522 \h </w:instrText>
           </w:r>
           <w:r>
             <w:fldChar w:fldCharType="separate"/>
@@ -1939,7 +1941,7 @@
               <w:bCs/>
               <w:lang w:val="zh-CN"/>
             </w:rPr>
-            <w:instrText xml:space="preserve"> HYPERLINK \l _Toc15432 </w:instrText>
+            <w:instrText xml:space="preserve"> HYPERLINK \l _Toc32180 </w:instrText>
           </w:r>
           <w:r>
             <w:rPr>
@@ -1962,7 +1964,7 @@
             <w:fldChar w:fldCharType="begin"/>
           </w:r>
           <w:r>
-            <w:instrText xml:space="preserve"> PAGEREF _Toc15432 \h </w:instrText>
+            <w:instrText xml:space="preserve"> PAGEREF _Toc32180 \h </w:instrText>
           </w:r>
           <w:r>
             <w:fldChar w:fldCharType="separate"/>
@@ -2000,7 +2002,7 @@
               <w:bCs/>
               <w:lang w:val="zh-CN"/>
             </w:rPr>
-            <w:instrText xml:space="preserve"> HYPERLINK \l _Toc29638 </w:instrText>
+            <w:instrText xml:space="preserve"> HYPERLINK \l _Toc25907 </w:instrText>
           </w:r>
           <w:r>
             <w:rPr>
@@ -2023,7 +2025,7 @@
             <w:fldChar w:fldCharType="begin"/>
           </w:r>
           <w:r>
-            <w:instrText xml:space="preserve"> PAGEREF _Toc29638 \h </w:instrText>
+            <w:instrText xml:space="preserve"> PAGEREF _Toc25907 \h </w:instrText>
           </w:r>
           <w:r>
             <w:fldChar w:fldCharType="separate"/>
@@ -2061,7 +2063,7 @@
               <w:bCs/>
               <w:lang w:val="zh-CN"/>
             </w:rPr>
-            <w:instrText xml:space="preserve"> HYPERLINK \l _Toc8760 </w:instrText>
+            <w:instrText xml:space="preserve"> HYPERLINK \l _Toc21844 </w:instrText>
           </w:r>
           <w:r>
             <w:rPr>
@@ -2084,7 +2086,7 @@
             <w:fldChar w:fldCharType="begin"/>
           </w:r>
           <w:r>
-            <w:instrText xml:space="preserve"> PAGEREF _Toc8760 \h </w:instrText>
+            <w:instrText xml:space="preserve"> PAGEREF _Toc21844 \h </w:instrText>
           </w:r>
           <w:r>
             <w:fldChar w:fldCharType="separate"/>
@@ -2122,7 +2124,7 @@
               <w:bCs/>
               <w:lang w:val="zh-CN"/>
             </w:rPr>
-            <w:instrText xml:space="preserve"> HYPERLINK \l _Toc8403 </w:instrText>
+            <w:instrText xml:space="preserve"> HYPERLINK \l _Toc14346 </w:instrText>
           </w:r>
           <w:r>
             <w:rPr>
@@ -2144,7 +2146,7 @@
             <w:fldChar w:fldCharType="begin"/>
           </w:r>
           <w:r>
-            <w:instrText xml:space="preserve"> PAGEREF _Toc8403 \h </w:instrText>
+            <w:instrText xml:space="preserve"> PAGEREF _Toc14346 \h </w:instrText>
           </w:r>
           <w:r>
             <w:fldChar w:fldCharType="separate"/>
@@ -2182,7 +2184,7 @@
               <w:bCs/>
               <w:lang w:val="zh-CN"/>
             </w:rPr>
-            <w:instrText xml:space="preserve"> HYPERLINK \l _Toc11552 </w:instrText>
+            <w:instrText xml:space="preserve"> HYPERLINK \l _Toc16844 </w:instrText>
           </w:r>
           <w:r>
             <w:rPr>
@@ -2213,7 +2215,7 @@
             <w:fldChar w:fldCharType="begin"/>
           </w:r>
           <w:r>
-            <w:instrText xml:space="preserve"> PAGEREF _Toc11552 \h </w:instrText>
+            <w:instrText xml:space="preserve"> PAGEREF _Toc16844 \h </w:instrText>
           </w:r>
           <w:r>
             <w:fldChar w:fldCharType="separate"/>
@@ -2251,7 +2253,7 @@
               <w:bCs/>
               <w:lang w:val="zh-CN"/>
             </w:rPr>
-            <w:instrText xml:space="preserve"> HYPERLINK \l _Toc15888 </w:instrText>
+            <w:instrText xml:space="preserve"> HYPERLINK \l _Toc27974 </w:instrText>
           </w:r>
           <w:r>
             <w:rPr>
@@ -2273,7 +2275,7 @@
             <w:fldChar w:fldCharType="begin"/>
           </w:r>
           <w:r>
-            <w:instrText xml:space="preserve"> PAGEREF _Toc15888 \h </w:instrText>
+            <w:instrText xml:space="preserve"> PAGEREF _Toc27974 \h </w:instrText>
           </w:r>
           <w:r>
             <w:fldChar w:fldCharType="separate"/>
@@ -2311,7 +2313,7 @@
               <w:bCs/>
               <w:lang w:val="zh-CN"/>
             </w:rPr>
-            <w:instrText xml:space="preserve"> HYPERLINK \l _Toc16172 </w:instrText>
+            <w:instrText xml:space="preserve"> HYPERLINK \l _Toc13636 </w:instrText>
           </w:r>
           <w:r>
             <w:rPr>
@@ -2349,7 +2351,7 @@
             <w:fldChar w:fldCharType="begin"/>
           </w:r>
           <w:r>
-            <w:instrText xml:space="preserve"> PAGEREF _Toc16172 \h </w:instrText>
+            <w:instrText xml:space="preserve"> PAGEREF _Toc13636 \h </w:instrText>
           </w:r>
           <w:r>
             <w:fldChar w:fldCharType="separate"/>
@@ -2387,7 +2389,7 @@
               <w:bCs/>
               <w:lang w:val="zh-CN"/>
             </w:rPr>
-            <w:instrText xml:space="preserve"> HYPERLINK \l _Toc24514 </w:instrText>
+            <w:instrText xml:space="preserve"> HYPERLINK \l _Toc20470 </w:instrText>
           </w:r>
           <w:r>
             <w:rPr>
@@ -2432,7 +2434,7 @@
             <w:fldChar w:fldCharType="begin"/>
           </w:r>
           <w:r>
-            <w:instrText xml:space="preserve"> PAGEREF _Toc24514 \h </w:instrText>
+            <w:instrText xml:space="preserve"> PAGEREF _Toc20470 \h </w:instrText>
           </w:r>
           <w:r>
             <w:fldChar w:fldCharType="separate"/>
@@ -2470,7 +2472,7 @@
               <w:bCs/>
               <w:lang w:val="zh-CN"/>
             </w:rPr>
-            <w:instrText xml:space="preserve"> HYPERLINK \l _Toc4911 </w:instrText>
+            <w:instrText xml:space="preserve"> HYPERLINK \l _Toc29194 </w:instrText>
           </w:r>
           <w:r>
             <w:rPr>
@@ -2493,7 +2495,7 @@
             <w:fldChar w:fldCharType="begin"/>
           </w:r>
           <w:r>
-            <w:instrText xml:space="preserve"> PAGEREF _Toc4911 \h </w:instrText>
+            <w:instrText xml:space="preserve"> PAGEREF _Toc29194 \h </w:instrText>
           </w:r>
           <w:r>
             <w:fldChar w:fldCharType="separate"/>
@@ -2531,7 +2533,7 @@
               <w:bCs/>
               <w:lang w:val="zh-CN"/>
             </w:rPr>
-            <w:instrText xml:space="preserve"> HYPERLINK \l _Toc30351 </w:instrText>
+            <w:instrText xml:space="preserve"> HYPERLINK \l _Toc5826 </w:instrText>
           </w:r>
           <w:r>
             <w:rPr>
@@ -2554,7 +2556,7 @@
             <w:fldChar w:fldCharType="begin"/>
           </w:r>
           <w:r>
-            <w:instrText xml:space="preserve"> PAGEREF _Toc30351 \h </w:instrText>
+            <w:instrText xml:space="preserve"> PAGEREF _Toc5826 \h </w:instrText>
           </w:r>
           <w:r>
             <w:fldChar w:fldCharType="separate"/>
@@ -2592,7 +2594,7 @@
               <w:bCs/>
               <w:lang w:val="zh-CN"/>
             </w:rPr>
-            <w:instrText xml:space="preserve"> HYPERLINK \l _Toc23529 </w:instrText>
+            <w:instrText xml:space="preserve"> HYPERLINK \l _Toc9074 </w:instrText>
           </w:r>
           <w:r>
             <w:rPr>
@@ -2614,7 +2616,7 @@
             <w:fldChar w:fldCharType="begin"/>
           </w:r>
           <w:r>
-            <w:instrText xml:space="preserve"> PAGEREF _Toc23529 \h </w:instrText>
+            <w:instrText xml:space="preserve"> PAGEREF _Toc9074 \h </w:instrText>
           </w:r>
           <w:r>
             <w:fldChar w:fldCharType="separate"/>
@@ -2652,7 +2654,7 @@
               <w:bCs/>
               <w:lang w:val="zh-CN"/>
             </w:rPr>
-            <w:instrText xml:space="preserve"> HYPERLINK \l _Toc9244 </w:instrText>
+            <w:instrText xml:space="preserve"> HYPERLINK \l _Toc31182 </w:instrText>
           </w:r>
           <w:r>
             <w:rPr>
@@ -2683,7 +2685,7 @@
             <w:fldChar w:fldCharType="begin"/>
           </w:r>
           <w:r>
-            <w:instrText xml:space="preserve"> PAGEREF _Toc9244 \h </w:instrText>
+            <w:instrText xml:space="preserve"> PAGEREF _Toc31182 \h </w:instrText>
           </w:r>
           <w:r>
             <w:fldChar w:fldCharType="separate"/>
@@ -2721,7 +2723,7 @@
               <w:bCs/>
               <w:lang w:val="zh-CN"/>
             </w:rPr>
-            <w:instrText xml:space="preserve"> HYPERLINK \l _Toc11948 </w:instrText>
+            <w:instrText xml:space="preserve"> HYPERLINK \l _Toc31396 </w:instrText>
           </w:r>
           <w:r>
             <w:rPr>
@@ -2750,7 +2752,7 @@
             <w:fldChar w:fldCharType="begin"/>
           </w:r>
           <w:r>
-            <w:instrText xml:space="preserve"> PAGEREF _Toc11948 \h </w:instrText>
+            <w:instrText xml:space="preserve"> PAGEREF _Toc31396 \h </w:instrText>
           </w:r>
           <w:r>
             <w:fldChar w:fldCharType="separate"/>
@@ -2788,7 +2790,7 @@
               <w:bCs/>
               <w:lang w:val="zh-CN"/>
             </w:rPr>
-            <w:instrText xml:space="preserve"> HYPERLINK \l _Toc16817 </w:instrText>
+            <w:instrText xml:space="preserve"> HYPERLINK \l _Toc16593 </w:instrText>
           </w:r>
           <w:r>
             <w:rPr>
@@ -2826,7 +2828,7 @@
             <w:fldChar w:fldCharType="begin"/>
           </w:r>
           <w:r>
-            <w:instrText xml:space="preserve"> PAGEREF _Toc16817 \h </w:instrText>
+            <w:instrText xml:space="preserve"> PAGEREF _Toc16593 \h </w:instrText>
           </w:r>
           <w:r>
             <w:fldChar w:fldCharType="separate"/>
@@ -2864,7 +2866,7 @@
               <w:bCs/>
               <w:lang w:val="zh-CN"/>
             </w:rPr>
-            <w:instrText xml:space="preserve"> HYPERLINK \l _Toc7156 </w:instrText>
+            <w:instrText xml:space="preserve"> HYPERLINK \l _Toc22248 </w:instrText>
           </w:r>
           <w:r>
             <w:rPr>
@@ -2887,7 +2889,7 @@
             <w:fldChar w:fldCharType="begin"/>
           </w:r>
           <w:r>
-            <w:instrText xml:space="preserve"> PAGEREF _Toc7156 \h </w:instrText>
+            <w:instrText xml:space="preserve"> PAGEREF _Toc22248 \h </w:instrText>
           </w:r>
           <w:r>
             <w:fldChar w:fldCharType="separate"/>
@@ -2925,7 +2927,7 @@
               <w:bCs/>
               <w:lang w:val="zh-CN"/>
             </w:rPr>
-            <w:instrText xml:space="preserve"> HYPERLINK \l _Toc4320 </w:instrText>
+            <w:instrText xml:space="preserve"> HYPERLINK \l _Toc21179 </w:instrText>
           </w:r>
           <w:r>
             <w:rPr>
@@ -2948,7 +2950,7 @@
             <w:fldChar w:fldCharType="begin"/>
           </w:r>
           <w:r>
-            <w:instrText xml:space="preserve"> PAGEREF _Toc4320 \h </w:instrText>
+            <w:instrText xml:space="preserve"> PAGEREF _Toc21179 \h </w:instrText>
           </w:r>
           <w:r>
             <w:fldChar w:fldCharType="separate"/>
@@ -2986,7 +2988,7 @@
               <w:bCs/>
               <w:lang w:val="zh-CN"/>
             </w:rPr>
-            <w:instrText xml:space="preserve"> HYPERLINK \l _Toc11758 </w:instrText>
+            <w:instrText xml:space="preserve"> HYPERLINK \l _Toc32042 </w:instrText>
           </w:r>
           <w:r>
             <w:rPr>
@@ -3008,7 +3010,7 @@
             <w:fldChar w:fldCharType="begin"/>
           </w:r>
           <w:r>
-            <w:instrText xml:space="preserve"> PAGEREF _Toc11758 \h </w:instrText>
+            <w:instrText xml:space="preserve"> PAGEREF _Toc32042 \h </w:instrText>
           </w:r>
           <w:r>
             <w:fldChar w:fldCharType="separate"/>
@@ -3046,7 +3048,7 @@
               <w:bCs/>
               <w:lang w:val="zh-CN"/>
             </w:rPr>
-            <w:instrText xml:space="preserve"> HYPERLINK \l _Toc3714 </w:instrText>
+            <w:instrText xml:space="preserve"> HYPERLINK \l _Toc23448 </w:instrText>
           </w:r>
           <w:r>
             <w:rPr>
@@ -3077,7 +3079,7 @@
             <w:fldChar w:fldCharType="begin"/>
           </w:r>
           <w:r>
-            <w:instrText xml:space="preserve"> PAGEREF _Toc3714 \h </w:instrText>
+            <w:instrText xml:space="preserve"> PAGEREF _Toc23448 \h </w:instrText>
           </w:r>
           <w:r>
             <w:fldChar w:fldCharType="separate"/>
@@ -3115,7 +3117,7 @@
               <w:bCs/>
               <w:lang w:val="zh-CN"/>
             </w:rPr>
-            <w:instrText xml:space="preserve"> HYPERLINK \l _Toc1024 </w:instrText>
+            <w:instrText xml:space="preserve"> HYPERLINK \l _Toc16590 </w:instrText>
           </w:r>
           <w:r>
             <w:rPr>
@@ -3138,7 +3140,7 @@
             <w:fldChar w:fldCharType="begin"/>
           </w:r>
           <w:r>
-            <w:instrText xml:space="preserve"> PAGEREF _Toc1024 \h </w:instrText>
+            <w:instrText xml:space="preserve"> PAGEREF _Toc16590 \h </w:instrText>
           </w:r>
           <w:r>
             <w:fldChar w:fldCharType="separate"/>
@@ -3176,7 +3178,7 @@
               <w:bCs/>
               <w:lang w:val="zh-CN"/>
             </w:rPr>
-            <w:instrText xml:space="preserve"> HYPERLINK \l _Toc25225 </w:instrText>
+            <w:instrText xml:space="preserve"> HYPERLINK \l _Toc667 </w:instrText>
           </w:r>
           <w:r>
             <w:rPr>
@@ -3199,7 +3201,7 @@
             <w:fldChar w:fldCharType="begin"/>
           </w:r>
           <w:r>
-            <w:instrText xml:space="preserve"> PAGEREF _Toc25225 \h </w:instrText>
+            <w:instrText xml:space="preserve"> PAGEREF _Toc667 \h </w:instrText>
           </w:r>
           <w:r>
             <w:fldChar w:fldCharType="separate"/>
@@ -3237,7 +3239,7 @@
               <w:bCs/>
               <w:lang w:val="zh-CN"/>
             </w:rPr>
-            <w:instrText xml:space="preserve"> HYPERLINK \l _Toc15314 </w:instrText>
+            <w:instrText xml:space="preserve"> HYPERLINK \l _Toc20502 </w:instrText>
           </w:r>
           <w:r>
             <w:rPr>
@@ -3260,7 +3262,7 @@
             <w:fldChar w:fldCharType="begin"/>
           </w:r>
           <w:r>
-            <w:instrText xml:space="preserve"> PAGEREF _Toc15314 \h </w:instrText>
+            <w:instrText xml:space="preserve"> PAGEREF _Toc20502 \h </w:instrText>
           </w:r>
           <w:r>
             <w:fldChar w:fldCharType="separate"/>
@@ -3298,7 +3300,7 @@
               <w:bCs/>
               <w:lang w:val="zh-CN"/>
             </w:rPr>
-            <w:instrText xml:space="preserve"> HYPERLINK \l _Toc31610 </w:instrText>
+            <w:instrText xml:space="preserve"> HYPERLINK \l _Toc14708 </w:instrText>
           </w:r>
           <w:r>
             <w:rPr>
@@ -3321,7 +3323,7 @@
             <w:fldChar w:fldCharType="begin"/>
           </w:r>
           <w:r>
-            <w:instrText xml:space="preserve"> PAGEREF _Toc31610 \h </w:instrText>
+            <w:instrText xml:space="preserve"> PAGEREF _Toc14708 \h </w:instrText>
           </w:r>
           <w:r>
             <w:fldChar w:fldCharType="separate"/>
@@ -3359,7 +3361,7 @@
               <w:bCs/>
               <w:lang w:val="zh-CN"/>
             </w:rPr>
-            <w:instrText xml:space="preserve"> HYPERLINK \l _Toc7020 </w:instrText>
+            <w:instrText xml:space="preserve"> HYPERLINK \l _Toc10393 </w:instrText>
           </w:r>
           <w:r>
             <w:rPr>
@@ -3382,7 +3384,7 @@
             <w:fldChar w:fldCharType="begin"/>
           </w:r>
           <w:r>
-            <w:instrText xml:space="preserve"> PAGEREF _Toc7020 \h </w:instrText>
+            <w:instrText xml:space="preserve"> PAGEREF _Toc10393 \h </w:instrText>
           </w:r>
           <w:r>
             <w:fldChar w:fldCharType="separate"/>
@@ -3420,7 +3422,7 @@
               <w:bCs/>
               <w:lang w:val="zh-CN"/>
             </w:rPr>
-            <w:instrText xml:space="preserve"> HYPERLINK \l _Toc6790 </w:instrText>
+            <w:instrText xml:space="preserve"> HYPERLINK \l _Toc14174 </w:instrText>
           </w:r>
           <w:r>
             <w:rPr>
@@ -3443,7 +3445,7 @@
             <w:fldChar w:fldCharType="begin"/>
           </w:r>
           <w:r>
-            <w:instrText xml:space="preserve"> PAGEREF _Toc6790 \h </w:instrText>
+            <w:instrText xml:space="preserve"> PAGEREF _Toc14174 \h </w:instrText>
           </w:r>
           <w:r>
             <w:fldChar w:fldCharType="separate"/>
@@ -3481,7 +3483,7 @@
               <w:bCs/>
               <w:lang w:val="zh-CN"/>
             </w:rPr>
-            <w:instrText xml:space="preserve"> HYPERLINK \l _Toc19805 </w:instrText>
+            <w:instrText xml:space="preserve"> HYPERLINK \l _Toc7332 </w:instrText>
           </w:r>
           <w:r>
             <w:rPr>
@@ -3504,7 +3506,7 @@
             <w:fldChar w:fldCharType="begin"/>
           </w:r>
           <w:r>
-            <w:instrText xml:space="preserve"> PAGEREF _Toc19805 \h </w:instrText>
+            <w:instrText xml:space="preserve"> PAGEREF _Toc7332 \h </w:instrText>
           </w:r>
           <w:r>
             <w:fldChar w:fldCharType="separate"/>
@@ -3542,7 +3544,7 @@
               <w:bCs/>
               <w:lang w:val="zh-CN"/>
             </w:rPr>
-            <w:instrText xml:space="preserve"> HYPERLINK \l _Toc32153 </w:instrText>
+            <w:instrText xml:space="preserve"> HYPERLINK \l _Toc1411 </w:instrText>
           </w:r>
           <w:r>
             <w:rPr>
@@ -3565,7 +3567,7 @@
             <w:fldChar w:fldCharType="begin"/>
           </w:r>
           <w:r>
-            <w:instrText xml:space="preserve"> PAGEREF _Toc32153 \h </w:instrText>
+            <w:instrText xml:space="preserve"> PAGEREF _Toc1411 \h </w:instrText>
           </w:r>
           <w:r>
             <w:fldChar w:fldCharType="separate"/>
@@ -3603,7 +3605,7 @@
               <w:bCs/>
               <w:lang w:val="zh-CN"/>
             </w:rPr>
-            <w:instrText xml:space="preserve"> HYPERLINK \l _Toc18188 </w:instrText>
+            <w:instrText xml:space="preserve"> HYPERLINK \l _Toc22655 </w:instrText>
           </w:r>
           <w:r>
             <w:rPr>
@@ -3626,7 +3628,7 @@
             <w:fldChar w:fldCharType="begin"/>
           </w:r>
           <w:r>
-            <w:instrText xml:space="preserve"> PAGEREF _Toc18188 \h </w:instrText>
+            <w:instrText xml:space="preserve"> PAGEREF _Toc22655 \h </w:instrText>
           </w:r>
           <w:r>
             <w:fldChar w:fldCharType="separate"/>
@@ -3664,7 +3666,7 @@
               <w:bCs/>
               <w:lang w:val="zh-CN"/>
             </w:rPr>
-            <w:instrText xml:space="preserve"> HYPERLINK \l _Toc32489 </w:instrText>
+            <w:instrText xml:space="preserve"> HYPERLINK \l _Toc28591 </w:instrText>
           </w:r>
           <w:r>
             <w:rPr>
@@ -3699,7 +3701,7 @@
             <w:fldChar w:fldCharType="begin"/>
           </w:r>
           <w:r>
-            <w:instrText xml:space="preserve"> PAGEREF _Toc32489 \h </w:instrText>
+            <w:instrText xml:space="preserve"> PAGEREF _Toc28591 \h </w:instrText>
           </w:r>
           <w:r>
             <w:fldChar w:fldCharType="separate"/>
@@ -3737,7 +3739,7 @@
               <w:bCs/>
               <w:lang w:val="zh-CN"/>
             </w:rPr>
-            <w:instrText xml:space="preserve"> HYPERLINK \l _Toc29346 </w:instrText>
+            <w:instrText xml:space="preserve"> HYPERLINK \l _Toc3812 </w:instrText>
           </w:r>
           <w:r>
             <w:rPr>
@@ -3759,7 +3761,7 @@
             <w:fldChar w:fldCharType="begin"/>
           </w:r>
           <w:r>
-            <w:instrText xml:space="preserve"> PAGEREF _Toc29346 \h </w:instrText>
+            <w:instrText xml:space="preserve"> PAGEREF _Toc3812 \h </w:instrText>
           </w:r>
           <w:r>
             <w:fldChar w:fldCharType="separate"/>
@@ -3797,7 +3799,7 @@
               <w:bCs/>
               <w:lang w:val="zh-CN"/>
             </w:rPr>
-            <w:instrText xml:space="preserve"> HYPERLINK \l _Toc32183 </w:instrText>
+            <w:instrText xml:space="preserve"> HYPERLINK \l _Toc871 </w:instrText>
           </w:r>
           <w:r>
             <w:rPr>
@@ -3828,7 +3830,7 @@
             <w:fldChar w:fldCharType="begin"/>
           </w:r>
           <w:r>
-            <w:instrText xml:space="preserve"> PAGEREF _Toc32183 \h </w:instrText>
+            <w:instrText xml:space="preserve"> PAGEREF _Toc871 \h </w:instrText>
           </w:r>
           <w:r>
             <w:fldChar w:fldCharType="separate"/>
@@ -3866,7 +3868,7 @@
               <w:bCs/>
               <w:lang w:val="zh-CN"/>
             </w:rPr>
-            <w:instrText xml:space="preserve"> HYPERLINK \l _Toc16684 </w:instrText>
+            <w:instrText xml:space="preserve"> HYPERLINK \l _Toc28206 </w:instrText>
           </w:r>
           <w:r>
             <w:rPr>
@@ -3904,7 +3906,7 @@
             <w:fldChar w:fldCharType="begin"/>
           </w:r>
           <w:r>
-            <w:instrText xml:space="preserve"> PAGEREF _Toc16684 \h </w:instrText>
+            <w:instrText xml:space="preserve"> PAGEREF _Toc28206 \h </w:instrText>
           </w:r>
           <w:r>
             <w:fldChar w:fldCharType="separate"/>
@@ -3942,7 +3944,7 @@
               <w:bCs/>
               <w:lang w:val="zh-CN"/>
             </w:rPr>
-            <w:instrText xml:space="preserve"> HYPERLINK \l _Toc16995 </w:instrText>
+            <w:instrText xml:space="preserve"> HYPERLINK \l _Toc22743 </w:instrText>
           </w:r>
           <w:r>
             <w:rPr>
@@ -3973,7 +3975,7 @@
             <w:fldChar w:fldCharType="begin"/>
           </w:r>
           <w:r>
-            <w:instrText xml:space="preserve"> PAGEREF _Toc16995 \h </w:instrText>
+            <w:instrText xml:space="preserve"> PAGEREF _Toc22743 \h </w:instrText>
           </w:r>
           <w:r>
             <w:fldChar w:fldCharType="separate"/>
@@ -4011,7 +4013,7 @@
               <w:bCs/>
               <w:lang w:val="zh-CN"/>
             </w:rPr>
-            <w:instrText xml:space="preserve"> HYPERLINK \l _Toc12006 </w:instrText>
+            <w:instrText xml:space="preserve"> HYPERLINK \l _Toc19469 </w:instrText>
           </w:r>
           <w:r>
             <w:rPr>
@@ -4034,7 +4036,7 @@
             <w:fldChar w:fldCharType="begin"/>
           </w:r>
           <w:r>
-            <w:instrText xml:space="preserve"> PAGEREF _Toc12006 \h </w:instrText>
+            <w:instrText xml:space="preserve"> PAGEREF _Toc19469 \h </w:instrText>
           </w:r>
           <w:r>
             <w:fldChar w:fldCharType="separate"/>
@@ -4072,7 +4074,7 @@
               <w:bCs/>
               <w:lang w:val="zh-CN"/>
             </w:rPr>
-            <w:instrText xml:space="preserve"> HYPERLINK \l _Toc24597 </w:instrText>
+            <w:instrText xml:space="preserve"> HYPERLINK \l _Toc31814 </w:instrText>
           </w:r>
           <w:r>
             <w:rPr>
@@ -4095,7 +4097,7 @@
             <w:fldChar w:fldCharType="begin"/>
           </w:r>
           <w:r>
-            <w:instrText xml:space="preserve"> PAGEREF _Toc24597 \h </w:instrText>
+            <w:instrText xml:space="preserve"> PAGEREF _Toc31814 \h </w:instrText>
           </w:r>
           <w:r>
             <w:fldChar w:fldCharType="separate"/>
@@ -4133,7 +4135,7 @@
               <w:bCs/>
               <w:lang w:val="zh-CN"/>
             </w:rPr>
-            <w:instrText xml:space="preserve"> HYPERLINK \l _Toc21202 </w:instrText>
+            <w:instrText xml:space="preserve"> HYPERLINK \l _Toc9149 </w:instrText>
           </w:r>
           <w:r>
             <w:rPr>
@@ -4156,7 +4158,7 @@
             <w:fldChar w:fldCharType="begin"/>
           </w:r>
           <w:r>
-            <w:instrText xml:space="preserve"> PAGEREF _Toc21202 \h </w:instrText>
+            <w:instrText xml:space="preserve"> PAGEREF _Toc9149 \h </w:instrText>
           </w:r>
           <w:r>
             <w:fldChar w:fldCharType="separate"/>
@@ -4194,7 +4196,7 @@
               <w:bCs/>
               <w:lang w:val="zh-CN"/>
             </w:rPr>
-            <w:instrText xml:space="preserve"> HYPERLINK \l _Toc26736 </w:instrText>
+            <w:instrText xml:space="preserve"> HYPERLINK \l _Toc17375 </w:instrText>
           </w:r>
           <w:r>
             <w:rPr>
@@ -4217,7 +4219,7 @@
             <w:fldChar w:fldCharType="begin"/>
           </w:r>
           <w:r>
-            <w:instrText xml:space="preserve"> PAGEREF _Toc26736 \h </w:instrText>
+            <w:instrText xml:space="preserve"> PAGEREF _Toc17375 \h </w:instrText>
           </w:r>
           <w:r>
             <w:fldChar w:fldCharType="separate"/>
@@ -4255,7 +4257,7 @@
               <w:bCs/>
               <w:lang w:val="zh-CN"/>
             </w:rPr>
-            <w:instrText xml:space="preserve"> HYPERLINK \l _Toc7171 </w:instrText>
+            <w:instrText xml:space="preserve"> HYPERLINK \l _Toc8980 </w:instrText>
           </w:r>
           <w:r>
             <w:rPr>
@@ -4278,7 +4280,7 @@
             <w:fldChar w:fldCharType="begin"/>
           </w:r>
           <w:r>
-            <w:instrText xml:space="preserve"> PAGEREF _Toc7171 \h </w:instrText>
+            <w:instrText xml:space="preserve"> PAGEREF _Toc8980 \h </w:instrText>
           </w:r>
           <w:r>
             <w:fldChar w:fldCharType="separate"/>
@@ -4316,7 +4318,7 @@
               <w:bCs/>
               <w:lang w:val="zh-CN"/>
             </w:rPr>
-            <w:instrText xml:space="preserve"> HYPERLINK \l _Toc10807 </w:instrText>
+            <w:instrText xml:space="preserve"> HYPERLINK \l _Toc32021 </w:instrText>
           </w:r>
           <w:r>
             <w:rPr>
@@ -4339,7 +4341,7 @@
             <w:fldChar w:fldCharType="begin"/>
           </w:r>
           <w:r>
-            <w:instrText xml:space="preserve"> PAGEREF _Toc10807 \h </w:instrText>
+            <w:instrText xml:space="preserve"> PAGEREF _Toc32021 \h </w:instrText>
           </w:r>
           <w:r>
             <w:fldChar w:fldCharType="separate"/>
@@ -4377,7 +4379,7 @@
               <w:bCs/>
               <w:lang w:val="zh-CN"/>
             </w:rPr>
-            <w:instrText xml:space="preserve"> HYPERLINK \l _Toc12868 </w:instrText>
+            <w:instrText xml:space="preserve"> HYPERLINK \l _Toc9443 </w:instrText>
           </w:r>
           <w:r>
             <w:rPr>
@@ -4400,7 +4402,7 @@
             <w:fldChar w:fldCharType="begin"/>
           </w:r>
           <w:r>
-            <w:instrText xml:space="preserve"> PAGEREF _Toc12868 \h </w:instrText>
+            <w:instrText xml:space="preserve"> PAGEREF _Toc9443 \h </w:instrText>
           </w:r>
           <w:r>
             <w:fldChar w:fldCharType="separate"/>
@@ -4438,7 +4440,7 @@
               <w:bCs/>
               <w:lang w:val="zh-CN"/>
             </w:rPr>
-            <w:instrText xml:space="preserve"> HYPERLINK \l _Toc14799 </w:instrText>
+            <w:instrText xml:space="preserve"> HYPERLINK \l _Toc30197 </w:instrText>
           </w:r>
           <w:r>
             <w:rPr>
@@ -4461,7 +4463,7 @@
             <w:fldChar w:fldCharType="begin"/>
           </w:r>
           <w:r>
-            <w:instrText xml:space="preserve"> PAGEREF _Toc14799 \h </w:instrText>
+            <w:instrText xml:space="preserve"> PAGEREF _Toc30197 \h </w:instrText>
           </w:r>
           <w:r>
             <w:fldChar w:fldCharType="separate"/>
@@ -4499,7 +4501,7 @@
               <w:bCs/>
               <w:lang w:val="zh-CN"/>
             </w:rPr>
-            <w:instrText xml:space="preserve"> HYPERLINK \l _Toc23818 </w:instrText>
+            <w:instrText xml:space="preserve"> HYPERLINK \l _Toc11133 </w:instrText>
           </w:r>
           <w:r>
             <w:rPr>
@@ -4522,7 +4524,7 @@
             <w:fldChar w:fldCharType="begin"/>
           </w:r>
           <w:r>
-            <w:instrText xml:space="preserve"> PAGEREF _Toc23818 \h </w:instrText>
+            <w:instrText xml:space="preserve"> PAGEREF _Toc11133 \h </w:instrText>
           </w:r>
           <w:r>
             <w:fldChar w:fldCharType="separate"/>
@@ -4560,7 +4562,7 @@
               <w:bCs/>
               <w:lang w:val="zh-CN"/>
             </w:rPr>
-            <w:instrText xml:space="preserve"> HYPERLINK \l _Toc15094 </w:instrText>
+            <w:instrText xml:space="preserve"> HYPERLINK \l _Toc18967 </w:instrText>
           </w:r>
           <w:r>
             <w:rPr>
@@ -4583,7 +4585,7 @@
             <w:fldChar w:fldCharType="begin"/>
           </w:r>
           <w:r>
-            <w:instrText xml:space="preserve"> PAGEREF _Toc15094 \h </w:instrText>
+            <w:instrText xml:space="preserve"> PAGEREF _Toc18967 \h </w:instrText>
           </w:r>
           <w:r>
             <w:fldChar w:fldCharType="separate"/>
@@ -4621,7 +4623,7 @@
               <w:bCs/>
               <w:lang w:val="zh-CN"/>
             </w:rPr>
-            <w:instrText xml:space="preserve"> HYPERLINK \l _Toc10954 </w:instrText>
+            <w:instrText xml:space="preserve"> HYPERLINK \l _Toc17511 </w:instrText>
           </w:r>
           <w:r>
             <w:rPr>
@@ -4643,7 +4645,7 @@
             <w:fldChar w:fldCharType="begin"/>
           </w:r>
           <w:r>
-            <w:instrText xml:space="preserve"> PAGEREF _Toc10954 \h </w:instrText>
+            <w:instrText xml:space="preserve"> PAGEREF _Toc17511 \h </w:instrText>
           </w:r>
           <w:r>
             <w:fldChar w:fldCharType="separate"/>
@@ -4681,7 +4683,7 @@
               <w:bCs/>
               <w:lang w:val="zh-CN"/>
             </w:rPr>
-            <w:instrText xml:space="preserve"> HYPERLINK \l _Toc23861 </w:instrText>
+            <w:instrText xml:space="preserve"> HYPERLINK \l _Toc22546 </w:instrText>
           </w:r>
           <w:r>
             <w:rPr>
@@ -4704,7 +4706,7 @@
             <w:fldChar w:fldCharType="begin"/>
           </w:r>
           <w:r>
-            <w:instrText xml:space="preserve"> PAGEREF _Toc23861 \h </w:instrText>
+            <w:instrText xml:space="preserve"> PAGEREF _Toc22546 \h </w:instrText>
           </w:r>
           <w:r>
             <w:fldChar w:fldCharType="separate"/>
@@ -4742,7 +4744,7 @@
               <w:bCs/>
               <w:lang w:val="zh-CN"/>
             </w:rPr>
-            <w:instrText xml:space="preserve"> HYPERLINK \l _Toc9260 </w:instrText>
+            <w:instrText xml:space="preserve"> HYPERLINK \l _Toc18034 </w:instrText>
           </w:r>
           <w:r>
             <w:rPr>
@@ -4778,7 +4780,7 @@
             <w:fldChar w:fldCharType="begin"/>
           </w:r>
           <w:r>
-            <w:instrText xml:space="preserve"> PAGEREF _Toc9260 \h </w:instrText>
+            <w:instrText xml:space="preserve"> PAGEREF _Toc18034 \h </w:instrText>
           </w:r>
           <w:r>
             <w:fldChar w:fldCharType="separate"/>
@@ -4816,7 +4818,7 @@
               <w:bCs/>
               <w:lang w:val="zh-CN"/>
             </w:rPr>
-            <w:instrText xml:space="preserve"> HYPERLINK \l _Toc18641 </w:instrText>
+            <w:instrText xml:space="preserve"> HYPERLINK \l _Toc11168 </w:instrText>
           </w:r>
           <w:r>
             <w:rPr>
@@ -4845,7 +4847,7 @@
             <w:fldChar w:fldCharType="begin"/>
           </w:r>
           <w:r>
-            <w:instrText xml:space="preserve"> PAGEREF _Toc18641 \h </w:instrText>
+            <w:instrText xml:space="preserve"> PAGEREF _Toc11168 \h </w:instrText>
           </w:r>
           <w:r>
             <w:fldChar w:fldCharType="separate"/>
@@ -4883,7 +4885,7 @@
               <w:bCs/>
               <w:lang w:val="zh-CN"/>
             </w:rPr>
-            <w:instrText xml:space="preserve"> HYPERLINK \l _Toc29109 </w:instrText>
+            <w:instrText xml:space="preserve"> HYPERLINK \l _Toc9687 </w:instrText>
           </w:r>
           <w:r>
             <w:rPr>
@@ -4906,7 +4908,7 @@
             <w:fldChar w:fldCharType="begin"/>
           </w:r>
           <w:r>
-            <w:instrText xml:space="preserve"> PAGEREF _Toc29109 \h </w:instrText>
+            <w:instrText xml:space="preserve"> PAGEREF _Toc9687 \h </w:instrText>
           </w:r>
           <w:r>
             <w:fldChar w:fldCharType="separate"/>
@@ -4944,7 +4946,7 @@
               <w:bCs/>
               <w:lang w:val="zh-CN"/>
             </w:rPr>
-            <w:instrText xml:space="preserve"> HYPERLINK \l _Toc26690 </w:instrText>
+            <w:instrText xml:space="preserve"> HYPERLINK \l _Toc18905 </w:instrText>
           </w:r>
           <w:r>
             <w:rPr>
@@ -4967,7 +4969,7 @@
             <w:fldChar w:fldCharType="begin"/>
           </w:r>
           <w:r>
-            <w:instrText xml:space="preserve"> PAGEREF _Toc26690 \h </w:instrText>
+            <w:instrText xml:space="preserve"> PAGEREF _Toc18905 \h </w:instrText>
           </w:r>
           <w:r>
             <w:fldChar w:fldCharType="separate"/>
@@ -5005,7 +5007,7 @@
               <w:bCs/>
               <w:lang w:val="zh-CN"/>
             </w:rPr>
-            <w:instrText xml:space="preserve"> HYPERLINK \l _Toc20443 </w:instrText>
+            <w:instrText xml:space="preserve"> HYPERLINK \l _Toc13842 </w:instrText>
           </w:r>
           <w:r>
             <w:rPr>
@@ -5028,7 +5030,7 @@
             <w:fldChar w:fldCharType="begin"/>
           </w:r>
           <w:r>
-            <w:instrText xml:space="preserve"> PAGEREF _Toc20443 \h </w:instrText>
+            <w:instrText xml:space="preserve"> PAGEREF _Toc13842 \h </w:instrText>
           </w:r>
           <w:r>
             <w:fldChar w:fldCharType="separate"/>
@@ -5066,7 +5068,7 @@
               <w:bCs/>
               <w:lang w:val="zh-CN"/>
             </w:rPr>
-            <w:instrText xml:space="preserve"> HYPERLINK \l _Toc6788 </w:instrText>
+            <w:instrText xml:space="preserve"> HYPERLINK \l _Toc30751 </w:instrText>
           </w:r>
           <w:r>
             <w:rPr>
@@ -5089,7 +5091,7 @@
             <w:fldChar w:fldCharType="begin"/>
           </w:r>
           <w:r>
-            <w:instrText xml:space="preserve"> PAGEREF _Toc6788 \h </w:instrText>
+            <w:instrText xml:space="preserve"> PAGEREF _Toc30751 \h </w:instrText>
           </w:r>
           <w:r>
             <w:fldChar w:fldCharType="separate"/>
@@ -5127,7 +5129,7 @@
               <w:bCs/>
               <w:lang w:val="zh-CN"/>
             </w:rPr>
-            <w:instrText xml:space="preserve"> HYPERLINK \l _Toc19616 </w:instrText>
+            <w:instrText xml:space="preserve"> HYPERLINK \l _Toc12157 </w:instrText>
           </w:r>
           <w:r>
             <w:rPr>
@@ -5150,7 +5152,7 @@
             <w:fldChar w:fldCharType="begin"/>
           </w:r>
           <w:r>
-            <w:instrText xml:space="preserve"> PAGEREF _Toc19616 \h </w:instrText>
+            <w:instrText xml:space="preserve"> PAGEREF _Toc12157 \h </w:instrText>
           </w:r>
           <w:r>
             <w:fldChar w:fldCharType="separate"/>
@@ -5188,7 +5190,7 @@
               <w:bCs/>
               <w:lang w:val="zh-CN"/>
             </w:rPr>
-            <w:instrText xml:space="preserve"> HYPERLINK \l _Toc31924 </w:instrText>
+            <w:instrText xml:space="preserve"> HYPERLINK \l _Toc7105 </w:instrText>
           </w:r>
           <w:r>
             <w:rPr>
@@ -5211,7 +5213,7 @@
             <w:fldChar w:fldCharType="begin"/>
           </w:r>
           <w:r>
-            <w:instrText xml:space="preserve"> PAGEREF _Toc31924 \h </w:instrText>
+            <w:instrText xml:space="preserve"> PAGEREF _Toc7105 \h </w:instrText>
           </w:r>
           <w:r>
             <w:fldChar w:fldCharType="separate"/>
@@ -5249,7 +5251,7 @@
               <w:bCs/>
               <w:lang w:val="zh-CN"/>
             </w:rPr>
-            <w:instrText xml:space="preserve"> HYPERLINK \l _Toc25388 </w:instrText>
+            <w:instrText xml:space="preserve"> HYPERLINK \l _Toc16139 </w:instrText>
           </w:r>
           <w:r>
             <w:rPr>
@@ -5272,7 +5274,7 @@
             <w:fldChar w:fldCharType="begin"/>
           </w:r>
           <w:r>
-            <w:instrText xml:space="preserve"> PAGEREF _Toc25388 \h </w:instrText>
+            <w:instrText xml:space="preserve"> PAGEREF _Toc16139 \h </w:instrText>
           </w:r>
           <w:r>
             <w:fldChar w:fldCharType="separate"/>
@@ -5310,7 +5312,7 @@
               <w:bCs/>
               <w:lang w:val="zh-CN"/>
             </w:rPr>
-            <w:instrText xml:space="preserve"> HYPERLINK \l _Toc11740 </w:instrText>
+            <w:instrText xml:space="preserve"> HYPERLINK \l _Toc32603 </w:instrText>
           </w:r>
           <w:r>
             <w:rPr>
@@ -5333,7 +5335,7 @@
             <w:fldChar w:fldCharType="begin"/>
           </w:r>
           <w:r>
-            <w:instrText xml:space="preserve"> PAGEREF _Toc11740 \h </w:instrText>
+            <w:instrText xml:space="preserve"> PAGEREF _Toc32603 \h </w:instrText>
           </w:r>
           <w:r>
             <w:fldChar w:fldCharType="separate"/>
@@ -5371,7 +5373,7 @@
               <w:bCs/>
               <w:lang w:val="zh-CN"/>
             </w:rPr>
-            <w:instrText xml:space="preserve"> HYPERLINK \l _Toc27894 </w:instrText>
+            <w:instrText xml:space="preserve"> HYPERLINK \l _Toc22671 </w:instrText>
           </w:r>
           <w:r>
             <w:rPr>
@@ -5394,7 +5396,7 @@
             <w:fldChar w:fldCharType="begin"/>
           </w:r>
           <w:r>
-            <w:instrText xml:space="preserve"> PAGEREF _Toc27894 \h </w:instrText>
+            <w:instrText xml:space="preserve"> PAGEREF _Toc22671 \h </w:instrText>
           </w:r>
           <w:r>
             <w:fldChar w:fldCharType="separate"/>
@@ -5551,8 +5553,6 @@
           <w:lang w:val="zh-CN"/>
         </w:rPr>
       </w:pPr>
-      <w:bookmarkStart w:id="94" w:name="_GoBack"/>
-      <w:bookmarkEnd w:id="94"/>
     </w:p>
     <w:tbl>
       <w:tblPr>
@@ -5822,7 +5822,7 @@
                 <w:rFonts w:hint="eastAsia"/>
                 <w:lang w:val="en-US" w:eastAsia="zh-CN"/>
               </w:rPr>
-              <w:t>8.36.0.1001</w:t>
+              <w:t>8.37.0.1001</w:t>
             </w:r>
           </w:p>
         </w:tc>
@@ -5929,7 +5929,7 @@
                 <w:rFonts w:hint="eastAsia"/>
                 <w:lang w:val="en-US" w:eastAsia="zh-CN"/>
               </w:rPr>
-              <w:t>07-22</w:t>
+              <w:t>08-12</w:t>
             </w:r>
           </w:p>
         </w:tc>
@@ -6135,7 +6135,7 @@
           <w:rFonts w:hint="eastAsia"/>
         </w:rPr>
       </w:pPr>
-      <w:bookmarkStart w:id="1" w:name="_Toc20611"/>
+      <w:bookmarkStart w:id="1" w:name="_Toc13728"/>
       <w:r>
         <w:rPr>
           <w:rFonts w:hint="eastAsia"/>
@@ -6172,7 +6172,7 @@
         </w:rPr>
       </w:pPr>
       <w:bookmarkStart w:id="2" w:name="_Toc287621254"/>
-      <w:bookmarkStart w:id="3" w:name="_Toc150"/>
+      <w:bookmarkStart w:id="3" w:name="_Toc22401"/>
       <w:r>
         <w:rPr>
           <w:rFonts w:hint="eastAsia"/>
@@ -6319,7 +6319,7 @@
         <w:pStyle w:val="3"/>
       </w:pPr>
       <w:bookmarkStart w:id="4" w:name="_Toc287621255"/>
-      <w:bookmarkStart w:id="5" w:name="_Toc4638"/>
+      <w:bookmarkStart w:id="5" w:name="_Toc16065"/>
       <w:r>
         <w:rPr>
           <w:rFonts w:hint="eastAsia"/>
@@ -6333,7 +6333,7 @@
       <w:pPr>
         <w:pStyle w:val="4"/>
       </w:pPr>
-      <w:bookmarkStart w:id="6" w:name="_Toc30132"/>
+      <w:bookmarkStart w:id="6" w:name="_Toc20231"/>
       <w:r>
         <w:rPr>
           <w:rFonts w:hint="eastAsia"/>
@@ -6405,7 +6405,7 @@
       <w:pPr>
         <w:pStyle w:val="4"/>
       </w:pPr>
-      <w:bookmarkStart w:id="7" w:name="_Toc18967"/>
+      <w:bookmarkStart w:id="7" w:name="_Toc1556"/>
       <w:r>
         <w:rPr>
           <w:rFonts w:hint="eastAsia"/>
@@ -6459,7 +6459,7 @@
       <w:pPr>
         <w:pStyle w:val="4"/>
       </w:pPr>
-      <w:bookmarkStart w:id="8" w:name="_Toc14446"/>
+      <w:bookmarkStart w:id="8" w:name="_Toc15233"/>
       <w:r>
         <w:t>1.2.</w:t>
       </w:r>
@@ -6505,7 +6505,40 @@
         <w:rPr>
           <w:rFonts w:hint="eastAsia"/>
         </w:rPr>
-        <w:t>http://www.xyry.org</w:t>
+        <w:t>http</w:t>
+      </w:r>
+      <w:r>
+        <w:rPr>
+          <w:rFonts w:hint="eastAsia"/>
+          <w:lang w:val="en-US" w:eastAsia="zh-CN"/>
+        </w:rPr>
+        <w:t>s</w:t>
+      </w:r>
+      <w:r>
+        <w:rPr>
+          <w:rFonts w:hint="eastAsia"/>
+        </w:rPr>
+        <w:t>://www.xyry.org</w:t>
+      </w:r>
+      <w:r>
+        <w:rPr>
+          <w:rFonts w:hint="eastAsia"/>
+          <w:lang w:val="en-US" w:eastAsia="zh-CN"/>
+        </w:rPr>
+        <w:t xml:space="preserve"> </w:t>
+      </w:r>
+      <w:r>
+        <w:rPr>
+          <w:rFonts w:hint="eastAsia"/>
+        </w:rPr>
+        <w:t>http</w:t>
+      </w:r>
+      <w:r>
+        <w:rPr>
+          <w:rFonts w:hint="eastAsia"/>
+          <w:lang w:val="en-US" w:eastAsia="zh-CN"/>
+        </w:rPr>
+        <w:t>s://www.libxengine.com</w:t>
       </w:r>
     </w:p>
     <w:p>
@@ -6529,7 +6562,20 @@
         <w:rPr>
           <w:rFonts w:hint="eastAsia"/>
         </w:rPr>
-        <w:t>http://bbs.xyry.org</w:t>
+        <w:t>http</w:t>
+      </w:r>
+      <w:r>
+        <w:rPr>
+          <w:rFonts w:hint="eastAsia"/>
+          <w:lang w:val="en-US" w:eastAsia="zh-CN"/>
+        </w:rPr>
+        <w:t>s</w:t>
+      </w:r>
+      <w:r>
+        <w:rPr>
+          <w:rFonts w:hint="eastAsia"/>
+        </w:rPr>
+        <w:t>://bbs.xyry.org</w:t>
       </w:r>
     </w:p>
     <w:p>
@@ -6584,7 +6630,7 @@
           <w:lang w:val="en-US" w:eastAsia="zh-CN"/>
         </w:rPr>
       </w:pPr>
-      <w:bookmarkStart w:id="9" w:name="_Toc12314"/>
+      <w:bookmarkStart w:id="9" w:name="_Toc5360"/>
       <w:r>
         <w:rPr>
           <w:rFonts w:hint="eastAsia"/>
@@ -6619,7 +6665,7 @@
         <w:pStyle w:val="3"/>
       </w:pPr>
       <w:bookmarkStart w:id="10" w:name="_Toc287621256"/>
-      <w:bookmarkStart w:id="11" w:name="_Toc12656"/>
+      <w:bookmarkStart w:id="11" w:name="_Toc16179"/>
       <w:r>
         <w:rPr>
           <w:rFonts w:hint="eastAsia"/>
@@ -6633,7 +6679,7 @@
       <w:pPr>
         <w:pStyle w:val="4"/>
       </w:pPr>
-      <w:bookmarkStart w:id="12" w:name="_Toc8971"/>
+      <w:bookmarkStart w:id="12" w:name="_Toc29096"/>
       <w:r>
         <w:rPr>
           <w:rFonts w:hint="eastAsia"/>
@@ -6727,7 +6773,7 @@
       <w:pPr>
         <w:pStyle w:val="4"/>
       </w:pPr>
-      <w:bookmarkStart w:id="13" w:name="_Toc8534"/>
+      <w:bookmarkStart w:id="13" w:name="_Toc1982"/>
       <w:r>
         <w:t>1.3.2 Linux</w:t>
       </w:r>
@@ -6962,7 +7008,7 @@
           <w:lang w:val="en-US" w:eastAsia="zh-CN"/>
         </w:rPr>
       </w:pPr>
-      <w:bookmarkStart w:id="14" w:name="_Toc20818"/>
+      <w:bookmarkStart w:id="14" w:name="_Toc14734"/>
       <w:r>
         <w:rPr>
           <w:rFonts w:hint="eastAsia"/>
@@ -7045,7 +7091,7 @@
           <w:lang w:val="en-US" w:eastAsia="zh-CN"/>
         </w:rPr>
       </w:pPr>
-      <w:bookmarkStart w:id="15" w:name="_Toc5173"/>
+      <w:bookmarkStart w:id="15" w:name="_Toc4756"/>
       <w:r>
         <w:rPr>
           <w:rFonts w:hint="eastAsia"/>
@@ -7080,7 +7126,7 @@
           <w:lang w:val="en-US" w:eastAsia="zh-CN"/>
         </w:rPr>
       </w:pPr>
-      <w:bookmarkStart w:id="16" w:name="_Toc6330"/>
+      <w:bookmarkStart w:id="16" w:name="_Toc7180"/>
       <w:r>
         <w:rPr>
           <w:rFonts w:hint="eastAsia"/>
@@ -7110,7 +7156,7 @@
         <w:pStyle w:val="3"/>
       </w:pPr>
       <w:bookmarkStart w:id="17" w:name="_Toc287621257"/>
-      <w:bookmarkStart w:id="18" w:name="_Toc4749"/>
+      <w:bookmarkStart w:id="18" w:name="_Toc25142"/>
       <w:r>
         <w:rPr>
           <w:rFonts w:hint="eastAsia"/>
@@ -7216,7 +7262,7 @@
         <w:pStyle w:val="3"/>
       </w:pPr>
       <w:bookmarkStart w:id="19" w:name="_Toc287621258"/>
-      <w:bookmarkStart w:id="20" w:name="_Toc540"/>
+      <w:bookmarkStart w:id="20" w:name="_Toc18294"/>
       <w:r>
         <w:rPr>
           <w:rFonts w:hint="eastAsia"/>
@@ -7240,7 +7286,7 @@
         <w:pStyle w:val="4"/>
       </w:pPr>
       <w:bookmarkStart w:id="21" w:name="_Toc287621259"/>
-      <w:bookmarkStart w:id="22" w:name="_Toc713"/>
+      <w:bookmarkStart w:id="22" w:name="_Toc4656"/>
       <w:r>
         <w:rPr>
           <w:rFonts w:hint="eastAsia"/>
@@ -7380,7 +7426,7 @@
         <w:pStyle w:val="4"/>
       </w:pPr>
       <w:bookmarkStart w:id="23" w:name="_Toc287621260"/>
-      <w:bookmarkStart w:id="24" w:name="_Toc8032"/>
+      <w:bookmarkStart w:id="24" w:name="_Toc7556"/>
       <w:r>
         <w:rPr>
           <w:rFonts w:hint="eastAsia"/>
@@ -7492,7 +7538,7 @@
       <w:pPr>
         <w:pStyle w:val="3"/>
       </w:pPr>
-      <w:bookmarkStart w:id="25" w:name="_Toc1972"/>
+      <w:bookmarkStart w:id="25" w:name="_Toc26674"/>
       <w:r>
         <w:rPr>
           <w:rFonts w:hint="eastAsia"/>
@@ -7551,7 +7597,7 @@
           <w:lang w:val="en-US" w:eastAsia="zh-CN"/>
         </w:rPr>
       </w:pPr>
-      <w:bookmarkStart w:id="26" w:name="_Toc1698"/>
+      <w:bookmarkStart w:id="26" w:name="_Toc29851"/>
       <w:r>
         <w:rPr>
           <w:rFonts w:hint="eastAsia"/>
@@ -7626,7 +7672,7 @@
         </w:rPr>
       </w:pPr>
       <w:bookmarkStart w:id="27" w:name="_Toc287621261"/>
-      <w:bookmarkStart w:id="28" w:name="_Toc19333"/>
+      <w:bookmarkStart w:id="28" w:name="_Toc12984"/>
       <w:r>
         <w:rPr>
           <w:rFonts w:hint="eastAsia"/>
@@ -7648,7 +7694,7 @@
         <w:pStyle w:val="3"/>
       </w:pPr>
       <w:bookmarkStart w:id="29" w:name="_Toc287621262"/>
-      <w:bookmarkStart w:id="30" w:name="_Toc15238"/>
+      <w:bookmarkStart w:id="30" w:name="_Toc5190"/>
       <w:r>
         <w:t>2.</w:t>
       </w:r>
@@ -7692,7 +7738,7 @@
           <w:lang w:val="en-US" w:eastAsia="zh-CN"/>
         </w:rPr>
       </w:pPr>
-      <w:bookmarkStart w:id="31" w:name="_Toc25719"/>
+      <w:bookmarkStart w:id="31" w:name="_Toc2587"/>
       <w:r>
         <w:rPr>
           <w:rFonts w:hint="eastAsia"/>
@@ -7710,7 +7756,7 @@
           <w:lang w:val="en-US" w:eastAsia="zh-CN"/>
         </w:rPr>
       </w:pPr>
-      <w:bookmarkStart w:id="32" w:name="_Toc8177"/>
+      <w:bookmarkStart w:id="32" w:name="_Toc20113"/>
       <w:r>
         <w:rPr>
           <w:rFonts w:hint="eastAsia"/>
@@ -7760,7 +7806,7 @@
           <w:lang w:val="en-US" w:eastAsia="zh-CN"/>
         </w:rPr>
       </w:pPr>
-      <w:bookmarkStart w:id="33" w:name="_Toc10000"/>
+      <w:bookmarkStart w:id="33" w:name="_Toc28418"/>
       <w:r>
         <w:rPr>
           <w:rFonts w:hint="eastAsia"/>
@@ -7810,7 +7856,7 @@
           <w:lang w:val="en-US" w:eastAsia="zh-CN"/>
         </w:rPr>
       </w:pPr>
-      <w:bookmarkStart w:id="34" w:name="_Toc4033"/>
+      <w:bookmarkStart w:id="34" w:name="_Toc25891"/>
       <w:r>
         <w:rPr>
           <w:rFonts w:hint="eastAsia"/>
@@ -7876,7 +7922,7 @@
           <w:lang w:val="en-US" w:eastAsia="zh-CN"/>
         </w:rPr>
       </w:pPr>
-      <w:bookmarkStart w:id="35" w:name="_Toc7024"/>
+      <w:bookmarkStart w:id="35" w:name="_Toc22927"/>
       <w:r>
         <w:rPr>
           <w:rFonts w:hint="eastAsia"/>
@@ -7926,7 +7972,7 @@
           <w:lang w:val="en-US" w:eastAsia="zh-CN"/>
         </w:rPr>
       </w:pPr>
-      <w:bookmarkStart w:id="36" w:name="_Toc10060"/>
+      <w:bookmarkStart w:id="36" w:name="_Toc8271"/>
       <w:r>
         <w:rPr>
           <w:rFonts w:hint="eastAsia"/>
@@ -7997,7 +8043,7 @@
           <w:lang w:val="en-US" w:eastAsia="zh-CN"/>
         </w:rPr>
       </w:pPr>
-      <w:bookmarkStart w:id="37" w:name="_Toc13933"/>
+      <w:bookmarkStart w:id="37" w:name="_Toc9913"/>
       <w:r>
         <w:rPr>
           <w:rFonts w:hint="eastAsia"/>
@@ -8064,7 +8110,7 @@
           <w:lang w:val="en-US" w:eastAsia="zh-CN"/>
         </w:rPr>
       </w:pPr>
-      <w:bookmarkStart w:id="38" w:name="_Toc29340"/>
+      <w:bookmarkStart w:id="38" w:name="_Toc28522"/>
       <w:r>
         <w:rPr>
           <w:rFonts w:hint="eastAsia"/>
@@ -8131,7 +8177,7 @@
           <w:lang w:val="en-US" w:eastAsia="zh-CN"/>
         </w:rPr>
       </w:pPr>
-      <w:bookmarkStart w:id="39" w:name="_Toc15432"/>
+      <w:bookmarkStart w:id="39" w:name="_Toc32180"/>
       <w:r>
         <w:rPr>
           <w:rFonts w:hint="eastAsia"/>
@@ -8198,7 +8244,7 @@
           <w:lang w:val="en-US" w:eastAsia="zh-CN"/>
         </w:rPr>
       </w:pPr>
-      <w:bookmarkStart w:id="40" w:name="_Toc29638"/>
+      <w:bookmarkStart w:id="40" w:name="_Toc25907"/>
       <w:r>
         <w:rPr>
           <w:rFonts w:hint="eastAsia"/>
@@ -8291,7 +8337,7 @@
           <w:lang w:val="en-US" w:eastAsia="zh-CN"/>
         </w:rPr>
       </w:pPr>
-      <w:bookmarkStart w:id="41" w:name="_Toc8760"/>
+      <w:bookmarkStart w:id="41" w:name="_Toc21844"/>
       <w:r>
         <w:rPr>
           <w:rFonts w:hint="eastAsia"/>
@@ -8305,7 +8351,7 @@
       <w:pPr>
         <w:pStyle w:val="2"/>
       </w:pPr>
-      <w:bookmarkStart w:id="42" w:name="_Toc8403"/>
+      <w:bookmarkStart w:id="42" w:name="_Toc14346"/>
       <w:r>
         <w:rPr>
           <w:rFonts w:hint="eastAsia"/>
@@ -8318,7 +8364,7 @@
       <w:pPr>
         <w:pStyle w:val="3"/>
       </w:pPr>
-      <w:bookmarkStart w:id="43" w:name="_Toc11552"/>
+      <w:bookmarkStart w:id="43" w:name="_Toc16844"/>
       <w:r>
         <w:rPr>
           <w:rFonts w:hint="eastAsia"/>
@@ -8454,7 +8500,7 @@
       <w:pPr>
         <w:pStyle w:val="2"/>
       </w:pPr>
-      <w:bookmarkStart w:id="44" w:name="_Toc15888"/>
+      <w:bookmarkStart w:id="44" w:name="_Toc27974"/>
       <w:r>
         <w:rPr>
           <w:rFonts w:hint="eastAsia"/>
@@ -8467,7 +8513,7 @@
       <w:pPr>
         <w:pStyle w:val="3"/>
       </w:pPr>
-      <w:bookmarkStart w:id="45" w:name="_Toc16172"/>
+      <w:bookmarkStart w:id="45" w:name="_Toc13636"/>
       <w:r>
         <w:rPr>
           <w:rFonts w:hint="eastAsia"/>
@@ -8554,7 +8600,7 @@
       <w:pPr>
         <w:pStyle w:val="3"/>
       </w:pPr>
-      <w:bookmarkStart w:id="46" w:name="_Toc24514"/>
+      <w:bookmarkStart w:id="46" w:name="_Toc20470"/>
       <w:r>
         <w:rPr>
           <w:rFonts w:hint="eastAsia"/>
@@ -8641,7 +8687,7 @@
           <w:lang w:val="en-US" w:eastAsia="zh-CN"/>
         </w:rPr>
       </w:pPr>
-      <w:bookmarkStart w:id="47" w:name="_Toc4911"/>
+      <w:bookmarkStart w:id="47" w:name="_Toc29194"/>
       <w:r>
         <w:rPr>
           <w:rFonts w:hint="eastAsia"/>
@@ -8676,7 +8722,7 @@
           <w:lang w:val="en-US" w:eastAsia="zh-CN"/>
         </w:rPr>
       </w:pPr>
-      <w:bookmarkStart w:id="48" w:name="_Toc30351"/>
+      <w:bookmarkStart w:id="48" w:name="_Toc5826"/>
       <w:r>
         <w:rPr>
           <w:rFonts w:hint="eastAsia"/>
@@ -8738,7 +8784,7 @@
       <w:pPr>
         <w:pStyle w:val="2"/>
       </w:pPr>
-      <w:bookmarkStart w:id="49" w:name="_Toc23529"/>
+      <w:bookmarkStart w:id="49" w:name="_Toc9074"/>
       <w:r>
         <w:rPr>
           <w:rFonts w:hint="eastAsia"/>
@@ -8751,7 +8797,7 @@
       <w:pPr>
         <w:pStyle w:val="3"/>
       </w:pPr>
-      <w:bookmarkStart w:id="50" w:name="_Toc9244"/>
+      <w:bookmarkStart w:id="50" w:name="_Toc31182"/>
       <w:r>
         <w:rPr>
           <w:rFonts w:hint="eastAsia"/>
@@ -9067,7 +9113,7 @@
           <w:lang w:val="en-US" w:eastAsia="zh-CN"/>
         </w:rPr>
       </w:pPr>
-      <w:bookmarkStart w:id="51" w:name="_Toc11948"/>
+      <w:bookmarkStart w:id="51" w:name="_Toc31396"/>
       <w:r>
         <w:rPr>
           <w:lang w:val="en-US"/>
@@ -9606,7 +9652,7 @@
         <w:pStyle w:val="3"/>
         <w:jc w:val="both"/>
       </w:pPr>
-      <w:bookmarkStart w:id="52" w:name="_Toc16817"/>
+      <w:bookmarkStart w:id="52" w:name="_Toc16593"/>
       <w:r>
         <w:rPr>
           <w:rFonts w:hint="eastAsia"/>
@@ -11138,7 +11184,7 @@
           <w:lang w:val="en-US" w:eastAsia="zh-CN"/>
         </w:rPr>
       </w:pPr>
-      <w:bookmarkStart w:id="53" w:name="_Toc7156"/>
+      <w:bookmarkStart w:id="53" w:name="_Toc22248"/>
       <w:r>
         <w:rPr>
           <w:rFonts w:hint="eastAsia"/>
@@ -11225,7 +11271,7 @@
           <w:lang w:val="en-US" w:eastAsia="zh-CN"/>
         </w:rPr>
       </w:pPr>
-      <w:bookmarkStart w:id="54" w:name="_Toc4320"/>
+      <w:bookmarkStart w:id="54" w:name="_Toc21179"/>
       <w:r>
         <w:rPr>
           <w:rFonts w:hint="eastAsia"/>
@@ -11287,7 +11333,7 @@
       <w:pPr>
         <w:pStyle w:val="2"/>
       </w:pPr>
-      <w:bookmarkStart w:id="55" w:name="_Toc11758"/>
+      <w:bookmarkStart w:id="55" w:name="_Toc32042"/>
       <w:r>
         <w:rPr>
           <w:rFonts w:hint="eastAsia"/>
@@ -11300,7 +11346,7 @@
       <w:pPr>
         <w:pStyle w:val="3"/>
       </w:pPr>
-      <w:bookmarkStart w:id="56" w:name="_Toc3714"/>
+      <w:bookmarkStart w:id="56" w:name="_Toc23448"/>
       <w:r>
         <w:rPr>
           <w:rFonts w:hint="eastAsia"/>
@@ -11378,7 +11424,7 @@
           <w:lang w:val="en-US" w:eastAsia="zh-CN"/>
         </w:rPr>
       </w:pPr>
-      <w:bookmarkStart w:id="57" w:name="_Toc1024"/>
+      <w:bookmarkStart w:id="57" w:name="_Toc16590"/>
       <w:r>
         <w:rPr>
           <w:rFonts w:hint="eastAsia"/>
@@ -11448,7 +11494,7 @@
           <w:lang w:val="en-US" w:eastAsia="zh-CN"/>
         </w:rPr>
       </w:pPr>
-      <w:bookmarkStart w:id="58" w:name="_Toc25225"/>
+      <w:bookmarkStart w:id="58" w:name="_Toc667"/>
       <w:r>
         <w:rPr>
           <w:rFonts w:hint="eastAsia"/>
@@ -11518,7 +11564,7 @@
           <w:lang w:val="en-US" w:eastAsia="zh-CN"/>
         </w:rPr>
       </w:pPr>
-      <w:bookmarkStart w:id="59" w:name="_Toc15314"/>
+      <w:bookmarkStart w:id="59" w:name="_Toc20502"/>
       <w:r>
         <w:rPr>
           <w:rFonts w:hint="eastAsia"/>
@@ -11588,7 +11634,7 @@
           <w:lang w:val="en-US" w:eastAsia="zh-CN"/>
         </w:rPr>
       </w:pPr>
-      <w:bookmarkStart w:id="60" w:name="_Toc31610"/>
+      <w:bookmarkStart w:id="60" w:name="_Toc14708"/>
       <w:r>
         <w:rPr>
           <w:rFonts w:hint="eastAsia"/>
@@ -11658,7 +11704,7 @@
           <w:lang w:val="en-US" w:eastAsia="zh-CN"/>
         </w:rPr>
       </w:pPr>
-      <w:bookmarkStart w:id="61" w:name="_Toc7020"/>
+      <w:bookmarkStart w:id="61" w:name="_Toc10393"/>
       <w:r>
         <w:rPr>
           <w:rFonts w:hint="eastAsia"/>
@@ -11728,7 +11774,7 @@
           <w:lang w:val="en-US" w:eastAsia="zh-CN"/>
         </w:rPr>
       </w:pPr>
-      <w:bookmarkStart w:id="62" w:name="_Toc6790"/>
+      <w:bookmarkStart w:id="62" w:name="_Toc14174"/>
       <w:r>
         <w:rPr>
           <w:rFonts w:hint="eastAsia"/>
@@ -11798,7 +11844,7 @@
           <w:lang w:val="en-US" w:eastAsia="zh-CN"/>
         </w:rPr>
       </w:pPr>
-      <w:bookmarkStart w:id="63" w:name="_Toc19805"/>
+      <w:bookmarkStart w:id="63" w:name="_Toc7332"/>
       <w:r>
         <w:rPr>
           <w:rFonts w:hint="eastAsia"/>
@@ -11868,7 +11914,7 @@
           <w:lang w:val="en-US" w:eastAsia="zh-CN"/>
         </w:rPr>
       </w:pPr>
-      <w:bookmarkStart w:id="64" w:name="_Toc32153"/>
+      <w:bookmarkStart w:id="64" w:name="_Toc1411"/>
       <w:r>
         <w:rPr>
           <w:rFonts w:hint="eastAsia"/>
@@ -11938,7 +11984,7 @@
           <w:lang w:val="en-US" w:eastAsia="zh-CN"/>
         </w:rPr>
       </w:pPr>
-      <w:bookmarkStart w:id="65" w:name="_Toc18188"/>
+      <w:bookmarkStart w:id="65" w:name="_Toc22655"/>
       <w:r>
         <w:rPr>
           <w:rFonts w:hint="eastAsia"/>
@@ -12006,7 +12052,7 @@
           <w:rFonts w:hint="eastAsia"/>
         </w:rPr>
       </w:pPr>
-      <w:bookmarkStart w:id="66" w:name="_Toc32489"/>
+      <w:bookmarkStart w:id="66" w:name="_Toc28591"/>
       <w:r>
         <w:rPr>
           <w:rFonts w:hint="eastAsia"/>
@@ -12086,7 +12132,7 @@
           <w:rFonts w:hint="eastAsia"/>
         </w:rPr>
       </w:pPr>
-      <w:bookmarkStart w:id="67" w:name="_Toc29346"/>
+      <w:bookmarkStart w:id="67" w:name="_Toc3812"/>
       <w:r>
         <w:rPr>
           <w:rFonts w:hint="eastAsia"/>
@@ -12099,7 +12145,7 @@
       <w:pPr>
         <w:pStyle w:val="3"/>
       </w:pPr>
-      <w:bookmarkStart w:id="68" w:name="_Toc32183"/>
+      <w:bookmarkStart w:id="68" w:name="_Toc871"/>
       <w:r>
         <w:rPr>
           <w:rFonts w:hint="eastAsia"/>
@@ -12545,7 +12591,7 @@
       <w:pPr>
         <w:pStyle w:val="3"/>
       </w:pPr>
-      <w:bookmarkStart w:id="69" w:name="_Toc16684"/>
+      <w:bookmarkStart w:id="69" w:name="_Toc28206"/>
       <w:r>
         <w:rPr>
           <w:rFonts w:hint="eastAsia"/>
@@ -12977,7 +13023,7 @@
           <w:rFonts w:hint="eastAsia"/>
         </w:rPr>
       </w:pPr>
-      <w:bookmarkStart w:id="70" w:name="_Toc16995"/>
+      <w:bookmarkStart w:id="70" w:name="_Toc22743"/>
       <w:r>
         <w:rPr>
           <w:rFonts w:hint="eastAsia"/>
@@ -13018,7 +13064,7 @@
           <w:lang w:val="en-US" w:eastAsia="zh-CN"/>
         </w:rPr>
       </w:pPr>
-      <w:bookmarkStart w:id="71" w:name="_Toc12006"/>
+      <w:bookmarkStart w:id="71" w:name="_Toc19469"/>
       <w:r>
         <w:rPr>
           <w:rFonts w:hint="eastAsia"/>
@@ -13036,7 +13082,7 @@
           <w:lang w:val="en-US" w:eastAsia="zh-CN"/>
         </w:rPr>
       </w:pPr>
-      <w:bookmarkStart w:id="72" w:name="_Toc24597"/>
+      <w:bookmarkStart w:id="72" w:name="_Toc31814"/>
       <w:r>
         <w:rPr>
           <w:rFonts w:hint="eastAsia"/>
@@ -13301,7 +13347,7 @@
           <w:lang w:val="en-US" w:eastAsia="zh-CN"/>
         </w:rPr>
       </w:pPr>
-      <w:bookmarkStart w:id="73" w:name="_Toc21202"/>
+      <w:bookmarkStart w:id="73" w:name="_Toc9149"/>
       <w:r>
         <w:rPr>
           <w:rFonts w:hint="eastAsia"/>
@@ -13438,7 +13484,7 @@
           <w:lang w:val="en-US" w:eastAsia="zh-CN"/>
         </w:rPr>
       </w:pPr>
-      <w:bookmarkStart w:id="74" w:name="_Toc26736"/>
+      <w:bookmarkStart w:id="74" w:name="_Toc17375"/>
       <w:r>
         <w:rPr>
           <w:rFonts w:hint="eastAsia"/>
@@ -13603,7 +13649,7 @@
           <w:lang w:val="en-US" w:eastAsia="zh-CN"/>
         </w:rPr>
       </w:pPr>
-      <w:bookmarkStart w:id="75" w:name="_Toc7171"/>
+      <w:bookmarkStart w:id="75" w:name="_Toc8980"/>
       <w:r>
         <w:rPr>
           <w:rFonts w:hint="eastAsia"/>
@@ -13769,7 +13815,7 @@
           <w:lang w:val="en-US" w:eastAsia="zh-CN"/>
         </w:rPr>
       </w:pPr>
-      <w:bookmarkStart w:id="76" w:name="_Toc10807"/>
+      <w:bookmarkStart w:id="76" w:name="_Toc32021"/>
       <w:r>
         <w:rPr>
           <w:rFonts w:hint="eastAsia"/>
@@ -13999,7 +14045,7 @@
           <w:lang w:val="en-US" w:eastAsia="zh-CN"/>
         </w:rPr>
       </w:pPr>
-      <w:bookmarkStart w:id="77" w:name="_Toc12868"/>
+      <w:bookmarkStart w:id="77" w:name="_Toc9443"/>
       <w:r>
         <w:rPr>
           <w:rFonts w:hint="eastAsia"/>
@@ -14151,7 +14197,7 @@
           <w:lang w:val="en-US" w:eastAsia="zh-CN"/>
         </w:rPr>
       </w:pPr>
-      <w:bookmarkStart w:id="78" w:name="_Toc14799"/>
+      <w:bookmarkStart w:id="78" w:name="_Toc30197"/>
       <w:r>
         <w:rPr>
           <w:rFonts w:hint="eastAsia"/>
@@ -14485,7 +14531,7 @@
           <w:lang w:val="en-US" w:eastAsia="zh-CN"/>
         </w:rPr>
       </w:pPr>
-      <w:bookmarkStart w:id="79" w:name="_Toc23818"/>
+      <w:bookmarkStart w:id="79" w:name="_Toc11133"/>
       <w:r>
         <w:rPr>
           <w:rFonts w:hint="eastAsia"/>
@@ -14788,7 +14834,7 @@
           <w:lang w:val="en-US" w:eastAsia="zh-CN"/>
         </w:rPr>
       </w:pPr>
-      <w:bookmarkStart w:id="80" w:name="_Toc15094"/>
+      <w:bookmarkStart w:id="80" w:name="_Toc18967"/>
       <w:r>
         <w:rPr>
           <w:rFonts w:hint="eastAsia"/>
@@ -14892,7 +14938,7 @@
           <w:rFonts w:hint="eastAsia"/>
         </w:rPr>
       </w:pPr>
-      <w:bookmarkStart w:id="81" w:name="_Toc10954"/>
+      <w:bookmarkStart w:id="81" w:name="_Toc17511"/>
       <w:r>
         <w:rPr>
           <w:rFonts w:hint="eastAsia"/>
@@ -14910,7 +14956,7 @@
           <w:lang w:val="en-US" w:eastAsia="zh-CN"/>
         </w:rPr>
       </w:pPr>
-      <w:bookmarkStart w:id="82" w:name="_Toc23861"/>
+      <w:bookmarkStart w:id="82" w:name="_Toc22546"/>
       <w:r>
         <w:rPr>
           <w:rFonts w:hint="eastAsia"/>
@@ -14945,7 +14991,7 @@
           <w:lang w:val="en-US" w:eastAsia="zh-CN"/>
         </w:rPr>
       </w:pPr>
-      <w:bookmarkStart w:id="83" w:name="_Toc9260"/>
+      <w:bookmarkStart w:id="83" w:name="_Toc18034"/>
       <w:r>
         <w:rPr>
           <w:rFonts w:hint="eastAsia"/>
@@ -15144,7 +15190,7 @@
           <w:lang w:val="en-US" w:eastAsia="zh-CN"/>
         </w:rPr>
       </w:pPr>
-      <w:bookmarkStart w:id="84" w:name="_Toc18641"/>
+      <w:bookmarkStart w:id="84" w:name="_Toc11168"/>
       <w:r>
         <w:rPr>
           <w:rFonts w:hint="eastAsia"/>
@@ -15217,7 +15263,7 @@
           <w:lang w:val="en-US" w:eastAsia="zh-CN"/>
         </w:rPr>
       </w:pPr>
-      <w:bookmarkStart w:id="85" w:name="_Toc29109"/>
+      <w:bookmarkStart w:id="85" w:name="_Toc9687"/>
       <w:r>
         <w:rPr>
           <w:rFonts w:hint="eastAsia"/>
@@ -15256,7 +15302,7 @@
           <w:rFonts w:hint="eastAsia"/>
           <w:lang w:val="en-US" w:eastAsia="zh-CN"/>
         </w:rPr>
-        <w:t>当然,前提你可以通过加入我们的开源项目,提供优质的开源代码,我们将在考核后邀请你加入</w:t>
+        <w:t>前提通过加入我们的开源项目,提供优质的开源代码,我们将在考察后邀请你加入</w:t>
       </w:r>
     </w:p>
     <w:p>
@@ -15283,7 +15329,7 @@
           <w:lang w:val="en-US" w:eastAsia="zh-CN"/>
         </w:rPr>
       </w:pPr>
-      <w:bookmarkStart w:id="86" w:name="_Toc26690"/>
+      <w:bookmarkStart w:id="86" w:name="_Toc18905"/>
       <w:r>
         <w:rPr>
           <w:rFonts w:hint="eastAsia"/>
@@ -15369,7 +15415,7 @@
           <w:lang w:val="en-US" w:eastAsia="zh-CN"/>
         </w:rPr>
       </w:pPr>
-      <w:bookmarkStart w:id="87" w:name="_Toc20443"/>
+      <w:bookmarkStart w:id="87" w:name="_Toc13842"/>
       <w:r>
         <w:rPr>
           <w:rFonts w:hint="eastAsia"/>
@@ -15388,7 +15434,7 @@
           <w:lang w:val="en-US" w:eastAsia="zh-CN"/>
         </w:rPr>
       </w:pPr>
-      <w:bookmarkStart w:id="88" w:name="_Toc6788"/>
+      <w:bookmarkStart w:id="88" w:name="_Toc30751"/>
       <w:r>
         <w:rPr>
           <w:rFonts w:hint="eastAsia"/>
@@ -15422,7 +15468,7 @@
           <w:lang w:val="en-US" w:eastAsia="zh-CN"/>
         </w:rPr>
       </w:pPr>
-      <w:bookmarkStart w:id="89" w:name="_Toc19616"/>
+      <w:bookmarkStart w:id="89" w:name="_Toc12157"/>
       <w:r>
         <w:rPr>
           <w:rFonts w:hint="eastAsia"/>
@@ -15660,7 +15706,7 @@
           <w:lang w:val="en-US" w:eastAsia="zh-CN"/>
         </w:rPr>
       </w:pPr>
-      <w:bookmarkStart w:id="90" w:name="_Toc31924"/>
+      <w:bookmarkStart w:id="90" w:name="_Toc7105"/>
       <w:r>
         <w:rPr>
           <w:rFonts w:hint="eastAsia"/>
@@ -15678,7 +15724,7 @@
           <w:lang w:val="en-US" w:eastAsia="zh-CN"/>
         </w:rPr>
       </w:pPr>
-      <w:bookmarkStart w:id="91" w:name="_Toc25388"/>
+      <w:bookmarkStart w:id="91" w:name="_Toc16139"/>
       <w:r>
         <w:rPr>
           <w:rFonts w:hint="eastAsia"/>
@@ -15744,7 +15790,7 @@
           <w:lang w:val="en-US" w:eastAsia="zh-CN"/>
         </w:rPr>
       </w:pPr>
-      <w:bookmarkStart w:id="92" w:name="_Toc11740"/>
+      <w:bookmarkStart w:id="92" w:name="_Toc32603"/>
       <w:r>
         <w:rPr>
           <w:rFonts w:hint="eastAsia"/>
@@ -15779,7 +15825,7 @@
           <w:lang w:val="en-US" w:eastAsia="zh-CN"/>
         </w:rPr>
       </w:pPr>
-      <w:bookmarkStart w:id="93" w:name="_Toc27894"/>
+      <w:bookmarkStart w:id="93" w:name="_Toc22671"/>
       <w:r>
         <w:rPr>
           <w:rFonts w:hint="eastAsia"/>

--- a/XEngine_Docment/开发人员必读.docx
+++ b/XEngine_Docment/开发人员必读.docx
@@ -104,7 +104,7 @@
             <w:fldChar w:fldCharType="begin"/>
           </w:r>
           <w:r>
-            <w:instrText xml:space="preserve"> HYPERLINK \l _Toc13728 </w:instrText>
+            <w:instrText xml:space="preserve"> HYPERLINK \l _Toc27414 </w:instrText>
           </w:r>
           <w:r>
             <w:fldChar w:fldCharType="separate"/>
@@ -122,7 +122,7 @@
             <w:fldChar w:fldCharType="begin"/>
           </w:r>
           <w:r>
-            <w:instrText xml:space="preserve"> PAGEREF _Toc13728 \h </w:instrText>
+            <w:instrText xml:space="preserve"> PAGEREF _Toc27414 \h </w:instrText>
           </w:r>
           <w:r>
             <w:fldChar w:fldCharType="separate"/>
@@ -156,7 +156,7 @@
               <w:bCs/>
               <w:lang w:val="zh-CN"/>
             </w:rPr>
-            <w:instrText xml:space="preserve"> HYPERLINK \l _Toc22401 </w:instrText>
+            <w:instrText xml:space="preserve"> HYPERLINK \l _Toc12282 </w:instrText>
           </w:r>
           <w:r>
             <w:rPr>
@@ -184,7 +184,7 @@
             <w:fldChar w:fldCharType="begin"/>
           </w:r>
           <w:r>
-            <w:instrText xml:space="preserve"> PAGEREF _Toc22401 \h </w:instrText>
+            <w:instrText xml:space="preserve"> PAGEREF _Toc12282 \h </w:instrText>
           </w:r>
           <w:r>
             <w:fldChar w:fldCharType="separate"/>
@@ -222,7 +222,7 @@
               <w:bCs/>
               <w:lang w:val="zh-CN"/>
             </w:rPr>
-            <w:instrText xml:space="preserve"> HYPERLINK \l _Toc16065 </w:instrText>
+            <w:instrText xml:space="preserve"> HYPERLINK \l _Toc4982 </w:instrText>
           </w:r>
           <w:r>
             <w:rPr>
@@ -244,7 +244,7 @@
             <w:fldChar w:fldCharType="begin"/>
           </w:r>
           <w:r>
-            <w:instrText xml:space="preserve"> PAGEREF _Toc16065 \h </w:instrText>
+            <w:instrText xml:space="preserve"> PAGEREF _Toc4982 \h </w:instrText>
           </w:r>
           <w:r>
             <w:fldChar w:fldCharType="separate"/>
@@ -282,7 +282,7 @@
               <w:bCs/>
               <w:lang w:val="zh-CN"/>
             </w:rPr>
-            <w:instrText xml:space="preserve"> HYPERLINK \l _Toc20231 </w:instrText>
+            <w:instrText xml:space="preserve"> HYPERLINK \l _Toc7286 </w:instrText>
           </w:r>
           <w:r>
             <w:rPr>
@@ -313,7 +313,7 @@
             <w:fldChar w:fldCharType="begin"/>
           </w:r>
           <w:r>
-            <w:instrText xml:space="preserve"> PAGEREF _Toc20231 \h </w:instrText>
+            <w:instrText xml:space="preserve"> PAGEREF _Toc7286 \h </w:instrText>
           </w:r>
           <w:r>
             <w:fldChar w:fldCharType="separate"/>
@@ -351,7 +351,7 @@
               <w:bCs/>
               <w:lang w:val="zh-CN"/>
             </w:rPr>
-            <w:instrText xml:space="preserve"> HYPERLINK \l _Toc1556 </w:instrText>
+            <w:instrText xml:space="preserve"> HYPERLINK \l _Toc18767 </w:instrText>
           </w:r>
           <w:r>
             <w:rPr>
@@ -382,7 +382,7 @@
             <w:fldChar w:fldCharType="begin"/>
           </w:r>
           <w:r>
-            <w:instrText xml:space="preserve"> PAGEREF _Toc1556 \h </w:instrText>
+            <w:instrText xml:space="preserve"> PAGEREF _Toc18767 \h </w:instrText>
           </w:r>
           <w:r>
             <w:fldChar w:fldCharType="separate"/>
@@ -420,7 +420,7 @@
               <w:bCs/>
               <w:lang w:val="zh-CN"/>
             </w:rPr>
-            <w:instrText xml:space="preserve"> HYPERLINK \l _Toc15233 </w:instrText>
+            <w:instrText xml:space="preserve"> HYPERLINK \l _Toc1196 </w:instrText>
           </w:r>
           <w:r>
             <w:rPr>
@@ -458,7 +458,7 @@
             <w:fldChar w:fldCharType="begin"/>
           </w:r>
           <w:r>
-            <w:instrText xml:space="preserve"> PAGEREF _Toc15233 \h </w:instrText>
+            <w:instrText xml:space="preserve"> PAGEREF _Toc1196 \h </w:instrText>
           </w:r>
           <w:r>
             <w:fldChar w:fldCharType="separate"/>
@@ -496,7 +496,7 @@
               <w:bCs/>
               <w:lang w:val="zh-CN"/>
             </w:rPr>
-            <w:instrText xml:space="preserve"> HYPERLINK \l _Toc5360 </w:instrText>
+            <w:instrText xml:space="preserve"> HYPERLINK \l _Toc136 </w:instrText>
           </w:r>
           <w:r>
             <w:rPr>
@@ -519,7 +519,7 @@
             <w:fldChar w:fldCharType="begin"/>
           </w:r>
           <w:r>
-            <w:instrText xml:space="preserve"> PAGEREF _Toc5360 \h </w:instrText>
+            <w:instrText xml:space="preserve"> PAGEREF _Toc136 \h </w:instrText>
           </w:r>
           <w:r>
             <w:fldChar w:fldCharType="separate"/>
@@ -557,7 +557,7 @@
               <w:bCs/>
               <w:lang w:val="zh-CN"/>
             </w:rPr>
-            <w:instrText xml:space="preserve"> HYPERLINK \l _Toc16179 </w:instrText>
+            <w:instrText xml:space="preserve"> HYPERLINK \l _Toc26632 </w:instrText>
           </w:r>
           <w:r>
             <w:rPr>
@@ -579,7 +579,7 @@
             <w:fldChar w:fldCharType="begin"/>
           </w:r>
           <w:r>
-            <w:instrText xml:space="preserve"> PAGEREF _Toc16179 \h </w:instrText>
+            <w:instrText xml:space="preserve"> PAGEREF _Toc26632 \h </w:instrText>
           </w:r>
           <w:r>
             <w:fldChar w:fldCharType="separate"/>
@@ -617,7 +617,7 @@
               <w:bCs/>
               <w:lang w:val="zh-CN"/>
             </w:rPr>
-            <w:instrText xml:space="preserve"> HYPERLINK \l _Toc29096 </w:instrText>
+            <w:instrText xml:space="preserve"> HYPERLINK \l _Toc12673 </w:instrText>
           </w:r>
           <w:r>
             <w:rPr>
@@ -642,7 +642,7 @@
             <w:fldChar w:fldCharType="begin"/>
           </w:r>
           <w:r>
-            <w:instrText xml:space="preserve"> PAGEREF _Toc29096 \h </w:instrText>
+            <w:instrText xml:space="preserve"> PAGEREF _Toc12673 \h </w:instrText>
           </w:r>
           <w:r>
             <w:fldChar w:fldCharType="separate"/>
@@ -680,7 +680,7 @@
               <w:bCs/>
               <w:lang w:val="zh-CN"/>
             </w:rPr>
-            <w:instrText xml:space="preserve"> HYPERLINK \l _Toc1982 </w:instrText>
+            <w:instrText xml:space="preserve"> HYPERLINK \l _Toc24987 </w:instrText>
           </w:r>
           <w:r>
             <w:rPr>
@@ -705,7 +705,7 @@
             <w:fldChar w:fldCharType="begin"/>
           </w:r>
           <w:r>
-            <w:instrText xml:space="preserve"> PAGEREF _Toc1982 \h </w:instrText>
+            <w:instrText xml:space="preserve"> PAGEREF _Toc24987 \h </w:instrText>
           </w:r>
           <w:r>
             <w:fldChar w:fldCharType="separate"/>
@@ -743,7 +743,7 @@
               <w:bCs/>
               <w:lang w:val="zh-CN"/>
             </w:rPr>
-            <w:instrText xml:space="preserve"> HYPERLINK \l _Toc14734 </w:instrText>
+            <w:instrText xml:space="preserve"> HYPERLINK \l _Toc18025 </w:instrText>
           </w:r>
           <w:r>
             <w:rPr>
@@ -766,7 +766,7 @@
             <w:fldChar w:fldCharType="begin"/>
           </w:r>
           <w:r>
-            <w:instrText xml:space="preserve"> PAGEREF _Toc14734 \h </w:instrText>
+            <w:instrText xml:space="preserve"> PAGEREF _Toc18025 \h </w:instrText>
           </w:r>
           <w:r>
             <w:fldChar w:fldCharType="separate"/>
@@ -804,7 +804,7 @@
               <w:bCs/>
               <w:lang w:val="zh-CN"/>
             </w:rPr>
-            <w:instrText xml:space="preserve"> HYPERLINK \l _Toc4756 </w:instrText>
+            <w:instrText xml:space="preserve"> HYPERLINK \l _Toc10397 </w:instrText>
           </w:r>
           <w:r>
             <w:rPr>
@@ -827,7 +827,7 @@
             <w:fldChar w:fldCharType="begin"/>
           </w:r>
           <w:r>
-            <w:instrText xml:space="preserve"> PAGEREF _Toc4756 \h </w:instrText>
+            <w:instrText xml:space="preserve"> PAGEREF _Toc10397 \h </w:instrText>
           </w:r>
           <w:r>
             <w:fldChar w:fldCharType="separate"/>
@@ -865,7 +865,7 @@
               <w:bCs/>
               <w:lang w:val="zh-CN"/>
             </w:rPr>
-            <w:instrText xml:space="preserve"> HYPERLINK \l _Toc7180 </w:instrText>
+            <w:instrText xml:space="preserve"> HYPERLINK \l _Toc16470 </w:instrText>
           </w:r>
           <w:r>
             <w:rPr>
@@ -888,7 +888,7 @@
             <w:fldChar w:fldCharType="begin"/>
           </w:r>
           <w:r>
-            <w:instrText xml:space="preserve"> PAGEREF _Toc7180 \h </w:instrText>
+            <w:instrText xml:space="preserve"> PAGEREF _Toc16470 \h </w:instrText>
           </w:r>
           <w:r>
             <w:fldChar w:fldCharType="separate"/>
@@ -926,7 +926,7 @@
               <w:bCs/>
               <w:lang w:val="zh-CN"/>
             </w:rPr>
-            <w:instrText xml:space="preserve"> HYPERLINK \l _Toc25142 </w:instrText>
+            <w:instrText xml:space="preserve"> HYPERLINK \l _Toc11675 </w:instrText>
           </w:r>
           <w:r>
             <w:rPr>
@@ -948,7 +948,7 @@
             <w:fldChar w:fldCharType="begin"/>
           </w:r>
           <w:r>
-            <w:instrText xml:space="preserve"> PAGEREF _Toc25142 \h </w:instrText>
+            <w:instrText xml:space="preserve"> PAGEREF _Toc11675 \h </w:instrText>
           </w:r>
           <w:r>
             <w:fldChar w:fldCharType="separate"/>
@@ -986,7 +986,7 @@
               <w:bCs/>
               <w:lang w:val="zh-CN"/>
             </w:rPr>
-            <w:instrText xml:space="preserve"> HYPERLINK \l _Toc18294 </w:instrText>
+            <w:instrText xml:space="preserve"> HYPERLINK \l _Toc14890 </w:instrText>
           </w:r>
           <w:r>
             <w:rPr>
@@ -1017,7 +1017,7 @@
             <w:fldChar w:fldCharType="begin"/>
           </w:r>
           <w:r>
-            <w:instrText xml:space="preserve"> PAGEREF _Toc18294 \h </w:instrText>
+            <w:instrText xml:space="preserve"> PAGEREF _Toc14890 \h </w:instrText>
           </w:r>
           <w:r>
             <w:fldChar w:fldCharType="separate"/>
@@ -1055,7 +1055,7 @@
               <w:bCs/>
               <w:lang w:val="zh-CN"/>
             </w:rPr>
-            <w:instrText xml:space="preserve"> HYPERLINK \l _Toc4656 </w:instrText>
+            <w:instrText xml:space="preserve"> HYPERLINK \l _Toc596 </w:instrText>
           </w:r>
           <w:r>
             <w:rPr>
@@ -1086,7 +1086,7 @@
             <w:fldChar w:fldCharType="begin"/>
           </w:r>
           <w:r>
-            <w:instrText xml:space="preserve"> PAGEREF _Toc4656 \h </w:instrText>
+            <w:instrText xml:space="preserve"> PAGEREF _Toc596 \h </w:instrText>
           </w:r>
           <w:r>
             <w:fldChar w:fldCharType="separate"/>
@@ -1124,7 +1124,7 @@
               <w:bCs/>
               <w:lang w:val="zh-CN"/>
             </w:rPr>
-            <w:instrText xml:space="preserve"> HYPERLINK \l _Toc7556 </w:instrText>
+            <w:instrText xml:space="preserve"> HYPERLINK \l _Toc24451 </w:instrText>
           </w:r>
           <w:r>
             <w:rPr>
@@ -1155,7 +1155,7 @@
             <w:fldChar w:fldCharType="begin"/>
           </w:r>
           <w:r>
-            <w:instrText xml:space="preserve"> PAGEREF _Toc7556 \h </w:instrText>
+            <w:instrText xml:space="preserve"> PAGEREF _Toc24451 \h </w:instrText>
           </w:r>
           <w:r>
             <w:fldChar w:fldCharType="separate"/>
@@ -1193,7 +1193,7 @@
               <w:bCs/>
               <w:lang w:val="zh-CN"/>
             </w:rPr>
-            <w:instrText xml:space="preserve"> HYPERLINK \l _Toc26674 </w:instrText>
+            <w:instrText xml:space="preserve"> HYPERLINK \l _Toc26974 </w:instrText>
           </w:r>
           <w:r>
             <w:rPr>
@@ -1224,7 +1224,7 @@
             <w:fldChar w:fldCharType="begin"/>
           </w:r>
           <w:r>
-            <w:instrText xml:space="preserve"> PAGEREF _Toc26674 \h </w:instrText>
+            <w:instrText xml:space="preserve"> PAGEREF _Toc26974 \h </w:instrText>
           </w:r>
           <w:r>
             <w:fldChar w:fldCharType="separate"/>
@@ -1262,7 +1262,7 @@
               <w:bCs/>
               <w:lang w:val="zh-CN"/>
             </w:rPr>
-            <w:instrText xml:space="preserve"> HYPERLINK \l _Toc29851 </w:instrText>
+            <w:instrText xml:space="preserve"> HYPERLINK \l _Toc24649 </w:instrText>
           </w:r>
           <w:r>
             <w:rPr>
@@ -1285,7 +1285,7 @@
             <w:fldChar w:fldCharType="begin"/>
           </w:r>
           <w:r>
-            <w:instrText xml:space="preserve"> PAGEREF _Toc29851 \h </w:instrText>
+            <w:instrText xml:space="preserve"> PAGEREF _Toc24649 \h </w:instrText>
           </w:r>
           <w:r>
             <w:fldChar w:fldCharType="separate"/>
@@ -1323,7 +1323,7 @@
               <w:bCs/>
               <w:lang w:val="zh-CN"/>
             </w:rPr>
-            <w:instrText xml:space="preserve"> HYPERLINK \l _Toc12984 </w:instrText>
+            <w:instrText xml:space="preserve"> HYPERLINK \l _Toc5121 </w:instrText>
           </w:r>
           <w:r>
             <w:rPr>
@@ -1352,7 +1352,7 @@
             <w:fldChar w:fldCharType="begin"/>
           </w:r>
           <w:r>
-            <w:instrText xml:space="preserve"> PAGEREF _Toc12984 \h </w:instrText>
+            <w:instrText xml:space="preserve"> PAGEREF _Toc5121 \h </w:instrText>
           </w:r>
           <w:r>
             <w:fldChar w:fldCharType="separate"/>
@@ -1390,7 +1390,7 @@
               <w:bCs/>
               <w:lang w:val="zh-CN"/>
             </w:rPr>
-            <w:instrText xml:space="preserve"> HYPERLINK \l _Toc5190 </w:instrText>
+            <w:instrText xml:space="preserve"> HYPERLINK \l _Toc28061 </w:instrText>
           </w:r>
           <w:r>
             <w:rPr>
@@ -1415,7 +1415,7 @@
             <w:fldChar w:fldCharType="begin"/>
           </w:r>
           <w:r>
-            <w:instrText xml:space="preserve"> PAGEREF _Toc5190 \h </w:instrText>
+            <w:instrText xml:space="preserve"> PAGEREF _Toc28061 \h </w:instrText>
           </w:r>
           <w:r>
             <w:fldChar w:fldCharType="separate"/>
@@ -1453,7 +1453,7 @@
               <w:bCs/>
               <w:lang w:val="zh-CN"/>
             </w:rPr>
-            <w:instrText xml:space="preserve"> HYPERLINK \l _Toc2587 </w:instrText>
+            <w:instrText xml:space="preserve"> HYPERLINK \l _Toc2034 </w:instrText>
           </w:r>
           <w:r>
             <w:rPr>
@@ -1476,7 +1476,7 @@
             <w:fldChar w:fldCharType="begin"/>
           </w:r>
           <w:r>
-            <w:instrText xml:space="preserve"> PAGEREF _Toc2587 \h </w:instrText>
+            <w:instrText xml:space="preserve"> PAGEREF _Toc2034 \h </w:instrText>
           </w:r>
           <w:r>
             <w:fldChar w:fldCharType="separate"/>
@@ -1514,7 +1514,7 @@
               <w:bCs/>
               <w:lang w:val="zh-CN"/>
             </w:rPr>
-            <w:instrText xml:space="preserve"> HYPERLINK \l _Toc20113 </w:instrText>
+            <w:instrText xml:space="preserve"> HYPERLINK \l _Toc29480 </w:instrText>
           </w:r>
           <w:r>
             <w:rPr>
@@ -1537,7 +1537,7 @@
             <w:fldChar w:fldCharType="begin"/>
           </w:r>
           <w:r>
-            <w:instrText xml:space="preserve"> PAGEREF _Toc20113 \h </w:instrText>
+            <w:instrText xml:space="preserve"> PAGEREF _Toc29480 \h </w:instrText>
           </w:r>
           <w:r>
             <w:fldChar w:fldCharType="separate"/>
@@ -1575,7 +1575,7 @@
               <w:bCs/>
               <w:lang w:val="zh-CN"/>
             </w:rPr>
-            <w:instrText xml:space="preserve"> HYPERLINK \l _Toc28418 </w:instrText>
+            <w:instrText xml:space="preserve"> HYPERLINK \l _Toc13264 </w:instrText>
           </w:r>
           <w:r>
             <w:rPr>
@@ -1598,7 +1598,7 @@
             <w:fldChar w:fldCharType="begin"/>
           </w:r>
           <w:r>
-            <w:instrText xml:space="preserve"> PAGEREF _Toc28418 \h </w:instrText>
+            <w:instrText xml:space="preserve"> PAGEREF _Toc13264 \h </w:instrText>
           </w:r>
           <w:r>
             <w:fldChar w:fldCharType="separate"/>
@@ -1636,7 +1636,7 @@
               <w:bCs/>
               <w:lang w:val="zh-CN"/>
             </w:rPr>
-            <w:instrText xml:space="preserve"> HYPERLINK \l _Toc25891 </w:instrText>
+            <w:instrText xml:space="preserve"> HYPERLINK \l _Toc6189 </w:instrText>
           </w:r>
           <w:r>
             <w:rPr>
@@ -1659,7 +1659,7 @@
             <w:fldChar w:fldCharType="begin"/>
           </w:r>
           <w:r>
-            <w:instrText xml:space="preserve"> PAGEREF _Toc25891 \h </w:instrText>
+            <w:instrText xml:space="preserve"> PAGEREF _Toc6189 \h </w:instrText>
           </w:r>
           <w:r>
             <w:fldChar w:fldCharType="separate"/>
@@ -1697,7 +1697,7 @@
               <w:bCs/>
               <w:lang w:val="zh-CN"/>
             </w:rPr>
-            <w:instrText xml:space="preserve"> HYPERLINK \l _Toc22927 </w:instrText>
+            <w:instrText xml:space="preserve"> HYPERLINK \l _Toc12427 </w:instrText>
           </w:r>
           <w:r>
             <w:rPr>
@@ -1720,7 +1720,7 @@
             <w:fldChar w:fldCharType="begin"/>
           </w:r>
           <w:r>
-            <w:instrText xml:space="preserve"> PAGEREF _Toc22927 \h </w:instrText>
+            <w:instrText xml:space="preserve"> PAGEREF _Toc12427 \h </w:instrText>
           </w:r>
           <w:r>
             <w:fldChar w:fldCharType="separate"/>
@@ -1758,7 +1758,7 @@
               <w:bCs/>
               <w:lang w:val="zh-CN"/>
             </w:rPr>
-            <w:instrText xml:space="preserve"> HYPERLINK \l _Toc8271 </w:instrText>
+            <w:instrText xml:space="preserve"> HYPERLINK \l _Toc11710 </w:instrText>
           </w:r>
           <w:r>
             <w:rPr>
@@ -1781,7 +1781,7 @@
             <w:fldChar w:fldCharType="begin"/>
           </w:r>
           <w:r>
-            <w:instrText xml:space="preserve"> PAGEREF _Toc8271 \h </w:instrText>
+            <w:instrText xml:space="preserve"> PAGEREF _Toc11710 \h </w:instrText>
           </w:r>
           <w:r>
             <w:fldChar w:fldCharType="separate"/>
@@ -1819,7 +1819,7 @@
               <w:bCs/>
               <w:lang w:val="zh-CN"/>
             </w:rPr>
-            <w:instrText xml:space="preserve"> HYPERLINK \l _Toc9913 </w:instrText>
+            <w:instrText xml:space="preserve"> HYPERLINK \l _Toc24363 </w:instrText>
           </w:r>
           <w:r>
             <w:rPr>
@@ -1842,7 +1842,7 @@
             <w:fldChar w:fldCharType="begin"/>
           </w:r>
           <w:r>
-            <w:instrText xml:space="preserve"> PAGEREF _Toc9913 \h </w:instrText>
+            <w:instrText xml:space="preserve"> PAGEREF _Toc24363 \h </w:instrText>
           </w:r>
           <w:r>
             <w:fldChar w:fldCharType="separate"/>
@@ -1880,7 +1880,7 @@
               <w:bCs/>
               <w:lang w:val="zh-CN"/>
             </w:rPr>
-            <w:instrText xml:space="preserve"> HYPERLINK \l _Toc28522 </w:instrText>
+            <w:instrText xml:space="preserve"> HYPERLINK \l _Toc7174 </w:instrText>
           </w:r>
           <w:r>
             <w:rPr>
@@ -1903,7 +1903,7 @@
             <w:fldChar w:fldCharType="begin"/>
           </w:r>
           <w:r>
-            <w:instrText xml:space="preserve"> PAGEREF _Toc28522 \h </w:instrText>
+            <w:instrText xml:space="preserve"> PAGEREF _Toc7174 \h </w:instrText>
           </w:r>
           <w:r>
             <w:fldChar w:fldCharType="separate"/>
@@ -1941,7 +1941,7 @@
               <w:bCs/>
               <w:lang w:val="zh-CN"/>
             </w:rPr>
-            <w:instrText xml:space="preserve"> HYPERLINK \l _Toc32180 </w:instrText>
+            <w:instrText xml:space="preserve"> HYPERLINK \l _Toc19843 </w:instrText>
           </w:r>
           <w:r>
             <w:rPr>
@@ -1964,7 +1964,7 @@
             <w:fldChar w:fldCharType="begin"/>
           </w:r>
           <w:r>
-            <w:instrText xml:space="preserve"> PAGEREF _Toc32180 \h </w:instrText>
+            <w:instrText xml:space="preserve"> PAGEREF _Toc19843 \h </w:instrText>
           </w:r>
           <w:r>
             <w:fldChar w:fldCharType="separate"/>
@@ -2002,7 +2002,7 @@
               <w:bCs/>
               <w:lang w:val="zh-CN"/>
             </w:rPr>
-            <w:instrText xml:space="preserve"> HYPERLINK \l _Toc25907 </w:instrText>
+            <w:instrText xml:space="preserve"> HYPERLINK \l _Toc11917 </w:instrText>
           </w:r>
           <w:r>
             <w:rPr>
@@ -2016,7 +2016,7 @@
               <w:rFonts w:hint="eastAsia"/>
               <w:lang w:val="en-US" w:eastAsia="zh-CN"/>
             </w:rPr>
-            <w:t>2.2.9 V9:安全可控(?)</w:t>
+            <w:t>2.2.9 V9:安全可控(2023.12-)</w:t>
           </w:r>
           <w:r>
             <w:tab/>
@@ -2025,7 +2025,7 @@
             <w:fldChar w:fldCharType="begin"/>
           </w:r>
           <w:r>
-            <w:instrText xml:space="preserve"> PAGEREF _Toc25907 \h </w:instrText>
+            <w:instrText xml:space="preserve"> PAGEREF _Toc11917 \h </w:instrText>
           </w:r>
           <w:r>
             <w:fldChar w:fldCharType="separate"/>
@@ -2063,7 +2063,7 @@
               <w:bCs/>
               <w:lang w:val="zh-CN"/>
             </w:rPr>
-            <w:instrText xml:space="preserve"> HYPERLINK \l _Toc21844 </w:instrText>
+            <w:instrText xml:space="preserve"> HYPERLINK \l _Toc25053 </w:instrText>
           </w:r>
           <w:r>
             <w:rPr>
@@ -2086,7 +2086,7 @@
             <w:fldChar w:fldCharType="begin"/>
           </w:r>
           <w:r>
-            <w:instrText xml:space="preserve"> PAGEREF _Toc21844 \h </w:instrText>
+            <w:instrText xml:space="preserve"> PAGEREF _Toc25053 \h </w:instrText>
           </w:r>
           <w:r>
             <w:fldChar w:fldCharType="separate"/>
@@ -2124,7 +2124,7 @@
               <w:bCs/>
               <w:lang w:val="zh-CN"/>
             </w:rPr>
-            <w:instrText xml:space="preserve"> HYPERLINK \l _Toc14346 </w:instrText>
+            <w:instrText xml:space="preserve"> HYPERLINK \l _Toc24534 </w:instrText>
           </w:r>
           <w:r>
             <w:rPr>
@@ -2146,7 +2146,7 @@
             <w:fldChar w:fldCharType="begin"/>
           </w:r>
           <w:r>
-            <w:instrText xml:space="preserve"> PAGEREF _Toc14346 \h </w:instrText>
+            <w:instrText xml:space="preserve"> PAGEREF _Toc24534 \h </w:instrText>
           </w:r>
           <w:r>
             <w:fldChar w:fldCharType="separate"/>
@@ -2184,7 +2184,7 @@
               <w:bCs/>
               <w:lang w:val="zh-CN"/>
             </w:rPr>
-            <w:instrText xml:space="preserve"> HYPERLINK \l _Toc16844 </w:instrText>
+            <w:instrText xml:space="preserve"> HYPERLINK \l _Toc3231 </w:instrText>
           </w:r>
           <w:r>
             <w:rPr>
@@ -2215,7 +2215,7 @@
             <w:fldChar w:fldCharType="begin"/>
           </w:r>
           <w:r>
-            <w:instrText xml:space="preserve"> PAGEREF _Toc16844 \h </w:instrText>
+            <w:instrText xml:space="preserve"> PAGEREF _Toc3231 \h </w:instrText>
           </w:r>
           <w:r>
             <w:fldChar w:fldCharType="separate"/>
@@ -2253,7 +2253,7 @@
               <w:bCs/>
               <w:lang w:val="zh-CN"/>
             </w:rPr>
-            <w:instrText xml:space="preserve"> HYPERLINK \l _Toc27974 </w:instrText>
+            <w:instrText xml:space="preserve"> HYPERLINK \l _Toc1748 </w:instrText>
           </w:r>
           <w:r>
             <w:rPr>
@@ -2275,7 +2275,7 @@
             <w:fldChar w:fldCharType="begin"/>
           </w:r>
           <w:r>
-            <w:instrText xml:space="preserve"> PAGEREF _Toc27974 \h </w:instrText>
+            <w:instrText xml:space="preserve"> PAGEREF _Toc1748 \h </w:instrText>
           </w:r>
           <w:r>
             <w:fldChar w:fldCharType="separate"/>
@@ -2313,7 +2313,7 @@
               <w:bCs/>
               <w:lang w:val="zh-CN"/>
             </w:rPr>
-            <w:instrText xml:space="preserve"> HYPERLINK \l _Toc13636 </w:instrText>
+            <w:instrText xml:space="preserve"> HYPERLINK \l _Toc30839 </w:instrText>
           </w:r>
           <w:r>
             <w:rPr>
@@ -2351,7 +2351,7 @@
             <w:fldChar w:fldCharType="begin"/>
           </w:r>
           <w:r>
-            <w:instrText xml:space="preserve"> PAGEREF _Toc13636 \h </w:instrText>
+            <w:instrText xml:space="preserve"> PAGEREF _Toc30839 \h </w:instrText>
           </w:r>
           <w:r>
             <w:fldChar w:fldCharType="separate"/>
@@ -2389,7 +2389,7 @@
               <w:bCs/>
               <w:lang w:val="zh-CN"/>
             </w:rPr>
-            <w:instrText xml:space="preserve"> HYPERLINK \l _Toc20470 </w:instrText>
+            <w:instrText xml:space="preserve"> HYPERLINK \l _Toc7420 </w:instrText>
           </w:r>
           <w:r>
             <w:rPr>
@@ -2434,7 +2434,7 @@
             <w:fldChar w:fldCharType="begin"/>
           </w:r>
           <w:r>
-            <w:instrText xml:space="preserve"> PAGEREF _Toc20470 \h </w:instrText>
+            <w:instrText xml:space="preserve"> PAGEREF _Toc7420 \h </w:instrText>
           </w:r>
           <w:r>
             <w:fldChar w:fldCharType="separate"/>
@@ -2472,7 +2472,7 @@
               <w:bCs/>
               <w:lang w:val="zh-CN"/>
             </w:rPr>
-            <w:instrText xml:space="preserve"> HYPERLINK \l _Toc29194 </w:instrText>
+            <w:instrText xml:space="preserve"> HYPERLINK \l _Toc13460 </w:instrText>
           </w:r>
           <w:r>
             <w:rPr>
@@ -2495,7 +2495,7 @@
             <w:fldChar w:fldCharType="begin"/>
           </w:r>
           <w:r>
-            <w:instrText xml:space="preserve"> PAGEREF _Toc29194 \h </w:instrText>
+            <w:instrText xml:space="preserve"> PAGEREF _Toc13460 \h </w:instrText>
           </w:r>
           <w:r>
             <w:fldChar w:fldCharType="separate"/>
@@ -2533,7 +2533,7 @@
               <w:bCs/>
               <w:lang w:val="zh-CN"/>
             </w:rPr>
-            <w:instrText xml:space="preserve"> HYPERLINK \l _Toc5826 </w:instrText>
+            <w:instrText xml:space="preserve"> HYPERLINK \l _Toc18949 </w:instrText>
           </w:r>
           <w:r>
             <w:rPr>
@@ -2556,7 +2556,7 @@
             <w:fldChar w:fldCharType="begin"/>
           </w:r>
           <w:r>
-            <w:instrText xml:space="preserve"> PAGEREF _Toc5826 \h </w:instrText>
+            <w:instrText xml:space="preserve"> PAGEREF _Toc18949 \h </w:instrText>
           </w:r>
           <w:r>
             <w:fldChar w:fldCharType="separate"/>
@@ -2594,7 +2594,7 @@
               <w:bCs/>
               <w:lang w:val="zh-CN"/>
             </w:rPr>
-            <w:instrText xml:space="preserve"> HYPERLINK \l _Toc9074 </w:instrText>
+            <w:instrText xml:space="preserve"> HYPERLINK \l _Toc29170 </w:instrText>
           </w:r>
           <w:r>
             <w:rPr>
@@ -2616,7 +2616,7 @@
             <w:fldChar w:fldCharType="begin"/>
           </w:r>
           <w:r>
-            <w:instrText xml:space="preserve"> PAGEREF _Toc9074 \h </w:instrText>
+            <w:instrText xml:space="preserve"> PAGEREF _Toc29170 \h </w:instrText>
           </w:r>
           <w:r>
             <w:fldChar w:fldCharType="separate"/>
@@ -2654,7 +2654,7 @@
               <w:bCs/>
               <w:lang w:val="zh-CN"/>
             </w:rPr>
-            <w:instrText xml:space="preserve"> HYPERLINK \l _Toc31182 </w:instrText>
+            <w:instrText xml:space="preserve"> HYPERLINK \l _Toc2713 </w:instrText>
           </w:r>
           <w:r>
             <w:rPr>
@@ -2685,7 +2685,7 @@
             <w:fldChar w:fldCharType="begin"/>
           </w:r>
           <w:r>
-            <w:instrText xml:space="preserve"> PAGEREF _Toc31182 \h </w:instrText>
+            <w:instrText xml:space="preserve"> PAGEREF _Toc2713 \h </w:instrText>
           </w:r>
           <w:r>
             <w:fldChar w:fldCharType="separate"/>
@@ -2723,7 +2723,7 @@
               <w:bCs/>
               <w:lang w:val="zh-CN"/>
             </w:rPr>
-            <w:instrText xml:space="preserve"> HYPERLINK \l _Toc31396 </w:instrText>
+            <w:instrText xml:space="preserve"> HYPERLINK \l _Toc29642 </w:instrText>
           </w:r>
           <w:r>
             <w:rPr>
@@ -2752,7 +2752,7 @@
             <w:fldChar w:fldCharType="begin"/>
           </w:r>
           <w:r>
-            <w:instrText xml:space="preserve"> PAGEREF _Toc31396 \h </w:instrText>
+            <w:instrText xml:space="preserve"> PAGEREF _Toc29642 \h </w:instrText>
           </w:r>
           <w:r>
             <w:fldChar w:fldCharType="separate"/>
@@ -2790,7 +2790,7 @@
               <w:bCs/>
               <w:lang w:val="zh-CN"/>
             </w:rPr>
-            <w:instrText xml:space="preserve"> HYPERLINK \l _Toc16593 </w:instrText>
+            <w:instrText xml:space="preserve"> HYPERLINK \l _Toc12665 </w:instrText>
           </w:r>
           <w:r>
             <w:rPr>
@@ -2828,7 +2828,7 @@
             <w:fldChar w:fldCharType="begin"/>
           </w:r>
           <w:r>
-            <w:instrText xml:space="preserve"> PAGEREF _Toc16593 \h </w:instrText>
+            <w:instrText xml:space="preserve"> PAGEREF _Toc12665 \h </w:instrText>
           </w:r>
           <w:r>
             <w:fldChar w:fldCharType="separate"/>
@@ -2866,7 +2866,7 @@
               <w:bCs/>
               <w:lang w:val="zh-CN"/>
             </w:rPr>
-            <w:instrText xml:space="preserve"> HYPERLINK \l _Toc22248 </w:instrText>
+            <w:instrText xml:space="preserve"> HYPERLINK \l _Toc5271 </w:instrText>
           </w:r>
           <w:r>
             <w:rPr>
@@ -2889,7 +2889,7 @@
             <w:fldChar w:fldCharType="begin"/>
           </w:r>
           <w:r>
-            <w:instrText xml:space="preserve"> PAGEREF _Toc22248 \h </w:instrText>
+            <w:instrText xml:space="preserve"> PAGEREF _Toc5271 \h </w:instrText>
           </w:r>
           <w:r>
             <w:fldChar w:fldCharType="separate"/>
@@ -2927,7 +2927,7 @@
               <w:bCs/>
               <w:lang w:val="zh-CN"/>
             </w:rPr>
-            <w:instrText xml:space="preserve"> HYPERLINK \l _Toc21179 </w:instrText>
+            <w:instrText xml:space="preserve"> HYPERLINK \l _Toc16106 </w:instrText>
           </w:r>
           <w:r>
             <w:rPr>
@@ -2950,7 +2950,7 @@
             <w:fldChar w:fldCharType="begin"/>
           </w:r>
           <w:r>
-            <w:instrText xml:space="preserve"> PAGEREF _Toc21179 \h </w:instrText>
+            <w:instrText xml:space="preserve"> PAGEREF _Toc16106 \h </w:instrText>
           </w:r>
           <w:r>
             <w:fldChar w:fldCharType="separate"/>
@@ -2988,7 +2988,7 @@
               <w:bCs/>
               <w:lang w:val="zh-CN"/>
             </w:rPr>
-            <w:instrText xml:space="preserve"> HYPERLINK \l _Toc32042 </w:instrText>
+            <w:instrText xml:space="preserve"> HYPERLINK \l _Toc3167 </w:instrText>
           </w:r>
           <w:r>
             <w:rPr>
@@ -3010,7 +3010,7 @@
             <w:fldChar w:fldCharType="begin"/>
           </w:r>
           <w:r>
-            <w:instrText xml:space="preserve"> PAGEREF _Toc32042 \h </w:instrText>
+            <w:instrText xml:space="preserve"> PAGEREF _Toc3167 \h </w:instrText>
           </w:r>
           <w:r>
             <w:fldChar w:fldCharType="separate"/>
@@ -3048,7 +3048,7 @@
               <w:bCs/>
               <w:lang w:val="zh-CN"/>
             </w:rPr>
-            <w:instrText xml:space="preserve"> HYPERLINK \l _Toc23448 </w:instrText>
+            <w:instrText xml:space="preserve"> HYPERLINK \l _Toc10339 </w:instrText>
           </w:r>
           <w:r>
             <w:rPr>
@@ -3079,7 +3079,7 @@
             <w:fldChar w:fldCharType="begin"/>
           </w:r>
           <w:r>
-            <w:instrText xml:space="preserve"> PAGEREF _Toc23448 \h </w:instrText>
+            <w:instrText xml:space="preserve"> PAGEREF _Toc10339 \h </w:instrText>
           </w:r>
           <w:r>
             <w:fldChar w:fldCharType="separate"/>
@@ -3117,7 +3117,7 @@
               <w:bCs/>
               <w:lang w:val="zh-CN"/>
             </w:rPr>
-            <w:instrText xml:space="preserve"> HYPERLINK \l _Toc16590 </w:instrText>
+            <w:instrText xml:space="preserve"> HYPERLINK \l _Toc18972 </w:instrText>
           </w:r>
           <w:r>
             <w:rPr>
@@ -3140,7 +3140,7 @@
             <w:fldChar w:fldCharType="begin"/>
           </w:r>
           <w:r>
-            <w:instrText xml:space="preserve"> PAGEREF _Toc16590 \h </w:instrText>
+            <w:instrText xml:space="preserve"> PAGEREF _Toc18972 \h </w:instrText>
           </w:r>
           <w:r>
             <w:fldChar w:fldCharType="separate"/>
@@ -3178,7 +3178,7 @@
               <w:bCs/>
               <w:lang w:val="zh-CN"/>
             </w:rPr>
-            <w:instrText xml:space="preserve"> HYPERLINK \l _Toc667 </w:instrText>
+            <w:instrText xml:space="preserve"> HYPERLINK \l _Toc15061 </w:instrText>
           </w:r>
           <w:r>
             <w:rPr>
@@ -3201,7 +3201,7 @@
             <w:fldChar w:fldCharType="begin"/>
           </w:r>
           <w:r>
-            <w:instrText xml:space="preserve"> PAGEREF _Toc667 \h </w:instrText>
+            <w:instrText xml:space="preserve"> PAGEREF _Toc15061 \h </w:instrText>
           </w:r>
           <w:r>
             <w:fldChar w:fldCharType="separate"/>
@@ -3239,7 +3239,7 @@
               <w:bCs/>
               <w:lang w:val="zh-CN"/>
             </w:rPr>
-            <w:instrText xml:space="preserve"> HYPERLINK \l _Toc20502 </w:instrText>
+            <w:instrText xml:space="preserve"> HYPERLINK \l _Toc367 </w:instrText>
           </w:r>
           <w:r>
             <w:rPr>
@@ -3262,7 +3262,7 @@
             <w:fldChar w:fldCharType="begin"/>
           </w:r>
           <w:r>
-            <w:instrText xml:space="preserve"> PAGEREF _Toc20502 \h </w:instrText>
+            <w:instrText xml:space="preserve"> PAGEREF _Toc367 \h </w:instrText>
           </w:r>
           <w:r>
             <w:fldChar w:fldCharType="separate"/>
@@ -3300,7 +3300,7 @@
               <w:bCs/>
               <w:lang w:val="zh-CN"/>
             </w:rPr>
-            <w:instrText xml:space="preserve"> HYPERLINK \l _Toc14708 </w:instrText>
+            <w:instrText xml:space="preserve"> HYPERLINK \l _Toc21507 </w:instrText>
           </w:r>
           <w:r>
             <w:rPr>
@@ -3323,7 +3323,7 @@
             <w:fldChar w:fldCharType="begin"/>
           </w:r>
           <w:r>
-            <w:instrText xml:space="preserve"> PAGEREF _Toc14708 \h </w:instrText>
+            <w:instrText xml:space="preserve"> PAGEREF _Toc21507 \h </w:instrText>
           </w:r>
           <w:r>
             <w:fldChar w:fldCharType="separate"/>
@@ -3361,7 +3361,7 @@
               <w:bCs/>
               <w:lang w:val="zh-CN"/>
             </w:rPr>
-            <w:instrText xml:space="preserve"> HYPERLINK \l _Toc10393 </w:instrText>
+            <w:instrText xml:space="preserve"> HYPERLINK \l _Toc22288 </w:instrText>
           </w:r>
           <w:r>
             <w:rPr>
@@ -3384,7 +3384,7 @@
             <w:fldChar w:fldCharType="begin"/>
           </w:r>
           <w:r>
-            <w:instrText xml:space="preserve"> PAGEREF _Toc10393 \h </w:instrText>
+            <w:instrText xml:space="preserve"> PAGEREF _Toc22288 \h </w:instrText>
           </w:r>
           <w:r>
             <w:fldChar w:fldCharType="separate"/>
@@ -3422,7 +3422,7 @@
               <w:bCs/>
               <w:lang w:val="zh-CN"/>
             </w:rPr>
-            <w:instrText xml:space="preserve"> HYPERLINK \l _Toc14174 </w:instrText>
+            <w:instrText xml:space="preserve"> HYPERLINK \l _Toc21441 </w:instrText>
           </w:r>
           <w:r>
             <w:rPr>
@@ -3445,7 +3445,7 @@
             <w:fldChar w:fldCharType="begin"/>
           </w:r>
           <w:r>
-            <w:instrText xml:space="preserve"> PAGEREF _Toc14174 \h </w:instrText>
+            <w:instrText xml:space="preserve"> PAGEREF _Toc21441 \h </w:instrText>
           </w:r>
           <w:r>
             <w:fldChar w:fldCharType="separate"/>
@@ -3483,7 +3483,7 @@
               <w:bCs/>
               <w:lang w:val="zh-CN"/>
             </w:rPr>
-            <w:instrText xml:space="preserve"> HYPERLINK \l _Toc7332 </w:instrText>
+            <w:instrText xml:space="preserve"> HYPERLINK \l _Toc10643 </w:instrText>
           </w:r>
           <w:r>
             <w:rPr>
@@ -3506,7 +3506,7 @@
             <w:fldChar w:fldCharType="begin"/>
           </w:r>
           <w:r>
-            <w:instrText xml:space="preserve"> PAGEREF _Toc7332 \h </w:instrText>
+            <w:instrText xml:space="preserve"> PAGEREF _Toc10643 \h </w:instrText>
           </w:r>
           <w:r>
             <w:fldChar w:fldCharType="separate"/>
@@ -3544,7 +3544,7 @@
               <w:bCs/>
               <w:lang w:val="zh-CN"/>
             </w:rPr>
-            <w:instrText xml:space="preserve"> HYPERLINK \l _Toc1411 </w:instrText>
+            <w:instrText xml:space="preserve"> HYPERLINK \l _Toc27676 </w:instrText>
           </w:r>
           <w:r>
             <w:rPr>
@@ -3567,7 +3567,7 @@
             <w:fldChar w:fldCharType="begin"/>
           </w:r>
           <w:r>
-            <w:instrText xml:space="preserve"> PAGEREF _Toc1411 \h </w:instrText>
+            <w:instrText xml:space="preserve"> PAGEREF _Toc27676 \h </w:instrText>
           </w:r>
           <w:r>
             <w:fldChar w:fldCharType="separate"/>
@@ -3605,7 +3605,7 @@
               <w:bCs/>
               <w:lang w:val="zh-CN"/>
             </w:rPr>
-            <w:instrText xml:space="preserve"> HYPERLINK \l _Toc22655 </w:instrText>
+            <w:instrText xml:space="preserve"> HYPERLINK \l _Toc8569 </w:instrText>
           </w:r>
           <w:r>
             <w:rPr>
@@ -3628,7 +3628,7 @@
             <w:fldChar w:fldCharType="begin"/>
           </w:r>
           <w:r>
-            <w:instrText xml:space="preserve"> PAGEREF _Toc22655 \h </w:instrText>
+            <w:instrText xml:space="preserve"> PAGEREF _Toc8569 \h </w:instrText>
           </w:r>
           <w:r>
             <w:fldChar w:fldCharType="separate"/>
@@ -3666,7 +3666,7 @@
               <w:bCs/>
               <w:lang w:val="zh-CN"/>
             </w:rPr>
-            <w:instrText xml:space="preserve"> HYPERLINK \l _Toc28591 </w:instrText>
+            <w:instrText xml:space="preserve"> HYPERLINK \l _Toc28587 </w:instrText>
           </w:r>
           <w:r>
             <w:rPr>
@@ -3701,13 +3701,13 @@
             <w:fldChar w:fldCharType="begin"/>
           </w:r>
           <w:r>
-            <w:instrText xml:space="preserve"> PAGEREF _Toc28591 \h </w:instrText>
+            <w:instrText xml:space="preserve"> PAGEREF _Toc28587 \h </w:instrText>
           </w:r>
           <w:r>
             <w:fldChar w:fldCharType="separate"/>
           </w:r>
           <w:r>
-            <w:t>19</w:t>
+            <w:t>20</w:t>
           </w:r>
           <w:r>
             <w:fldChar w:fldCharType="end"/>
@@ -3739,7 +3739,7 @@
               <w:bCs/>
               <w:lang w:val="zh-CN"/>
             </w:rPr>
-            <w:instrText xml:space="preserve"> HYPERLINK \l _Toc3812 </w:instrText>
+            <w:instrText xml:space="preserve"> HYPERLINK \l _Toc19111 </w:instrText>
           </w:r>
           <w:r>
             <w:rPr>
@@ -3761,7 +3761,7 @@
             <w:fldChar w:fldCharType="begin"/>
           </w:r>
           <w:r>
-            <w:instrText xml:space="preserve"> PAGEREF _Toc3812 \h </w:instrText>
+            <w:instrText xml:space="preserve"> PAGEREF _Toc19111 \h </w:instrText>
           </w:r>
           <w:r>
             <w:fldChar w:fldCharType="separate"/>
@@ -3799,7 +3799,7 @@
               <w:bCs/>
               <w:lang w:val="zh-CN"/>
             </w:rPr>
-            <w:instrText xml:space="preserve"> HYPERLINK \l _Toc871 </w:instrText>
+            <w:instrText xml:space="preserve"> HYPERLINK \l _Toc30631 </w:instrText>
           </w:r>
           <w:r>
             <w:rPr>
@@ -3830,7 +3830,7 @@
             <w:fldChar w:fldCharType="begin"/>
           </w:r>
           <w:r>
-            <w:instrText xml:space="preserve"> PAGEREF _Toc871 \h </w:instrText>
+            <w:instrText xml:space="preserve"> PAGEREF _Toc30631 \h </w:instrText>
           </w:r>
           <w:r>
             <w:fldChar w:fldCharType="separate"/>
@@ -3868,7 +3868,7 @@
               <w:bCs/>
               <w:lang w:val="zh-CN"/>
             </w:rPr>
-            <w:instrText xml:space="preserve"> HYPERLINK \l _Toc28206 </w:instrText>
+            <w:instrText xml:space="preserve"> HYPERLINK \l _Toc19131 </w:instrText>
           </w:r>
           <w:r>
             <w:rPr>
@@ -3906,13 +3906,13 @@
             <w:fldChar w:fldCharType="begin"/>
           </w:r>
           <w:r>
-            <w:instrText xml:space="preserve"> PAGEREF _Toc28206 \h </w:instrText>
+            <w:instrText xml:space="preserve"> PAGEREF _Toc19131 \h </w:instrText>
           </w:r>
           <w:r>
             <w:fldChar w:fldCharType="separate"/>
           </w:r>
           <w:r>
-            <w:t>20</w:t>
+            <w:t>21</w:t>
           </w:r>
           <w:r>
             <w:fldChar w:fldCharType="end"/>
@@ -3944,7 +3944,7 @@
               <w:bCs/>
               <w:lang w:val="zh-CN"/>
             </w:rPr>
-            <w:instrText xml:space="preserve"> HYPERLINK \l _Toc22743 </w:instrText>
+            <w:instrText xml:space="preserve"> HYPERLINK \l _Toc18294 </w:instrText>
           </w:r>
           <w:r>
             <w:rPr>
@@ -3975,13 +3975,13 @@
             <w:fldChar w:fldCharType="begin"/>
           </w:r>
           <w:r>
-            <w:instrText xml:space="preserve"> PAGEREF _Toc22743 \h </w:instrText>
+            <w:instrText xml:space="preserve"> PAGEREF _Toc18294 \h </w:instrText>
           </w:r>
           <w:r>
             <w:fldChar w:fldCharType="separate"/>
           </w:r>
           <w:r>
-            <w:t>20</w:t>
+            <w:t>21</w:t>
           </w:r>
           <w:r>
             <w:fldChar w:fldCharType="end"/>
@@ -4013,7 +4013,7 @@
               <w:bCs/>
               <w:lang w:val="zh-CN"/>
             </w:rPr>
-            <w:instrText xml:space="preserve"> HYPERLINK \l _Toc19469 </w:instrText>
+            <w:instrText xml:space="preserve"> HYPERLINK \l _Toc8913 </w:instrText>
           </w:r>
           <w:r>
             <w:rPr>
@@ -4036,7 +4036,7 @@
             <w:fldChar w:fldCharType="begin"/>
           </w:r>
           <w:r>
-            <w:instrText xml:space="preserve"> PAGEREF _Toc19469 \h </w:instrText>
+            <w:instrText xml:space="preserve"> PAGEREF _Toc8913 \h </w:instrText>
           </w:r>
           <w:r>
             <w:fldChar w:fldCharType="separate"/>
@@ -4074,7 +4074,7 @@
               <w:bCs/>
               <w:lang w:val="zh-CN"/>
             </w:rPr>
-            <w:instrText xml:space="preserve"> HYPERLINK \l _Toc31814 </w:instrText>
+            <w:instrText xml:space="preserve"> HYPERLINK \l _Toc16841 </w:instrText>
           </w:r>
           <w:r>
             <w:rPr>
@@ -4097,7 +4097,7 @@
             <w:fldChar w:fldCharType="begin"/>
           </w:r>
           <w:r>
-            <w:instrText xml:space="preserve"> PAGEREF _Toc31814 \h </w:instrText>
+            <w:instrText xml:space="preserve"> PAGEREF _Toc16841 \h </w:instrText>
           </w:r>
           <w:r>
             <w:fldChar w:fldCharType="separate"/>
@@ -4135,7 +4135,7 @@
               <w:bCs/>
               <w:lang w:val="zh-CN"/>
             </w:rPr>
-            <w:instrText xml:space="preserve"> HYPERLINK \l _Toc9149 </w:instrText>
+            <w:instrText xml:space="preserve"> HYPERLINK \l _Toc8379 </w:instrText>
           </w:r>
           <w:r>
             <w:rPr>
@@ -4158,13 +4158,13 @@
             <w:fldChar w:fldCharType="begin"/>
           </w:r>
           <w:r>
-            <w:instrText xml:space="preserve"> PAGEREF _Toc9149 \h </w:instrText>
+            <w:instrText xml:space="preserve"> PAGEREF _Toc8379 \h </w:instrText>
           </w:r>
           <w:r>
             <w:fldChar w:fldCharType="separate"/>
           </w:r>
           <w:r>
-            <w:t>21</w:t>
+            <w:t>22</w:t>
           </w:r>
           <w:r>
             <w:fldChar w:fldCharType="end"/>
@@ -4196,7 +4196,7 @@
               <w:bCs/>
               <w:lang w:val="zh-CN"/>
             </w:rPr>
-            <w:instrText xml:space="preserve"> HYPERLINK \l _Toc17375 </w:instrText>
+            <w:instrText xml:space="preserve"> HYPERLINK \l _Toc9091 </w:instrText>
           </w:r>
           <w:r>
             <w:rPr>
@@ -4219,13 +4219,13 @@
             <w:fldChar w:fldCharType="begin"/>
           </w:r>
           <w:r>
-            <w:instrText xml:space="preserve"> PAGEREF _Toc17375 \h </w:instrText>
+            <w:instrText xml:space="preserve"> PAGEREF _Toc9091 \h </w:instrText>
           </w:r>
           <w:r>
             <w:fldChar w:fldCharType="separate"/>
           </w:r>
           <w:r>
-            <w:t>21</w:t>
+            <w:t>22</w:t>
           </w:r>
           <w:r>
             <w:fldChar w:fldCharType="end"/>
@@ -4257,7 +4257,7 @@
               <w:bCs/>
               <w:lang w:val="zh-CN"/>
             </w:rPr>
-            <w:instrText xml:space="preserve"> HYPERLINK \l _Toc8980 </w:instrText>
+            <w:instrText xml:space="preserve"> HYPERLINK \l _Toc702 </w:instrText>
           </w:r>
           <w:r>
             <w:rPr>
@@ -4280,7 +4280,7 @@
             <w:fldChar w:fldCharType="begin"/>
           </w:r>
           <w:r>
-            <w:instrText xml:space="preserve"> PAGEREF _Toc8980 \h </w:instrText>
+            <w:instrText xml:space="preserve"> PAGEREF _Toc702 \h </w:instrText>
           </w:r>
           <w:r>
             <w:fldChar w:fldCharType="separate"/>
@@ -4318,7 +4318,7 @@
               <w:bCs/>
               <w:lang w:val="zh-CN"/>
             </w:rPr>
-            <w:instrText xml:space="preserve"> HYPERLINK \l _Toc32021 </w:instrText>
+            <w:instrText xml:space="preserve"> HYPERLINK \l _Toc6915 </w:instrText>
           </w:r>
           <w:r>
             <w:rPr>
@@ -4341,13 +4341,13 @@
             <w:fldChar w:fldCharType="begin"/>
           </w:r>
           <w:r>
-            <w:instrText xml:space="preserve"> PAGEREF _Toc32021 \h </w:instrText>
+            <w:instrText xml:space="preserve"> PAGEREF _Toc6915 \h </w:instrText>
           </w:r>
           <w:r>
             <w:fldChar w:fldCharType="separate"/>
           </w:r>
           <w:r>
-            <w:t>22</w:t>
+            <w:t>23</w:t>
           </w:r>
           <w:r>
             <w:fldChar w:fldCharType="end"/>
@@ -4379,7 +4379,7 @@
               <w:bCs/>
               <w:lang w:val="zh-CN"/>
             </w:rPr>
-            <w:instrText xml:space="preserve"> HYPERLINK \l _Toc9443 </w:instrText>
+            <w:instrText xml:space="preserve"> HYPERLINK \l _Toc10821 </w:instrText>
           </w:r>
           <w:r>
             <w:rPr>
@@ -4402,7 +4402,7 @@
             <w:fldChar w:fldCharType="begin"/>
           </w:r>
           <w:r>
-            <w:instrText xml:space="preserve"> PAGEREF _Toc9443 \h </w:instrText>
+            <w:instrText xml:space="preserve"> PAGEREF _Toc10821 \h </w:instrText>
           </w:r>
           <w:r>
             <w:fldChar w:fldCharType="separate"/>
@@ -4440,7 +4440,7 @@
               <w:bCs/>
               <w:lang w:val="zh-CN"/>
             </w:rPr>
-            <w:instrText xml:space="preserve"> HYPERLINK \l _Toc30197 </w:instrText>
+            <w:instrText xml:space="preserve"> HYPERLINK \l _Toc18050 </w:instrText>
           </w:r>
           <w:r>
             <w:rPr>
@@ -4463,13 +4463,13 @@
             <w:fldChar w:fldCharType="begin"/>
           </w:r>
           <w:r>
-            <w:instrText xml:space="preserve"> PAGEREF _Toc30197 \h </w:instrText>
+            <w:instrText xml:space="preserve"> PAGEREF _Toc18050 \h </w:instrText>
           </w:r>
           <w:r>
             <w:fldChar w:fldCharType="separate"/>
           </w:r>
           <w:r>
-            <w:t>23</w:t>
+            <w:t>24</w:t>
           </w:r>
           <w:r>
             <w:fldChar w:fldCharType="end"/>
@@ -4501,7 +4501,7 @@
               <w:bCs/>
               <w:lang w:val="zh-CN"/>
             </w:rPr>
-            <w:instrText xml:space="preserve"> HYPERLINK \l _Toc11133 </w:instrText>
+            <w:instrText xml:space="preserve"> HYPERLINK \l _Toc23855 </w:instrText>
           </w:r>
           <w:r>
             <w:rPr>
@@ -4524,7 +4524,7 @@
             <w:fldChar w:fldCharType="begin"/>
           </w:r>
           <w:r>
-            <w:instrText xml:space="preserve"> PAGEREF _Toc11133 \h </w:instrText>
+            <w:instrText xml:space="preserve"> PAGEREF _Toc23855 \h </w:instrText>
           </w:r>
           <w:r>
             <w:fldChar w:fldCharType="separate"/>
@@ -4562,7 +4562,7 @@
               <w:bCs/>
               <w:lang w:val="zh-CN"/>
             </w:rPr>
-            <w:instrText xml:space="preserve"> HYPERLINK \l _Toc18967 </w:instrText>
+            <w:instrText xml:space="preserve"> HYPERLINK \l _Toc15017 </w:instrText>
           </w:r>
           <w:r>
             <w:rPr>
@@ -4585,13 +4585,13 @@
             <w:fldChar w:fldCharType="begin"/>
           </w:r>
           <w:r>
-            <w:instrText xml:space="preserve"> PAGEREF _Toc18967 \h </w:instrText>
+            <w:instrText xml:space="preserve"> PAGEREF _Toc15017 \h </w:instrText>
           </w:r>
           <w:r>
             <w:fldChar w:fldCharType="separate"/>
           </w:r>
           <w:r>
-            <w:t>24</w:t>
+            <w:t>25</w:t>
           </w:r>
           <w:r>
             <w:fldChar w:fldCharType="end"/>
@@ -4623,7 +4623,7 @@
               <w:bCs/>
               <w:lang w:val="zh-CN"/>
             </w:rPr>
-            <w:instrText xml:space="preserve"> HYPERLINK \l _Toc17511 </w:instrText>
+            <w:instrText xml:space="preserve"> HYPERLINK \l _Toc21163 </w:instrText>
           </w:r>
           <w:r>
             <w:rPr>
@@ -4645,7 +4645,7 @@
             <w:fldChar w:fldCharType="begin"/>
           </w:r>
           <w:r>
-            <w:instrText xml:space="preserve"> PAGEREF _Toc17511 \h </w:instrText>
+            <w:instrText xml:space="preserve"> PAGEREF _Toc21163 \h </w:instrText>
           </w:r>
           <w:r>
             <w:fldChar w:fldCharType="separate"/>
@@ -4683,7 +4683,7 @@
               <w:bCs/>
               <w:lang w:val="zh-CN"/>
             </w:rPr>
-            <w:instrText xml:space="preserve"> HYPERLINK \l _Toc22546 </w:instrText>
+            <w:instrText xml:space="preserve"> HYPERLINK \l _Toc31368 </w:instrText>
           </w:r>
           <w:r>
             <w:rPr>
@@ -4706,7 +4706,7 @@
             <w:fldChar w:fldCharType="begin"/>
           </w:r>
           <w:r>
-            <w:instrText xml:space="preserve"> PAGEREF _Toc22546 \h </w:instrText>
+            <w:instrText xml:space="preserve"> PAGEREF _Toc31368 \h </w:instrText>
           </w:r>
           <w:r>
             <w:fldChar w:fldCharType="separate"/>
@@ -4744,7 +4744,7 @@
               <w:bCs/>
               <w:lang w:val="zh-CN"/>
             </w:rPr>
-            <w:instrText xml:space="preserve"> HYPERLINK \l _Toc18034 </w:instrText>
+            <w:instrText xml:space="preserve"> HYPERLINK \l _Toc28597 </w:instrText>
           </w:r>
           <w:r>
             <w:rPr>
@@ -4780,13 +4780,13 @@
             <w:fldChar w:fldCharType="begin"/>
           </w:r>
           <w:r>
-            <w:instrText xml:space="preserve"> PAGEREF _Toc18034 \h </w:instrText>
+            <w:instrText xml:space="preserve"> PAGEREF _Toc28597 \h </w:instrText>
           </w:r>
           <w:r>
             <w:fldChar w:fldCharType="separate"/>
           </w:r>
           <w:r>
-            <w:t>25</w:t>
+            <w:t>26</w:t>
           </w:r>
           <w:r>
             <w:fldChar w:fldCharType="end"/>
@@ -4818,7 +4818,7 @@
               <w:bCs/>
               <w:lang w:val="zh-CN"/>
             </w:rPr>
-            <w:instrText xml:space="preserve"> HYPERLINK \l _Toc11168 </w:instrText>
+            <w:instrText xml:space="preserve"> HYPERLINK \l _Toc21653 </w:instrText>
           </w:r>
           <w:r>
             <w:rPr>
@@ -4847,13 +4847,13 @@
             <w:fldChar w:fldCharType="begin"/>
           </w:r>
           <w:r>
-            <w:instrText xml:space="preserve"> PAGEREF _Toc11168 \h </w:instrText>
+            <w:instrText xml:space="preserve"> PAGEREF _Toc21653 \h </w:instrText>
           </w:r>
           <w:r>
             <w:fldChar w:fldCharType="separate"/>
           </w:r>
           <w:r>
-            <w:t>25</w:t>
+            <w:t>26</w:t>
           </w:r>
           <w:r>
             <w:fldChar w:fldCharType="end"/>
@@ -4885,7 +4885,7 @@
               <w:bCs/>
               <w:lang w:val="zh-CN"/>
             </w:rPr>
-            <w:instrText xml:space="preserve"> HYPERLINK \l _Toc9687 </w:instrText>
+            <w:instrText xml:space="preserve"> HYPERLINK \l _Toc30895 </w:instrText>
           </w:r>
           <w:r>
             <w:rPr>
@@ -4908,7 +4908,7 @@
             <w:fldChar w:fldCharType="begin"/>
           </w:r>
           <w:r>
-            <w:instrText xml:space="preserve"> PAGEREF _Toc9687 \h </w:instrText>
+            <w:instrText xml:space="preserve"> PAGEREF _Toc30895 \h </w:instrText>
           </w:r>
           <w:r>
             <w:fldChar w:fldCharType="separate"/>
@@ -4946,7 +4946,7 @@
               <w:bCs/>
               <w:lang w:val="zh-CN"/>
             </w:rPr>
-            <w:instrText xml:space="preserve"> HYPERLINK \l _Toc18905 </w:instrText>
+            <w:instrText xml:space="preserve"> HYPERLINK \l _Toc29793 </w:instrText>
           </w:r>
           <w:r>
             <w:rPr>
@@ -4969,7 +4969,7 @@
             <w:fldChar w:fldCharType="begin"/>
           </w:r>
           <w:r>
-            <w:instrText xml:space="preserve"> PAGEREF _Toc18905 \h </w:instrText>
+            <w:instrText xml:space="preserve"> PAGEREF _Toc29793 \h </w:instrText>
           </w:r>
           <w:r>
             <w:fldChar w:fldCharType="separate"/>
@@ -5007,7 +5007,7 @@
               <w:bCs/>
               <w:lang w:val="zh-CN"/>
             </w:rPr>
-            <w:instrText xml:space="preserve"> HYPERLINK \l _Toc13842 </w:instrText>
+            <w:instrText xml:space="preserve"> HYPERLINK \l _Toc26808 </w:instrText>
           </w:r>
           <w:r>
             <w:rPr>
@@ -5030,13 +5030,13 @@
             <w:fldChar w:fldCharType="begin"/>
           </w:r>
           <w:r>
-            <w:instrText xml:space="preserve"> PAGEREF _Toc13842 \h </w:instrText>
+            <w:instrText xml:space="preserve"> PAGEREF _Toc26808 \h </w:instrText>
           </w:r>
           <w:r>
             <w:fldChar w:fldCharType="separate"/>
           </w:r>
           <w:r>
-            <w:t>26</w:t>
+            <w:t>27</w:t>
           </w:r>
           <w:r>
             <w:fldChar w:fldCharType="end"/>
@@ -5068,7 +5068,7 @@
               <w:bCs/>
               <w:lang w:val="zh-CN"/>
             </w:rPr>
-            <w:instrText xml:space="preserve"> HYPERLINK \l _Toc30751 </w:instrText>
+            <w:instrText xml:space="preserve"> HYPERLINK \l _Toc14108 </w:instrText>
           </w:r>
           <w:r>
             <w:rPr>
@@ -5091,13 +5091,13 @@
             <w:fldChar w:fldCharType="begin"/>
           </w:r>
           <w:r>
-            <w:instrText xml:space="preserve"> PAGEREF _Toc30751 \h </w:instrText>
+            <w:instrText xml:space="preserve"> PAGEREF _Toc14108 \h </w:instrText>
           </w:r>
           <w:r>
             <w:fldChar w:fldCharType="separate"/>
           </w:r>
           <w:r>
-            <w:t>26</w:t>
+            <w:t>27</w:t>
           </w:r>
           <w:r>
             <w:fldChar w:fldCharType="end"/>
@@ -5129,7 +5129,7 @@
               <w:bCs/>
               <w:lang w:val="zh-CN"/>
             </w:rPr>
-            <w:instrText xml:space="preserve"> HYPERLINK \l _Toc12157 </w:instrText>
+            <w:instrText xml:space="preserve"> HYPERLINK \l _Toc25763 </w:instrText>
           </w:r>
           <w:r>
             <w:rPr>
@@ -5152,13 +5152,13 @@
             <w:fldChar w:fldCharType="begin"/>
           </w:r>
           <w:r>
-            <w:instrText xml:space="preserve"> PAGEREF _Toc12157 \h </w:instrText>
+            <w:instrText xml:space="preserve"> PAGEREF _Toc25763 \h </w:instrText>
           </w:r>
           <w:r>
             <w:fldChar w:fldCharType="separate"/>
           </w:r>
           <w:r>
-            <w:t>26</w:t>
+            <w:t>27</w:t>
           </w:r>
           <w:r>
             <w:fldChar w:fldCharType="end"/>
@@ -5190,7 +5190,7 @@
               <w:bCs/>
               <w:lang w:val="zh-CN"/>
             </w:rPr>
-            <w:instrText xml:space="preserve"> HYPERLINK \l _Toc7105 </w:instrText>
+            <w:instrText xml:space="preserve"> HYPERLINK \l _Toc295 </w:instrText>
           </w:r>
           <w:r>
             <w:rPr>
@@ -5213,13 +5213,13 @@
             <w:fldChar w:fldCharType="begin"/>
           </w:r>
           <w:r>
-            <w:instrText xml:space="preserve"> PAGEREF _Toc7105 \h </w:instrText>
+            <w:instrText xml:space="preserve"> PAGEREF _Toc295 \h </w:instrText>
           </w:r>
           <w:r>
             <w:fldChar w:fldCharType="separate"/>
           </w:r>
           <w:r>
-            <w:t>27</w:t>
+            <w:t>28</w:t>
           </w:r>
           <w:r>
             <w:fldChar w:fldCharType="end"/>
@@ -5251,7 +5251,7 @@
               <w:bCs/>
               <w:lang w:val="zh-CN"/>
             </w:rPr>
-            <w:instrText xml:space="preserve"> HYPERLINK \l _Toc16139 </w:instrText>
+            <w:instrText xml:space="preserve"> HYPERLINK \l _Toc11966 </w:instrText>
           </w:r>
           <w:r>
             <w:rPr>
@@ -5274,13 +5274,13 @@
             <w:fldChar w:fldCharType="begin"/>
           </w:r>
           <w:r>
-            <w:instrText xml:space="preserve"> PAGEREF _Toc16139 \h </w:instrText>
+            <w:instrText xml:space="preserve"> PAGEREF _Toc11966 \h </w:instrText>
           </w:r>
           <w:r>
             <w:fldChar w:fldCharType="separate"/>
           </w:r>
           <w:r>
-            <w:t>27</w:t>
+            <w:t>28</w:t>
           </w:r>
           <w:r>
             <w:fldChar w:fldCharType="end"/>
@@ -5312,7 +5312,7 @@
               <w:bCs/>
               <w:lang w:val="zh-CN"/>
             </w:rPr>
-            <w:instrText xml:space="preserve"> HYPERLINK \l _Toc32603 </w:instrText>
+            <w:instrText xml:space="preserve"> HYPERLINK \l _Toc1345 </w:instrText>
           </w:r>
           <w:r>
             <w:rPr>
@@ -5335,13 +5335,13 @@
             <w:fldChar w:fldCharType="begin"/>
           </w:r>
           <w:r>
-            <w:instrText xml:space="preserve"> PAGEREF _Toc32603 \h </w:instrText>
+            <w:instrText xml:space="preserve"> PAGEREF _Toc1345 \h </w:instrText>
           </w:r>
           <w:r>
             <w:fldChar w:fldCharType="separate"/>
           </w:r>
           <w:r>
-            <w:t>27</w:t>
+            <w:t>28</w:t>
           </w:r>
           <w:r>
             <w:fldChar w:fldCharType="end"/>
@@ -5373,7 +5373,7 @@
               <w:bCs/>
               <w:lang w:val="zh-CN"/>
             </w:rPr>
-            <w:instrText xml:space="preserve"> HYPERLINK \l _Toc22671 </w:instrText>
+            <w:instrText xml:space="preserve"> HYPERLINK \l _Toc27087 </w:instrText>
           </w:r>
           <w:r>
             <w:rPr>
@@ -5396,13 +5396,13 @@
             <w:fldChar w:fldCharType="begin"/>
           </w:r>
           <w:r>
-            <w:instrText xml:space="preserve"> PAGEREF _Toc22671 \h </w:instrText>
+            <w:instrText xml:space="preserve"> PAGEREF _Toc27087 \h </w:instrText>
           </w:r>
           <w:r>
             <w:fldChar w:fldCharType="separate"/>
           </w:r>
           <w:r>
-            <w:t>27</w:t>
+            <w:t>28</w:t>
           </w:r>
           <w:r>
             <w:fldChar w:fldCharType="end"/>
@@ -5822,7 +5822,7 @@
                 <w:rFonts w:hint="eastAsia"/>
                 <w:lang w:val="en-US" w:eastAsia="zh-CN"/>
               </w:rPr>
-              <w:t>8.37.0.1001</w:t>
+              <w:t>9.2.0.1001</w:t>
             </w:r>
           </w:p>
         </w:tc>
@@ -5929,7 +5929,7 @@
                 <w:rFonts w:hint="eastAsia"/>
                 <w:lang w:val="en-US" w:eastAsia="zh-CN"/>
               </w:rPr>
-              <w:t>08-12</w:t>
+              <w:t>12-20</w:t>
             </w:r>
           </w:p>
         </w:tc>
@@ -6135,7 +6135,7 @@
           <w:rFonts w:hint="eastAsia"/>
         </w:rPr>
       </w:pPr>
-      <w:bookmarkStart w:id="1" w:name="_Toc13728"/>
+      <w:bookmarkStart w:id="1" w:name="_Toc27414"/>
       <w:r>
         <w:rPr>
           <w:rFonts w:hint="eastAsia"/>
@@ -6172,7 +6172,7 @@
         </w:rPr>
       </w:pPr>
       <w:bookmarkStart w:id="2" w:name="_Toc287621254"/>
-      <w:bookmarkStart w:id="3" w:name="_Toc22401"/>
+      <w:bookmarkStart w:id="3" w:name="_Toc12282"/>
       <w:r>
         <w:rPr>
           <w:rFonts w:hint="eastAsia"/>
@@ -6205,7 +6205,7 @@
           <w:shd w:val="clear" w:fill="FFFFFF"/>
           <w:lang w:val="en-US" w:eastAsia="zh-CN" w:bidi="ar"/>
         </w:rPr>
-        <w:t>XEngine是基于C/C++开发的一套跨平台(支持Windows,Linux,Mac,Android,IOS)稳定可靠的开发框架,他提供了4</w:t>
+        <w:t>XEngine是基于C/C++开发的一套跨平台(支持Windows,Linux,Mac,Android,IOS)稳定可靠的开发框架,他提供了</w:t>
       </w:r>
       <w:r>
         <w:rPr>
@@ -6219,7 +6219,7 @@
           <w:shd w:val="clear" w:fill="FFFFFF"/>
           <w:lang w:val="en-US" w:eastAsia="zh-CN" w:bidi="ar"/>
         </w:rPr>
-        <w:t>6</w:t>
+        <w:t>47</w:t>
       </w:r>
       <w:r>
         <w:rPr>
@@ -6319,7 +6319,7 @@
         <w:pStyle w:val="3"/>
       </w:pPr>
       <w:bookmarkStart w:id="4" w:name="_Toc287621255"/>
-      <w:bookmarkStart w:id="5" w:name="_Toc16065"/>
+      <w:bookmarkStart w:id="5" w:name="_Toc4982"/>
       <w:r>
         <w:rPr>
           <w:rFonts w:hint="eastAsia"/>
@@ -6333,7 +6333,7 @@
       <w:pPr>
         <w:pStyle w:val="4"/>
       </w:pPr>
-      <w:bookmarkStart w:id="6" w:name="_Toc20231"/>
+      <w:bookmarkStart w:id="6" w:name="_Toc7286"/>
       <w:r>
         <w:rPr>
           <w:rFonts w:hint="eastAsia"/>
@@ -6405,7 +6405,7 @@
       <w:pPr>
         <w:pStyle w:val="4"/>
       </w:pPr>
-      <w:bookmarkStart w:id="7" w:name="_Toc1556"/>
+      <w:bookmarkStart w:id="7" w:name="_Toc18767"/>
       <w:r>
         <w:rPr>
           <w:rFonts w:hint="eastAsia"/>
@@ -6459,7 +6459,7 @@
       <w:pPr>
         <w:pStyle w:val="4"/>
       </w:pPr>
-      <w:bookmarkStart w:id="8" w:name="_Toc15233"/>
+      <w:bookmarkStart w:id="8" w:name="_Toc1196"/>
       <w:r>
         <w:t>1.2.</w:t>
       </w:r>
@@ -6630,7 +6630,7 @@
           <w:lang w:val="en-US" w:eastAsia="zh-CN"/>
         </w:rPr>
       </w:pPr>
-      <w:bookmarkStart w:id="9" w:name="_Toc5360"/>
+      <w:bookmarkStart w:id="9" w:name="_Toc136"/>
       <w:r>
         <w:rPr>
           <w:rFonts w:hint="eastAsia"/>
@@ -6665,7 +6665,7 @@
         <w:pStyle w:val="3"/>
       </w:pPr>
       <w:bookmarkStart w:id="10" w:name="_Toc287621256"/>
-      <w:bookmarkStart w:id="11" w:name="_Toc16179"/>
+      <w:bookmarkStart w:id="11" w:name="_Toc26632"/>
       <w:r>
         <w:rPr>
           <w:rFonts w:hint="eastAsia"/>
@@ -6679,7 +6679,7 @@
       <w:pPr>
         <w:pStyle w:val="4"/>
       </w:pPr>
-      <w:bookmarkStart w:id="12" w:name="_Toc29096"/>
+      <w:bookmarkStart w:id="12" w:name="_Toc12673"/>
       <w:r>
         <w:rPr>
           <w:rFonts w:hint="eastAsia"/>
@@ -6712,7 +6712,7 @@
           <w:rFonts w:hint="eastAsia"/>
           <w:lang w:val="en-US" w:eastAsia="zh-CN"/>
         </w:rPr>
-        <w:t>WIN7SP1</w:t>
+        <w:t>WINDOWS10</w:t>
       </w:r>
       <w:r>
         <w:rPr>
@@ -6741,16 +6741,16 @@
       <w:pPr>
         <w:ind w:firstLine="440" w:firstLineChars="200"/>
         <w:rPr>
-          <w:rFonts w:hint="eastAsia"/>
-          <w:lang w:val="en-US" w:eastAsia="zh-CN"/>
-        </w:rPr>
-      </w:pPr>
-      <w:r>
-        <w:rPr>
-          <w:rFonts w:hint="eastAsia"/>
-          <w:lang w:val="en-US" w:eastAsia="zh-CN"/>
-        </w:rPr>
-        <w:t>Windows环境可以支持x86和x64模块,请尽量使用x64位系统,x86在以后的版本可能会被删除.</w:t>
+          <w:rFonts w:hint="default"/>
+          <w:lang w:val="en-US" w:eastAsia="zh-CN"/>
+        </w:rPr>
+      </w:pPr>
+      <w:r>
+        <w:rPr>
+          <w:rFonts w:hint="eastAsia"/>
+          <w:lang w:val="en-US" w:eastAsia="zh-CN"/>
+        </w:rPr>
+        <w:t>Windows环境可以支持x86和x64模块.默认是x64的,x86需要单独配置</w:t>
       </w:r>
     </w:p>
     <w:p>
@@ -6773,7 +6773,7 @@
       <w:pPr>
         <w:pStyle w:val="4"/>
       </w:pPr>
-      <w:bookmarkStart w:id="13" w:name="_Toc1982"/>
+      <w:bookmarkStart w:id="13" w:name="_Toc24987"/>
       <w:r>
         <w:t>1.3.2 Linux</w:t>
       </w:r>
@@ -6786,12 +6786,6 @@
       <w:bookmarkEnd w:id="13"/>
     </w:p>
     <w:p>
-      <w:pPr>
-        <w:rPr>
-          <w:rFonts w:hint="eastAsia"/>
-          <w:lang w:val="en-US" w:eastAsia="zh-CN"/>
-        </w:rPr>
-      </w:pPr>
       <w:r>
         <w:rPr>
           <w:rFonts w:hint="eastAsia"/>
@@ -6799,9 +6793,16 @@
         <w:t xml:space="preserve">  </w:t>
       </w:r>
       <w:r>
+        <w:rPr>
+          <w:rFonts w:hint="eastAsia"/>
+          <w:lang w:val="en-US" w:eastAsia="zh-CN"/>
+        </w:rPr>
         <w:t xml:space="preserve"> </w:t>
       </w:r>
       <w:r>
+        <w:t xml:space="preserve"> </w:t>
+      </w:r>
+      <w:r>
         <w:rPr>
           <w:rFonts w:hint="eastAsia"/>
         </w:rPr>
@@ -6815,24 +6816,7 @@
           <w:rFonts w:hint="eastAsia"/>
           <w:lang w:val="en-US" w:eastAsia="zh-CN"/>
         </w:rPr>
-        <w:t>RockyLinux 9</w:t>
-      </w:r>
-      <w:r>
-        <w:t xml:space="preserve"> 64bit</w:t>
-      </w:r>
-      <w:r>
-        <w:rPr>
-          <w:rFonts w:hint="eastAsia"/>
-          <w:lang w:eastAsia="zh-CN"/>
-        </w:rPr>
-        <w:t>和</w:t>
-      </w:r>
-      <w:r>
-        <w:rPr>
-          <w:rFonts w:hint="eastAsia"/>
-          <w:lang w:val="en-US" w:eastAsia="zh-CN"/>
-        </w:rPr>
-        <w:t>Ubuntu22.04</w:t>
+        <w:t>Ubuntu24.04</w:t>
       </w:r>
       <w:r>
         <w:rPr>
@@ -6859,14 +6843,7 @@
         <w:t>U</w:t>
       </w:r>
       <w:r>
-        <w:t>buntu Centos RedHat</w:t>
-      </w:r>
-      <w:r>
-        <w:rPr>
-          <w:rFonts w:hint="eastAsia"/>
-          <w:lang w:val="en-US" w:eastAsia="zh-CN"/>
-        </w:rPr>
-        <w:t xml:space="preserve"> RockyLinux</w:t>
+        <w:t xml:space="preserve">buntu </w:t>
       </w:r>
       <w:r>
         <w:rPr>
@@ -6935,7 +6912,7 @@
           <w:rFonts w:hint="eastAsia"/>
           <w:lang w:val="en-US" w:eastAsia="zh-CN"/>
         </w:rPr>
-        <w:t>22</w:t>
+        <w:t>24</w:t>
       </w:r>
       <w:r>
         <w:rPr>
@@ -6975,12 +6952,20 @@
       <w:r>
         <w:t>！</w:t>
       </w:r>
-      <w:r>
-        <w:rPr>
-          <w:rFonts w:hint="eastAsia"/>
-          <w:lang w:val="en-US" w:eastAsia="zh-CN"/>
-        </w:rPr>
-        <w:t>Centos或者RockyLinux建议在9.x版本使用此引擎!</w:t>
+    </w:p>
+    <w:p>
+      <w:pPr>
+        <w:rPr>
+          <w:rFonts w:hint="default" w:eastAsiaTheme="minorEastAsia"/>
+          <w:lang w:val="en-US" w:eastAsia="zh-CN"/>
+        </w:rPr>
+      </w:pPr>
+      <w:r>
+        <w:rPr>
+          <w:rFonts w:hint="eastAsia"/>
+          <w:lang w:val="en-US" w:eastAsia="zh-CN"/>
+        </w:rPr>
+        <w:t xml:space="preserve">    Rockylinux将在以后提供</w:t>
       </w:r>
     </w:p>
     <w:p>
@@ -6996,7 +6981,7 @@
           <w:rFonts w:hint="eastAsia"/>
           <w:lang w:val="en-US" w:eastAsia="zh-CN"/>
         </w:rPr>
-        <w:t>注意:目前我们只在RockyLinux或者Ubuntu下面进行测试和运行,并且我们的安装依赖采用系统自带的APT或DNF方式解决,其他系统不保证能够正确处理这些依赖库.如果你有其他系统版本需求,请与我们联系.我们将单独定做!</w:t>
+        <w:t>注意:目前我们只在Ubuntu下面进行测试和运行,并且我们的安装依赖采用系统自带的APT或DNF方式解决,其他系统不保证能够正确处理这些依赖库.如果你有其他系统版本需求,请与我们联系.我们将单独定做!</w:t>
       </w:r>
     </w:p>
     <w:p>
@@ -7008,7 +6993,7 @@
           <w:lang w:val="en-US" w:eastAsia="zh-CN"/>
         </w:rPr>
       </w:pPr>
-      <w:bookmarkStart w:id="14" w:name="_Toc14734"/>
+      <w:bookmarkStart w:id="14" w:name="_Toc18025"/>
       <w:r>
         <w:rPr>
           <w:rFonts w:hint="eastAsia"/>
@@ -7031,7 +7016,7 @@
           <w:rFonts w:hint="eastAsia"/>
           <w:lang w:val="en-US" w:eastAsia="zh-CN"/>
         </w:rPr>
-        <w:t>MacOS系统我们使用的是基于13的版本开发.一般来说,支持13以及以上版本.MACOS目前只有x64位模块</w:t>
+        <w:t>MacOS系统我们使用的是基于14的版本开发.一般来说,支持13以及以上版本.MACOS有x86_64和arm版本</w:t>
       </w:r>
     </w:p>
     <w:p>
@@ -7064,22 +7049,6 @@
           <w:lang w:val="en-US" w:eastAsia="zh-CN"/>
         </w:rPr>
         <w:t>我们需要使用到brew安装依赖,你可以优先配置好或者使用我们脚本自动配置</w:t>
-      </w:r>
-    </w:p>
-    <w:p>
-      <w:pPr>
-        <w:ind w:firstLine="440"/>
-        <w:rPr>
-          <w:rFonts w:hint="default"/>
-          <w:lang w:val="en-US" w:eastAsia="zh-CN"/>
-        </w:rPr>
-      </w:pPr>
-      <w:r>
-        <w:rPr>
-          <w:rFonts w:hint="eastAsia"/>
-          <w:lang w:val="en-US" w:eastAsia="zh-CN"/>
-        </w:rPr>
-        <w:t>MACOS暂时不支持M1芯片</w:t>
       </w:r>
     </w:p>
     <w:p>
@@ -7091,7 +7060,7 @@
           <w:lang w:val="en-US" w:eastAsia="zh-CN"/>
         </w:rPr>
       </w:pPr>
-      <w:bookmarkStart w:id="15" w:name="_Toc4756"/>
+      <w:bookmarkStart w:id="15" w:name="_Toc10397"/>
       <w:r>
         <w:rPr>
           <w:rFonts w:hint="eastAsia"/>
@@ -7126,7 +7095,7 @@
           <w:lang w:val="en-US" w:eastAsia="zh-CN"/>
         </w:rPr>
       </w:pPr>
-      <w:bookmarkStart w:id="16" w:name="_Toc7180"/>
+      <w:bookmarkStart w:id="16" w:name="_Toc16470"/>
       <w:r>
         <w:rPr>
           <w:rFonts w:hint="eastAsia"/>
@@ -7148,7 +7117,7 @@
           <w:rFonts w:hint="eastAsia"/>
           <w:lang w:val="en-US" w:eastAsia="zh-CN"/>
         </w:rPr>
-        <w:t xml:space="preserve">    IOS环境我们使用的是XCODE SDK编译.原生C/C++代码.需要IOS版本在13或者以上,并且架构仅支持ARM64.</w:t>
+        <w:t xml:space="preserve">    IOS环境我们使用的是XCODE SDK编译.原生C/C++代码.需要IOS版本在15或者以上,并且架构仅支持ARM64.</w:t>
       </w:r>
     </w:p>
     <w:p>
@@ -7156,7 +7125,7 @@
         <w:pStyle w:val="3"/>
       </w:pPr>
       <w:bookmarkStart w:id="17" w:name="_Toc287621257"/>
-      <w:bookmarkStart w:id="18" w:name="_Toc25142"/>
+      <w:bookmarkStart w:id="18" w:name="_Toc11675"/>
       <w:r>
         <w:rPr>
           <w:rFonts w:hint="eastAsia"/>
@@ -7262,7 +7231,7 @@
         <w:pStyle w:val="3"/>
       </w:pPr>
       <w:bookmarkStart w:id="19" w:name="_Toc287621258"/>
-      <w:bookmarkStart w:id="20" w:name="_Toc18294"/>
+      <w:bookmarkStart w:id="20" w:name="_Toc14890"/>
       <w:r>
         <w:rPr>
           <w:rFonts w:hint="eastAsia"/>
@@ -7286,7 +7255,7 @@
         <w:pStyle w:val="4"/>
       </w:pPr>
       <w:bookmarkStart w:id="21" w:name="_Toc287621259"/>
-      <w:bookmarkStart w:id="22" w:name="_Toc4656"/>
+      <w:bookmarkStart w:id="22" w:name="_Toc596"/>
       <w:r>
         <w:rPr>
           <w:rFonts w:hint="eastAsia"/>
@@ -7426,7 +7395,7 @@
         <w:pStyle w:val="4"/>
       </w:pPr>
       <w:bookmarkStart w:id="23" w:name="_Toc287621260"/>
-      <w:bookmarkStart w:id="24" w:name="_Toc7556"/>
+      <w:bookmarkStart w:id="24" w:name="_Toc24451"/>
       <w:r>
         <w:rPr>
           <w:rFonts w:hint="eastAsia"/>
@@ -7538,7 +7507,7 @@
       <w:pPr>
         <w:pStyle w:val="3"/>
       </w:pPr>
-      <w:bookmarkStart w:id="25" w:name="_Toc26674"/>
+      <w:bookmarkStart w:id="25" w:name="_Toc26974"/>
       <w:r>
         <w:rPr>
           <w:rFonts w:hint="eastAsia"/>
@@ -7597,7 +7566,7 @@
           <w:lang w:val="en-US" w:eastAsia="zh-CN"/>
         </w:rPr>
       </w:pPr>
-      <w:bookmarkStart w:id="26" w:name="_Toc29851"/>
+      <w:bookmarkStart w:id="26" w:name="_Toc24649"/>
       <w:r>
         <w:rPr>
           <w:rFonts w:hint="eastAsia"/>
@@ -7672,7 +7641,7 @@
         </w:rPr>
       </w:pPr>
       <w:bookmarkStart w:id="27" w:name="_Toc287621261"/>
-      <w:bookmarkStart w:id="28" w:name="_Toc12984"/>
+      <w:bookmarkStart w:id="28" w:name="_Toc5121"/>
       <w:r>
         <w:rPr>
           <w:rFonts w:hint="eastAsia"/>
@@ -7694,7 +7663,7 @@
         <w:pStyle w:val="3"/>
       </w:pPr>
       <w:bookmarkStart w:id="29" w:name="_Toc287621262"/>
-      <w:bookmarkStart w:id="30" w:name="_Toc5190"/>
+      <w:bookmarkStart w:id="30" w:name="_Toc28061"/>
       <w:r>
         <w:t>2.</w:t>
       </w:r>
@@ -7738,7 +7707,7 @@
           <w:lang w:val="en-US" w:eastAsia="zh-CN"/>
         </w:rPr>
       </w:pPr>
-      <w:bookmarkStart w:id="31" w:name="_Toc2587"/>
+      <w:bookmarkStart w:id="31" w:name="_Toc2034"/>
       <w:r>
         <w:rPr>
           <w:rFonts w:hint="eastAsia"/>
@@ -7756,7 +7725,7 @@
           <w:lang w:val="en-US" w:eastAsia="zh-CN"/>
         </w:rPr>
       </w:pPr>
-      <w:bookmarkStart w:id="32" w:name="_Toc20113"/>
+      <w:bookmarkStart w:id="32" w:name="_Toc29480"/>
       <w:r>
         <w:rPr>
           <w:rFonts w:hint="eastAsia"/>
@@ -7806,7 +7775,7 @@
           <w:lang w:val="en-US" w:eastAsia="zh-CN"/>
         </w:rPr>
       </w:pPr>
-      <w:bookmarkStart w:id="33" w:name="_Toc28418"/>
+      <w:bookmarkStart w:id="33" w:name="_Toc13264"/>
       <w:r>
         <w:rPr>
           <w:rFonts w:hint="eastAsia"/>
@@ -7856,7 +7825,7 @@
           <w:lang w:val="en-US" w:eastAsia="zh-CN"/>
         </w:rPr>
       </w:pPr>
-      <w:bookmarkStart w:id="34" w:name="_Toc25891"/>
+      <w:bookmarkStart w:id="34" w:name="_Toc6189"/>
       <w:r>
         <w:rPr>
           <w:rFonts w:hint="eastAsia"/>
@@ -7922,7 +7891,7 @@
           <w:lang w:val="en-US" w:eastAsia="zh-CN"/>
         </w:rPr>
       </w:pPr>
-      <w:bookmarkStart w:id="35" w:name="_Toc22927"/>
+      <w:bookmarkStart w:id="35" w:name="_Toc12427"/>
       <w:r>
         <w:rPr>
           <w:rFonts w:hint="eastAsia"/>
@@ -7972,7 +7941,7 @@
           <w:lang w:val="en-US" w:eastAsia="zh-CN"/>
         </w:rPr>
       </w:pPr>
-      <w:bookmarkStart w:id="36" w:name="_Toc8271"/>
+      <w:bookmarkStart w:id="36" w:name="_Toc11710"/>
       <w:r>
         <w:rPr>
           <w:rFonts w:hint="eastAsia"/>
@@ -8043,7 +8012,7 @@
           <w:lang w:val="en-US" w:eastAsia="zh-CN"/>
         </w:rPr>
       </w:pPr>
-      <w:bookmarkStart w:id="37" w:name="_Toc9913"/>
+      <w:bookmarkStart w:id="37" w:name="_Toc24363"/>
       <w:r>
         <w:rPr>
           <w:rFonts w:hint="eastAsia"/>
@@ -8110,7 +8079,7 @@
           <w:lang w:val="en-US" w:eastAsia="zh-CN"/>
         </w:rPr>
       </w:pPr>
-      <w:bookmarkStart w:id="38" w:name="_Toc28522"/>
+      <w:bookmarkStart w:id="38" w:name="_Toc7174"/>
       <w:r>
         <w:rPr>
           <w:rFonts w:hint="eastAsia"/>
@@ -8177,7 +8146,7 @@
           <w:lang w:val="en-US" w:eastAsia="zh-CN"/>
         </w:rPr>
       </w:pPr>
-      <w:bookmarkStart w:id="39" w:name="_Toc32180"/>
+      <w:bookmarkStart w:id="39" w:name="_Toc19843"/>
       <w:r>
         <w:rPr>
           <w:rFonts w:hint="eastAsia"/>
@@ -8217,22 +8186,6 @@
           <w:lang w:val="en-US" w:eastAsia="zh-CN"/>
         </w:rPr>
         <w:t>V8的版本还会对现在依赖库和技术进行升级,将匹配最新开源版本技术和标准.</w:t>
-      </w:r>
-    </w:p>
-    <w:p>
-      <w:pPr>
-        <w:ind w:firstLine="440"/>
-        <w:rPr>
-          <w:rFonts w:hint="eastAsia"/>
-          <w:lang w:val="en-US" w:eastAsia="zh-CN"/>
-        </w:rPr>
-      </w:pPr>
-      <w:r>
-        <w:rPr>
-          <w:rFonts w:hint="eastAsia"/>
-          <w:lang w:val="en-US" w:eastAsia="zh-CN"/>
-        </w:rPr>
-        <w:t>V8将是一个长期支持版本,其时间可能会在2-3年</w:t>
       </w:r>
     </w:p>
     <w:p>
@@ -8244,13 +8197,13 @@
           <w:lang w:val="en-US" w:eastAsia="zh-CN"/>
         </w:rPr>
       </w:pPr>
-      <w:bookmarkStart w:id="40" w:name="_Toc25907"/>
-      <w:r>
-        <w:rPr>
-          <w:rFonts w:hint="eastAsia"/>
-          <w:lang w:val="en-US" w:eastAsia="zh-CN"/>
-        </w:rPr>
-        <w:t>2.2.9 V9:安全可控(?)</w:t>
+      <w:bookmarkStart w:id="40" w:name="_Toc11917"/>
+      <w:r>
+        <w:rPr>
+          <w:rFonts w:hint="eastAsia"/>
+          <w:lang w:val="en-US" w:eastAsia="zh-CN"/>
+        </w:rPr>
+        <w:t>2.2.9 V9:安全可控(2023.12-)</w:t>
       </w:r>
       <w:bookmarkEnd w:id="40"/>
     </w:p>
@@ -8266,66 +8219,23 @@
           <w:rFonts w:hint="eastAsia"/>
           <w:lang w:val="en-US" w:eastAsia="zh-CN"/>
         </w:rPr>
-        <w:t xml:space="preserve">    你可以通过此链接获取9.x开发计划:</w:t>
-      </w:r>
-      <w:r>
-        <w:rPr>
-          <w:rFonts w:ascii="宋体" w:hAnsi="宋体" w:eastAsia="宋体" w:cs="宋体"/>
-          <w:sz w:val="24"/>
-          <w:szCs w:val="24"/>
-        </w:rPr>
-        <w:fldChar w:fldCharType="begin"/>
-      </w:r>
-      <w:r>
-        <w:rPr>
-          <w:rFonts w:ascii="宋体" w:hAnsi="宋体" w:eastAsia="宋体" w:cs="宋体"/>
-          <w:sz w:val="24"/>
-          <w:szCs w:val="24"/>
-        </w:rPr>
-        <w:instrText xml:space="preserve"> HYPERLINK "https://github.com/libxengine/xengine/issues" </w:instrText>
-      </w:r>
-      <w:r>
-        <w:rPr>
-          <w:rFonts w:ascii="宋体" w:hAnsi="宋体" w:eastAsia="宋体" w:cs="宋体"/>
-          <w:sz w:val="24"/>
-          <w:szCs w:val="24"/>
-        </w:rPr>
-        <w:fldChar w:fldCharType="separate"/>
-      </w:r>
-      <w:r>
-        <w:rPr>
-          <w:rStyle w:val="27"/>
-          <w:rFonts w:ascii="宋体" w:hAnsi="宋体" w:eastAsia="宋体" w:cs="宋体"/>
-          <w:sz w:val="24"/>
-          <w:szCs w:val="24"/>
-        </w:rPr>
-        <w:t>Issues · libxengine/xengine (github.com)</w:t>
-      </w:r>
-      <w:r>
-        <w:rPr>
-          <w:rFonts w:ascii="宋体" w:hAnsi="宋体" w:eastAsia="宋体" w:cs="宋体"/>
-          <w:sz w:val="24"/>
-          <w:szCs w:val="24"/>
-        </w:rPr>
-        <w:fldChar w:fldCharType="end"/>
-      </w:r>
-    </w:p>
-    <w:p>
-      <w:pPr>
-        <w:ind w:firstLine="440" w:firstLineChars="200"/>
-        <w:rPr>
-          <w:rFonts w:hint="eastAsia"/>
-          <w:color w:val="C00000"/>
-          <w:lang w:val="en-US" w:eastAsia="zh-CN"/>
-        </w:rPr>
-      </w:pPr>
-      <w:r>
-        <w:rPr>
-          <w:rFonts w:hint="eastAsia"/>
-          <w:color w:val="C00000"/>
-          <w:lang w:val="en-US" w:eastAsia="zh-CN"/>
-        </w:rPr>
-        <w:t>V9期待你的加入</w:t>
+        <w:t xml:space="preserve">    V9版本将以更加标准安全的方法开发框架,将采用最新的C++特性和安全函数来作为基本操作函数使用.让内存泄漏,安全问题得到最大程度的解决.</w:t>
+      </w:r>
+    </w:p>
+    <w:p>
+      <w:pPr>
+        <w:ind w:firstLine="440"/>
+        <w:rPr>
+          <w:rFonts w:hint="eastAsia"/>
+          <w:lang w:val="en-US" w:eastAsia="zh-CN"/>
+        </w:rPr>
+      </w:pPr>
+      <w:r>
+        <w:rPr>
+          <w:rFonts w:hint="eastAsia"/>
+          <w:lang w:val="en-US" w:eastAsia="zh-CN"/>
+        </w:rPr>
+        <w:t>V9将是一个长期支持版本,其时间可能会在2-3年</w:t>
       </w:r>
     </w:p>
     <w:p>
@@ -8337,7 +8247,7 @@
           <w:lang w:val="en-US" w:eastAsia="zh-CN"/>
         </w:rPr>
       </w:pPr>
-      <w:bookmarkStart w:id="41" w:name="_Toc21844"/>
+      <w:bookmarkStart w:id="41" w:name="_Toc25053"/>
       <w:r>
         <w:rPr>
           <w:rFonts w:hint="eastAsia"/>
@@ -8351,7 +8261,7 @@
       <w:pPr>
         <w:pStyle w:val="2"/>
       </w:pPr>
-      <w:bookmarkStart w:id="42" w:name="_Toc14346"/>
+      <w:bookmarkStart w:id="42" w:name="_Toc24534"/>
       <w:r>
         <w:rPr>
           <w:rFonts w:hint="eastAsia"/>
@@ -8364,7 +8274,7 @@
       <w:pPr>
         <w:pStyle w:val="3"/>
       </w:pPr>
-      <w:bookmarkStart w:id="43" w:name="_Toc16844"/>
+      <w:bookmarkStart w:id="43" w:name="_Toc3231"/>
       <w:r>
         <w:rPr>
           <w:rFonts w:hint="eastAsia"/>
@@ -8500,7 +8410,7 @@
       <w:pPr>
         <w:pStyle w:val="2"/>
       </w:pPr>
-      <w:bookmarkStart w:id="44" w:name="_Toc27974"/>
+      <w:bookmarkStart w:id="44" w:name="_Toc1748"/>
       <w:r>
         <w:rPr>
           <w:rFonts w:hint="eastAsia"/>
@@ -8513,7 +8423,7 @@
       <w:pPr>
         <w:pStyle w:val="3"/>
       </w:pPr>
-      <w:bookmarkStart w:id="45" w:name="_Toc13636"/>
+      <w:bookmarkStart w:id="45" w:name="_Toc30839"/>
       <w:r>
         <w:rPr>
           <w:rFonts w:hint="eastAsia"/>
@@ -8600,7 +8510,7 @@
       <w:pPr>
         <w:pStyle w:val="3"/>
       </w:pPr>
-      <w:bookmarkStart w:id="46" w:name="_Toc20470"/>
+      <w:bookmarkStart w:id="46" w:name="_Toc7420"/>
       <w:r>
         <w:rPr>
           <w:rFonts w:hint="eastAsia"/>
@@ -8687,7 +8597,7 @@
           <w:lang w:val="en-US" w:eastAsia="zh-CN"/>
         </w:rPr>
       </w:pPr>
-      <w:bookmarkStart w:id="47" w:name="_Toc29194"/>
+      <w:bookmarkStart w:id="47" w:name="_Toc13460"/>
       <w:r>
         <w:rPr>
           <w:rFonts w:hint="eastAsia"/>
@@ -8722,7 +8632,7 @@
           <w:lang w:val="en-US" w:eastAsia="zh-CN"/>
         </w:rPr>
       </w:pPr>
-      <w:bookmarkStart w:id="48" w:name="_Toc5826"/>
+      <w:bookmarkStart w:id="48" w:name="_Toc18949"/>
       <w:r>
         <w:rPr>
           <w:rFonts w:hint="eastAsia"/>
@@ -8784,7 +8694,7 @@
       <w:pPr>
         <w:pStyle w:val="2"/>
       </w:pPr>
-      <w:bookmarkStart w:id="49" w:name="_Toc9074"/>
+      <w:bookmarkStart w:id="49" w:name="_Toc29170"/>
       <w:r>
         <w:rPr>
           <w:rFonts w:hint="eastAsia"/>
@@ -8797,7 +8707,7 @@
       <w:pPr>
         <w:pStyle w:val="3"/>
       </w:pPr>
-      <w:bookmarkStart w:id="50" w:name="_Toc31182"/>
+      <w:bookmarkStart w:id="50" w:name="_Toc2713"/>
       <w:r>
         <w:rPr>
           <w:rFonts w:hint="eastAsia"/>
@@ -9113,7 +9023,7 @@
           <w:lang w:val="en-US" w:eastAsia="zh-CN"/>
         </w:rPr>
       </w:pPr>
-      <w:bookmarkStart w:id="51" w:name="_Toc31396"/>
+      <w:bookmarkStart w:id="51" w:name="_Toc29642"/>
       <w:r>
         <w:rPr>
           <w:lang w:val="en-US"/>
@@ -9652,7 +9562,7 @@
         <w:pStyle w:val="3"/>
         <w:jc w:val="both"/>
       </w:pPr>
-      <w:bookmarkStart w:id="52" w:name="_Toc16593"/>
+      <w:bookmarkStart w:id="52" w:name="_Toc12665"/>
       <w:r>
         <w:rPr>
           <w:rFonts w:hint="eastAsia"/>
@@ -11184,7 +11094,7 @@
           <w:lang w:val="en-US" w:eastAsia="zh-CN"/>
         </w:rPr>
       </w:pPr>
-      <w:bookmarkStart w:id="53" w:name="_Toc22248"/>
+      <w:bookmarkStart w:id="53" w:name="_Toc5271"/>
       <w:r>
         <w:rPr>
           <w:rFonts w:hint="eastAsia"/>
@@ -11271,7 +11181,7 @@
           <w:lang w:val="en-US" w:eastAsia="zh-CN"/>
         </w:rPr>
       </w:pPr>
-      <w:bookmarkStart w:id="54" w:name="_Toc21179"/>
+      <w:bookmarkStart w:id="54" w:name="_Toc16106"/>
       <w:r>
         <w:rPr>
           <w:rFonts w:hint="eastAsia"/>
@@ -11333,7 +11243,7 @@
       <w:pPr>
         <w:pStyle w:val="2"/>
       </w:pPr>
-      <w:bookmarkStart w:id="55" w:name="_Toc32042"/>
+      <w:bookmarkStart w:id="55" w:name="_Toc3167"/>
       <w:r>
         <w:rPr>
           <w:rFonts w:hint="eastAsia"/>
@@ -11346,7 +11256,7 @@
       <w:pPr>
         <w:pStyle w:val="3"/>
       </w:pPr>
-      <w:bookmarkStart w:id="56" w:name="_Toc23448"/>
+      <w:bookmarkStart w:id="56" w:name="_Toc10339"/>
       <w:r>
         <w:rPr>
           <w:rFonts w:hint="eastAsia"/>
@@ -11424,7 +11334,7 @@
           <w:lang w:val="en-US" w:eastAsia="zh-CN"/>
         </w:rPr>
       </w:pPr>
-      <w:bookmarkStart w:id="57" w:name="_Toc16590"/>
+      <w:bookmarkStart w:id="57" w:name="_Toc18972"/>
       <w:r>
         <w:rPr>
           <w:rFonts w:hint="eastAsia"/>
@@ -11450,7 +11360,7 @@
           <wp:inline distT="0" distB="0" distL="114300" distR="114300">
             <wp:extent cx="5262245" cy="1671955"/>
             <wp:effectExtent l="0" t="0" r="14605" b="4445"/>
-            <wp:docPr id="7" name="图片 7" descr="XEngine_AVCodec"/>
+            <wp:docPr id="1" name="图片 1" descr="XEngine_AVCodec"/>
             <wp:cNvGraphicFramePr>
               <a:graphicFrameLocks xmlns:a="http://schemas.openxmlformats.org/drawingml/2006/main" noChangeAspect="1"/>
             </wp:cNvGraphicFramePr>
@@ -11458,7 +11368,7 @@
               <a:graphicData uri="http://schemas.openxmlformats.org/drawingml/2006/picture">
                 <pic:pic xmlns:pic="http://schemas.openxmlformats.org/drawingml/2006/picture">
                   <pic:nvPicPr>
-                    <pic:cNvPr id="7" name="图片 7" descr="XEngine_AVCodec"/>
+                    <pic:cNvPr id="1" name="图片 1" descr="XEngine_AVCodec"/>
                     <pic:cNvPicPr>
                       <a:picLocks noChangeAspect="1"/>
                     </pic:cNvPicPr>
@@ -11494,7 +11404,7 @@
           <w:lang w:val="en-US" w:eastAsia="zh-CN"/>
         </w:rPr>
       </w:pPr>
-      <w:bookmarkStart w:id="58" w:name="_Toc667"/>
+      <w:bookmarkStart w:id="58" w:name="_Toc15061"/>
       <w:r>
         <w:rPr>
           <w:rFonts w:hint="eastAsia"/>
@@ -11518,9 +11428,9 @@
         </w:rPr>
         <w:drawing>
           <wp:inline distT="0" distB="0" distL="114300" distR="114300">
-            <wp:extent cx="5262880" cy="3948430"/>
-            <wp:effectExtent l="0" t="0" r="13970" b="13970"/>
-            <wp:docPr id="9" name="图片 9" descr="XEngine_BaseLib"/>
+            <wp:extent cx="5271135" cy="3254375"/>
+            <wp:effectExtent l="0" t="0" r="5715" b="3175"/>
+            <wp:docPr id="7" name="图片 7" descr="XEngine_BaseLib"/>
             <wp:cNvGraphicFramePr>
               <a:graphicFrameLocks xmlns:a="http://schemas.openxmlformats.org/drawingml/2006/main" noChangeAspect="1"/>
             </wp:cNvGraphicFramePr>
@@ -11528,7 +11438,7 @@
               <a:graphicData uri="http://schemas.openxmlformats.org/drawingml/2006/picture">
                 <pic:pic xmlns:pic="http://schemas.openxmlformats.org/drawingml/2006/picture">
                   <pic:nvPicPr>
-                    <pic:cNvPr id="9" name="图片 9" descr="XEngine_BaseLib"/>
+                    <pic:cNvPr id="7" name="图片 7" descr="XEngine_BaseLib"/>
                     <pic:cNvPicPr>
                       <a:picLocks noChangeAspect="1"/>
                     </pic:cNvPicPr>
@@ -11542,7 +11452,7 @@
                   <pic:spPr>
                     <a:xfrm>
                       <a:off x="0" y="0"/>
-                      <a:ext cx="5262880" cy="3948430"/>
+                      <a:ext cx="5271135" cy="3254375"/>
                     </a:xfrm>
                     <a:prstGeom prst="rect">
                       <a:avLst/>
@@ -11564,7 +11474,7 @@
           <w:lang w:val="en-US" w:eastAsia="zh-CN"/>
         </w:rPr>
       </w:pPr>
-      <w:bookmarkStart w:id="59" w:name="_Toc20502"/>
+      <w:bookmarkStart w:id="59" w:name="_Toc367"/>
       <w:r>
         <w:rPr>
           <w:rFonts w:hint="eastAsia"/>
@@ -11588,9 +11498,9 @@
         </w:rPr>
         <w:drawing>
           <wp:inline distT="0" distB="0" distL="114300" distR="114300">
-            <wp:extent cx="5272405" cy="3186430"/>
-            <wp:effectExtent l="0" t="0" r="4445" b="13970"/>
-            <wp:docPr id="14" name="图片 14" descr="XEngine_Client"/>
+            <wp:extent cx="5273040" cy="3378835"/>
+            <wp:effectExtent l="0" t="0" r="3810" b="12065"/>
+            <wp:docPr id="8" name="图片 8" descr="XEngine_Client"/>
             <wp:cNvGraphicFramePr>
               <a:graphicFrameLocks xmlns:a="http://schemas.openxmlformats.org/drawingml/2006/main" noChangeAspect="1"/>
             </wp:cNvGraphicFramePr>
@@ -11598,7 +11508,7 @@
               <a:graphicData uri="http://schemas.openxmlformats.org/drawingml/2006/picture">
                 <pic:pic xmlns:pic="http://schemas.openxmlformats.org/drawingml/2006/picture">
                   <pic:nvPicPr>
-                    <pic:cNvPr id="14" name="图片 14" descr="XEngine_Client"/>
+                    <pic:cNvPr id="8" name="图片 8" descr="XEngine_Client"/>
                     <pic:cNvPicPr>
                       <a:picLocks noChangeAspect="1"/>
                     </pic:cNvPicPr>
@@ -11612,7 +11522,7 @@
                   <pic:spPr>
                     <a:xfrm>
                       <a:off x="0" y="0"/>
-                      <a:ext cx="5272405" cy="3186430"/>
+                      <a:ext cx="5273040" cy="3378835"/>
                     </a:xfrm>
                     <a:prstGeom prst="rect">
                       <a:avLst/>
@@ -11634,7 +11544,7 @@
           <w:lang w:val="en-US" w:eastAsia="zh-CN"/>
         </w:rPr>
       </w:pPr>
-      <w:bookmarkStart w:id="60" w:name="_Toc14708"/>
+      <w:bookmarkStart w:id="60" w:name="_Toc21507"/>
       <w:r>
         <w:rPr>
           <w:rFonts w:hint="eastAsia"/>
@@ -11660,7 +11570,7 @@
           <wp:inline distT="0" distB="0" distL="114300" distR="114300">
             <wp:extent cx="5262880" cy="2366645"/>
             <wp:effectExtent l="0" t="0" r="13970" b="14605"/>
-            <wp:docPr id="15" name="图片 15" descr="XEngine_Core"/>
+            <wp:docPr id="9" name="图片 9" descr="XEngine_Core"/>
             <wp:cNvGraphicFramePr>
               <a:graphicFrameLocks xmlns:a="http://schemas.openxmlformats.org/drawingml/2006/main" noChangeAspect="1"/>
             </wp:cNvGraphicFramePr>
@@ -11668,7 +11578,7 @@
               <a:graphicData uri="http://schemas.openxmlformats.org/drawingml/2006/picture">
                 <pic:pic xmlns:pic="http://schemas.openxmlformats.org/drawingml/2006/picture">
                   <pic:nvPicPr>
-                    <pic:cNvPr id="15" name="图片 15" descr="XEngine_Core"/>
+                    <pic:cNvPr id="9" name="图片 9" descr="XEngine_Core"/>
                     <pic:cNvPicPr>
                       <a:picLocks noChangeAspect="1"/>
                     </pic:cNvPicPr>
@@ -11704,7 +11614,7 @@
           <w:lang w:val="en-US" w:eastAsia="zh-CN"/>
         </w:rPr>
       </w:pPr>
-      <w:bookmarkStart w:id="61" w:name="_Toc10393"/>
+      <w:bookmarkStart w:id="61" w:name="_Toc22288"/>
       <w:r>
         <w:rPr>
           <w:rFonts w:hint="eastAsia"/>
@@ -11774,7 +11684,7 @@
           <w:lang w:val="en-US" w:eastAsia="zh-CN"/>
         </w:rPr>
       </w:pPr>
-      <w:bookmarkStart w:id="62" w:name="_Toc14174"/>
+      <w:bookmarkStart w:id="62" w:name="_Toc21441"/>
       <w:r>
         <w:rPr>
           <w:rFonts w:hint="eastAsia"/>
@@ -11798,9 +11708,9 @@
         </w:rPr>
         <w:drawing>
           <wp:inline distT="0" distB="0" distL="114300" distR="114300">
-            <wp:extent cx="5270500" cy="2618740"/>
-            <wp:effectExtent l="0" t="0" r="6350" b="10160"/>
-            <wp:docPr id="3" name="图片 3" descr="XEngine_NetHelp"/>
+            <wp:extent cx="5270500" cy="1927225"/>
+            <wp:effectExtent l="0" t="0" r="6350" b="15875"/>
+            <wp:docPr id="13" name="图片 13" descr="XEngine_NetHelp"/>
             <wp:cNvGraphicFramePr>
               <a:graphicFrameLocks xmlns:a="http://schemas.openxmlformats.org/drawingml/2006/main" noChangeAspect="1"/>
             </wp:cNvGraphicFramePr>
@@ -11808,7 +11718,7 @@
               <a:graphicData uri="http://schemas.openxmlformats.org/drawingml/2006/picture">
                 <pic:pic xmlns:pic="http://schemas.openxmlformats.org/drawingml/2006/picture">
                   <pic:nvPicPr>
-                    <pic:cNvPr id="3" name="图片 3" descr="XEngine_NetHelp"/>
+                    <pic:cNvPr id="13" name="图片 13" descr="XEngine_NetHelp"/>
                     <pic:cNvPicPr>
                       <a:picLocks noChangeAspect="1"/>
                     </pic:cNvPicPr>
@@ -11822,7 +11732,7 @@
                   <pic:spPr>
                     <a:xfrm>
                       <a:off x="0" y="0"/>
-                      <a:ext cx="5270500" cy="2618740"/>
+                      <a:ext cx="5270500" cy="1927225"/>
                     </a:xfrm>
                     <a:prstGeom prst="rect">
                       <a:avLst/>
@@ -11844,7 +11754,7 @@
           <w:lang w:val="en-US" w:eastAsia="zh-CN"/>
         </w:rPr>
       </w:pPr>
-      <w:bookmarkStart w:id="63" w:name="_Toc7332"/>
+      <w:bookmarkStart w:id="63" w:name="_Toc10643"/>
       <w:r>
         <w:rPr>
           <w:rFonts w:hint="eastAsia"/>
@@ -11914,7 +11824,7 @@
           <w:lang w:val="en-US" w:eastAsia="zh-CN"/>
         </w:rPr>
       </w:pPr>
-      <w:bookmarkStart w:id="64" w:name="_Toc1411"/>
+      <w:bookmarkStart w:id="64" w:name="_Toc27676"/>
       <w:r>
         <w:rPr>
           <w:rFonts w:hint="eastAsia"/>
@@ -11940,7 +11850,7 @@
           <wp:inline distT="0" distB="0" distL="114300" distR="114300">
             <wp:extent cx="5262245" cy="1412875"/>
             <wp:effectExtent l="0" t="0" r="14605" b="15875"/>
-            <wp:docPr id="6" name="图片 6" descr="XEngine_StreamMedia"/>
+            <wp:docPr id="14" name="图片 14" descr="XEngine_StreamMedia"/>
             <wp:cNvGraphicFramePr>
               <a:graphicFrameLocks xmlns:a="http://schemas.openxmlformats.org/drawingml/2006/main" noChangeAspect="1"/>
             </wp:cNvGraphicFramePr>
@@ -11948,7 +11858,7 @@
               <a:graphicData uri="http://schemas.openxmlformats.org/drawingml/2006/picture">
                 <pic:pic xmlns:pic="http://schemas.openxmlformats.org/drawingml/2006/picture">
                   <pic:nvPicPr>
-                    <pic:cNvPr id="6" name="图片 6" descr="XEngine_StreamMedia"/>
+                    <pic:cNvPr id="14" name="图片 14" descr="XEngine_StreamMedia"/>
                     <pic:cNvPicPr>
                       <a:picLocks noChangeAspect="1"/>
                     </pic:cNvPicPr>
@@ -11984,7 +11894,7 @@
           <w:lang w:val="en-US" w:eastAsia="zh-CN"/>
         </w:rPr>
       </w:pPr>
-      <w:bookmarkStart w:id="65" w:name="_Toc22655"/>
+      <w:bookmarkStart w:id="65" w:name="_Toc8569"/>
       <w:r>
         <w:rPr>
           <w:rFonts w:hint="eastAsia"/>
@@ -12008,9 +11918,9 @@
         </w:rPr>
         <w:drawing>
           <wp:inline distT="0" distB="0" distL="114300" distR="114300">
-            <wp:extent cx="5267960" cy="2921000"/>
-            <wp:effectExtent l="0" t="0" r="8890" b="12700"/>
-            <wp:docPr id="5" name="图片 5" descr="XEngine_SystemSdk"/>
+            <wp:extent cx="5272405" cy="2785110"/>
+            <wp:effectExtent l="0" t="0" r="4445" b="15240"/>
+            <wp:docPr id="15" name="图片 15" descr="XEngine_SystemSdk"/>
             <wp:cNvGraphicFramePr>
               <a:graphicFrameLocks xmlns:a="http://schemas.openxmlformats.org/drawingml/2006/main" noChangeAspect="1"/>
             </wp:cNvGraphicFramePr>
@@ -12018,7 +11928,7 @@
               <a:graphicData uri="http://schemas.openxmlformats.org/drawingml/2006/picture">
                 <pic:pic xmlns:pic="http://schemas.openxmlformats.org/drawingml/2006/picture">
                   <pic:nvPicPr>
-                    <pic:cNvPr id="5" name="图片 5" descr="XEngine_SystemSdk"/>
+                    <pic:cNvPr id="15" name="图片 15" descr="XEngine_SystemSdk"/>
                     <pic:cNvPicPr>
                       <a:picLocks noChangeAspect="1"/>
                     </pic:cNvPicPr>
@@ -12032,7 +11942,7 @@
                   <pic:spPr>
                     <a:xfrm>
                       <a:off x="0" y="0"/>
-                      <a:ext cx="5267960" cy="2921000"/>
+                      <a:ext cx="5272405" cy="2785110"/>
                     </a:xfrm>
                     <a:prstGeom prst="rect">
                       <a:avLst/>
@@ -12052,7 +11962,7 @@
           <w:rFonts w:hint="eastAsia"/>
         </w:rPr>
       </w:pPr>
-      <w:bookmarkStart w:id="66" w:name="_Toc28591"/>
+      <w:bookmarkStart w:id="66" w:name="_Toc28587"/>
       <w:r>
         <w:rPr>
           <w:rFonts w:hint="eastAsia"/>
@@ -12088,9 +11998,9 @@
         </w:rPr>
         <w:drawing>
           <wp:inline distT="0" distB="0" distL="114300" distR="114300">
-            <wp:extent cx="5273675" cy="4740910"/>
-            <wp:effectExtent l="0" t="0" r="3175" b="2540"/>
-            <wp:docPr id="11" name="图片 11" descr="EngineRelation"/>
+            <wp:extent cx="5273675" cy="5044440"/>
+            <wp:effectExtent l="0" t="0" r="3175" b="3810"/>
+            <wp:docPr id="16" name="图片 16" descr="EngineRelation"/>
             <wp:cNvGraphicFramePr>
               <a:graphicFrameLocks xmlns:a="http://schemas.openxmlformats.org/drawingml/2006/main" noChangeAspect="1"/>
             </wp:cNvGraphicFramePr>
@@ -12098,7 +12008,7 @@
               <a:graphicData uri="http://schemas.openxmlformats.org/drawingml/2006/picture">
                 <pic:pic xmlns:pic="http://schemas.openxmlformats.org/drawingml/2006/picture">
                   <pic:nvPicPr>
-                    <pic:cNvPr id="11" name="图片 11" descr="EngineRelation"/>
+                    <pic:cNvPr id="16" name="图片 16" descr="EngineRelation"/>
                     <pic:cNvPicPr>
                       <a:picLocks noChangeAspect="1"/>
                     </pic:cNvPicPr>
@@ -12112,7 +12022,7 @@
                   <pic:spPr>
                     <a:xfrm>
                       <a:off x="0" y="0"/>
-                      <a:ext cx="5273675" cy="4740910"/>
+                      <a:ext cx="5273675" cy="5044440"/>
                     </a:xfrm>
                     <a:prstGeom prst="rect">
                       <a:avLst/>
@@ -12132,7 +12042,7 @@
           <w:rFonts w:hint="eastAsia"/>
         </w:rPr>
       </w:pPr>
-      <w:bookmarkStart w:id="67" w:name="_Toc3812"/>
+      <w:bookmarkStart w:id="67" w:name="_Toc19111"/>
       <w:r>
         <w:rPr>
           <w:rFonts w:hint="eastAsia"/>
@@ -12145,7 +12055,7 @@
       <w:pPr>
         <w:pStyle w:val="3"/>
       </w:pPr>
-      <w:bookmarkStart w:id="68" w:name="_Toc871"/>
+      <w:bookmarkStart w:id="68" w:name="_Toc30631"/>
       <w:r>
         <w:rPr>
           <w:rFonts w:hint="eastAsia"/>
@@ -12591,7 +12501,7 @@
       <w:pPr>
         <w:pStyle w:val="3"/>
       </w:pPr>
-      <w:bookmarkStart w:id="69" w:name="_Toc28206"/>
+      <w:bookmarkStart w:id="69" w:name="_Toc19131"/>
       <w:r>
         <w:rPr>
           <w:rFonts w:hint="eastAsia"/>
@@ -12789,30 +12699,26 @@
         <w:t>X</w:t>
       </w:r>
       <w:r>
-        <w:t xml:space="preserve">Engine_LibEx </w:t>
-      </w:r>
-      <w:r>
-        <w:rPr>
-          <w:rFonts w:hint="eastAsia"/>
-          <w:lang w:val="en-US" w:eastAsia="zh-CN"/>
-        </w:rPr>
-        <w:t xml:space="preserve">              </w:t>
-      </w:r>
-      <w:r>
-        <w:rPr>
-          <w:rFonts w:hint="eastAsia"/>
-        </w:rPr>
-        <w:t>外部</w:t>
-      </w:r>
-      <w:r>
-        <w:rPr>
-          <w:rFonts w:hint="eastAsia"/>
-          <w:lang w:val="en-US" w:eastAsia="zh-CN"/>
-        </w:rPr>
-        <w:t>常用</w:t>
-      </w:r>
-      <w:r>
-        <w:t>开源库依赖模块目录</w:t>
+        <w:t>Engine_NetHelp</w:t>
+      </w:r>
+      <w:r>
+        <w:rPr>
+          <w:rFonts w:hint="eastAsia"/>
+        </w:rPr>
+        <w:t xml:space="preserve"> </w:t>
+      </w:r>
+      <w:r>
+        <w:rPr>
+          <w:rFonts w:hint="eastAsia"/>
+          <w:lang w:val="en-US" w:eastAsia="zh-CN"/>
+        </w:rPr>
+        <w:t xml:space="preserve">            </w:t>
+      </w:r>
+      <w:r>
+        <w:rPr>
+          <w:rFonts w:hint="eastAsia"/>
+        </w:rPr>
+        <w:t>网络开发组件</w:t>
       </w:r>
     </w:p>
     <w:p>
@@ -12831,7 +12737,17 @@
         <w:t>X</w:t>
       </w:r>
       <w:r>
-        <w:t>Engine_NetHelp</w:t>
+        <w:t>Engine_</w:t>
+      </w:r>
+      <w:r>
+        <w:rPr>
+          <w:rFonts w:hint="eastAsia"/>
+          <w:lang w:val="en-US" w:eastAsia="zh-CN"/>
+        </w:rPr>
+        <w:t>Base</w:t>
+      </w:r>
+      <w:r>
+        <w:t>Lib</w:t>
       </w:r>
       <w:r>
         <w:rPr>
@@ -12850,7 +12766,7 @@
         <w:rPr>
           <w:rFonts w:hint="eastAsia"/>
         </w:rPr>
-        <w:t>网络开发组件</w:t>
+        <w:t>公有库基础组件</w:t>
       </w:r>
     </w:p>
     <w:p>
@@ -12869,36 +12785,36 @@
         <w:t>X</w:t>
       </w:r>
       <w:r>
-        <w:t>Engine_</w:t>
-      </w:r>
-      <w:r>
-        <w:rPr>
-          <w:rFonts w:hint="eastAsia"/>
-          <w:lang w:val="en-US" w:eastAsia="zh-CN"/>
-        </w:rPr>
-        <w:t>Base</w:t>
-      </w:r>
-      <w:r>
-        <w:t>Lib</w:t>
-      </w:r>
-      <w:r>
-        <w:rPr>
-          <w:rFonts w:hint="eastAsia"/>
-        </w:rPr>
-        <w:t xml:space="preserve"> </w:t>
-      </w:r>
-      <w:r>
-        <w:rPr>
-          <w:rFonts w:hint="eastAsia"/>
-          <w:lang w:val="en-US" w:eastAsia="zh-CN"/>
-        </w:rPr>
-        <w:t xml:space="preserve">            </w:t>
-      </w:r>
-      <w:r>
-        <w:rPr>
-          <w:rFonts w:hint="eastAsia"/>
-        </w:rPr>
-        <w:t>公有库基础组件</w:t>
+        <w:rPr>
+          <w:rFonts w:hint="eastAsia"/>
+        </w:rPr>
+        <w:t xml:space="preserve">Engine_RfcComponents </w:t>
+      </w:r>
+      <w:r>
+        <w:rPr>
+          <w:rFonts w:hint="eastAsia"/>
+          <w:lang w:val="en-US" w:eastAsia="zh-CN"/>
+        </w:rPr>
+        <w:t xml:space="preserve">     </w:t>
+      </w:r>
+      <w:r>
+        <w:rPr>
+          <w:rFonts w:hint="eastAsia"/>
+        </w:rPr>
+        <w:t>RFC</w:t>
+      </w:r>
+      <w:r>
+        <w:rPr>
+          <w:rFonts w:hint="eastAsia"/>
+          <w:lang w:val="en-US" w:eastAsia="zh-CN"/>
+        </w:rPr>
+        <w:t>协议</w:t>
+      </w:r>
+      <w:r>
+        <w:rPr>
+          <w:rFonts w:hint="eastAsia"/>
+        </w:rPr>
+        <w:t>定义的组件开发目录</w:t>
       </w:r>
     </w:p>
     <w:p>
@@ -12917,36 +12833,23 @@
         <w:t>X</w:t>
       </w:r>
       <w:r>
-        <w:rPr>
-          <w:rFonts w:hint="eastAsia"/>
-        </w:rPr>
-        <w:t xml:space="preserve">Engine_RfcComponents </w:t>
-      </w:r>
-      <w:r>
-        <w:rPr>
-          <w:rFonts w:hint="eastAsia"/>
-          <w:lang w:val="en-US" w:eastAsia="zh-CN"/>
-        </w:rPr>
-        <w:t xml:space="preserve">     </w:t>
-      </w:r>
-      <w:r>
-        <w:rPr>
-          <w:rFonts w:hint="eastAsia"/>
-        </w:rPr>
-        <w:t>RFC</w:t>
-      </w:r>
-      <w:r>
-        <w:rPr>
-          <w:rFonts w:hint="eastAsia"/>
-          <w:lang w:val="en-US" w:eastAsia="zh-CN"/>
-        </w:rPr>
-        <w:t>协议</w:t>
-      </w:r>
-      <w:r>
-        <w:rPr>
-          <w:rFonts w:hint="eastAsia"/>
-        </w:rPr>
-        <w:t>定义的组件开发目录</w:t>
+        <w:t xml:space="preserve">Engine_StreamMedia  </w:t>
+      </w:r>
+      <w:r>
+        <w:rPr>
+          <w:rFonts w:hint="eastAsia"/>
+          <w:lang w:val="en-US" w:eastAsia="zh-CN"/>
+        </w:rPr>
+        <w:t xml:space="preserve">      </w:t>
+      </w:r>
+      <w:r>
+        <w:rPr>
+          <w:rFonts w:hint="eastAsia"/>
+        </w:rPr>
+        <w:t>流媒体</w:t>
+      </w:r>
+      <w:r>
+        <w:t>组件开发目录</w:t>
       </w:r>
     </w:p>
     <w:p>
@@ -12965,41 +12868,6 @@
         <w:t>X</w:t>
       </w:r>
       <w:r>
-        <w:t xml:space="preserve">Engine_StreamMedia  </w:t>
-      </w:r>
-      <w:r>
-        <w:rPr>
-          <w:rFonts w:hint="eastAsia"/>
-          <w:lang w:val="en-US" w:eastAsia="zh-CN"/>
-        </w:rPr>
-        <w:t xml:space="preserve">      </w:t>
-      </w:r>
-      <w:r>
-        <w:rPr>
-          <w:rFonts w:hint="eastAsia"/>
-        </w:rPr>
-        <w:t>流媒体</w:t>
-      </w:r>
-      <w:r>
-        <w:t>组件开发目录</w:t>
-      </w:r>
-    </w:p>
-    <w:p>
-      <w:pPr>
-        <w:pStyle w:val="42"/>
-        <w:numPr>
-          <w:ilvl w:val="0"/>
-          <w:numId w:val="8"/>
-        </w:numPr>
-      </w:pPr>
-      <w:r>
-        <w:rPr>
-          <w:rFonts w:hint="eastAsia"/>
-          <w:lang w:val="en-US" w:eastAsia="zh-CN"/>
-        </w:rPr>
-        <w:t>X</w:t>
-      </w:r>
-      <w:r>
         <w:t>Engine_</w:t>
       </w:r>
       <w:r>
@@ -13023,7 +12891,7 @@
           <w:rFonts w:hint="eastAsia"/>
         </w:rPr>
       </w:pPr>
-      <w:bookmarkStart w:id="70" w:name="_Toc22743"/>
+      <w:bookmarkStart w:id="70" w:name="_Toc18294"/>
       <w:r>
         <w:rPr>
           <w:rFonts w:hint="eastAsia"/>
@@ -13064,7 +12932,7 @@
           <w:lang w:val="en-US" w:eastAsia="zh-CN"/>
         </w:rPr>
       </w:pPr>
-      <w:bookmarkStart w:id="71" w:name="_Toc19469"/>
+      <w:bookmarkStart w:id="71" w:name="_Toc8913"/>
       <w:r>
         <w:rPr>
           <w:rFonts w:hint="eastAsia"/>
@@ -13082,7 +12950,7 @@
           <w:lang w:val="en-US" w:eastAsia="zh-CN"/>
         </w:rPr>
       </w:pPr>
-      <w:bookmarkStart w:id="72" w:name="_Toc31814"/>
+      <w:bookmarkStart w:id="72" w:name="_Toc16841"/>
       <w:r>
         <w:rPr>
           <w:rFonts w:hint="eastAsia"/>
@@ -13246,16 +13114,16 @@
         <w:pStyle w:val="5"/>
         <w:bidi w:val="0"/>
         <w:rPr>
-          <w:rFonts w:hint="eastAsia"/>
-          <w:lang w:val="en-US" w:eastAsia="zh-CN"/>
-        </w:rPr>
-      </w:pPr>
-      <w:r>
-        <w:rPr>
-          <w:rFonts w:hint="eastAsia"/>
-          <w:lang w:val="en-US" w:eastAsia="zh-CN"/>
-        </w:rPr>
-        <w:t>7.4.1.5 XEngine_AVPacket</w:t>
+          <w:rFonts w:hint="default"/>
+          <w:lang w:val="en-US" w:eastAsia="zh-CN"/>
+        </w:rPr>
+      </w:pPr>
+      <w:r>
+        <w:rPr>
+          <w:rFonts w:hint="eastAsia"/>
+          <w:lang w:val="en-US" w:eastAsia="zh-CN"/>
+        </w:rPr>
+        <w:t>7.4.1.5 XEngine_AVFormat</w:t>
       </w:r>
     </w:p>
     <w:p>
@@ -13347,7 +13215,7 @@
           <w:lang w:val="en-US" w:eastAsia="zh-CN"/>
         </w:rPr>
       </w:pPr>
-      <w:bookmarkStart w:id="73" w:name="_Toc9149"/>
+      <w:bookmarkStart w:id="73" w:name="_Toc8379"/>
       <w:r>
         <w:rPr>
           <w:rFonts w:hint="eastAsia"/>
@@ -13378,7 +13246,7 @@
           <w:color w:val="auto"/>
           <w:lang w:val="en-US" w:eastAsia="zh-CN"/>
         </w:rPr>
-        <w:t>基础组件:包含基本的时间,字符串,算法,文件,事件,句柄等操作</w:t>
+        <w:t>基础组件:包含基本的时间,字符串,算法,事件,句柄等操作</w:t>
       </w:r>
     </w:p>
     <w:p>
@@ -13473,7 +13341,7 @@
           <w:rFonts w:hint="eastAsia"/>
           <w:lang w:val="en-US" w:eastAsia="zh-CN"/>
         </w:rPr>
-        <w:t xml:space="preserve">    基础模块,包含字符串,事件,句柄,时间,位,配置读写(linux)等操作的API函数集</w:t>
+        <w:t xml:space="preserve">    基础模块,包含字符串,事件,句柄,时间,位等操作的API函数集</w:t>
       </w:r>
     </w:p>
     <w:p>
@@ -13484,7 +13352,7 @@
           <w:lang w:val="en-US" w:eastAsia="zh-CN"/>
         </w:rPr>
       </w:pPr>
-      <w:bookmarkStart w:id="74" w:name="_Toc17375"/>
+      <w:bookmarkStart w:id="74" w:name="_Toc9091"/>
       <w:r>
         <w:rPr>
           <w:rFonts w:hint="eastAsia"/>
@@ -13546,17 +13414,18 @@
     <w:p>
       <w:pPr>
         <w:pStyle w:val="5"/>
-        <w:rPr>
-          <w:rFonts w:hint="eastAsia"/>
-          <w:lang w:val="en-US" w:eastAsia="zh-CN"/>
-        </w:rPr>
-      </w:pPr>
-      <w:r>
-        <w:rPr>
-          <w:rFonts w:hint="eastAsia"/>
-          <w:lang w:val="en-US" w:eastAsia="zh-CN"/>
-        </w:rPr>
-        <w:t>7.4.3.2 XClient_Ssl</w:t>
+        <w:bidi w:val="0"/>
+        <w:rPr>
+          <w:rFonts w:hint="eastAsia"/>
+          <w:lang w:val="en-US" w:eastAsia="zh-CN"/>
+        </w:rPr>
+      </w:pPr>
+      <w:r>
+        <w:rPr>
+          <w:rFonts w:hint="eastAsia"/>
+          <w:lang w:val="en-US" w:eastAsia="zh-CN"/>
+        </w:rPr>
+        <w:t>7.4.3.2 XClient_Stream</w:t>
       </w:r>
     </w:p>
     <w:p>
@@ -13572,7 +13441,7 @@
           <w:rFonts w:hint="eastAsia"/>
           <w:lang w:val="en-US" w:eastAsia="zh-CN"/>
         </w:rPr>
-        <w:t>网络安全客户端开发模块,通过这个模块可以让你的网络通信进行加密方式传输数据.</w:t>
+        <w:t>用于流媒体协议客户端,可支持推流拉流</w:t>
       </w:r>
     </w:p>
     <w:p>
@@ -13589,23 +13458,387 @@
           <w:rFonts w:hint="eastAsia"/>
           <w:lang w:val="en-US" w:eastAsia="zh-CN"/>
         </w:rPr>
-        <w:t>7.4.3.3 XClient_Stream</w:t>
+        <w:t>7.4.3.3 XClient_APIHelp</w:t>
       </w:r>
     </w:p>
     <w:p>
       <w:pPr>
         <w:ind w:firstLine="440" w:firstLineChars="200"/>
         <w:rPr>
-          <w:rFonts w:hint="eastAsia"/>
-          <w:lang w:val="en-US" w:eastAsia="zh-CN"/>
-        </w:rPr>
-      </w:pPr>
-      <w:r>
-        <w:rPr>
-          <w:rFonts w:hint="eastAsia"/>
-          <w:lang w:val="en-US" w:eastAsia="zh-CN"/>
-        </w:rPr>
-        <w:t>用于流媒体协议客户端,可支持推流拉流</w:t>
+          <w:rFonts w:hint="default"/>
+          <w:lang w:val="en-US" w:eastAsia="zh-CN"/>
+        </w:rPr>
+      </w:pPr>
+      <w:r>
+        <w:rPr>
+          <w:rFonts w:hint="eastAsia"/>
+          <w:lang w:val="en-US" w:eastAsia="zh-CN"/>
+        </w:rPr>
+        <w:t>网络客户端操作,HTTP,EMAIL等等</w:t>
+      </w:r>
+    </w:p>
+    <w:p>
+      <w:pPr>
+        <w:pStyle w:val="4"/>
+        <w:rPr>
+          <w:rFonts w:hint="eastAsia"/>
+          <w:lang w:val="en-US" w:eastAsia="zh-CN"/>
+        </w:rPr>
+      </w:pPr>
+      <w:bookmarkStart w:id="75" w:name="_Toc702"/>
+      <w:r>
+        <w:rPr>
+          <w:rFonts w:hint="eastAsia"/>
+          <w:lang w:val="en-US" w:eastAsia="zh-CN"/>
+        </w:rPr>
+        <w:t>7.4.4 XEngine_Core</w:t>
+      </w:r>
+      <w:bookmarkEnd w:id="75"/>
+    </w:p>
+    <w:p>
+      <w:pPr>
+        <w:rPr>
+          <w:rFonts w:hint="default"/>
+          <w:color w:val="auto"/>
+          <w:lang w:val="en-US" w:eastAsia="zh-CN"/>
+        </w:rPr>
+      </w:pPr>
+      <w:r>
+        <w:rPr>
+          <w:rFonts w:hint="eastAsia"/>
+          <w:lang w:val="en-US" w:eastAsia="zh-CN"/>
+        </w:rPr>
+        <w:t xml:space="preserve">    </w:t>
+      </w:r>
+      <w:r>
+        <w:rPr>
+          <w:rFonts w:hint="eastAsia"/>
+          <w:color w:val="auto"/>
+          <w:lang w:val="en-US" w:eastAsia="zh-CN"/>
+        </w:rPr>
+        <w:t>核心组件:包括各种高性能网络服务,高性能线程池和网络相关基础协议开发等</w:t>
+      </w:r>
+    </w:p>
+    <w:p>
+      <w:pPr>
+        <w:pStyle w:val="5"/>
+        <w:rPr>
+          <w:rFonts w:hint="eastAsia"/>
+          <w:lang w:val="en-US" w:eastAsia="zh-CN"/>
+        </w:rPr>
+      </w:pPr>
+      <w:r>
+        <w:rPr>
+          <w:rFonts w:hint="eastAsia"/>
+          <w:lang w:val="en-US" w:eastAsia="zh-CN"/>
+        </w:rPr>
+        <w:t>7.4.4.1 XEngine_Core</w:t>
+      </w:r>
+    </w:p>
+    <w:p>
+      <w:pPr>
+        <w:rPr>
+          <w:rFonts w:hint="eastAsia"/>
+          <w:lang w:val="en-US" w:eastAsia="zh-CN"/>
+        </w:rPr>
+      </w:pPr>
+      <w:r>
+        <w:rPr>
+          <w:rFonts w:hint="eastAsia"/>
+          <w:lang w:val="en-US" w:eastAsia="zh-CN"/>
+        </w:rPr>
+        <w:t xml:space="preserve">    网络服务开发模块,里面包含了所有可用服务开发的API接口,是整套引擎的核心模块,你可以在这里面找到TCP,UDP各种高性能开发模型API接口,也可以找到无线通信,红外,蓝牙开发接口,还可以找到其他各种通信方式,广播,组播的开发接口,等等,具体可以查看导出的API说明.</w:t>
+      </w:r>
+    </w:p>
+    <w:p>
+      <w:pPr>
+        <w:pStyle w:val="5"/>
+        <w:rPr>
+          <w:rFonts w:hint="eastAsia"/>
+          <w:lang w:val="en-US" w:eastAsia="zh-CN"/>
+        </w:rPr>
+      </w:pPr>
+      <w:r>
+        <w:rPr>
+          <w:rFonts w:hint="eastAsia"/>
+          <w:lang w:val="en-US" w:eastAsia="zh-CN"/>
+        </w:rPr>
+        <w:t>7.4.4.2 XEngine_ManagePool</w:t>
+      </w:r>
+    </w:p>
+    <w:p>
+      <w:pPr>
+        <w:rPr>
+          <w:rFonts w:hint="eastAsia"/>
+          <w:lang w:val="en-US" w:eastAsia="zh-CN"/>
+        </w:rPr>
+      </w:pPr>
+      <w:r>
+        <w:rPr>
+          <w:rFonts w:hint="eastAsia"/>
+          <w:lang w:val="en-US" w:eastAsia="zh-CN"/>
+        </w:rPr>
+        <w:t xml:space="preserve">    管理池模块,这里面包含内存池,线程池,连接池的开发API接口</w:t>
+      </w:r>
+    </w:p>
+    <w:p>
+      <w:pPr>
+        <w:pStyle w:val="5"/>
+        <w:rPr>
+          <w:rFonts w:hint="default"/>
+          <w:lang w:val="en-US" w:eastAsia="zh-CN"/>
+        </w:rPr>
+      </w:pPr>
+      <w:r>
+        <w:rPr>
+          <w:rFonts w:hint="eastAsia"/>
+          <w:lang w:val="en-US" w:eastAsia="zh-CN"/>
+        </w:rPr>
+        <w:t>7.4.4.3 XEngine_Cryption</w:t>
+      </w:r>
+    </w:p>
+    <w:p>
+      <w:pPr>
+        <w:rPr>
+          <w:rFonts w:hint="eastAsia"/>
+          <w:lang w:val="en-US" w:eastAsia="zh-CN"/>
+        </w:rPr>
+      </w:pPr>
+      <w:r>
+        <w:rPr>
+          <w:rFonts w:hint="eastAsia"/>
+          <w:lang w:val="en-US" w:eastAsia="zh-CN"/>
+        </w:rPr>
+        <w:t xml:space="preserve">    安全加解密开发模块,包含SSL服务与客户端API接口和加解密等API接口</w:t>
+      </w:r>
+    </w:p>
+    <w:p>
+      <w:pPr>
+        <w:pStyle w:val="5"/>
+        <w:rPr>
+          <w:rFonts w:hint="eastAsia"/>
+          <w:lang w:val="en-US" w:eastAsia="zh-CN"/>
+        </w:rPr>
+      </w:pPr>
+      <w:r>
+        <w:rPr>
+          <w:rFonts w:hint="eastAsia"/>
+          <w:lang w:val="en-US" w:eastAsia="zh-CN"/>
+        </w:rPr>
+        <w:t>7.4.4.4 XEngine_Protocol</w:t>
+      </w:r>
+    </w:p>
+    <w:p>
+      <w:pPr>
+        <w:rPr>
+          <w:rFonts w:hint="eastAsia"/>
+          <w:lang w:val="en-US" w:eastAsia="zh-CN"/>
+        </w:rPr>
+      </w:pPr>
+      <w:r>
+        <w:rPr>
+          <w:rFonts w:hint="eastAsia"/>
+          <w:lang w:val="en-US" w:eastAsia="zh-CN"/>
+        </w:rPr>
+        <w:t xml:space="preserve">     RFC协议开发接口,一些标准的,小型RFC接口定义使用这个模块开发.</w:t>
+      </w:r>
+    </w:p>
+    <w:p>
+      <w:pPr>
+        <w:pStyle w:val="4"/>
+        <w:rPr>
+          <w:rFonts w:hint="eastAsia"/>
+          <w:lang w:val="en-US" w:eastAsia="zh-CN"/>
+        </w:rPr>
+      </w:pPr>
+      <w:bookmarkStart w:id="76" w:name="_Toc6915"/>
+      <w:r>
+        <w:rPr>
+          <w:rFonts w:hint="eastAsia"/>
+          <w:lang w:val="en-US" w:eastAsia="zh-CN"/>
+        </w:rPr>
+        <w:t>7.4.5 XEngine_HelpComponents</w:t>
+      </w:r>
+      <w:bookmarkEnd w:id="76"/>
+    </w:p>
+    <w:p>
+      <w:pPr>
+        <w:rPr>
+          <w:rFonts w:hint="default"/>
+          <w:color w:val="auto"/>
+          <w:lang w:val="en-US" w:eastAsia="zh-CN"/>
+        </w:rPr>
+      </w:pPr>
+      <w:r>
+        <w:rPr>
+          <w:rFonts w:hint="eastAsia"/>
+          <w:lang w:val="en-US" w:eastAsia="zh-CN"/>
+        </w:rPr>
+        <w:t xml:space="preserve">    </w:t>
+      </w:r>
+      <w:r>
+        <w:rPr>
+          <w:rFonts w:hint="eastAsia"/>
+          <w:color w:val="auto"/>
+          <w:lang w:val="en-US" w:eastAsia="zh-CN"/>
+        </w:rPr>
+        <w:t>帮助组件:包括协议组包拆包,二进制组包拆包,解压缩,数据库相关SDK开发</w:t>
+      </w:r>
+    </w:p>
+    <w:p>
+      <w:pPr>
+        <w:pStyle w:val="5"/>
+        <w:rPr>
+          <w:rFonts w:hint="eastAsia"/>
+          <w:lang w:val="en-US" w:eastAsia="zh-CN"/>
+        </w:rPr>
+      </w:pPr>
+      <w:r>
+        <w:rPr>
+          <w:rFonts w:hint="eastAsia"/>
+          <w:lang w:val="en-US" w:eastAsia="zh-CN"/>
+        </w:rPr>
+        <w:t>7.4.5.1 HelpComponents_BINPack</w:t>
+      </w:r>
+    </w:p>
+    <w:p>
+      <w:pPr>
+        <w:rPr>
+          <w:rFonts w:hint="eastAsia"/>
+          <w:lang w:val="en-US" w:eastAsia="zh-CN"/>
+        </w:rPr>
+      </w:pPr>
+      <w:r>
+        <w:rPr>
+          <w:rFonts w:hint="eastAsia"/>
+          <w:lang w:val="en-US" w:eastAsia="zh-CN"/>
+        </w:rPr>
+        <w:t xml:space="preserve">    二进制打包解包API工具,可以将多个文件打包成一个文件或者解包成多个文件.</w:t>
+      </w:r>
+    </w:p>
+    <w:p>
+      <w:pPr>
+        <w:pStyle w:val="5"/>
+        <w:rPr>
+          <w:rFonts w:hint="eastAsia"/>
+          <w:lang w:val="en-US" w:eastAsia="zh-CN"/>
+        </w:rPr>
+      </w:pPr>
+      <w:r>
+        <w:rPr>
+          <w:rFonts w:hint="eastAsia"/>
+          <w:lang w:val="en-US" w:eastAsia="zh-CN"/>
+        </w:rPr>
+        <w:t>7.4.5.2 HelpComponents_Compress</w:t>
+      </w:r>
+    </w:p>
+    <w:p>
+      <w:pPr>
+        <w:rPr>
+          <w:rFonts w:hint="eastAsia"/>
+          <w:lang w:val="en-US" w:eastAsia="zh-CN"/>
+        </w:rPr>
+      </w:pPr>
+      <w:r>
+        <w:rPr>
+          <w:rFonts w:hint="eastAsia"/>
+          <w:lang w:val="en-US" w:eastAsia="zh-CN"/>
+        </w:rPr>
+        <w:t xml:space="preserve">    解压缩API开发模块</w:t>
+      </w:r>
+    </w:p>
+    <w:p>
+      <w:pPr>
+        <w:pStyle w:val="5"/>
+        <w:rPr>
+          <w:rFonts w:hint="eastAsia"/>
+          <w:lang w:val="en-US" w:eastAsia="zh-CN"/>
+        </w:rPr>
+      </w:pPr>
+      <w:r>
+        <w:rPr>
+          <w:rFonts w:hint="eastAsia"/>
+          <w:lang w:val="en-US" w:eastAsia="zh-CN"/>
+        </w:rPr>
+        <w:t>7.4.5.3 HelpComponents_DataBase</w:t>
+      </w:r>
+    </w:p>
+    <w:p>
+      <w:pPr>
+        <w:rPr>
+          <w:rFonts w:hint="eastAsia"/>
+          <w:lang w:val="en-US" w:eastAsia="zh-CN"/>
+        </w:rPr>
+      </w:pPr>
+      <w:r>
+        <w:rPr>
+          <w:rFonts w:hint="eastAsia"/>
+          <w:lang w:val="en-US" w:eastAsia="zh-CN"/>
+        </w:rPr>
+        <w:t xml:space="preserve">    数据库开发模块,支持SQLITE,MYSQL,MSSQL,MARAIDB,POSTPRESQL,MONGODB数据库</w:t>
+      </w:r>
+    </w:p>
+    <w:p>
+      <w:pPr>
+        <w:pStyle w:val="5"/>
+        <w:rPr>
+          <w:rFonts w:hint="eastAsia"/>
+          <w:lang w:val="en-US" w:eastAsia="zh-CN"/>
+        </w:rPr>
+      </w:pPr>
+      <w:r>
+        <w:rPr>
+          <w:rFonts w:hint="eastAsia"/>
+          <w:lang w:val="en-US" w:eastAsia="zh-CN"/>
+        </w:rPr>
+        <w:t>7.4.5.4 HelpComponents_Packets</w:t>
+      </w:r>
+    </w:p>
+    <w:p>
+      <w:pPr>
+        <w:rPr>
+          <w:rFonts w:hint="eastAsia"/>
+          <w:lang w:val="en-US" w:eastAsia="zh-CN"/>
+        </w:rPr>
+      </w:pPr>
+      <w:r>
+        <w:rPr>
+          <w:rFonts w:hint="eastAsia"/>
+          <w:lang w:val="en-US" w:eastAsia="zh-CN"/>
+        </w:rPr>
+        <w:t xml:space="preserve">    数据流,组包,解包模块,可以把TCP留组包,或者解包,TCP是流式套接字,必须通过这个模块操作你才能处理一个完成的包,不然你接受数据的时候可能会造成沾包的情况发生.</w:t>
+      </w:r>
+    </w:p>
+    <w:p>
+      <w:pPr>
+        <w:pStyle w:val="5"/>
+        <w:rPr>
+          <w:rFonts w:hint="eastAsia"/>
+          <w:lang w:val="en-US" w:eastAsia="zh-CN"/>
+        </w:rPr>
+      </w:pPr>
+      <w:r>
+        <w:rPr>
+          <w:rFonts w:hint="eastAsia"/>
+          <w:lang w:val="en-US" w:eastAsia="zh-CN"/>
+        </w:rPr>
+        <w:t>7.4.5.5 HelpComponents_XLog</w:t>
+      </w:r>
+    </w:p>
+    <w:p>
+      <w:pPr>
+        <w:ind w:firstLine="440"/>
+        <w:rPr>
+          <w:rFonts w:hint="eastAsia"/>
+          <w:lang w:val="en-US" w:eastAsia="zh-CN"/>
+        </w:rPr>
+      </w:pPr>
+      <w:r>
+        <w:rPr>
+          <w:rFonts w:hint="eastAsia"/>
+          <w:lang w:val="en-US" w:eastAsia="zh-CN"/>
+        </w:rPr>
+        <w:t>日志模块,可以打印日志,并且保存日志,备份日志.服务器最好使用这个模块来记录日志信息.</w:t>
       </w:r>
     </w:p>
     <w:p>
@@ -13622,12 +13855,11 @@
           <w:rFonts w:hint="eastAsia"/>
           <w:lang w:val="en-US" w:eastAsia="zh-CN"/>
         </w:rPr>
-        <w:t>7.4.3.4 XClient_APIHelp</w:t>
-      </w:r>
-    </w:p>
-    <w:p>
-      <w:pPr>
-        <w:ind w:firstLine="440" w:firstLineChars="200"/>
+        <w:t>7.4.5.6 HelpComponents_WBlackList</w:t>
+      </w:r>
+    </w:p>
+    <w:p>
+      <w:pPr>
         <w:rPr>
           <w:rFonts w:hint="default"/>
           <w:lang w:val="en-US" w:eastAsia="zh-CN"/>
@@ -13638,7 +13870,7 @@
           <w:rFonts w:hint="eastAsia"/>
           <w:lang w:val="en-US" w:eastAsia="zh-CN"/>
         </w:rPr>
-        <w:t>网络客户端操作,HTTP,EMAIL等等</w:t>
+        <w:t xml:space="preserve">    黑白名单策略模块,可以对IPV4和域名进程过滤和配置策略</w:t>
       </w:r>
     </w:p>
     <w:p>
@@ -13649,15 +13881,200 @@
           <w:lang w:val="en-US" w:eastAsia="zh-CN"/>
         </w:rPr>
       </w:pPr>
-      <w:bookmarkStart w:id="75" w:name="_Toc8980"/>
-      <w:r>
-        <w:rPr>
-          <w:rFonts w:hint="eastAsia"/>
-          <w:lang w:val="en-US" w:eastAsia="zh-CN"/>
-        </w:rPr>
-        <w:t>7.4.4 XEngine_Core</w:t>
-      </w:r>
-      <w:bookmarkEnd w:id="75"/>
+      <w:bookmarkStart w:id="77" w:name="_Toc10821"/>
+      <w:r>
+        <w:rPr>
+          <w:rFonts w:hint="eastAsia"/>
+          <w:lang w:val="en-US" w:eastAsia="zh-CN"/>
+        </w:rPr>
+        <w:t>7.4.6 XEngine_NetHelp</w:t>
+      </w:r>
+      <w:bookmarkEnd w:id="77"/>
+    </w:p>
+    <w:p>
+      <w:pPr>
+        <w:ind w:firstLine="440"/>
+        <w:rPr>
+          <w:rFonts w:hint="eastAsia"/>
+          <w:color w:val="auto"/>
+          <w:lang w:val="en-US" w:eastAsia="zh-CN"/>
+        </w:rPr>
+      </w:pPr>
+      <w:r>
+        <w:rPr>
+          <w:rFonts w:hint="eastAsia"/>
+          <w:color w:val="auto"/>
+          <w:lang w:val="en-US" w:eastAsia="zh-CN"/>
+        </w:rPr>
+        <w:t>网络组件:与网络相关的协议与工具开发SDK</w:t>
+      </w:r>
+    </w:p>
+    <w:p>
+      <w:pPr>
+        <w:pStyle w:val="5"/>
+        <w:rPr>
+          <w:rFonts w:hint="eastAsia"/>
+          <w:lang w:val="en-US" w:eastAsia="zh-CN"/>
+        </w:rPr>
+      </w:pPr>
+      <w:r>
+        <w:rPr>
+          <w:rFonts w:hint="eastAsia"/>
+          <w:lang w:val="en-US" w:eastAsia="zh-CN"/>
+        </w:rPr>
+        <w:t>7.4.6.1 NetHelp_APIHelp</w:t>
+      </w:r>
+    </w:p>
+    <w:p>
+      <w:pPr>
+        <w:ind w:firstLine="440"/>
+        <w:rPr>
+          <w:rFonts w:hint="eastAsia"/>
+          <w:lang w:val="en-US" w:eastAsia="zh-CN"/>
+        </w:rPr>
+      </w:pPr>
+      <w:r>
+        <w:rPr>
+          <w:rFonts w:hint="eastAsia"/>
+          <w:lang w:val="en-US" w:eastAsia="zh-CN"/>
+        </w:rPr>
+        <w:t>网络帮助函数,字节序转换,网络流操作等</w:t>
+      </w:r>
+    </w:p>
+    <w:p>
+      <w:pPr>
+        <w:pStyle w:val="5"/>
+        <w:bidi w:val="0"/>
+        <w:rPr>
+          <w:rFonts w:hint="default"/>
+          <w:lang w:val="en-US" w:eastAsia="zh-CN"/>
+        </w:rPr>
+      </w:pPr>
+      <w:r>
+        <w:rPr>
+          <w:rFonts w:hint="eastAsia"/>
+          <w:lang w:val="en-US" w:eastAsia="zh-CN"/>
+        </w:rPr>
+        <w:t>7.4.6</w:t>
+      </w:r>
+      <w:r>
+        <w:rPr>
+          <w:rFonts w:hint="default"/>
+          <w:lang w:val="en-US" w:eastAsia="zh-CN"/>
+        </w:rPr>
+        <w:t>.</w:t>
+      </w:r>
+      <w:r>
+        <w:rPr>
+          <w:rFonts w:hint="eastAsia"/>
+          <w:lang w:val="en-US" w:eastAsia="zh-CN"/>
+        </w:rPr>
+        <w:t>2 NetHelp_APIFlow</w:t>
+      </w:r>
+    </w:p>
+    <w:p>
+      <w:pPr>
+        <w:rPr>
+          <w:rFonts w:hint="default" w:eastAsiaTheme="minorEastAsia"/>
+          <w:lang w:val="en-US" w:eastAsia="zh-CN"/>
+        </w:rPr>
+      </w:pPr>
+      <w:r>
+        <w:rPr>
+          <w:rFonts w:hint="default"/>
+          <w:lang w:val="en-US" w:eastAsia="zh-CN"/>
+        </w:rPr>
+        <w:t xml:space="preserve">    </w:t>
+      </w:r>
+      <w:r>
+        <w:rPr>
+          <w:rFonts w:hint="eastAsia"/>
+          <w:lang w:val="en-US" w:eastAsia="zh-CN"/>
+        </w:rPr>
+        <w:t>网络流量处理模块,支持获取流量信息和流量控制</w:t>
+      </w:r>
+    </w:p>
+    <w:p>
+      <w:pPr>
+        <w:pStyle w:val="5"/>
+        <w:rPr>
+          <w:rFonts w:hint="default"/>
+          <w:lang w:val="en-US" w:eastAsia="zh-CN"/>
+        </w:rPr>
+      </w:pPr>
+      <w:r>
+        <w:rPr>
+          <w:rFonts w:hint="eastAsia"/>
+          <w:lang w:val="en-US" w:eastAsia="zh-CN"/>
+        </w:rPr>
+        <w:t>7.4.6.3 NetHelp_XSocket</w:t>
+      </w:r>
+    </w:p>
+    <w:p>
+      <w:pPr>
+        <w:ind w:firstLine="440"/>
+        <w:rPr>
+          <w:rFonts w:hint="eastAsia"/>
+          <w:lang w:val="en-US" w:eastAsia="zh-CN"/>
+        </w:rPr>
+      </w:pPr>
+      <w:r>
+        <w:rPr>
+          <w:rFonts w:hint="eastAsia"/>
+          <w:lang w:val="en-US" w:eastAsia="zh-CN"/>
+        </w:rPr>
+        <w:t>网络API封装接口,IP库,抓包.流量获取等API接口</w:t>
+      </w:r>
+    </w:p>
+    <w:p>
+      <w:pPr>
+        <w:pStyle w:val="5"/>
+        <w:bidi w:val="0"/>
+        <w:rPr>
+          <w:rFonts w:hint="eastAsia"/>
+          <w:lang w:val="en-US" w:eastAsia="zh-CN"/>
+        </w:rPr>
+      </w:pPr>
+      <w:r>
+        <w:rPr>
+          <w:rFonts w:hint="eastAsia"/>
+          <w:lang w:val="en-US" w:eastAsia="zh-CN"/>
+        </w:rPr>
+        <w:t>7.4.6.4 NetHelp_APIAddr</w:t>
+      </w:r>
+    </w:p>
+    <w:p>
+      <w:pPr>
+        <w:rPr>
+          <w:rFonts w:hint="default"/>
+          <w:lang w:val="en-US" w:eastAsia="zh-CN"/>
+        </w:rPr>
+      </w:pPr>
+      <w:r>
+        <w:rPr>
+          <w:rFonts w:hint="eastAsia"/>
+          <w:lang w:val="en-US" w:eastAsia="zh-CN"/>
+        </w:rPr>
+        <w:t xml:space="preserve">    网络地址相关操作解析函数库,比如IP地址,邮件,域名地址操作解析</w:t>
+      </w:r>
+    </w:p>
+    <w:p>
+      <w:pPr>
+        <w:pStyle w:val="4"/>
+        <w:rPr>
+          <w:rFonts w:hint="default"/>
+          <w:lang w:val="en-US" w:eastAsia="zh-CN"/>
+        </w:rPr>
+      </w:pPr>
+      <w:bookmarkStart w:id="78" w:name="_Toc18050"/>
+      <w:r>
+        <w:rPr>
+          <w:rFonts w:hint="eastAsia"/>
+          <w:lang w:val="en-US" w:eastAsia="zh-CN"/>
+        </w:rPr>
+        <w:t>7.4.7 XEngine_Rfccomponets</w:t>
+      </w:r>
+      <w:bookmarkEnd w:id="78"/>
     </w:p>
     <w:p>
       <w:pPr>
@@ -13680,38 +14097,38 @@
           <w:color w:val="auto"/>
           <w:lang w:val="en-US" w:eastAsia="zh-CN"/>
         </w:rPr>
-        <w:t>核心组件:包括各种高性能网络服务,高性能线程池和网络相关基础协议开发等</w:t>
+        <w:t>标准组件:用于RFC标准组织推出的协议所开发的模块.</w:t>
       </w:r>
     </w:p>
     <w:p>
       <w:pPr>
         <w:pStyle w:val="5"/>
         <w:rPr>
-          <w:rFonts w:hint="eastAsia"/>
-          <w:lang w:val="en-US" w:eastAsia="zh-CN"/>
-        </w:rPr>
-      </w:pPr>
-      <w:r>
-        <w:rPr>
-          <w:rFonts w:hint="eastAsia"/>
-          <w:lang w:val="en-US" w:eastAsia="zh-CN"/>
-        </w:rPr>
-        <w:t>7.4.4.1 XEngine_Core</w:t>
-      </w:r>
-    </w:p>
-    <w:p>
-      <w:pPr>
-        <w:rPr>
-          <w:rFonts w:hint="eastAsia"/>
-          <w:lang w:val="en-US" w:eastAsia="zh-CN"/>
-        </w:rPr>
-      </w:pPr>
-      <w:r>
-        <w:rPr>
-          <w:rFonts w:hint="eastAsia"/>
-          <w:lang w:val="en-US" w:eastAsia="zh-CN"/>
-        </w:rPr>
-        <w:t xml:space="preserve">    网络服务开发模块,里面包含了所有可用服务开发的API接口,是整套引擎的核心模块,你可以在这里面找到TCP,UDP各种高性能开发模型API接口,也可以找到无线通信,红外,蓝牙开发接口,还可以找到其他各种通信方式,广播,组播的开发接口,等等,具体可以查看导出的API说明.</w:t>
+          <w:rFonts w:hint="default"/>
+          <w:lang w:val="en-US" w:eastAsia="zh-CN"/>
+        </w:rPr>
+      </w:pPr>
+      <w:r>
+        <w:rPr>
+          <w:rFonts w:hint="eastAsia"/>
+          <w:lang w:val="en-US" w:eastAsia="zh-CN"/>
+        </w:rPr>
+        <w:t>7.4.7.1 RfcComponents_ProxyProtocol</w:t>
+      </w:r>
+    </w:p>
+    <w:p>
+      <w:pPr>
+        <w:rPr>
+          <w:rFonts w:hint="eastAsia"/>
+          <w:lang w:val="en-US" w:eastAsia="zh-CN"/>
+        </w:rPr>
+      </w:pPr>
+      <w:r>
+        <w:rPr>
+          <w:rFonts w:hint="eastAsia"/>
+          <w:lang w:val="en-US" w:eastAsia="zh-CN"/>
+        </w:rPr>
+        <w:t xml:space="preserve">    代理协议开发接口模块,可以开发代理服务器或者客户端,包括SOCKS5和HTTP隧道道理</w:t>
       </w:r>
     </w:p>
     <w:p>
@@ -13727,84 +14144,252 @@
           <w:rFonts w:hint="eastAsia"/>
           <w:lang w:val="en-US" w:eastAsia="zh-CN"/>
         </w:rPr>
-        <w:t>7.4.4.2 XEngine_ManagePool</w:t>
-      </w:r>
-    </w:p>
-    <w:p>
-      <w:pPr>
-        <w:rPr>
-          <w:rFonts w:hint="eastAsia"/>
-          <w:lang w:val="en-US" w:eastAsia="zh-CN"/>
-        </w:rPr>
-      </w:pPr>
-      <w:r>
-        <w:rPr>
-          <w:rFonts w:hint="eastAsia"/>
-          <w:lang w:val="en-US" w:eastAsia="zh-CN"/>
-        </w:rPr>
-        <w:t xml:space="preserve">    管理池模块,这里面包含内存池,线程池,连接池的开发API接口</w:t>
+        <w:t>7.4.7.2 RfcComponents_WSProtocol</w:t>
+      </w:r>
+    </w:p>
+    <w:p>
+      <w:pPr>
+        <w:ind w:firstLine="440"/>
+        <w:rPr>
+          <w:rFonts w:hint="eastAsia"/>
+          <w:lang w:val="en-US" w:eastAsia="zh-CN"/>
+        </w:rPr>
+      </w:pPr>
+      <w:r>
+        <w:rPr>
+          <w:rFonts w:hint="eastAsia"/>
+          <w:lang w:val="en-US" w:eastAsia="zh-CN"/>
+        </w:rPr>
+        <w:t>HTTP WEBSOCKET开发接口,支持发送和接受WEBSOCKET协议.</w:t>
       </w:r>
     </w:p>
     <w:p>
       <w:pPr>
         <w:pStyle w:val="5"/>
-        <w:rPr>
-          <w:rFonts w:hint="eastAsia"/>
-          <w:lang w:val="en-US" w:eastAsia="zh-CN"/>
-        </w:rPr>
-      </w:pPr>
-      <w:r>
-        <w:rPr>
-          <w:rFonts w:hint="eastAsia"/>
-          <w:lang w:val="en-US" w:eastAsia="zh-CN"/>
-        </w:rPr>
-        <w:t>7.4.4.4 XEngine_OpenSsl</w:t>
-      </w:r>
-    </w:p>
-    <w:p>
-      <w:pPr>
-        <w:rPr>
-          <w:rFonts w:hint="eastAsia"/>
-          <w:lang w:val="en-US" w:eastAsia="zh-CN"/>
-        </w:rPr>
-      </w:pPr>
-      <w:r>
-        <w:rPr>
-          <w:rFonts w:hint="eastAsia"/>
-          <w:lang w:val="en-US" w:eastAsia="zh-CN"/>
-        </w:rPr>
-        <w:t xml:space="preserve">    安全加解密开发模块,包含安全服务API接口和加解密等API接口</w:t>
+        <w:bidi w:val="0"/>
+        <w:rPr>
+          <w:rFonts w:hint="default"/>
+          <w:lang w:val="en-US" w:eastAsia="zh-CN"/>
+        </w:rPr>
+      </w:pPr>
+      <w:r>
+        <w:rPr>
+          <w:rFonts w:hint="eastAsia"/>
+          <w:lang w:val="en-US" w:eastAsia="zh-CN"/>
+        </w:rPr>
+        <w:t>7.4.7.3 RfcComponents_SIPProtocol</w:t>
+      </w:r>
+    </w:p>
+    <w:p>
+      <w:pPr>
+        <w:ind w:firstLine="440"/>
+        <w:rPr>
+          <w:rFonts w:hint="eastAsia"/>
+          <w:lang w:val="en-US" w:eastAsia="zh-CN"/>
+        </w:rPr>
+      </w:pPr>
+      <w:r>
+        <w:rPr>
+          <w:rFonts w:hint="eastAsia"/>
+          <w:lang w:val="en-US" w:eastAsia="zh-CN"/>
+        </w:rPr>
+        <w:t>SIP客户端服务器模块,支持SIP协议操作</w:t>
       </w:r>
     </w:p>
     <w:p>
       <w:pPr>
         <w:pStyle w:val="5"/>
-        <w:rPr>
-          <w:rFonts w:hint="eastAsia"/>
-          <w:lang w:val="en-US" w:eastAsia="zh-CN"/>
-        </w:rPr>
-      </w:pPr>
-      <w:r>
-        <w:rPr>
-          <w:rFonts w:hint="eastAsia"/>
-          <w:lang w:val="en-US" w:eastAsia="zh-CN"/>
-        </w:rPr>
-        <w:t>7.4.4.5 XEngine_Protocol</w:t>
-      </w:r>
-    </w:p>
-    <w:p>
-      <w:pPr>
-        <w:rPr>
-          <w:rFonts w:hint="eastAsia"/>
-          <w:lang w:val="en-US" w:eastAsia="zh-CN"/>
-        </w:rPr>
-      </w:pPr>
-      <w:r>
-        <w:rPr>
-          <w:rFonts w:hint="eastAsia"/>
-          <w:lang w:val="en-US" w:eastAsia="zh-CN"/>
-        </w:rPr>
-        <w:t xml:space="preserve">     RFC协议开发接口,一些标准的,小型RFC接口定义使用这个模块开发.</w:t>
+        <w:bidi w:val="0"/>
+        <w:rPr>
+          <w:rFonts w:hint="default"/>
+          <w:lang w:val="en-US" w:eastAsia="zh-CN"/>
+        </w:rPr>
+      </w:pPr>
+      <w:r>
+        <w:rPr>
+          <w:rFonts w:hint="eastAsia"/>
+          <w:lang w:val="en-US" w:eastAsia="zh-CN"/>
+        </w:rPr>
+        <w:t>7.4.7.4 RfcComponents_SnmpProtocol</w:t>
+      </w:r>
+    </w:p>
+    <w:p>
+      <w:pPr>
+        <w:ind w:firstLine="440"/>
+        <w:rPr>
+          <w:rFonts w:hint="eastAsia"/>
+          <w:lang w:val="en-US" w:eastAsia="zh-CN"/>
+        </w:rPr>
+      </w:pPr>
+      <w:r>
+        <w:rPr>
+          <w:rFonts w:hint="eastAsia"/>
+          <w:lang w:val="en-US" w:eastAsia="zh-CN"/>
+        </w:rPr>
+        <w:t>SNMP协议客户端封装模块,使用此模块快速进行SNMP协议开发</w:t>
+      </w:r>
+    </w:p>
+    <w:p>
+      <w:pPr>
+        <w:pStyle w:val="5"/>
+        <w:bidi w:val="0"/>
+        <w:rPr>
+          <w:rFonts w:hint="default"/>
+          <w:lang w:val="en-US" w:eastAsia="zh-CN"/>
+        </w:rPr>
+      </w:pPr>
+      <w:r>
+        <w:rPr>
+          <w:rFonts w:hint="eastAsia"/>
+          <w:lang w:val="en-US" w:eastAsia="zh-CN"/>
+        </w:rPr>
+        <w:t>7.4.7.5 RfcComponents_NatProtocol</w:t>
+      </w:r>
+    </w:p>
+    <w:p>
+      <w:pPr>
+        <w:ind w:firstLine="440"/>
+        <w:rPr>
+          <w:rFonts w:hint="eastAsia"/>
+          <w:lang w:val="en-US" w:eastAsia="zh-CN"/>
+        </w:rPr>
+      </w:pPr>
+      <w:r>
+        <w:rPr>
+          <w:rFonts w:hint="eastAsia"/>
+          <w:lang w:val="en-US" w:eastAsia="zh-CN"/>
+        </w:rPr>
+        <w:t>NAT客户端模块,用于内网进行穿墙打洞服务</w:t>
+      </w:r>
+    </w:p>
+    <w:p>
+      <w:pPr>
+        <w:pStyle w:val="5"/>
+        <w:rPr>
+          <w:rFonts w:hint="default"/>
+          <w:lang w:val="en-US" w:eastAsia="zh-CN"/>
+        </w:rPr>
+      </w:pPr>
+      <w:r>
+        <w:rPr>
+          <w:rFonts w:hint="eastAsia"/>
+          <w:lang w:val="en-US" w:eastAsia="zh-CN"/>
+        </w:rPr>
+        <w:t>7.4.7.6 RfcComponents_HttpProtocol</w:t>
+      </w:r>
+    </w:p>
+    <w:p>
+      <w:pPr>
+        <w:ind w:firstLine="440"/>
+        <w:rPr>
+          <w:rFonts w:hint="eastAsia"/>
+          <w:lang w:val="en-US" w:eastAsia="zh-CN"/>
+        </w:rPr>
+      </w:pPr>
+      <w:r>
+        <w:rPr>
+          <w:rFonts w:hint="eastAsia"/>
+          <w:lang w:val="en-US" w:eastAsia="zh-CN"/>
+        </w:rPr>
+        <w:t>HTTP服务器开发模块</w:t>
+      </w:r>
+    </w:p>
+    <w:p>
+      <w:pPr>
+        <w:pStyle w:val="5"/>
+        <w:bidi w:val="0"/>
+        <w:rPr>
+          <w:rFonts w:hint="eastAsia"/>
+          <w:lang w:val="en-US" w:eastAsia="zh-CN"/>
+        </w:rPr>
+      </w:pPr>
+      <w:r>
+        <w:rPr>
+          <w:rFonts w:hint="eastAsia"/>
+          <w:lang w:val="en-US" w:eastAsia="zh-CN"/>
+        </w:rPr>
+        <w:t>7.4.7.7 RfcComponents_SSDPProtocol</w:t>
+      </w:r>
+    </w:p>
+    <w:p>
+      <w:pPr>
+        <w:ind w:firstLine="440"/>
+        <w:rPr>
+          <w:rFonts w:hint="eastAsia"/>
+          <w:lang w:val="en-US" w:eastAsia="zh-CN"/>
+        </w:rPr>
+      </w:pPr>
+      <w:r>
+        <w:rPr>
+          <w:rFonts w:hint="eastAsia"/>
+          <w:lang w:val="en-US" w:eastAsia="zh-CN"/>
+        </w:rPr>
+        <w:t xml:space="preserve">SSDP协议操作接口,通过这个模块的API,你可以对SSDP协议和UPNP相关操作 </w:t>
+      </w:r>
+    </w:p>
+    <w:p>
+      <w:pPr>
+        <w:pStyle w:val="5"/>
+        <w:bidi w:val="0"/>
+        <w:rPr>
+          <w:rFonts w:hint="eastAsia"/>
+          <w:lang w:val="en-US" w:eastAsia="zh-CN"/>
+        </w:rPr>
+      </w:pPr>
+      <w:r>
+        <w:rPr>
+          <w:rFonts w:hint="eastAsia"/>
+          <w:lang w:val="en-US" w:eastAsia="zh-CN"/>
+        </w:rPr>
+        <w:t>7.4.7.8 RfcComponents_MQTTProtocol</w:t>
+      </w:r>
+    </w:p>
+    <w:p>
+      <w:pPr>
+        <w:ind w:firstLine="440"/>
+        <w:rPr>
+          <w:rFonts w:hint="eastAsia"/>
+          <w:lang w:val="en-US" w:eastAsia="zh-CN"/>
+        </w:rPr>
+      </w:pPr>
+      <w:r>
+        <w:rPr>
+          <w:rFonts w:hint="eastAsia"/>
+          <w:lang w:val="en-US" w:eastAsia="zh-CN"/>
+        </w:rPr>
+        <w:t>MQTT协议操作模块,支持协议的解析和封包</w:t>
+      </w:r>
+    </w:p>
+    <w:p>
+      <w:pPr>
+        <w:pStyle w:val="5"/>
+        <w:bidi w:val="0"/>
+        <w:rPr>
+          <w:rFonts w:hint="eastAsia"/>
+          <w:lang w:val="en-US" w:eastAsia="zh-CN"/>
+        </w:rPr>
+      </w:pPr>
+      <w:r>
+        <w:rPr>
+          <w:rFonts w:hint="eastAsia"/>
+          <w:lang w:val="en-US" w:eastAsia="zh-CN"/>
+        </w:rPr>
+        <w:t>7.4.7.9 RfcComponents_NTPProtocol</w:t>
+      </w:r>
+    </w:p>
+    <w:p>
+      <w:pPr>
+        <w:rPr>
+          <w:rFonts w:hint="default"/>
+          <w:lang w:val="en-US" w:eastAsia="zh-CN"/>
+        </w:rPr>
+      </w:pPr>
+      <w:r>
+        <w:rPr>
+          <w:rFonts w:hint="eastAsia"/>
+          <w:lang w:val="en-US" w:eastAsia="zh-CN"/>
+        </w:rPr>
+        <w:t xml:space="preserve">    NTP时间同步协议模块,支持解析和封包</w:t>
       </w:r>
     </w:p>
     <w:p>
@@ -13815,15 +14400,15 @@
           <w:lang w:val="en-US" w:eastAsia="zh-CN"/>
         </w:rPr>
       </w:pPr>
-      <w:bookmarkStart w:id="76" w:name="_Toc32021"/>
-      <w:r>
-        <w:rPr>
-          <w:rFonts w:hint="eastAsia"/>
-          <w:lang w:val="en-US" w:eastAsia="zh-CN"/>
-        </w:rPr>
-        <w:t>7.4.5 XEngine_HelpComponents</w:t>
-      </w:r>
-      <w:bookmarkEnd w:id="76"/>
+      <w:bookmarkStart w:id="79" w:name="_Toc23855"/>
+      <w:r>
+        <w:rPr>
+          <w:rFonts w:hint="eastAsia"/>
+          <w:lang w:val="en-US" w:eastAsia="zh-CN"/>
+        </w:rPr>
+        <w:t>7.4.8 XEngine_StreamMedia</w:t>
+      </w:r>
+      <w:bookmarkEnd w:id="79"/>
     </w:p>
     <w:p>
       <w:pPr>
@@ -13846,163 +14431,7 @@
           <w:color w:val="auto"/>
           <w:lang w:val="en-US" w:eastAsia="zh-CN"/>
         </w:rPr>
-        <w:t>帮助组件:包括协议组包拆包,二进制组包拆包,解压缩,数据库相关SDK开发</w:t>
-      </w:r>
-    </w:p>
-    <w:p>
-      <w:pPr>
-        <w:pStyle w:val="5"/>
-        <w:rPr>
-          <w:rFonts w:hint="eastAsia"/>
-          <w:lang w:val="en-US" w:eastAsia="zh-CN"/>
-        </w:rPr>
-      </w:pPr>
-      <w:r>
-        <w:rPr>
-          <w:rFonts w:hint="eastAsia"/>
-          <w:lang w:val="en-US" w:eastAsia="zh-CN"/>
-        </w:rPr>
-        <w:t>7.4.5.1 HelpComponents_BINPack</w:t>
-      </w:r>
-    </w:p>
-    <w:p>
-      <w:pPr>
-        <w:rPr>
-          <w:rFonts w:hint="eastAsia"/>
-          <w:lang w:val="en-US" w:eastAsia="zh-CN"/>
-        </w:rPr>
-      </w:pPr>
-      <w:r>
-        <w:rPr>
-          <w:rFonts w:hint="eastAsia"/>
-          <w:lang w:val="en-US" w:eastAsia="zh-CN"/>
-        </w:rPr>
-        <w:t xml:space="preserve">    二进制打包解包API工具,可以将多个文件打包成一个文件或者解包成多个文件.</w:t>
-      </w:r>
-    </w:p>
-    <w:p>
-      <w:pPr>
-        <w:pStyle w:val="5"/>
-        <w:rPr>
-          <w:rFonts w:hint="eastAsia"/>
-          <w:lang w:val="en-US" w:eastAsia="zh-CN"/>
-        </w:rPr>
-      </w:pPr>
-      <w:r>
-        <w:rPr>
-          <w:rFonts w:hint="eastAsia"/>
-          <w:lang w:val="en-US" w:eastAsia="zh-CN"/>
-        </w:rPr>
-        <w:t>7.4.5.2 HelpComponents_Compress</w:t>
-      </w:r>
-    </w:p>
-    <w:p>
-      <w:pPr>
-        <w:rPr>
-          <w:rFonts w:hint="eastAsia"/>
-          <w:lang w:val="en-US" w:eastAsia="zh-CN"/>
-        </w:rPr>
-      </w:pPr>
-      <w:r>
-        <w:rPr>
-          <w:rFonts w:hint="eastAsia"/>
-          <w:lang w:val="en-US" w:eastAsia="zh-CN"/>
-        </w:rPr>
-        <w:t xml:space="preserve">    解压缩API开发模块</w:t>
-      </w:r>
-    </w:p>
-    <w:p>
-      <w:pPr>
-        <w:pStyle w:val="5"/>
-        <w:rPr>
-          <w:rFonts w:hint="eastAsia"/>
-          <w:lang w:val="en-US" w:eastAsia="zh-CN"/>
-        </w:rPr>
-      </w:pPr>
-      <w:r>
-        <w:rPr>
-          <w:rFonts w:hint="eastAsia"/>
-          <w:lang w:val="en-US" w:eastAsia="zh-CN"/>
-        </w:rPr>
-        <w:t>7.4.5.3 HelpComponents_DataBase</w:t>
-      </w:r>
-    </w:p>
-    <w:p>
-      <w:pPr>
-        <w:rPr>
-          <w:rFonts w:hint="eastAsia"/>
-          <w:lang w:val="en-US" w:eastAsia="zh-CN"/>
-        </w:rPr>
-      </w:pPr>
-      <w:r>
-        <w:rPr>
-          <w:rFonts w:hint="eastAsia"/>
-          <w:lang w:val="en-US" w:eastAsia="zh-CN"/>
-        </w:rPr>
-        <w:t xml:space="preserve">    数据库开发模块,支持SQLITE,MYSQL,MSSQL,MARAIDB,POSTPRESQL,MONGODB数据库</w:t>
-      </w:r>
-    </w:p>
-    <w:p>
-      <w:pPr>
-        <w:pStyle w:val="5"/>
-        <w:rPr>
-          <w:rFonts w:hint="eastAsia"/>
-          <w:lang w:val="en-US" w:eastAsia="zh-CN"/>
-        </w:rPr>
-      </w:pPr>
-      <w:r>
-        <w:rPr>
-          <w:rFonts w:hint="eastAsia"/>
-          <w:lang w:val="en-US" w:eastAsia="zh-CN"/>
-        </w:rPr>
-        <w:t>7.4.5.4 HelpComponents_Packets</w:t>
-      </w:r>
-    </w:p>
-    <w:p>
-      <w:pPr>
-        <w:rPr>
-          <w:rFonts w:hint="eastAsia"/>
-          <w:lang w:val="en-US" w:eastAsia="zh-CN"/>
-        </w:rPr>
-      </w:pPr>
-      <w:r>
-        <w:rPr>
-          <w:rFonts w:hint="eastAsia"/>
-          <w:lang w:val="en-US" w:eastAsia="zh-CN"/>
-        </w:rPr>
-        <w:t xml:space="preserve">    数据流,组包,解包模块,可以把TCP留组包,或者解包,TCP是流式套接字,必须通过这个模块操作你才能处理一个完成的包,不然你接受数据的时候可能会造成沾包的情况发生.</w:t>
-      </w:r>
-    </w:p>
-    <w:p>
-      <w:pPr>
-        <w:pStyle w:val="5"/>
-        <w:rPr>
-          <w:rFonts w:hint="eastAsia"/>
-          <w:lang w:val="en-US" w:eastAsia="zh-CN"/>
-        </w:rPr>
-      </w:pPr>
-      <w:r>
-        <w:rPr>
-          <w:rFonts w:hint="eastAsia"/>
-          <w:lang w:val="en-US" w:eastAsia="zh-CN"/>
-        </w:rPr>
-        <w:t>7.4.5.5 HelpComponents_XLog</w:t>
-      </w:r>
-    </w:p>
-    <w:p>
-      <w:pPr>
-        <w:ind w:firstLine="440"/>
-        <w:rPr>
-          <w:rFonts w:hint="eastAsia"/>
-          <w:lang w:val="en-US" w:eastAsia="zh-CN"/>
-        </w:rPr>
-      </w:pPr>
-      <w:r>
-        <w:rPr>
-          <w:rFonts w:hint="eastAsia"/>
-          <w:lang w:val="en-US" w:eastAsia="zh-CN"/>
-        </w:rPr>
-        <w:t>日志模块,可以打印日志,并且保存日志,备份日志.服务器最好使用这个模块来记录日志信息.</w:t>
+        <w:t>流媒体组件:用于流媒体协议客户端服务器协议相关开发的接口模块</w:t>
       </w:r>
     </w:p>
     <w:p>
@@ -14019,90 +14448,22 @@
           <w:rFonts w:hint="eastAsia"/>
           <w:lang w:val="en-US" w:eastAsia="zh-CN"/>
         </w:rPr>
-        <w:t>7.4.5.6 HelpComponents_WBlackList</w:t>
-      </w:r>
-    </w:p>
-    <w:p>
-      <w:pPr>
-        <w:rPr>
-          <w:rFonts w:hint="default"/>
-          <w:lang w:val="en-US" w:eastAsia="zh-CN"/>
-        </w:rPr>
-      </w:pPr>
-      <w:r>
-        <w:rPr>
-          <w:rFonts w:hint="eastAsia"/>
-          <w:lang w:val="en-US" w:eastAsia="zh-CN"/>
-        </w:rPr>
-        <w:t xml:space="preserve">    黑白名单策略模块,可以对IPV4和域名进程过滤和配置策略</w:t>
-      </w:r>
-    </w:p>
-    <w:p>
-      <w:pPr>
-        <w:pStyle w:val="4"/>
-        <w:rPr>
-          <w:rFonts w:hint="eastAsia"/>
-          <w:lang w:val="en-US" w:eastAsia="zh-CN"/>
-        </w:rPr>
-      </w:pPr>
-      <w:bookmarkStart w:id="77" w:name="_Toc9443"/>
-      <w:r>
-        <w:rPr>
-          <w:rFonts w:hint="eastAsia"/>
-          <w:lang w:val="en-US" w:eastAsia="zh-CN"/>
-        </w:rPr>
-        <w:t>7.4.6 XEngine_NetHelp</w:t>
-      </w:r>
-      <w:bookmarkEnd w:id="77"/>
-    </w:p>
-    <w:p>
-      <w:pPr>
-        <w:ind w:firstLine="440"/>
-        <w:rPr>
-          <w:rFonts w:hint="eastAsia"/>
-          <w:color w:val="auto"/>
-          <w:lang w:val="en-US" w:eastAsia="zh-CN"/>
-        </w:rPr>
-      </w:pPr>
-      <w:r>
-        <w:rPr>
-          <w:rFonts w:hint="eastAsia"/>
-          <w:color w:val="auto"/>
-          <w:lang w:val="en-US" w:eastAsia="zh-CN"/>
-        </w:rPr>
-        <w:t>网络组件:与网络相关的协议与工具开发SDK</w:t>
-      </w:r>
-    </w:p>
-    <w:p>
-      <w:pPr>
-        <w:pStyle w:val="5"/>
-        <w:rPr>
-          <w:rFonts w:hint="eastAsia"/>
-          <w:lang w:val="en-US" w:eastAsia="zh-CN"/>
-        </w:rPr>
-      </w:pPr>
-      <w:r>
-        <w:rPr>
-          <w:rFonts w:hint="eastAsia"/>
-          <w:lang w:val="en-US" w:eastAsia="zh-CN"/>
-        </w:rPr>
-        <w:t>7.4.6.1 NetHelp_APIHelp</w:t>
-      </w:r>
-    </w:p>
-    <w:p>
-      <w:pPr>
-        <w:ind w:firstLine="440"/>
-        <w:rPr>
-          <w:rFonts w:hint="eastAsia"/>
-          <w:lang w:val="en-US" w:eastAsia="zh-CN"/>
-        </w:rPr>
-      </w:pPr>
-      <w:r>
-        <w:rPr>
-          <w:rFonts w:hint="eastAsia"/>
-          <w:lang w:val="en-US" w:eastAsia="zh-CN"/>
-        </w:rPr>
-        <w:t>网络帮助函数,字节序转换,域名识别操作等</w:t>
+        <w:t>7.4.8.1 StreamMedia_RtspProtocol</w:t>
+      </w:r>
+    </w:p>
+    <w:p>
+      <w:pPr>
+        <w:rPr>
+          <w:rFonts w:hint="eastAsia" w:eastAsiaTheme="minorEastAsia"/>
+          <w:lang w:val="en-US" w:eastAsia="zh-CN"/>
+        </w:rPr>
+      </w:pPr>
+      <w:r>
+        <w:rPr>
+          <w:rFonts w:hint="eastAsia"/>
+          <w:lang w:val="en-US" w:eastAsia="zh-CN"/>
+        </w:rPr>
+        <w:t xml:space="preserve">    RTSP协议处理模块,支持RTSP协议解析和组包</w:t>
       </w:r>
     </w:p>
     <w:p>
@@ -14110,188 +14471,31 @@
         <w:pStyle w:val="5"/>
         <w:bidi w:val="0"/>
         <w:rPr>
-          <w:rFonts w:hint="default"/>
-          <w:lang w:val="en-US" w:eastAsia="zh-CN"/>
-        </w:rPr>
-      </w:pPr>
-      <w:r>
-        <w:rPr>
-          <w:rFonts w:hint="eastAsia"/>
-          <w:lang w:val="en-US" w:eastAsia="zh-CN"/>
-        </w:rPr>
-        <w:t>7.4.6</w:t>
-      </w:r>
-      <w:r>
-        <w:rPr>
-          <w:rFonts w:hint="default"/>
-          <w:lang w:val="en-US" w:eastAsia="zh-CN"/>
-        </w:rPr>
-        <w:t>.</w:t>
-      </w:r>
-      <w:r>
-        <w:rPr>
-          <w:rFonts w:hint="eastAsia"/>
-          <w:lang w:val="en-US" w:eastAsia="zh-CN"/>
-        </w:rPr>
-        <w:t>2 NetHelp_APIFlow</w:t>
-      </w:r>
-    </w:p>
-    <w:p>
-      <w:pPr>
-        <w:rPr>
-          <w:rFonts w:hint="default" w:eastAsiaTheme="minorEastAsia"/>
-          <w:lang w:val="en-US" w:eastAsia="zh-CN"/>
-        </w:rPr>
-      </w:pPr>
-      <w:r>
-        <w:rPr>
-          <w:rFonts w:hint="default"/>
-          <w:lang w:val="en-US" w:eastAsia="zh-CN"/>
-        </w:rPr>
-        <w:t xml:space="preserve">    </w:t>
-      </w:r>
-      <w:r>
-        <w:rPr>
-          <w:rFonts w:hint="eastAsia"/>
-          <w:lang w:val="en-US" w:eastAsia="zh-CN"/>
-        </w:rPr>
-        <w:t>网络流量处理模块,支持获取流量信息和流量控制</w:t>
-      </w:r>
-    </w:p>
-    <w:p>
-      <w:pPr>
-        <w:pStyle w:val="5"/>
-        <w:rPr>
-          <w:rFonts w:hint="default"/>
-          <w:lang w:val="en-US" w:eastAsia="zh-CN"/>
-        </w:rPr>
-      </w:pPr>
-      <w:r>
-        <w:rPr>
-          <w:rFonts w:hint="eastAsia"/>
-          <w:lang w:val="en-US" w:eastAsia="zh-CN"/>
-        </w:rPr>
-        <w:t>7.4.6.3 NetHelp_XSocket</w:t>
-      </w:r>
-    </w:p>
-    <w:p>
-      <w:pPr>
-        <w:rPr>
-          <w:rFonts w:hint="default"/>
-          <w:lang w:val="en-US" w:eastAsia="zh-CN"/>
-        </w:rPr>
-      </w:pPr>
-      <w:r>
-        <w:rPr>
-          <w:rFonts w:hint="eastAsia"/>
-          <w:lang w:val="en-US" w:eastAsia="zh-CN"/>
-        </w:rPr>
-        <w:t xml:space="preserve">    网络API封装接口,IP库,抓包.流量获取等API接口</w:t>
-      </w:r>
-    </w:p>
-    <w:p>
-      <w:pPr>
-        <w:pStyle w:val="4"/>
-        <w:rPr>
-          <w:rFonts w:hint="default"/>
-          <w:lang w:val="en-US" w:eastAsia="zh-CN"/>
-        </w:rPr>
-      </w:pPr>
-      <w:bookmarkStart w:id="78" w:name="_Toc30197"/>
-      <w:r>
-        <w:rPr>
-          <w:rFonts w:hint="eastAsia"/>
-          <w:lang w:val="en-US" w:eastAsia="zh-CN"/>
-        </w:rPr>
-        <w:t>7.4.7 XEngine_Rfccomponets</w:t>
-      </w:r>
-      <w:bookmarkEnd w:id="78"/>
-    </w:p>
-    <w:p>
-      <w:pPr>
-        <w:rPr>
-          <w:rFonts w:hint="default"/>
-          <w:color w:val="auto"/>
-          <w:lang w:val="en-US" w:eastAsia="zh-CN"/>
-        </w:rPr>
-      </w:pPr>
-      <w:r>
-        <w:rPr>
-          <w:rFonts w:hint="eastAsia"/>
-          <w:lang w:val="en-US" w:eastAsia="zh-CN"/>
-        </w:rPr>
-        <w:t xml:space="preserve">    </w:t>
-      </w:r>
-      <w:r>
-        <w:rPr>
-          <w:rFonts w:hint="eastAsia"/>
-          <w:color w:val="auto"/>
-          <w:lang w:val="en-US" w:eastAsia="zh-CN"/>
-        </w:rPr>
-        <w:t>标准组件:用于RFC标准组织推出的协议所开发的模块.</w:t>
-      </w:r>
-    </w:p>
-    <w:p>
-      <w:pPr>
-        <w:pStyle w:val="5"/>
-        <w:rPr>
-          <w:rFonts w:hint="default"/>
-          <w:lang w:val="en-US" w:eastAsia="zh-CN"/>
-        </w:rPr>
-      </w:pPr>
-      <w:r>
-        <w:rPr>
-          <w:rFonts w:hint="eastAsia"/>
-          <w:lang w:val="en-US" w:eastAsia="zh-CN"/>
-        </w:rPr>
-        <w:t>7.4.7.1 RfcComponents_ProxyProtocol</w:t>
-      </w:r>
-    </w:p>
-    <w:p>
-      <w:pPr>
-        <w:rPr>
-          <w:rFonts w:hint="eastAsia"/>
-          <w:lang w:val="en-US" w:eastAsia="zh-CN"/>
-        </w:rPr>
-      </w:pPr>
-      <w:r>
-        <w:rPr>
-          <w:rFonts w:hint="eastAsia"/>
-          <w:lang w:val="en-US" w:eastAsia="zh-CN"/>
-        </w:rPr>
-        <w:t xml:space="preserve">    代理协议开发接口模块,可以开发代理服务器或者客户端,包括SOCKS5和HTTP隧道道理</w:t>
-      </w:r>
-    </w:p>
-    <w:p>
-      <w:pPr>
-        <w:pStyle w:val="5"/>
-        <w:rPr>
-          <w:rFonts w:hint="eastAsia"/>
-          <w:lang w:val="en-US" w:eastAsia="zh-CN"/>
-        </w:rPr>
-      </w:pPr>
-      <w:r>
-        <w:rPr>
-          <w:rFonts w:hint="eastAsia"/>
-          <w:lang w:val="en-US" w:eastAsia="zh-CN"/>
-        </w:rPr>
-        <w:t>7.4.7.2 RfcComponents_WSProtocol</w:t>
-      </w:r>
-    </w:p>
-    <w:p>
-      <w:pPr>
-        <w:ind w:firstLine="440"/>
-        <w:rPr>
-          <w:rFonts w:hint="eastAsia"/>
-          <w:lang w:val="en-US" w:eastAsia="zh-CN"/>
-        </w:rPr>
-      </w:pPr>
-      <w:r>
-        <w:rPr>
-          <w:rFonts w:hint="eastAsia"/>
-          <w:lang w:val="en-US" w:eastAsia="zh-CN"/>
-        </w:rPr>
-        <w:t>HTTP WEBSOCKET开发接口,支持发送和接受WEBSOCKET协议.</w:t>
+          <w:rFonts w:hint="eastAsia"/>
+          <w:lang w:val="en-US" w:eastAsia="zh-CN"/>
+        </w:rPr>
+      </w:pPr>
+      <w:r>
+        <w:rPr>
+          <w:rFonts w:hint="eastAsia"/>
+          <w:lang w:val="en-US" w:eastAsia="zh-CN"/>
+        </w:rPr>
+        <w:t>7.4.8.2 StreamMedia_RtpProtocol</w:t>
+      </w:r>
+    </w:p>
+    <w:p>
+      <w:pPr>
+        <w:rPr>
+          <w:rFonts w:hint="eastAsia" w:eastAsiaTheme="minorEastAsia"/>
+          <w:lang w:val="en-US" w:eastAsia="zh-CN"/>
+        </w:rPr>
+      </w:pPr>
+      <w:r>
+        <w:rPr>
+          <w:rFonts w:hint="eastAsia"/>
+          <w:lang w:val="en-US" w:eastAsia="zh-CN"/>
+        </w:rPr>
+        <w:t xml:space="preserve">    RTP协议处理模块,支持RTP协议解析和打包</w:t>
       </w:r>
     </w:p>
     <w:p>
@@ -14299,16 +14503,16 @@
         <w:pStyle w:val="5"/>
         <w:bidi w:val="0"/>
         <w:rPr>
-          <w:rFonts w:hint="default"/>
-          <w:lang w:val="en-US" w:eastAsia="zh-CN"/>
-        </w:rPr>
-      </w:pPr>
-      <w:r>
-        <w:rPr>
-          <w:rFonts w:hint="eastAsia"/>
-          <w:lang w:val="en-US" w:eastAsia="zh-CN"/>
-        </w:rPr>
-        <w:t>7.4.7.3 RfcComponents_SIPProtocol</w:t>
+          <w:rFonts w:hint="eastAsia"/>
+          <w:lang w:val="en-US" w:eastAsia="zh-CN"/>
+        </w:rPr>
+      </w:pPr>
+      <w:r>
+        <w:rPr>
+          <w:rFonts w:hint="eastAsia"/>
+          <w:lang w:val="en-US" w:eastAsia="zh-CN"/>
+        </w:rPr>
+        <w:t>7.4.8.3 StreamMedia_RtcpProtocol</w:t>
       </w:r>
     </w:p>
     <w:p>
@@ -14324,7 +14528,7 @@
           <w:rFonts w:hint="eastAsia"/>
           <w:lang w:val="en-US" w:eastAsia="zh-CN"/>
         </w:rPr>
-        <w:t>SIP客户端服务器模块,支持SIP协议操作</w:t>
+        <w:t>RTCP协议处理模块,支持RTCP协议解析和打包</w:t>
       </w:r>
     </w:p>
     <w:p>
@@ -14332,16 +14536,16 @@
         <w:pStyle w:val="5"/>
         <w:bidi w:val="0"/>
         <w:rPr>
-          <w:rFonts w:hint="default"/>
-          <w:lang w:val="en-US" w:eastAsia="zh-CN"/>
-        </w:rPr>
-      </w:pPr>
-      <w:r>
-        <w:rPr>
-          <w:rFonts w:hint="eastAsia"/>
-          <w:lang w:val="en-US" w:eastAsia="zh-CN"/>
-        </w:rPr>
-        <w:t>7.4.7.4 RfcComponents_SnmpProtocol</w:t>
+          <w:rFonts w:hint="eastAsia"/>
+          <w:lang w:val="en-US" w:eastAsia="zh-CN"/>
+        </w:rPr>
+      </w:pPr>
+      <w:r>
+        <w:rPr>
+          <w:rFonts w:hint="eastAsia"/>
+          <w:lang w:val="en-US" w:eastAsia="zh-CN"/>
+        </w:rPr>
+        <w:t>7.4.8.4 StreamMedia_HLSProtocol</w:t>
       </w:r>
     </w:p>
     <w:p>
@@ -14357,7 +14561,7 @@
           <w:rFonts w:hint="eastAsia"/>
           <w:lang w:val="en-US" w:eastAsia="zh-CN"/>
         </w:rPr>
-        <w:t>SNMP协议客户端封装模块,使用此模块快速进行SNMP协议开发</w:t>
+        <w:t>HLS直播,录播协议处理与TS文件协议处理模块</w:t>
       </w:r>
     </w:p>
     <w:p>
@@ -14365,16 +14569,16 @@
         <w:pStyle w:val="5"/>
         <w:bidi w:val="0"/>
         <w:rPr>
-          <w:rFonts w:hint="default"/>
-          <w:lang w:val="en-US" w:eastAsia="zh-CN"/>
-        </w:rPr>
-      </w:pPr>
-      <w:r>
-        <w:rPr>
-          <w:rFonts w:hint="eastAsia"/>
-          <w:lang w:val="en-US" w:eastAsia="zh-CN"/>
-        </w:rPr>
-        <w:t>7.4.7.5 RfcComponents_NatProtocol</w:t>
+          <w:rFonts w:hint="eastAsia"/>
+          <w:lang w:val="en-US" w:eastAsia="zh-CN"/>
+        </w:rPr>
+      </w:pPr>
+      <w:r>
+        <w:rPr>
+          <w:rFonts w:hint="eastAsia"/>
+          <w:lang w:val="en-US" w:eastAsia="zh-CN"/>
+        </w:rPr>
+        <w:t>7.4.8.5 StreamMedia_FLVProtocol</w:t>
       </w:r>
     </w:p>
     <w:p>
@@ -14390,39 +14594,7 @@
           <w:rFonts w:hint="eastAsia"/>
           <w:lang w:val="en-US" w:eastAsia="zh-CN"/>
         </w:rPr>
-        <w:t>NAT客户端模块,用于内网进行穿墙打洞服务</w:t>
-      </w:r>
-    </w:p>
-    <w:p>
-      <w:pPr>
-        <w:pStyle w:val="5"/>
-        <w:rPr>
-          <w:rFonts w:hint="default"/>
-          <w:lang w:val="en-US" w:eastAsia="zh-CN"/>
-        </w:rPr>
-      </w:pPr>
-      <w:r>
-        <w:rPr>
-          <w:rFonts w:hint="eastAsia"/>
-          <w:lang w:val="en-US" w:eastAsia="zh-CN"/>
-        </w:rPr>
-        <w:t>7.4.7.6 RfcComponents_HttpProtocol</w:t>
-      </w:r>
-    </w:p>
-    <w:p>
-      <w:pPr>
-        <w:ind w:firstLine="440"/>
-        <w:rPr>
-          <w:rFonts w:hint="eastAsia"/>
-          <w:lang w:val="en-US" w:eastAsia="zh-CN"/>
-        </w:rPr>
-      </w:pPr>
-      <w:r>
-        <w:rPr>
-          <w:rFonts w:hint="eastAsia"/>
-          <w:lang w:val="en-US" w:eastAsia="zh-CN"/>
-        </w:rPr>
-        <w:t>HTTP服务器开发模块</w:t>
+        <w:t>FLV协议解析打包模块,支持解析FLV流为单帧或者打包FLV流</w:t>
       </w:r>
     </w:p>
     <w:p>
@@ -14439,7 +14611,7 @@
           <w:rFonts w:hint="eastAsia"/>
           <w:lang w:val="en-US" w:eastAsia="zh-CN"/>
         </w:rPr>
-        <w:t>7.4.7.7 RfcComponents_SSDPProtocol</w:t>
+        <w:t>7.4.8.6 StreamMedia_RTMPProtocol</w:t>
       </w:r>
     </w:p>
     <w:p>
@@ -14455,7 +14627,39 @@
           <w:rFonts w:hint="eastAsia"/>
           <w:lang w:val="en-US" w:eastAsia="zh-CN"/>
         </w:rPr>
-        <w:t xml:space="preserve">SSDP协议操作接口,通过这个模块的API,你可以对SSDP协议和UPNP相关操作 </w:t>
+        <w:t>RTMP协议解析打包模块,支持解析RTMP流为单帧或者打包RTMP流</w:t>
+      </w:r>
+    </w:p>
+    <w:p>
+      <w:pPr>
+        <w:pStyle w:val="5"/>
+        <w:rPr>
+          <w:rFonts w:hint="eastAsia"/>
+          <w:lang w:val="en-US" w:eastAsia="zh-CN"/>
+        </w:rPr>
+      </w:pPr>
+      <w:r>
+        <w:rPr>
+          <w:rFonts w:hint="eastAsia"/>
+          <w:lang w:val="en-US" w:eastAsia="zh-CN"/>
+        </w:rPr>
+        <w:t>7.4.8.7 StreamMedia_SDPProtocol</w:t>
+      </w:r>
+    </w:p>
+    <w:p>
+      <w:pPr>
+        <w:ind w:firstLine="440"/>
+        <w:rPr>
+          <w:rFonts w:hint="eastAsia"/>
+          <w:lang w:val="en-US" w:eastAsia="zh-CN"/>
+        </w:rPr>
+      </w:pPr>
+      <w:r>
+        <w:rPr>
+          <w:rFonts w:hint="eastAsia"/>
+          <w:lang w:val="en-US" w:eastAsia="zh-CN"/>
+        </w:rPr>
+        <w:t>SDP封包解包开发模块</w:t>
       </w:r>
     </w:p>
     <w:p>
@@ -14472,23 +14676,64 @@
           <w:rFonts w:hint="eastAsia"/>
           <w:lang w:val="en-US" w:eastAsia="zh-CN"/>
         </w:rPr>
-        <w:t>7.4.7.8 RfcComponents_MQTTProtocol</w:t>
-      </w:r>
-    </w:p>
-    <w:p>
-      <w:pPr>
-        <w:ind w:firstLine="440"/>
-        <w:rPr>
-          <w:rFonts w:hint="eastAsia"/>
-          <w:lang w:val="en-US" w:eastAsia="zh-CN"/>
-        </w:rPr>
-      </w:pPr>
-      <w:r>
-        <w:rPr>
-          <w:rFonts w:hint="eastAsia"/>
-          <w:lang w:val="en-US" w:eastAsia="zh-CN"/>
-        </w:rPr>
-        <w:t>MQTT协议操作模块,支持协议的解析和封包</w:t>
+        <w:t>7.4.8.8 StreamMedia_MP4Protocol</w:t>
+      </w:r>
+    </w:p>
+    <w:p>
+      <w:pPr>
+        <w:rPr>
+          <w:rFonts w:hint="default"/>
+          <w:lang w:val="en-US" w:eastAsia="zh-CN"/>
+        </w:rPr>
+      </w:pPr>
+      <w:r>
+        <w:rPr>
+          <w:rFonts w:hint="eastAsia"/>
+          <w:lang w:val="en-US" w:eastAsia="zh-CN"/>
+        </w:rPr>
+        <w:t xml:space="preserve">    MP4媒体文件解封装模块</w:t>
+      </w:r>
+    </w:p>
+    <w:p>
+      <w:pPr>
+        <w:pStyle w:val="4"/>
+        <w:ind w:left="663" w:hanging="663" w:hangingChars="300"/>
+        <w:rPr>
+          <w:rFonts w:hint="eastAsia"/>
+          <w:lang w:val="en-US" w:eastAsia="zh-CN"/>
+        </w:rPr>
+      </w:pPr>
+      <w:bookmarkStart w:id="80" w:name="_Toc15017"/>
+      <w:r>
+        <w:rPr>
+          <w:rFonts w:hint="eastAsia"/>
+          <w:lang w:val="en-US" w:eastAsia="zh-CN"/>
+        </w:rPr>
+        <w:t>7.4.9 XEngine_SystemSdk</w:t>
+      </w:r>
+      <w:bookmarkEnd w:id="80"/>
+    </w:p>
+    <w:p>
+      <w:pPr>
+        <w:rPr>
+          <w:rFonts w:hint="default"/>
+          <w:lang w:val="en-US" w:eastAsia="zh-CN"/>
+        </w:rPr>
+      </w:pPr>
+      <w:r>
+        <w:rPr>
+          <w:rFonts w:hint="eastAsia"/>
+          <w:lang w:val="en-US" w:eastAsia="zh-CN"/>
+        </w:rPr>
+        <w:t xml:space="preserve">    </w:t>
+      </w:r>
+      <w:r>
+        <w:rPr>
+          <w:rFonts w:hint="eastAsia"/>
+          <w:color w:val="auto"/>
+          <w:lang w:val="en-US" w:eastAsia="zh-CN"/>
+        </w:rPr>
+        <w:t>系统组件:用于系统平台相关的SDK开发组件</w:t>
       </w:r>
     </w:p>
     <w:p>
@@ -14496,21 +14741,6 @@
         <w:pStyle w:val="5"/>
         <w:bidi w:val="0"/>
         <w:rPr>
-          <w:rFonts w:hint="eastAsia"/>
-          <w:lang w:val="en-US" w:eastAsia="zh-CN"/>
-        </w:rPr>
-      </w:pPr>
-      <w:r>
-        <w:rPr>
-          <w:rFonts w:hint="eastAsia"/>
-          <w:lang w:val="en-US" w:eastAsia="zh-CN"/>
-        </w:rPr>
-        <w:t>7.4.7.9 RfcComponents_NTPProtocol</w:t>
-      </w:r>
-    </w:p>
-    <w:p>
-      <w:pPr>
-        <w:rPr>
           <w:rFonts w:hint="default"/>
           <w:lang w:val="en-US" w:eastAsia="zh-CN"/>
         </w:rPr>
@@ -14520,49 +14750,22 @@
           <w:rFonts w:hint="eastAsia"/>
           <w:lang w:val="en-US" w:eastAsia="zh-CN"/>
         </w:rPr>
-        <w:t xml:space="preserve">    NTP时间同步协议模块,支持解析和封包</w:t>
-      </w:r>
-    </w:p>
-    <w:p>
-      <w:pPr>
-        <w:pStyle w:val="4"/>
-        <w:rPr>
-          <w:rFonts w:hint="eastAsia"/>
-          <w:lang w:val="en-US" w:eastAsia="zh-CN"/>
-        </w:rPr>
-      </w:pPr>
-      <w:bookmarkStart w:id="79" w:name="_Toc11133"/>
-      <w:r>
-        <w:rPr>
-          <w:rFonts w:hint="eastAsia"/>
-          <w:lang w:val="en-US" w:eastAsia="zh-CN"/>
-        </w:rPr>
-        <w:t>7.4.8 XEngine_StreamMedia</w:t>
-      </w:r>
-      <w:bookmarkEnd w:id="79"/>
-    </w:p>
-    <w:p>
-      <w:pPr>
-        <w:rPr>
-          <w:rFonts w:hint="default"/>
-          <w:color w:val="auto"/>
-          <w:lang w:val="en-US" w:eastAsia="zh-CN"/>
-        </w:rPr>
-      </w:pPr>
-      <w:r>
-        <w:rPr>
-          <w:rFonts w:hint="eastAsia"/>
-          <w:lang w:val="en-US" w:eastAsia="zh-CN"/>
-        </w:rPr>
-        <w:t xml:space="preserve">    </w:t>
-      </w:r>
-      <w:r>
-        <w:rPr>
-          <w:rFonts w:hint="eastAsia"/>
-          <w:color w:val="auto"/>
-          <w:lang w:val="en-US" w:eastAsia="zh-CN"/>
-        </w:rPr>
-        <w:t>流媒体组件:用于流媒体协议客户端服务器协议相关开发的接口模块</w:t>
+        <w:t>7.4.9.1 XEngine_SystemApi</w:t>
+      </w:r>
+    </w:p>
+    <w:p>
+      <w:pPr>
+        <w:rPr>
+          <w:rFonts w:hint="eastAsia"/>
+          <w:lang w:val="en-US" w:eastAsia="zh-CN"/>
+        </w:rPr>
+      </w:pPr>
+      <w:r>
+        <w:rPr>
+          <w:rFonts w:hint="eastAsia"/>
+          <w:lang w:val="en-US" w:eastAsia="zh-CN"/>
+        </w:rPr>
+        <w:t xml:space="preserve">    系统模块:封装了大部分操作,进程,线程,网络,界面的API接口操作,还有CPU,内存等信息获取的API接口,具体查看导出的接口定义.</w:t>
       </w:r>
     </w:p>
     <w:p>
@@ -14579,22 +14782,23 @@
           <w:rFonts w:hint="eastAsia"/>
           <w:lang w:val="en-US" w:eastAsia="zh-CN"/>
         </w:rPr>
-        <w:t>7.4.8.1 StreamMedia_RtspProtocol</w:t>
-      </w:r>
-    </w:p>
-    <w:p>
-      <w:pPr>
-        <w:rPr>
-          <w:rFonts w:hint="eastAsia" w:eastAsiaTheme="minorEastAsia"/>
-          <w:lang w:val="en-US" w:eastAsia="zh-CN"/>
-        </w:rPr>
-      </w:pPr>
-      <w:r>
-        <w:rPr>
-          <w:rFonts w:hint="eastAsia"/>
-          <w:lang w:val="en-US" w:eastAsia="zh-CN"/>
-        </w:rPr>
-        <w:t xml:space="preserve">    RTSP协议处理模块,支持RTSP协议解析和组包</w:t>
+        <w:t>7.4.9.2 XEngine_ProcSdk</w:t>
+      </w:r>
+    </w:p>
+    <w:p>
+      <w:pPr>
+        <w:ind w:firstLine="440"/>
+        <w:rPr>
+          <w:rFonts w:hint="eastAsia"/>
+          <w:lang w:val="en-US" w:eastAsia="zh-CN"/>
+        </w:rPr>
+      </w:pPr>
+      <w:r>
+        <w:rPr>
+          <w:rFonts w:hint="eastAsia"/>
+          <w:lang w:val="en-US" w:eastAsia="zh-CN"/>
+        </w:rPr>
+        <w:t>ProcFile文件信息读取模块,用于获取linux proc文件系统信息.</w:t>
       </w:r>
     </w:p>
     <w:p>
@@ -14611,207 +14815,12 @@
           <w:rFonts w:hint="eastAsia"/>
           <w:lang w:val="en-US" w:eastAsia="zh-CN"/>
         </w:rPr>
-        <w:t>7.4.8.2 StreamMedia_RtpProtocol</w:t>
-      </w:r>
-    </w:p>
-    <w:p>
-      <w:pPr>
-        <w:rPr>
-          <w:rFonts w:hint="eastAsia" w:eastAsiaTheme="minorEastAsia"/>
-          <w:lang w:val="en-US" w:eastAsia="zh-CN"/>
-        </w:rPr>
-      </w:pPr>
-      <w:r>
-        <w:rPr>
-          <w:rFonts w:hint="eastAsia"/>
-          <w:lang w:val="en-US" w:eastAsia="zh-CN"/>
-        </w:rPr>
-        <w:t xml:space="preserve">    RTP协议处理模块,支持RTP协议解析和打包</w:t>
-      </w:r>
-    </w:p>
-    <w:p>
-      <w:pPr>
-        <w:pStyle w:val="5"/>
-        <w:bidi w:val="0"/>
-        <w:rPr>
-          <w:rFonts w:hint="eastAsia"/>
-          <w:lang w:val="en-US" w:eastAsia="zh-CN"/>
-        </w:rPr>
-      </w:pPr>
-      <w:r>
-        <w:rPr>
-          <w:rFonts w:hint="eastAsia"/>
-          <w:lang w:val="en-US" w:eastAsia="zh-CN"/>
-        </w:rPr>
-        <w:t>7.4.8.3 StreamMedia_RtcpProtocol</w:t>
-      </w:r>
-    </w:p>
-    <w:p>
-      <w:pPr>
-        <w:ind w:firstLine="440"/>
-        <w:rPr>
-          <w:rFonts w:hint="eastAsia"/>
-          <w:lang w:val="en-US" w:eastAsia="zh-CN"/>
-        </w:rPr>
-      </w:pPr>
-      <w:r>
-        <w:rPr>
-          <w:rFonts w:hint="eastAsia"/>
-          <w:lang w:val="en-US" w:eastAsia="zh-CN"/>
-        </w:rPr>
-        <w:t>RTCP协议处理模块,支持RTCP协议解析和打包</w:t>
-      </w:r>
-    </w:p>
-    <w:p>
-      <w:pPr>
-        <w:pStyle w:val="5"/>
-        <w:bidi w:val="0"/>
-        <w:rPr>
-          <w:rFonts w:hint="eastAsia"/>
-          <w:lang w:val="en-US" w:eastAsia="zh-CN"/>
-        </w:rPr>
-      </w:pPr>
-      <w:r>
-        <w:rPr>
-          <w:rFonts w:hint="eastAsia"/>
-          <w:lang w:val="en-US" w:eastAsia="zh-CN"/>
-        </w:rPr>
-        <w:t>7.4.8.4 StreamMedia_HLSProtocol</w:t>
-      </w:r>
-    </w:p>
-    <w:p>
-      <w:pPr>
-        <w:ind w:firstLine="440"/>
-        <w:rPr>
-          <w:rFonts w:hint="eastAsia"/>
-          <w:lang w:val="en-US" w:eastAsia="zh-CN"/>
-        </w:rPr>
-      </w:pPr>
-      <w:r>
-        <w:rPr>
-          <w:rFonts w:hint="eastAsia"/>
-          <w:lang w:val="en-US" w:eastAsia="zh-CN"/>
-        </w:rPr>
-        <w:t>HLS直播,录播协议处理与TS文件协议处理模块</w:t>
-      </w:r>
-    </w:p>
-    <w:p>
-      <w:pPr>
-        <w:pStyle w:val="5"/>
-        <w:bidi w:val="0"/>
-        <w:rPr>
-          <w:rFonts w:hint="eastAsia"/>
-          <w:lang w:val="en-US" w:eastAsia="zh-CN"/>
-        </w:rPr>
-      </w:pPr>
-      <w:r>
-        <w:rPr>
-          <w:rFonts w:hint="eastAsia"/>
-          <w:lang w:val="en-US" w:eastAsia="zh-CN"/>
-        </w:rPr>
-        <w:t>7.4.8.5 StreamMedia_FLVProtocol</w:t>
-      </w:r>
-    </w:p>
-    <w:p>
-      <w:pPr>
-        <w:ind w:firstLine="440"/>
-        <w:rPr>
-          <w:rFonts w:hint="eastAsia"/>
-          <w:lang w:val="en-US" w:eastAsia="zh-CN"/>
-        </w:rPr>
-      </w:pPr>
-      <w:r>
-        <w:rPr>
-          <w:rFonts w:hint="eastAsia"/>
-          <w:lang w:val="en-US" w:eastAsia="zh-CN"/>
-        </w:rPr>
-        <w:t>FLV协议解析打包模块,支持解析FLV流为单帧或者打包FLV流</w:t>
-      </w:r>
-    </w:p>
-    <w:p>
-      <w:pPr>
-        <w:pStyle w:val="5"/>
-        <w:bidi w:val="0"/>
-        <w:rPr>
-          <w:rFonts w:hint="eastAsia"/>
-          <w:lang w:val="en-US" w:eastAsia="zh-CN"/>
-        </w:rPr>
-      </w:pPr>
-      <w:r>
-        <w:rPr>
-          <w:rFonts w:hint="eastAsia"/>
-          <w:lang w:val="en-US" w:eastAsia="zh-CN"/>
-        </w:rPr>
-        <w:t>7.4.8.6 StreamMedia_RTMPProtocol</w:t>
-      </w:r>
-    </w:p>
-    <w:p>
-      <w:pPr>
-        <w:ind w:firstLine="440"/>
-        <w:rPr>
-          <w:rFonts w:hint="eastAsia"/>
-          <w:lang w:val="en-US" w:eastAsia="zh-CN"/>
-        </w:rPr>
-      </w:pPr>
-      <w:r>
-        <w:rPr>
-          <w:rFonts w:hint="eastAsia"/>
-          <w:lang w:val="en-US" w:eastAsia="zh-CN"/>
-        </w:rPr>
-        <w:t>RTMP协议解析打包模块,支持解析RTMP流为单帧或者打包RTMP流</w:t>
-      </w:r>
-    </w:p>
-    <w:p>
-      <w:pPr>
-        <w:pStyle w:val="5"/>
-        <w:rPr>
-          <w:rFonts w:hint="eastAsia"/>
-          <w:lang w:val="en-US" w:eastAsia="zh-CN"/>
-        </w:rPr>
-      </w:pPr>
-      <w:r>
-        <w:rPr>
-          <w:rFonts w:hint="eastAsia"/>
-          <w:lang w:val="en-US" w:eastAsia="zh-CN"/>
-        </w:rPr>
-        <w:t>7.4.8.7 StreamMedia_SDPProtocol</w:t>
-      </w:r>
-    </w:p>
-    <w:p>
-      <w:pPr>
-        <w:ind w:firstLine="440"/>
-        <w:rPr>
-          <w:rFonts w:hint="eastAsia"/>
-          <w:lang w:val="en-US" w:eastAsia="zh-CN"/>
-        </w:rPr>
-      </w:pPr>
-      <w:r>
-        <w:rPr>
-          <w:rFonts w:hint="eastAsia"/>
-          <w:lang w:val="en-US" w:eastAsia="zh-CN"/>
-        </w:rPr>
-        <w:t>SDP封包解包开发模块</w:t>
-      </w:r>
-    </w:p>
-    <w:p>
-      <w:pPr>
-        <w:pStyle w:val="5"/>
-        <w:bidi w:val="0"/>
-        <w:rPr>
-          <w:rFonts w:hint="eastAsia"/>
-          <w:lang w:val="en-US" w:eastAsia="zh-CN"/>
-        </w:rPr>
-      </w:pPr>
-      <w:r>
-        <w:rPr>
-          <w:rFonts w:hint="eastAsia"/>
-          <w:lang w:val="en-US" w:eastAsia="zh-CN"/>
-        </w:rPr>
-        <w:t>7.4.8.8 StreamMedia_MP4Protocol</w:t>
-      </w:r>
-    </w:p>
-    <w:p>
-      <w:pPr>
+        <w:t>7.4.9.3 XEngine_SystemConfig</w:t>
+      </w:r>
+    </w:p>
+    <w:p>
+      <w:pPr>
+        <w:ind w:firstLine="440" w:firstLineChars="200"/>
         <w:rPr>
           <w:rFonts w:hint="default"/>
           <w:lang w:val="en-US" w:eastAsia="zh-CN"/>
@@ -14822,113 +14831,7 @@
           <w:rFonts w:hint="eastAsia"/>
           <w:lang w:val="en-US" w:eastAsia="zh-CN"/>
         </w:rPr>
-        <w:t xml:space="preserve">    MP4媒体文件解封装模块</w:t>
-      </w:r>
-    </w:p>
-    <w:p>
-      <w:pPr>
-        <w:pStyle w:val="4"/>
-        <w:ind w:left="663" w:hanging="663" w:hangingChars="300"/>
-        <w:rPr>
-          <w:rFonts w:hint="eastAsia"/>
-          <w:lang w:val="en-US" w:eastAsia="zh-CN"/>
-        </w:rPr>
-      </w:pPr>
-      <w:bookmarkStart w:id="80" w:name="_Toc18967"/>
-      <w:r>
-        <w:rPr>
-          <w:rFonts w:hint="eastAsia"/>
-          <w:lang w:val="en-US" w:eastAsia="zh-CN"/>
-        </w:rPr>
-        <w:t>7.4.9 XEngine_SystemSdk</w:t>
-      </w:r>
-      <w:bookmarkEnd w:id="80"/>
-    </w:p>
-    <w:p>
-      <w:pPr>
-        <w:rPr>
-          <w:rFonts w:hint="default"/>
-          <w:lang w:val="en-US" w:eastAsia="zh-CN"/>
-        </w:rPr>
-      </w:pPr>
-      <w:r>
-        <w:rPr>
-          <w:rFonts w:hint="eastAsia"/>
-          <w:lang w:val="en-US" w:eastAsia="zh-CN"/>
-        </w:rPr>
-        <w:t xml:space="preserve">    </w:t>
-      </w:r>
-      <w:r>
-        <w:rPr>
-          <w:rFonts w:hint="eastAsia"/>
-          <w:color w:val="auto"/>
-          <w:lang w:val="en-US" w:eastAsia="zh-CN"/>
-        </w:rPr>
-        <w:t>系统组件:用于系统平台相关的SDK开发组件</w:t>
-      </w:r>
-    </w:p>
-    <w:p>
-      <w:pPr>
-        <w:pStyle w:val="5"/>
-        <w:bidi w:val="0"/>
-        <w:rPr>
-          <w:rFonts w:hint="default"/>
-          <w:lang w:val="en-US" w:eastAsia="zh-CN"/>
-        </w:rPr>
-      </w:pPr>
-      <w:r>
-        <w:rPr>
-          <w:rFonts w:hint="eastAsia"/>
-          <w:lang w:val="en-US" w:eastAsia="zh-CN"/>
-        </w:rPr>
-        <w:t>7.4.9.1 XEngine_SystemApi</w:t>
-      </w:r>
-    </w:p>
-    <w:p>
-      <w:pPr>
-        <w:rPr>
-          <w:rFonts w:hint="eastAsia"/>
-          <w:lang w:val="en-US" w:eastAsia="zh-CN"/>
-        </w:rPr>
-      </w:pPr>
-      <w:r>
-        <w:rPr>
-          <w:rFonts w:hint="eastAsia"/>
-          <w:lang w:val="en-US" w:eastAsia="zh-CN"/>
-        </w:rPr>
-        <w:t xml:space="preserve">    系统模块:封装了大部分操作,进程,线程,网络,界面的API接口操作,还有CPU,内存等信息获取的API接口,具体查看导出的接口定义.</w:t>
-      </w:r>
-    </w:p>
-    <w:p>
-      <w:pPr>
-        <w:pStyle w:val="5"/>
-        <w:bidi w:val="0"/>
-        <w:rPr>
-          <w:rFonts w:hint="eastAsia"/>
-          <w:lang w:val="en-US" w:eastAsia="zh-CN"/>
-        </w:rPr>
-      </w:pPr>
-      <w:r>
-        <w:rPr>
-          <w:rFonts w:hint="eastAsia"/>
-          <w:lang w:val="en-US" w:eastAsia="zh-CN"/>
-        </w:rPr>
-        <w:t>7.4.9.2 XEngine_ProcSdk</w:t>
-      </w:r>
-    </w:p>
-    <w:p>
-      <w:pPr>
-        <w:rPr>
-          <w:rFonts w:hint="eastAsia"/>
-          <w:lang w:val="en-US" w:eastAsia="zh-CN"/>
-        </w:rPr>
-      </w:pPr>
-      <w:r>
-        <w:rPr>
-          <w:rFonts w:hint="eastAsia"/>
-          <w:lang w:val="en-US" w:eastAsia="zh-CN"/>
-        </w:rPr>
-        <w:t xml:space="preserve">    ProcFile文件信息读取模块,用于获取linux proc文件系统信息.</w:t>
+        <w:t>系统配置操作模块.包含系统配置读写,配置文件读写等操作</w:t>
       </w:r>
     </w:p>
     <w:p>
@@ -14938,7 +14841,7 @@
           <w:rFonts w:hint="eastAsia"/>
         </w:rPr>
       </w:pPr>
-      <w:bookmarkStart w:id="81" w:name="_Toc17511"/>
+      <w:bookmarkStart w:id="81" w:name="_Toc21163"/>
       <w:r>
         <w:rPr>
           <w:rFonts w:hint="eastAsia"/>
@@ -14956,7 +14859,7 @@
           <w:lang w:val="en-US" w:eastAsia="zh-CN"/>
         </w:rPr>
       </w:pPr>
-      <w:bookmarkStart w:id="82" w:name="_Toc22546"/>
+      <w:bookmarkStart w:id="82" w:name="_Toc31368"/>
       <w:r>
         <w:rPr>
           <w:rFonts w:hint="eastAsia"/>
@@ -14991,7 +14894,7 @@
           <w:lang w:val="en-US" w:eastAsia="zh-CN"/>
         </w:rPr>
       </w:pPr>
-      <w:bookmarkStart w:id="83" w:name="_Toc18034"/>
+      <w:bookmarkStart w:id="83" w:name="_Toc28597"/>
       <w:r>
         <w:rPr>
           <w:rFonts w:hint="eastAsia"/>
@@ -15027,7 +14930,7 @@
           <w:rFonts w:hint="eastAsia"/>
           <w:lang w:val="en-US" w:eastAsia="zh-CN"/>
         </w:rPr>
-        <w:t>在V8.x版本我们代码总行数17W+,其中代码10W+,注释7W+.可以让您迅速上手.</w:t>
+        <w:t>在V9.x版本我们代码总行数18W+,其中代码10W+,注释8W+.可以让您迅速上手.</w:t>
       </w:r>
     </w:p>
     <w:p>
@@ -15190,7 +15093,7 @@
           <w:lang w:val="en-US" w:eastAsia="zh-CN"/>
         </w:rPr>
       </w:pPr>
-      <w:bookmarkStart w:id="84" w:name="_Toc11168"/>
+      <w:bookmarkStart w:id="84" w:name="_Toc21653"/>
       <w:r>
         <w:rPr>
           <w:rFonts w:hint="eastAsia"/>
@@ -15226,32 +15129,32 @@
       <w:pPr>
         <w:ind w:firstLine="440"/>
         <w:rPr>
-          <w:rFonts w:hint="eastAsia"/>
-          <w:lang w:val="en-US" w:eastAsia="zh-CN"/>
-        </w:rPr>
-      </w:pPr>
-      <w:r>
-        <w:rPr>
-          <w:rFonts w:hint="eastAsia"/>
-          <w:lang w:val="en-US" w:eastAsia="zh-CN"/>
-        </w:rPr>
-        <w:t>GITEE:https://gitee.com/xengine</w:t>
+          <w:rFonts w:hint="default"/>
+          <w:lang w:val="en-US" w:eastAsia="zh-CN"/>
+        </w:rPr>
+      </w:pPr>
+      <w:r>
+        <w:rPr>
+          <w:rFonts w:hint="eastAsia"/>
+          <w:lang w:val="en-US" w:eastAsia="zh-CN"/>
+        </w:rPr>
+        <w:t>GITEE:https://gitee.com/xengine 不推荐</w:t>
       </w:r>
     </w:p>
     <w:p>
       <w:pPr>
         <w:ind w:firstLine="440"/>
         <w:rPr>
-          <w:rFonts w:hint="eastAsia"/>
-          <w:lang w:val="en-US" w:eastAsia="zh-CN"/>
-        </w:rPr>
-      </w:pPr>
-      <w:r>
-        <w:rPr>
-          <w:rFonts w:hint="eastAsia"/>
-          <w:lang w:val="en-US" w:eastAsia="zh-CN"/>
-        </w:rPr>
-        <w:t>GITHUB:https://github.com/libxengine</w:t>
+          <w:rFonts w:hint="default"/>
+          <w:lang w:val="en-US" w:eastAsia="zh-CN"/>
+        </w:rPr>
+      </w:pPr>
+      <w:r>
+        <w:rPr>
+          <w:rFonts w:hint="eastAsia"/>
+          <w:lang w:val="en-US" w:eastAsia="zh-CN"/>
+        </w:rPr>
+        <w:t>GITHUB:https://github.com/libxengine 推荐</w:t>
       </w:r>
     </w:p>
     <w:p>
@@ -15263,7 +15166,7 @@
           <w:lang w:val="en-US" w:eastAsia="zh-CN"/>
         </w:rPr>
       </w:pPr>
-      <w:bookmarkStart w:id="85" w:name="_Toc9687"/>
+      <w:bookmarkStart w:id="85" w:name="_Toc30895"/>
       <w:r>
         <w:rPr>
           <w:rFonts w:hint="eastAsia"/>
@@ -15329,7 +15232,7 @@
           <w:lang w:val="en-US" w:eastAsia="zh-CN"/>
         </w:rPr>
       </w:pPr>
-      <w:bookmarkStart w:id="86" w:name="_Toc18905"/>
+      <w:bookmarkStart w:id="86" w:name="_Toc29793"/>
       <w:r>
         <w:rPr>
           <w:rFonts w:hint="eastAsia"/>
@@ -15415,7 +15318,7 @@
           <w:lang w:val="en-US" w:eastAsia="zh-CN"/>
         </w:rPr>
       </w:pPr>
-      <w:bookmarkStart w:id="87" w:name="_Toc13842"/>
+      <w:bookmarkStart w:id="87" w:name="_Toc26808"/>
       <w:r>
         <w:rPr>
           <w:rFonts w:hint="eastAsia"/>
@@ -15434,7 +15337,7 @@
           <w:lang w:val="en-US" w:eastAsia="zh-CN"/>
         </w:rPr>
       </w:pPr>
-      <w:bookmarkStart w:id="88" w:name="_Toc30751"/>
+      <w:bookmarkStart w:id="88" w:name="_Toc14108"/>
       <w:r>
         <w:rPr>
           <w:rFonts w:hint="eastAsia"/>
@@ -15468,7 +15371,7 @@
           <w:lang w:val="en-US" w:eastAsia="zh-CN"/>
         </w:rPr>
       </w:pPr>
-      <w:bookmarkStart w:id="89" w:name="_Toc12157"/>
+      <w:bookmarkStart w:id="89" w:name="_Toc25763"/>
       <w:r>
         <w:rPr>
           <w:rFonts w:hint="eastAsia"/>
@@ -15706,7 +15609,7 @@
           <w:lang w:val="en-US" w:eastAsia="zh-CN"/>
         </w:rPr>
       </w:pPr>
-      <w:bookmarkStart w:id="90" w:name="_Toc7105"/>
+      <w:bookmarkStart w:id="90" w:name="_Toc295"/>
       <w:r>
         <w:rPr>
           <w:rFonts w:hint="eastAsia"/>
@@ -15724,7 +15627,7 @@
           <w:lang w:val="en-US" w:eastAsia="zh-CN"/>
         </w:rPr>
       </w:pPr>
-      <w:bookmarkStart w:id="91" w:name="_Toc16139"/>
+      <w:bookmarkStart w:id="91" w:name="_Toc11966"/>
       <w:r>
         <w:rPr>
           <w:rFonts w:hint="eastAsia"/>
@@ -15790,7 +15693,7 @@
           <w:lang w:val="en-US" w:eastAsia="zh-CN"/>
         </w:rPr>
       </w:pPr>
-      <w:bookmarkStart w:id="92" w:name="_Toc32603"/>
+      <w:bookmarkStart w:id="92" w:name="_Toc1345"/>
       <w:r>
         <w:rPr>
           <w:rFonts w:hint="eastAsia"/>
@@ -15825,7 +15728,7 @@
           <w:lang w:val="en-US" w:eastAsia="zh-CN"/>
         </w:rPr>
       </w:pPr>
-      <w:bookmarkStart w:id="93" w:name="_Toc22671"/>
+      <w:bookmarkStart w:id="93" w:name="_Toc27087"/>
       <w:r>
         <w:rPr>
           <w:rFonts w:hint="eastAsia"/>
@@ -18723,14 +18626,4 @@
   </a:themeElements>
   <a:objectDefaults/>
 </a:theme>
-</file>
-
-<file path=customXml/item1.xml><?xml version="1.0" encoding="utf-8"?>
-<b:Sources xmlns:b="http://schemas.openxmlformats.org/officeDocument/2006/bibliography" xmlns="http://schemas.openxmlformats.org/officeDocument/2006/bibliography" SelectedStyle="\APA.XSL" StyleName="APA"/>
-</file>
-
-<file path=customXml/itemProps1.xml><?xml version="1.0" encoding="utf-8"?>
-<ds:datastoreItem xmlns:ds="http://schemas.openxmlformats.org/officeDocument/2006/customXml" ds:itemID="{8A950425-BB06-4476-A9A9-7DA89FD8F7B0}">
-  <ds:schemaRefs/>
-</ds:datastoreItem>
 </file>
--- a/XEngine_Docment/开发人员必读.docx
+++ b/XEngine_Docment/开发人员必读.docx
@@ -8,12 +8,14 @@
         <w:jc w:val="center"/>
       </w:pPr>
       <w:bookmarkStart w:id="0" w:name="_Toc287621253"/>
+      <w:proofErr w:type="spellStart"/>
       <w:r>
         <w:rPr>
           <w:rFonts w:hint="eastAsia"/>
         </w:rPr>
         <w:t>XEngine</w:t>
       </w:r>
+      <w:proofErr w:type="spellEnd"/>
       <w:r>
         <w:rPr>
           <w:rFonts w:hint="eastAsia"/>
@@ -78,7 +80,6 @@
               <w:tab w:val="right" w:leader="dot" w:pos="8296"/>
             </w:tabs>
             <w:rPr>
-              <w:rFonts w:hint="eastAsia"/>
               <w:noProof/>
               <w:kern w:val="2"/>
               <w:szCs w:val="24"/>
@@ -94,11 +95,10 @@
           <w:r>
             <w:fldChar w:fldCharType="separate"/>
           </w:r>
-          <w:hyperlink w:anchor="_Toc213070246" w:history="1">
+          <w:hyperlink w:anchor="_Toc231982108" w:history="1">
             <w:r>
               <w:rPr>
                 <w:rStyle w:val="af3"/>
-                <w:rFonts w:hint="eastAsia"/>
                 <w:noProof/>
               </w:rPr>
               <w:t>一</w:t>
@@ -106,7 +106,6 @@
             <w:r>
               <w:rPr>
                 <w:rStyle w:val="af3"/>
-                <w:rFonts w:hint="eastAsia"/>
                 <w:noProof/>
               </w:rPr>
               <w:t xml:space="preserve"> </w:t>
@@ -114,7 +113,6 @@
             <w:r>
               <w:rPr>
                 <w:rStyle w:val="af3"/>
-                <w:rFonts w:hint="eastAsia"/>
                 <w:noProof/>
               </w:rPr>
               <w:t>概述</w:t>
@@ -148,7 +146,7 @@
                 <w:noProof/>
                 <w:webHidden/>
               </w:rPr>
-              <w:instrText>PAGEREF _Toc213070246 \h</w:instrText>
+              <w:instrText>PAGEREF _Toc231982108 \h</w:instrText>
             </w:r>
             <w:r>
               <w:rPr>
@@ -198,18 +196,16 @@
             </w:tabs>
             <w:ind w:left="440"/>
             <w:rPr>
-              <w:rFonts w:hint="eastAsia"/>
               <w:noProof/>
               <w:kern w:val="2"/>
               <w:szCs w:val="24"/>
               <w14:ligatures w14:val="standardContextual"/>
             </w:rPr>
           </w:pPr>
-          <w:hyperlink w:anchor="_Toc213070247" w:history="1">
+          <w:hyperlink w:anchor="_Toc231982109" w:history="1">
             <w:r>
               <w:rPr>
                 <w:rStyle w:val="af3"/>
-                <w:rFonts w:hint="eastAsia"/>
                 <w:noProof/>
               </w:rPr>
               <w:t xml:space="preserve">1.1 </w:t>
@@ -217,7 +213,6 @@
             <w:r>
               <w:rPr>
                 <w:rStyle w:val="af3"/>
-                <w:rFonts w:hint="eastAsia"/>
                 <w:noProof/>
               </w:rPr>
               <w:t>开发目的</w:t>
@@ -251,7 +246,7 @@
                 <w:noProof/>
                 <w:webHidden/>
               </w:rPr>
-              <w:instrText>PAGEREF _Toc213070247 \h</w:instrText>
+              <w:instrText>PAGEREF _Toc231982109 \h</w:instrText>
             </w:r>
             <w:r>
               <w:rPr>
@@ -301,18 +296,16 @@
             </w:tabs>
             <w:ind w:left="440"/>
             <w:rPr>
-              <w:rFonts w:hint="eastAsia"/>
               <w:noProof/>
               <w:kern w:val="2"/>
               <w:szCs w:val="24"/>
               <w14:ligatures w14:val="standardContextual"/>
             </w:rPr>
           </w:pPr>
-          <w:hyperlink w:anchor="_Toc213070248" w:history="1">
+          <w:hyperlink w:anchor="_Toc231982110" w:history="1">
             <w:r>
               <w:rPr>
                 <w:rStyle w:val="af3"/>
-                <w:rFonts w:hint="eastAsia"/>
                 <w:noProof/>
               </w:rPr>
               <w:t xml:space="preserve">1.2 </w:t>
@@ -320,7 +313,6 @@
             <w:r>
               <w:rPr>
                 <w:rStyle w:val="af3"/>
-                <w:rFonts w:hint="eastAsia"/>
                 <w:noProof/>
               </w:rPr>
               <w:t>联系方式</w:t>
@@ -354,7 +346,7 @@
                 <w:noProof/>
                 <w:webHidden/>
               </w:rPr>
-              <w:instrText>PAGEREF _Toc213070248 \h</w:instrText>
+              <w:instrText>PAGEREF _Toc231982110 \h</w:instrText>
             </w:r>
             <w:r>
               <w:rPr>
@@ -404,18 +396,16 @@
             </w:tabs>
             <w:ind w:left="880"/>
             <w:rPr>
-              <w:rFonts w:hint="eastAsia"/>
               <w:noProof/>
               <w:kern w:val="2"/>
               <w:szCs w:val="24"/>
               <w14:ligatures w14:val="standardContextual"/>
             </w:rPr>
           </w:pPr>
-          <w:hyperlink w:anchor="_Toc213070249" w:history="1">
+          <w:hyperlink w:anchor="_Toc231982111" w:history="1">
             <w:r>
               <w:rPr>
                 <w:rStyle w:val="af3"/>
-                <w:rFonts w:hint="eastAsia"/>
                 <w:noProof/>
               </w:rPr>
               <w:t>1.2.1 BUG</w:t>
@@ -423,7 +413,6 @@
             <w:r>
               <w:rPr>
                 <w:rStyle w:val="af3"/>
-                <w:rFonts w:hint="eastAsia"/>
                 <w:noProof/>
               </w:rPr>
               <w:t>提交</w:t>
@@ -457,7 +446,7 @@
                 <w:noProof/>
                 <w:webHidden/>
               </w:rPr>
-              <w:instrText>PAGEREF _Toc213070249 \h</w:instrText>
+              <w:instrText>PAGEREF _Toc231982111 \h</w:instrText>
             </w:r>
             <w:r>
               <w:rPr>
@@ -507,18 +496,16 @@
             </w:tabs>
             <w:ind w:left="880"/>
             <w:rPr>
-              <w:rFonts w:hint="eastAsia"/>
               <w:noProof/>
               <w:kern w:val="2"/>
               <w:szCs w:val="24"/>
               <w14:ligatures w14:val="standardContextual"/>
             </w:rPr>
           </w:pPr>
-          <w:hyperlink w:anchor="_Toc213070250" w:history="1">
+          <w:hyperlink w:anchor="_Toc231982112" w:history="1">
             <w:r>
               <w:rPr>
                 <w:rStyle w:val="af3"/>
-                <w:rFonts w:hint="eastAsia"/>
                 <w:noProof/>
               </w:rPr>
               <w:t xml:space="preserve">1.2.2 </w:t>
@@ -526,7 +513,6 @@
             <w:r>
               <w:rPr>
                 <w:rStyle w:val="af3"/>
-                <w:rFonts w:hint="eastAsia"/>
                 <w:noProof/>
               </w:rPr>
               <w:t>意见建议</w:t>
@@ -560,7 +546,7 @@
                 <w:noProof/>
                 <w:webHidden/>
               </w:rPr>
-              <w:instrText>PAGEREF _Toc213070250 \h</w:instrText>
+              <w:instrText>PAGEREF _Toc231982112 \h</w:instrText>
             </w:r>
             <w:r>
               <w:rPr>
@@ -610,18 +596,16 @@
             </w:tabs>
             <w:ind w:left="880"/>
             <w:rPr>
-              <w:rFonts w:hint="eastAsia"/>
               <w:noProof/>
               <w:kern w:val="2"/>
               <w:szCs w:val="24"/>
               <w14:ligatures w14:val="standardContextual"/>
             </w:rPr>
           </w:pPr>
-          <w:hyperlink w:anchor="_Toc213070251" w:history="1">
+          <w:hyperlink w:anchor="_Toc231982113" w:history="1">
             <w:r>
               <w:rPr>
                 <w:rStyle w:val="af3"/>
-                <w:rFonts w:hint="eastAsia"/>
                 <w:noProof/>
               </w:rPr>
               <w:t xml:space="preserve">1.2.3 </w:t>
@@ -629,7 +613,6 @@
             <w:r>
               <w:rPr>
                 <w:rStyle w:val="af3"/>
-                <w:rFonts w:hint="eastAsia"/>
                 <w:noProof/>
               </w:rPr>
               <w:t>联系我们</w:t>
@@ -663,7 +646,7 @@
                 <w:noProof/>
                 <w:webHidden/>
               </w:rPr>
-              <w:instrText>PAGEREF _Toc213070251 \h</w:instrText>
+              <w:instrText>PAGEREF _Toc231982113 \h</w:instrText>
             </w:r>
             <w:r>
               <w:rPr>
@@ -713,18 +696,16 @@
             </w:tabs>
             <w:ind w:left="880"/>
             <w:rPr>
-              <w:rFonts w:hint="eastAsia"/>
               <w:noProof/>
               <w:kern w:val="2"/>
               <w:szCs w:val="24"/>
               <w14:ligatures w14:val="standardContextual"/>
             </w:rPr>
           </w:pPr>
-          <w:hyperlink w:anchor="_Toc213070252" w:history="1">
+          <w:hyperlink w:anchor="_Toc231982114" w:history="1">
             <w:r>
               <w:rPr>
                 <w:rStyle w:val="af3"/>
-                <w:rFonts w:hint="eastAsia"/>
                 <w:noProof/>
               </w:rPr>
               <w:t xml:space="preserve">1.2.4 </w:t>
@@ -732,7 +713,6 @@
             <w:r>
               <w:rPr>
                 <w:rStyle w:val="af3"/>
-                <w:rFonts w:hint="eastAsia"/>
                 <w:noProof/>
               </w:rPr>
               <w:t>商业合作</w:t>
@@ -766,7 +746,7 @@
                 <w:noProof/>
                 <w:webHidden/>
               </w:rPr>
-              <w:instrText>PAGEREF _Toc213070252 \h</w:instrText>
+              <w:instrText>PAGEREF _Toc231982114 \h</w:instrText>
             </w:r>
             <w:r>
               <w:rPr>
@@ -817,18 +797,16 @@
             </w:tabs>
             <w:ind w:left="440"/>
             <w:rPr>
-              <w:rFonts w:hint="eastAsia"/>
               <w:noProof/>
               <w:kern w:val="2"/>
               <w:szCs w:val="24"/>
               <w14:ligatures w14:val="standardContextual"/>
             </w:rPr>
           </w:pPr>
-          <w:hyperlink w:anchor="_Toc213070253" w:history="1">
+          <w:hyperlink w:anchor="_Toc231982115" w:history="1">
             <w:r>
               <w:rPr>
                 <w:rStyle w:val="af3"/>
-                <w:rFonts w:hint="eastAsia"/>
                 <w:noProof/>
               </w:rPr>
               <w:t>1.3</w:t>
@@ -846,7 +824,6 @@
             <w:r>
               <w:rPr>
                 <w:rStyle w:val="af3"/>
-                <w:rFonts w:hint="eastAsia"/>
                 <w:noProof/>
               </w:rPr>
               <w:t>系统环境</w:t>
@@ -880,7 +857,7 @@
                 <w:noProof/>
                 <w:webHidden/>
               </w:rPr>
-              <w:instrText>PAGEREF _Toc213070253 \h</w:instrText>
+              <w:instrText>PAGEREF _Toc231982115 \h</w:instrText>
             </w:r>
             <w:r>
               <w:rPr>
@@ -930,18 +907,16 @@
             </w:tabs>
             <w:ind w:left="880"/>
             <w:rPr>
-              <w:rFonts w:hint="eastAsia"/>
               <w:noProof/>
               <w:kern w:val="2"/>
               <w:szCs w:val="24"/>
               <w14:ligatures w14:val="standardContextual"/>
             </w:rPr>
           </w:pPr>
-          <w:hyperlink w:anchor="_Toc213070254" w:history="1">
+          <w:hyperlink w:anchor="_Toc231982116" w:history="1">
             <w:r>
               <w:rPr>
                 <w:rStyle w:val="af3"/>
-                <w:rFonts w:hint="eastAsia"/>
                 <w:noProof/>
               </w:rPr>
               <w:t>1.3.1 Windows</w:t>
@@ -949,7 +924,6 @@
             <w:r>
               <w:rPr>
                 <w:rStyle w:val="af3"/>
-                <w:rFonts w:hint="eastAsia"/>
                 <w:noProof/>
               </w:rPr>
               <w:t>环境</w:t>
@@ -983,7 +957,7 @@
                 <w:noProof/>
                 <w:webHidden/>
               </w:rPr>
-              <w:instrText>PAGEREF _Toc213070254 \h</w:instrText>
+              <w:instrText>PAGEREF _Toc231982116 \h</w:instrText>
             </w:r>
             <w:r>
               <w:rPr>
@@ -1033,18 +1007,16 @@
             </w:tabs>
             <w:ind w:left="880"/>
             <w:rPr>
-              <w:rFonts w:hint="eastAsia"/>
               <w:noProof/>
               <w:kern w:val="2"/>
               <w:szCs w:val="24"/>
               <w14:ligatures w14:val="standardContextual"/>
             </w:rPr>
           </w:pPr>
-          <w:hyperlink w:anchor="_Toc213070255" w:history="1">
+          <w:hyperlink w:anchor="_Toc231982117" w:history="1">
             <w:r>
               <w:rPr>
                 <w:rStyle w:val="af3"/>
-                <w:rFonts w:hint="eastAsia"/>
                 <w:noProof/>
               </w:rPr>
               <w:t>1.3.2 Linux</w:t>
@@ -1052,7 +1024,6 @@
             <w:r>
               <w:rPr>
                 <w:rStyle w:val="af3"/>
-                <w:rFonts w:hint="eastAsia"/>
                 <w:noProof/>
               </w:rPr>
               <w:t>环境</w:t>
@@ -1086,7 +1057,7 @@
                 <w:noProof/>
                 <w:webHidden/>
               </w:rPr>
-              <w:instrText>PAGEREF _Toc213070255 \h</w:instrText>
+              <w:instrText>PAGEREF _Toc231982117 \h</w:instrText>
             </w:r>
             <w:r>
               <w:rPr>
@@ -1136,18 +1107,16 @@
             </w:tabs>
             <w:ind w:left="880"/>
             <w:rPr>
-              <w:rFonts w:hint="eastAsia"/>
               <w:noProof/>
               <w:kern w:val="2"/>
               <w:szCs w:val="24"/>
               <w14:ligatures w14:val="standardContextual"/>
             </w:rPr>
           </w:pPr>
-          <w:hyperlink w:anchor="_Toc213070256" w:history="1">
+          <w:hyperlink w:anchor="_Toc231982118" w:history="1">
             <w:r>
               <w:rPr>
                 <w:rStyle w:val="af3"/>
-                <w:rFonts w:hint="eastAsia"/>
                 <w:noProof/>
               </w:rPr>
               <w:t>1.3.3 MacOS</w:t>
@@ -1155,7 +1124,6 @@
             <w:r>
               <w:rPr>
                 <w:rStyle w:val="af3"/>
-                <w:rFonts w:hint="eastAsia"/>
                 <w:noProof/>
               </w:rPr>
               <w:t>环境</w:t>
@@ -1189,7 +1157,7 @@
                 <w:noProof/>
                 <w:webHidden/>
               </w:rPr>
-              <w:instrText>PAGEREF _Toc213070256 \h</w:instrText>
+              <w:instrText>PAGEREF _Toc231982118 \h</w:instrText>
             </w:r>
             <w:r>
               <w:rPr>
@@ -1239,18 +1207,16 @@
             </w:tabs>
             <w:ind w:left="880"/>
             <w:rPr>
-              <w:rFonts w:hint="eastAsia"/>
               <w:noProof/>
               <w:kern w:val="2"/>
               <w:szCs w:val="24"/>
               <w14:ligatures w14:val="standardContextual"/>
             </w:rPr>
           </w:pPr>
-          <w:hyperlink w:anchor="_Toc213070257" w:history="1">
+          <w:hyperlink w:anchor="_Toc231982119" w:history="1">
             <w:r>
               <w:rPr>
                 <w:rStyle w:val="af3"/>
-                <w:rFonts w:hint="eastAsia"/>
                 <w:noProof/>
               </w:rPr>
               <w:t>1.3.4 Android</w:t>
@@ -1258,7 +1224,6 @@
             <w:r>
               <w:rPr>
                 <w:rStyle w:val="af3"/>
-                <w:rFonts w:hint="eastAsia"/>
                 <w:noProof/>
               </w:rPr>
               <w:t>环境</w:t>
@@ -1292,7 +1257,7 @@
                 <w:noProof/>
                 <w:webHidden/>
               </w:rPr>
-              <w:instrText>PAGEREF _Toc213070257 \h</w:instrText>
+              <w:instrText>PAGEREF _Toc231982119 \h</w:instrText>
             </w:r>
             <w:r>
               <w:rPr>
@@ -1342,18 +1307,16 @@
             </w:tabs>
             <w:ind w:left="880"/>
             <w:rPr>
-              <w:rFonts w:hint="eastAsia"/>
               <w:noProof/>
               <w:kern w:val="2"/>
               <w:szCs w:val="24"/>
               <w14:ligatures w14:val="standardContextual"/>
             </w:rPr>
           </w:pPr>
-          <w:hyperlink w:anchor="_Toc213070258" w:history="1">
+          <w:hyperlink w:anchor="_Toc231982120" w:history="1">
             <w:r>
               <w:rPr>
                 <w:rStyle w:val="af3"/>
-                <w:rFonts w:hint="eastAsia"/>
                 <w:noProof/>
               </w:rPr>
               <w:t>1.3.5 IOS</w:t>
@@ -1361,7 +1324,6 @@
             <w:r>
               <w:rPr>
                 <w:rStyle w:val="af3"/>
-                <w:rFonts w:hint="eastAsia"/>
                 <w:noProof/>
               </w:rPr>
               <w:t>环境</w:t>
@@ -1395,7 +1357,7 @@
                 <w:noProof/>
                 <w:webHidden/>
               </w:rPr>
-              <w:instrText>PAGEREF _Toc213070258 \h</w:instrText>
+              <w:instrText>PAGEREF _Toc231982120 \h</w:instrText>
             </w:r>
             <w:r>
               <w:rPr>
@@ -1445,18 +1407,16 @@
             </w:tabs>
             <w:ind w:left="440"/>
             <w:rPr>
-              <w:rFonts w:hint="eastAsia"/>
               <w:noProof/>
               <w:kern w:val="2"/>
               <w:szCs w:val="24"/>
               <w14:ligatures w14:val="standardContextual"/>
             </w:rPr>
           </w:pPr>
-          <w:hyperlink w:anchor="_Toc213070259" w:history="1">
+          <w:hyperlink w:anchor="_Toc231982121" w:history="1">
             <w:r>
               <w:rPr>
                 <w:rStyle w:val="af3"/>
-                <w:rFonts w:hint="eastAsia"/>
                 <w:noProof/>
               </w:rPr>
               <w:t xml:space="preserve">1.4 </w:t>
@@ -1464,7 +1424,6 @@
             <w:r>
               <w:rPr>
                 <w:rStyle w:val="af3"/>
-                <w:rFonts w:hint="eastAsia"/>
                 <w:noProof/>
               </w:rPr>
               <w:t>支持的开发工具</w:t>
@@ -1498,7 +1457,7 @@
                 <w:noProof/>
                 <w:webHidden/>
               </w:rPr>
-              <w:instrText>PAGEREF _Toc213070259 \h</w:instrText>
+              <w:instrText>PAGEREF _Toc231982121 \h</w:instrText>
             </w:r>
             <w:r>
               <w:rPr>
@@ -1548,18 +1507,16 @@
             </w:tabs>
             <w:ind w:left="440"/>
             <w:rPr>
-              <w:rFonts w:hint="eastAsia"/>
               <w:noProof/>
               <w:kern w:val="2"/>
               <w:szCs w:val="24"/>
               <w14:ligatures w14:val="standardContextual"/>
             </w:rPr>
           </w:pPr>
-          <w:hyperlink w:anchor="_Toc213070260" w:history="1">
+          <w:hyperlink w:anchor="_Toc231982122" w:history="1">
             <w:r>
               <w:rPr>
                 <w:rStyle w:val="af3"/>
-                <w:rFonts w:hint="eastAsia"/>
                 <w:noProof/>
               </w:rPr>
               <w:t xml:space="preserve">1.5 </w:t>
@@ -1567,7 +1524,6 @@
             <w:r>
               <w:rPr>
                 <w:rStyle w:val="af3"/>
-                <w:rFonts w:hint="eastAsia"/>
                 <w:noProof/>
               </w:rPr>
               <w:t>版本说明</w:t>
@@ -1601,7 +1557,7 @@
                 <w:noProof/>
                 <w:webHidden/>
               </w:rPr>
-              <w:instrText>PAGEREF _Toc213070260 \h</w:instrText>
+              <w:instrText>PAGEREF _Toc231982122 \h</w:instrText>
             </w:r>
             <w:r>
               <w:rPr>
@@ -1651,18 +1607,16 @@
             </w:tabs>
             <w:ind w:left="880"/>
             <w:rPr>
-              <w:rFonts w:hint="eastAsia"/>
               <w:noProof/>
               <w:kern w:val="2"/>
               <w:szCs w:val="24"/>
               <w14:ligatures w14:val="standardContextual"/>
             </w:rPr>
           </w:pPr>
-          <w:hyperlink w:anchor="_Toc213070261" w:history="1">
+          <w:hyperlink w:anchor="_Toc231982123" w:history="1">
             <w:r>
               <w:rPr>
                 <w:rStyle w:val="af3"/>
-                <w:rFonts w:hint="eastAsia"/>
                 <w:noProof/>
               </w:rPr>
               <w:t xml:space="preserve">1.5.1 </w:t>
@@ -1670,7 +1624,6 @@
             <w:r>
               <w:rPr>
                 <w:rStyle w:val="af3"/>
-                <w:rFonts w:hint="eastAsia"/>
                 <w:noProof/>
               </w:rPr>
               <w:t>发布版本说明</w:t>
@@ -1704,7 +1657,7 @@
                 <w:noProof/>
                 <w:webHidden/>
               </w:rPr>
-              <w:instrText>PAGEREF _Toc213070261 \h</w:instrText>
+              <w:instrText>PAGEREF _Toc231982123 \h</w:instrText>
             </w:r>
             <w:r>
               <w:rPr>
@@ -1754,18 +1707,16 @@
             </w:tabs>
             <w:ind w:left="880"/>
             <w:rPr>
-              <w:rFonts w:hint="eastAsia"/>
               <w:noProof/>
               <w:kern w:val="2"/>
               <w:szCs w:val="24"/>
               <w14:ligatures w14:val="standardContextual"/>
             </w:rPr>
           </w:pPr>
-          <w:hyperlink w:anchor="_Toc213070262" w:history="1">
+          <w:hyperlink w:anchor="_Toc231982124" w:history="1">
             <w:r>
               <w:rPr>
                 <w:rStyle w:val="af3"/>
-                <w:rFonts w:hint="eastAsia"/>
                 <w:noProof/>
               </w:rPr>
               <w:t xml:space="preserve">1.5.2 </w:t>
@@ -1773,7 +1724,6 @@
             <w:r>
               <w:rPr>
                 <w:rStyle w:val="af3"/>
-                <w:rFonts w:hint="eastAsia"/>
                 <w:noProof/>
               </w:rPr>
               <w:t>版本号说明</w:t>
@@ -1807,7 +1757,7 @@
                 <w:noProof/>
                 <w:webHidden/>
               </w:rPr>
-              <w:instrText>PAGEREF _Toc213070262 \h</w:instrText>
+              <w:instrText>PAGEREF _Toc231982124 \h</w:instrText>
             </w:r>
             <w:r>
               <w:rPr>
@@ -1857,18 +1807,16 @@
             </w:tabs>
             <w:ind w:left="440"/>
             <w:rPr>
-              <w:rFonts w:hint="eastAsia"/>
               <w:noProof/>
               <w:kern w:val="2"/>
               <w:szCs w:val="24"/>
               <w14:ligatures w14:val="standardContextual"/>
             </w:rPr>
           </w:pPr>
-          <w:hyperlink w:anchor="_Toc213070263" w:history="1">
+          <w:hyperlink w:anchor="_Toc231982125" w:history="1">
             <w:r>
               <w:rPr>
                 <w:rStyle w:val="af3"/>
-                <w:rFonts w:hint="eastAsia"/>
                 <w:noProof/>
               </w:rPr>
               <w:t xml:space="preserve">1.6 </w:t>
@@ -1876,7 +1824,6 @@
             <w:r>
               <w:rPr>
                 <w:rStyle w:val="af3"/>
-                <w:rFonts w:hint="eastAsia"/>
                 <w:noProof/>
               </w:rPr>
               <w:t>名词定义</w:t>
@@ -1910,7 +1857,7 @@
                 <w:noProof/>
                 <w:webHidden/>
               </w:rPr>
-              <w:instrText>PAGEREF _Toc213070263 \h</w:instrText>
+              <w:instrText>PAGEREF _Toc231982125 \h</w:instrText>
             </w:r>
             <w:r>
               <w:rPr>
@@ -1959,18 +1906,16 @@
               <w:tab w:val="right" w:leader="dot" w:pos="8296"/>
             </w:tabs>
             <w:rPr>
-              <w:rFonts w:hint="eastAsia"/>
               <w:noProof/>
               <w:kern w:val="2"/>
               <w:szCs w:val="24"/>
               <w14:ligatures w14:val="standardContextual"/>
             </w:rPr>
           </w:pPr>
-          <w:hyperlink w:anchor="_Toc213070264" w:history="1">
+          <w:hyperlink w:anchor="_Toc231982126" w:history="1">
             <w:r>
               <w:rPr>
                 <w:rStyle w:val="af3"/>
-                <w:rFonts w:hint="eastAsia"/>
                 <w:noProof/>
               </w:rPr>
               <w:t>二</w:t>
@@ -1978,7 +1923,6 @@
             <w:r>
               <w:rPr>
                 <w:rStyle w:val="af3"/>
-                <w:rFonts w:hint="eastAsia"/>
                 <w:noProof/>
               </w:rPr>
               <w:t xml:space="preserve"> </w:t>
@@ -1986,7 +1930,6 @@
             <w:r>
               <w:rPr>
                 <w:rStyle w:val="af3"/>
-                <w:rFonts w:hint="eastAsia"/>
                 <w:noProof/>
               </w:rPr>
               <w:t>发展历程</w:t>
@@ -2020,7 +1963,7 @@
                 <w:noProof/>
                 <w:webHidden/>
               </w:rPr>
-              <w:instrText>PAGEREF _Toc213070264 \h</w:instrText>
+              <w:instrText>PAGEREF _Toc231982126 \h</w:instrText>
             </w:r>
             <w:r>
               <w:rPr>
@@ -2070,18 +2013,16 @@
             </w:tabs>
             <w:ind w:left="440"/>
             <w:rPr>
-              <w:rFonts w:hint="eastAsia"/>
               <w:noProof/>
               <w:kern w:val="2"/>
               <w:szCs w:val="24"/>
               <w14:ligatures w14:val="standardContextual"/>
             </w:rPr>
           </w:pPr>
-          <w:hyperlink w:anchor="_Toc213070265" w:history="1">
+          <w:hyperlink w:anchor="_Toc231982127" w:history="1">
             <w:r>
               <w:rPr>
                 <w:rStyle w:val="af3"/>
-                <w:rFonts w:hint="eastAsia"/>
                 <w:noProof/>
               </w:rPr>
               <w:t xml:space="preserve">2.1 </w:t>
@@ -2089,7 +2030,6 @@
             <w:r>
               <w:rPr>
                 <w:rStyle w:val="af3"/>
-                <w:rFonts w:hint="eastAsia"/>
                 <w:noProof/>
               </w:rPr>
               <w:t>更新历史</w:t>
@@ -2123,7 +2063,7 @@
                 <w:noProof/>
                 <w:webHidden/>
               </w:rPr>
-              <w:instrText>PAGEREF _Toc213070265 \h</w:instrText>
+              <w:instrText>PAGEREF _Toc231982127 \h</w:instrText>
             </w:r>
             <w:r>
               <w:rPr>
@@ -2173,18 +2113,16 @@
             </w:tabs>
             <w:ind w:left="440"/>
             <w:rPr>
-              <w:rFonts w:hint="eastAsia"/>
               <w:noProof/>
               <w:kern w:val="2"/>
               <w:szCs w:val="24"/>
               <w14:ligatures w14:val="standardContextual"/>
             </w:rPr>
           </w:pPr>
-          <w:hyperlink w:anchor="_Toc213070266" w:history="1">
+          <w:hyperlink w:anchor="_Toc231982128" w:history="1">
             <w:r>
               <w:rPr>
                 <w:rStyle w:val="af3"/>
-                <w:rFonts w:hint="eastAsia"/>
                 <w:noProof/>
               </w:rPr>
               <w:t xml:space="preserve">2.2 </w:t>
@@ -2192,7 +2130,6 @@
             <w:r>
               <w:rPr>
                 <w:rStyle w:val="af3"/>
-                <w:rFonts w:hint="eastAsia"/>
                 <w:noProof/>
               </w:rPr>
               <w:t>版本发展</w:t>
@@ -2226,7 +2163,7 @@
                 <w:noProof/>
                 <w:webHidden/>
               </w:rPr>
-              <w:instrText>PAGEREF _Toc213070266 \h</w:instrText>
+              <w:instrText>PAGEREF _Toc231982128 \h</w:instrText>
             </w:r>
             <w:r>
               <w:rPr>
@@ -2276,18 +2213,16 @@
             </w:tabs>
             <w:ind w:left="880"/>
             <w:rPr>
-              <w:rFonts w:hint="eastAsia"/>
               <w:noProof/>
               <w:kern w:val="2"/>
               <w:szCs w:val="24"/>
               <w14:ligatures w14:val="standardContextual"/>
             </w:rPr>
           </w:pPr>
-          <w:hyperlink w:anchor="_Toc213070267" w:history="1">
+          <w:hyperlink w:anchor="_Toc231982129" w:history="1">
             <w:r>
               <w:rPr>
                 <w:rStyle w:val="af3"/>
-                <w:rFonts w:hint="eastAsia"/>
                 <w:noProof/>
               </w:rPr>
               <w:t>2.2.1 V1:</w:t>
@@ -2295,7 +2230,6 @@
             <w:r>
               <w:rPr>
                 <w:rStyle w:val="af3"/>
-                <w:rFonts w:hint="eastAsia"/>
                 <w:noProof/>
               </w:rPr>
               <w:t>堆积代码</w:t>
@@ -2303,7 +2237,6 @@
             <w:r>
               <w:rPr>
                 <w:rStyle w:val="af3"/>
-                <w:rFonts w:hint="eastAsia"/>
                 <w:noProof/>
               </w:rPr>
               <w:t>(2010.02 - 2011.08)</w:t>
@@ -2337,7 +2270,7 @@
                 <w:noProof/>
                 <w:webHidden/>
               </w:rPr>
-              <w:instrText>PAGEREF _Toc213070267 \h</w:instrText>
+              <w:instrText>PAGEREF _Toc231982129 \h</w:instrText>
             </w:r>
             <w:r>
               <w:rPr>
@@ -2387,18 +2320,16 @@
             </w:tabs>
             <w:ind w:left="880"/>
             <w:rPr>
-              <w:rFonts w:hint="eastAsia"/>
               <w:noProof/>
               <w:kern w:val="2"/>
               <w:szCs w:val="24"/>
               <w14:ligatures w14:val="standardContextual"/>
             </w:rPr>
           </w:pPr>
-          <w:hyperlink w:anchor="_Toc213070268" w:history="1">
+          <w:hyperlink w:anchor="_Toc231982130" w:history="1">
             <w:r>
               <w:rPr>
                 <w:rStyle w:val="af3"/>
-                <w:rFonts w:hint="eastAsia"/>
                 <w:noProof/>
               </w:rPr>
               <w:t>2.2.2 V2:</w:t>
@@ -2406,7 +2337,6 @@
             <w:r>
               <w:rPr>
                 <w:rStyle w:val="af3"/>
-                <w:rFonts w:hint="eastAsia"/>
                 <w:noProof/>
               </w:rPr>
               <w:t>目标明确</w:t>
@@ -2414,7 +2344,6 @@
             <w:r>
               <w:rPr>
                 <w:rStyle w:val="af3"/>
-                <w:rFonts w:hint="eastAsia"/>
                 <w:noProof/>
               </w:rPr>
               <w:t>(2012.05 - 2016.05)</w:t>
@@ -2448,7 +2377,7 @@
                 <w:noProof/>
                 <w:webHidden/>
               </w:rPr>
-              <w:instrText>PAGEREF _Toc213070268 \h</w:instrText>
+              <w:instrText>PAGEREF _Toc231982130 \h</w:instrText>
             </w:r>
             <w:r>
               <w:rPr>
@@ -2498,18 +2427,16 @@
             </w:tabs>
             <w:ind w:left="880"/>
             <w:rPr>
-              <w:rFonts w:hint="eastAsia"/>
               <w:noProof/>
               <w:kern w:val="2"/>
               <w:szCs w:val="24"/>
               <w14:ligatures w14:val="standardContextual"/>
             </w:rPr>
           </w:pPr>
-          <w:hyperlink w:anchor="_Toc213070269" w:history="1">
+          <w:hyperlink w:anchor="_Toc231982131" w:history="1">
             <w:r>
               <w:rPr>
                 <w:rStyle w:val="af3"/>
-                <w:rFonts w:hint="eastAsia"/>
                 <w:noProof/>
               </w:rPr>
               <w:t>2.2.3 V3:</w:t>
@@ -2517,7 +2444,6 @@
             <w:r>
               <w:rPr>
                 <w:rStyle w:val="af3"/>
-                <w:rFonts w:hint="eastAsia"/>
                 <w:noProof/>
               </w:rPr>
               <w:t>稳定架构</w:t>
@@ -2525,7 +2451,6 @@
             <w:r>
               <w:rPr>
                 <w:rStyle w:val="af3"/>
-                <w:rFonts w:hint="eastAsia"/>
                 <w:noProof/>
               </w:rPr>
               <w:t>(2017.03 - 2017.12)</w:t>
@@ -2559,7 +2484,7 @@
                 <w:noProof/>
                 <w:webHidden/>
               </w:rPr>
-              <w:instrText>PAGEREF _Toc213070269 \h</w:instrText>
+              <w:instrText>PAGEREF _Toc231982131 \h</w:instrText>
             </w:r>
             <w:r>
               <w:rPr>
@@ -2609,18 +2534,16 @@
             </w:tabs>
             <w:ind w:left="880"/>
             <w:rPr>
-              <w:rFonts w:hint="eastAsia"/>
               <w:noProof/>
               <w:kern w:val="2"/>
               <w:szCs w:val="24"/>
               <w14:ligatures w14:val="standardContextual"/>
             </w:rPr>
           </w:pPr>
-          <w:hyperlink w:anchor="_Toc213070270" w:history="1">
+          <w:hyperlink w:anchor="_Toc231982132" w:history="1">
             <w:r>
               <w:rPr>
                 <w:rStyle w:val="af3"/>
-                <w:rFonts w:hint="eastAsia"/>
                 <w:noProof/>
               </w:rPr>
               <w:t>2.2.4 V4:</w:t>
@@ -2628,7 +2551,6 @@
             <w:r>
               <w:rPr>
                 <w:rStyle w:val="af3"/>
-                <w:rFonts w:hint="eastAsia"/>
                 <w:noProof/>
               </w:rPr>
               <w:t>迈向成熟</w:t>
@@ -2636,7 +2558,6 @@
             <w:r>
               <w:rPr>
                 <w:rStyle w:val="af3"/>
-                <w:rFonts w:hint="eastAsia"/>
                 <w:noProof/>
               </w:rPr>
               <w:t>(2018.01 - 2018.12)</w:t>
@@ -2670,7 +2591,7 @@
                 <w:noProof/>
                 <w:webHidden/>
               </w:rPr>
-              <w:instrText>PAGEREF _Toc213070270 \h</w:instrText>
+              <w:instrText>PAGEREF _Toc231982132 \h</w:instrText>
             </w:r>
             <w:r>
               <w:rPr>
@@ -2720,18 +2641,16 @@
             </w:tabs>
             <w:ind w:left="880"/>
             <w:rPr>
-              <w:rFonts w:hint="eastAsia"/>
               <w:noProof/>
               <w:kern w:val="2"/>
               <w:szCs w:val="24"/>
               <w14:ligatures w14:val="standardContextual"/>
             </w:rPr>
           </w:pPr>
-          <w:hyperlink w:anchor="_Toc213070271" w:history="1">
+          <w:hyperlink w:anchor="_Toc231982133" w:history="1">
             <w:r>
               <w:rPr>
                 <w:rStyle w:val="af3"/>
-                <w:rFonts w:hint="eastAsia"/>
                 <w:noProof/>
               </w:rPr>
               <w:t>2.2.5 V5:</w:t>
@@ -2739,7 +2658,6 @@
             <w:r>
               <w:rPr>
                 <w:rStyle w:val="af3"/>
-                <w:rFonts w:hint="eastAsia"/>
                 <w:noProof/>
               </w:rPr>
               <w:t>稳定兼容</w:t>
@@ -2747,7 +2665,6 @@
             <w:r>
               <w:rPr>
                 <w:rStyle w:val="af3"/>
-                <w:rFonts w:hint="eastAsia"/>
                 <w:noProof/>
               </w:rPr>
               <w:t>(2019.01 - 2019.12)</w:t>
@@ -2781,7 +2698,7 @@
                 <w:noProof/>
                 <w:webHidden/>
               </w:rPr>
-              <w:instrText>PAGEREF _Toc213070271 \h</w:instrText>
+              <w:instrText>PAGEREF _Toc231982133 \h</w:instrText>
             </w:r>
             <w:r>
               <w:rPr>
@@ -2831,18 +2748,16 @@
             </w:tabs>
             <w:ind w:left="880"/>
             <w:rPr>
-              <w:rFonts w:hint="eastAsia"/>
               <w:noProof/>
               <w:kern w:val="2"/>
               <w:szCs w:val="24"/>
               <w14:ligatures w14:val="standardContextual"/>
             </w:rPr>
           </w:pPr>
-          <w:hyperlink w:anchor="_Toc213070272" w:history="1">
+          <w:hyperlink w:anchor="_Toc231982134" w:history="1">
             <w:r>
               <w:rPr>
                 <w:rStyle w:val="af3"/>
-                <w:rFonts w:hint="eastAsia"/>
                 <w:noProof/>
               </w:rPr>
               <w:t>2.2.6 V6:</w:t>
@@ -2850,7 +2765,6 @@
             <w:r>
               <w:rPr>
                 <w:rStyle w:val="af3"/>
-                <w:rFonts w:hint="eastAsia"/>
                 <w:noProof/>
               </w:rPr>
               <w:t>商业应用</w:t>
@@ -2858,7 +2772,6 @@
             <w:r>
               <w:rPr>
                 <w:rStyle w:val="af3"/>
-                <w:rFonts w:hint="eastAsia"/>
                 <w:noProof/>
               </w:rPr>
               <w:t>(2020.01 - 2021.04)</w:t>
@@ -2892,7 +2805,7 @@
                 <w:noProof/>
                 <w:webHidden/>
               </w:rPr>
-              <w:instrText>PAGEREF _Toc213070272 \h</w:instrText>
+              <w:instrText>PAGEREF _Toc231982134 \h</w:instrText>
             </w:r>
             <w:r>
               <w:rPr>
@@ -2942,18 +2855,16 @@
             </w:tabs>
             <w:ind w:left="880"/>
             <w:rPr>
-              <w:rFonts w:hint="eastAsia"/>
               <w:noProof/>
               <w:kern w:val="2"/>
               <w:szCs w:val="24"/>
               <w14:ligatures w14:val="standardContextual"/>
             </w:rPr>
           </w:pPr>
-          <w:hyperlink w:anchor="_Toc213070273" w:history="1">
+          <w:hyperlink w:anchor="_Toc231982135" w:history="1">
             <w:r>
               <w:rPr>
                 <w:rStyle w:val="af3"/>
-                <w:rFonts w:hint="eastAsia"/>
                 <w:noProof/>
               </w:rPr>
               <w:t>2.2.7 V7:</w:t>
@@ -2961,7 +2872,6 @@
             <w:r>
               <w:rPr>
                 <w:rStyle w:val="af3"/>
-                <w:rFonts w:hint="eastAsia"/>
                 <w:noProof/>
               </w:rPr>
               <w:t>统一合并</w:t>
@@ -2969,7 +2879,6 @@
             <w:r>
               <w:rPr>
                 <w:rStyle w:val="af3"/>
-                <w:rFonts w:hint="eastAsia"/>
                 <w:noProof/>
               </w:rPr>
               <w:t>(2021.04 - 2023.02)</w:t>
@@ -3003,7 +2912,7 @@
                 <w:noProof/>
                 <w:webHidden/>
               </w:rPr>
-              <w:instrText>PAGEREF _Toc213070273 \h</w:instrText>
+              <w:instrText>PAGEREF _Toc231982135 \h</w:instrText>
             </w:r>
             <w:r>
               <w:rPr>
@@ -3053,18 +2962,16 @@
             </w:tabs>
             <w:ind w:left="880"/>
             <w:rPr>
-              <w:rFonts w:hint="eastAsia"/>
               <w:noProof/>
               <w:kern w:val="2"/>
               <w:szCs w:val="24"/>
               <w14:ligatures w14:val="standardContextual"/>
             </w:rPr>
           </w:pPr>
-          <w:hyperlink w:anchor="_Toc213070274" w:history="1">
+          <w:hyperlink w:anchor="_Toc231982136" w:history="1">
             <w:r>
               <w:rPr>
                 <w:rStyle w:val="af3"/>
-                <w:rFonts w:hint="eastAsia"/>
                 <w:noProof/>
               </w:rPr>
               <w:t>2.2.8 V8:</w:t>
@@ -3072,7 +2979,6 @@
             <w:r>
               <w:rPr>
                 <w:rStyle w:val="af3"/>
-                <w:rFonts w:hint="eastAsia"/>
                 <w:noProof/>
               </w:rPr>
               <w:t>国际标准</w:t>
@@ -3080,7 +2986,6 @@
             <w:r>
               <w:rPr>
                 <w:rStyle w:val="af3"/>
-                <w:rFonts w:hint="eastAsia"/>
                 <w:noProof/>
               </w:rPr>
               <w:t>(2023.03 - 2024.12)</w:t>
@@ -3114,7 +3019,7 @@
                 <w:noProof/>
                 <w:webHidden/>
               </w:rPr>
-              <w:instrText>PAGEREF _Toc213070274 \h</w:instrText>
+              <w:instrText>PAGEREF _Toc231982136 \h</w:instrText>
             </w:r>
             <w:r>
               <w:rPr>
@@ -3164,18 +3069,16 @@
             </w:tabs>
             <w:ind w:left="880"/>
             <w:rPr>
-              <w:rFonts w:hint="eastAsia"/>
               <w:noProof/>
               <w:kern w:val="2"/>
               <w:szCs w:val="24"/>
               <w14:ligatures w14:val="standardContextual"/>
             </w:rPr>
           </w:pPr>
-          <w:hyperlink w:anchor="_Toc213070275" w:history="1">
+          <w:hyperlink w:anchor="_Toc231982137" w:history="1">
             <w:r>
               <w:rPr>
                 <w:rStyle w:val="af3"/>
-                <w:rFonts w:hint="eastAsia"/>
                 <w:noProof/>
               </w:rPr>
               <w:t>2.2.9 V9:</w:t>
@@ -3183,7 +3086,6 @@
             <w:r>
               <w:rPr>
                 <w:rStyle w:val="af3"/>
-                <w:rFonts w:hint="eastAsia"/>
                 <w:noProof/>
               </w:rPr>
               <w:t>安全可控</w:t>
@@ -3191,7 +3093,6 @@
             <w:r>
               <w:rPr>
                 <w:rStyle w:val="af3"/>
-                <w:rFonts w:hint="eastAsia"/>
                 <w:noProof/>
               </w:rPr>
               <w:t>(2024.12-)</w:t>
@@ -3225,7 +3126,7 @@
                 <w:noProof/>
                 <w:webHidden/>
               </w:rPr>
-              <w:instrText>PAGEREF _Toc213070275 \h</w:instrText>
+              <w:instrText>PAGEREF _Toc231982137 \h</w:instrText>
             </w:r>
             <w:r>
               <w:rPr>
@@ -3275,29 +3176,26 @@
             </w:tabs>
             <w:ind w:left="880"/>
             <w:rPr>
-              <w:rFonts w:hint="eastAsia"/>
               <w:noProof/>
               <w:kern w:val="2"/>
               <w:szCs w:val="24"/>
               <w14:ligatures w14:val="standardContextual"/>
             </w:rPr>
           </w:pPr>
-          <w:hyperlink w:anchor="_Toc213070276" w:history="1">
+          <w:hyperlink w:anchor="_Toc231982138" w:history="1">
             <w:r>
               <w:rPr>
                 <w:rStyle w:val="af3"/>
-                <w:rFonts w:hint="eastAsia"/>
-                <w:noProof/>
-              </w:rPr>
-              <w:t>2.2.10 V10:</w:t>
+                <w:noProof/>
+              </w:rPr>
+              <w:t>2.2.10 V10:AI</w:t>
             </w:r>
             <w:r>
               <w:rPr>
                 <w:rStyle w:val="af3"/>
-                <w:rFonts w:hint="eastAsia"/>
-                <w:noProof/>
-              </w:rPr>
-              <w:t>暂无规划</w:t>
+                <w:noProof/>
+              </w:rPr>
+              <w:t>代理</w:t>
             </w:r>
             <w:r>
               <w:rPr>
@@ -3328,7 +3226,7 @@
                 <w:noProof/>
                 <w:webHidden/>
               </w:rPr>
-              <w:instrText>PAGEREF _Toc213070276 \h</w:instrText>
+              <w:instrText>PAGEREF _Toc231982138 \h</w:instrText>
             </w:r>
             <w:r>
               <w:rPr>
@@ -3377,18 +3275,16 @@
               <w:tab w:val="right" w:leader="dot" w:pos="8296"/>
             </w:tabs>
             <w:rPr>
-              <w:rFonts w:hint="eastAsia"/>
               <w:noProof/>
               <w:kern w:val="2"/>
               <w:szCs w:val="24"/>
               <w14:ligatures w14:val="standardContextual"/>
             </w:rPr>
           </w:pPr>
-          <w:hyperlink w:anchor="_Toc213070277" w:history="1">
+          <w:hyperlink w:anchor="_Toc231982139" w:history="1">
             <w:r>
               <w:rPr>
                 <w:rStyle w:val="af3"/>
-                <w:rFonts w:hint="eastAsia"/>
                 <w:noProof/>
               </w:rPr>
               <w:t>三</w:t>
@@ -3396,7 +3292,6 @@
             <w:r>
               <w:rPr>
                 <w:rStyle w:val="af3"/>
-                <w:rFonts w:hint="eastAsia"/>
                 <w:noProof/>
               </w:rPr>
               <w:t xml:space="preserve"> </w:t>
@@ -3404,7 +3299,6 @@
             <w:r>
               <w:rPr>
                 <w:rStyle w:val="af3"/>
-                <w:rFonts w:hint="eastAsia"/>
                 <w:noProof/>
               </w:rPr>
               <w:t>跨平台性</w:t>
@@ -3438,7 +3332,7 @@
                 <w:noProof/>
                 <w:webHidden/>
               </w:rPr>
-              <w:instrText>PAGEREF _Toc213070277 \h</w:instrText>
+              <w:instrText>PAGEREF _Toc231982139 \h</w:instrText>
             </w:r>
             <w:r>
               <w:rPr>
@@ -3488,18 +3382,16 @@
             </w:tabs>
             <w:ind w:left="440"/>
             <w:rPr>
-              <w:rFonts w:hint="eastAsia"/>
               <w:noProof/>
               <w:kern w:val="2"/>
               <w:szCs w:val="24"/>
               <w14:ligatures w14:val="standardContextual"/>
             </w:rPr>
           </w:pPr>
-          <w:hyperlink w:anchor="_Toc213070278" w:history="1">
+          <w:hyperlink w:anchor="_Toc231982140" w:history="1">
             <w:r>
               <w:rPr>
                 <w:rStyle w:val="af3"/>
-                <w:rFonts w:hint="eastAsia"/>
                 <w:noProof/>
               </w:rPr>
               <w:t xml:space="preserve">3.1 </w:t>
@@ -3507,7 +3399,6 @@
             <w:r>
               <w:rPr>
                 <w:rStyle w:val="af3"/>
-                <w:rFonts w:hint="eastAsia"/>
                 <w:noProof/>
               </w:rPr>
               <w:t>跨平台说明</w:t>
@@ -3541,7 +3432,7 @@
                 <w:noProof/>
                 <w:webHidden/>
               </w:rPr>
-              <w:instrText>PAGEREF _Toc213070278 \h</w:instrText>
+              <w:instrText>PAGEREF _Toc231982140 \h</w:instrText>
             </w:r>
             <w:r>
               <w:rPr>
@@ -3590,18 +3481,16 @@
               <w:tab w:val="right" w:leader="dot" w:pos="8296"/>
             </w:tabs>
             <w:rPr>
-              <w:rFonts w:hint="eastAsia"/>
               <w:noProof/>
               <w:kern w:val="2"/>
               <w:szCs w:val="24"/>
               <w14:ligatures w14:val="standardContextual"/>
             </w:rPr>
           </w:pPr>
-          <w:hyperlink w:anchor="_Toc213070279" w:history="1">
+          <w:hyperlink w:anchor="_Toc231982141" w:history="1">
             <w:r>
               <w:rPr>
                 <w:rStyle w:val="af3"/>
-                <w:rFonts w:hint="eastAsia"/>
                 <w:noProof/>
               </w:rPr>
               <w:t>四</w:t>
@@ -3609,7 +3498,6 @@
             <w:r>
               <w:rPr>
                 <w:rStyle w:val="af3"/>
-                <w:rFonts w:hint="eastAsia"/>
                 <w:noProof/>
               </w:rPr>
               <w:t xml:space="preserve"> </w:t>
@@ -3617,7 +3505,6 @@
             <w:r>
               <w:rPr>
                 <w:rStyle w:val="af3"/>
-                <w:rFonts w:hint="eastAsia"/>
                 <w:noProof/>
               </w:rPr>
               <w:t>特殊说明</w:t>
@@ -3651,7 +3538,7 @@
                 <w:noProof/>
                 <w:webHidden/>
               </w:rPr>
-              <w:instrText>PAGEREF _Toc213070279 \h</w:instrText>
+              <w:instrText>PAGEREF _Toc231982141 \h</w:instrText>
             </w:r>
             <w:r>
               <w:rPr>
@@ -3701,18 +3588,16 @@
             </w:tabs>
             <w:ind w:left="440"/>
             <w:rPr>
-              <w:rFonts w:hint="eastAsia"/>
               <w:noProof/>
               <w:kern w:val="2"/>
               <w:szCs w:val="24"/>
               <w14:ligatures w14:val="standardContextual"/>
             </w:rPr>
           </w:pPr>
-          <w:hyperlink w:anchor="_Toc213070280" w:history="1">
+          <w:hyperlink w:anchor="_Toc231982142" w:history="1">
             <w:r>
               <w:rPr>
                 <w:rStyle w:val="af3"/>
-                <w:rFonts w:hint="eastAsia"/>
                 <w:noProof/>
               </w:rPr>
               <w:t xml:space="preserve">4.1 </w:t>
@@ -3720,7 +3605,6 @@
             <w:r>
               <w:rPr>
                 <w:rStyle w:val="af3"/>
-                <w:rFonts w:hint="eastAsia"/>
                 <w:noProof/>
               </w:rPr>
               <w:t>错误处理</w:t>
@@ -3754,7 +3638,7 @@
                 <w:noProof/>
                 <w:webHidden/>
               </w:rPr>
-              <w:instrText>PAGEREF _Toc213070280 \h</w:instrText>
+              <w:instrText>PAGEREF _Toc231982142 \h</w:instrText>
             </w:r>
             <w:r>
               <w:rPr>
@@ -3804,18 +3688,16 @@
             </w:tabs>
             <w:ind w:left="440"/>
             <w:rPr>
-              <w:rFonts w:hint="eastAsia"/>
               <w:noProof/>
               <w:kern w:val="2"/>
               <w:szCs w:val="24"/>
               <w14:ligatures w14:val="standardContextual"/>
             </w:rPr>
           </w:pPr>
-          <w:hyperlink w:anchor="_Toc213070281" w:history="1">
+          <w:hyperlink w:anchor="_Toc231982143" w:history="1">
             <w:r>
               <w:rPr>
                 <w:rStyle w:val="af3"/>
-                <w:rFonts w:hint="eastAsia"/>
                 <w:noProof/>
               </w:rPr>
               <w:t xml:space="preserve">4.2 </w:t>
@@ -3823,7 +3705,6 @@
             <w:r>
               <w:rPr>
                 <w:rStyle w:val="af3"/>
-                <w:rFonts w:hint="eastAsia"/>
                 <w:noProof/>
               </w:rPr>
               <w:t>网络开发</w:t>
@@ -3857,7 +3738,7 @@
                 <w:noProof/>
                 <w:webHidden/>
               </w:rPr>
-              <w:instrText>PAGEREF _Toc213070281 \h</w:instrText>
+              <w:instrText>PAGEREF _Toc231982143 \h</w:instrText>
             </w:r>
             <w:r>
               <w:rPr>
@@ -3907,18 +3788,16 @@
             </w:tabs>
             <w:ind w:left="440"/>
             <w:rPr>
-              <w:rFonts w:hint="eastAsia"/>
               <w:noProof/>
               <w:kern w:val="2"/>
               <w:szCs w:val="24"/>
               <w14:ligatures w14:val="standardContextual"/>
             </w:rPr>
           </w:pPr>
-          <w:hyperlink w:anchor="_Toc213070282" w:history="1">
+          <w:hyperlink w:anchor="_Toc231982144" w:history="1">
             <w:r>
               <w:rPr>
                 <w:rStyle w:val="af3"/>
-                <w:rFonts w:hint="eastAsia"/>
                 <w:noProof/>
               </w:rPr>
               <w:t xml:space="preserve">4.3 </w:t>
@@ -3926,7 +3805,6 @@
             <w:r>
               <w:rPr>
                 <w:rStyle w:val="af3"/>
-                <w:rFonts w:hint="eastAsia"/>
                 <w:noProof/>
               </w:rPr>
               <w:t>报毒说明</w:t>
@@ -3960,7 +3838,7 @@
                 <w:noProof/>
                 <w:webHidden/>
               </w:rPr>
-              <w:instrText>PAGEREF _Toc213070282 \h</w:instrText>
+              <w:instrText>PAGEREF _Toc231982144 \h</w:instrText>
             </w:r>
             <w:r>
               <w:rPr>
@@ -4010,18 +3888,16 @@
             </w:tabs>
             <w:ind w:left="440"/>
             <w:rPr>
-              <w:rFonts w:hint="eastAsia"/>
               <w:noProof/>
               <w:kern w:val="2"/>
               <w:szCs w:val="24"/>
               <w14:ligatures w14:val="standardContextual"/>
             </w:rPr>
           </w:pPr>
-          <w:hyperlink w:anchor="_Toc213070283" w:history="1">
+          <w:hyperlink w:anchor="_Toc231982145" w:history="1">
             <w:r>
               <w:rPr>
                 <w:rStyle w:val="af3"/>
-                <w:rFonts w:hint="eastAsia"/>
                 <w:noProof/>
               </w:rPr>
               <w:t xml:space="preserve">4.4 </w:t>
@@ -4029,7 +3905,6 @@
             <w:r>
               <w:rPr>
                 <w:rStyle w:val="af3"/>
-                <w:rFonts w:hint="eastAsia"/>
                 <w:noProof/>
               </w:rPr>
               <w:t>崩溃处理</w:t>
@@ -4063,7 +3938,7 @@
                 <w:noProof/>
                 <w:webHidden/>
               </w:rPr>
-              <w:instrText>PAGEREF _Toc213070283 \h</w:instrText>
+              <w:instrText>PAGEREF _Toc231982145 \h</w:instrText>
             </w:r>
             <w:r>
               <w:rPr>
@@ -4112,18 +3987,16 @@
               <w:tab w:val="right" w:leader="dot" w:pos="8296"/>
             </w:tabs>
             <w:rPr>
-              <w:rFonts w:hint="eastAsia"/>
               <w:noProof/>
               <w:kern w:val="2"/>
               <w:szCs w:val="24"/>
               <w14:ligatures w14:val="standardContextual"/>
             </w:rPr>
           </w:pPr>
-          <w:hyperlink w:anchor="_Toc213070284" w:history="1">
+          <w:hyperlink w:anchor="_Toc231982146" w:history="1">
             <w:r>
               <w:rPr>
                 <w:rStyle w:val="af3"/>
-                <w:rFonts w:hint="eastAsia"/>
                 <w:noProof/>
               </w:rPr>
               <w:t>五</w:t>
@@ -4131,7 +4004,6 @@
             <w:r>
               <w:rPr>
                 <w:rStyle w:val="af3"/>
-                <w:rFonts w:hint="eastAsia"/>
                 <w:noProof/>
               </w:rPr>
               <w:t xml:space="preserve"> </w:t>
@@ -4139,7 +4011,6 @@
             <w:r>
               <w:rPr>
                 <w:rStyle w:val="af3"/>
-                <w:rFonts w:hint="eastAsia"/>
                 <w:noProof/>
               </w:rPr>
               <w:t>开始开发</w:t>
@@ -4173,7 +4044,7 @@
                 <w:noProof/>
                 <w:webHidden/>
               </w:rPr>
-              <w:instrText>PAGEREF _Toc213070284 \h</w:instrText>
+              <w:instrText>PAGEREF _Toc231982146 \h</w:instrText>
             </w:r>
             <w:r>
               <w:rPr>
@@ -4223,18 +4094,16 @@
             </w:tabs>
             <w:ind w:left="440"/>
             <w:rPr>
-              <w:rFonts w:hint="eastAsia"/>
               <w:noProof/>
               <w:kern w:val="2"/>
               <w:szCs w:val="24"/>
               <w14:ligatures w14:val="standardContextual"/>
             </w:rPr>
           </w:pPr>
-          <w:hyperlink w:anchor="_Toc213070285" w:history="1">
+          <w:hyperlink w:anchor="_Toc231982147" w:history="1">
             <w:r>
               <w:rPr>
                 <w:rStyle w:val="af3"/>
-                <w:rFonts w:hint="eastAsia"/>
                 <w:noProof/>
               </w:rPr>
               <w:t xml:space="preserve">5.1 </w:t>
@@ -4242,7 +4111,6 @@
             <w:r>
               <w:rPr>
                 <w:rStyle w:val="af3"/>
-                <w:rFonts w:hint="eastAsia"/>
                 <w:noProof/>
               </w:rPr>
               <w:t>部署环境</w:t>
@@ -4276,7 +4144,7 @@
                 <w:noProof/>
                 <w:webHidden/>
               </w:rPr>
-              <w:instrText>PAGEREF _Toc213070285 \h</w:instrText>
+              <w:instrText>PAGEREF _Toc231982147 \h</w:instrText>
             </w:r>
             <w:r>
               <w:rPr>
@@ -4326,18 +4194,16 @@
             </w:tabs>
             <w:ind w:left="440"/>
             <w:rPr>
-              <w:rFonts w:hint="eastAsia"/>
               <w:noProof/>
               <w:kern w:val="2"/>
               <w:szCs w:val="24"/>
               <w14:ligatures w14:val="standardContextual"/>
             </w:rPr>
           </w:pPr>
-          <w:hyperlink w:anchor="_Toc213070286" w:history="1">
+          <w:hyperlink w:anchor="_Toc231982148" w:history="1">
             <w:r>
               <w:rPr>
                 <w:rStyle w:val="af3"/>
-                <w:rFonts w:hint="eastAsia"/>
                 <w:noProof/>
               </w:rPr>
               <w:t xml:space="preserve">5.2 </w:t>
@@ -4345,7 +4211,6 @@
             <w:r>
               <w:rPr>
                 <w:rStyle w:val="af3"/>
-                <w:rFonts w:hint="eastAsia"/>
                 <w:noProof/>
               </w:rPr>
               <w:t>加载头文件</w:t>
@@ -4379,7 +4244,7 @@
                 <w:noProof/>
                 <w:webHidden/>
               </w:rPr>
-              <w:instrText>PAGEREF _Toc213070286 \h</w:instrText>
+              <w:instrText>PAGEREF _Toc231982148 \h</w:instrText>
             </w:r>
             <w:r>
               <w:rPr>
@@ -4429,18 +4294,16 @@
             </w:tabs>
             <w:ind w:left="440"/>
             <w:rPr>
-              <w:rFonts w:hint="eastAsia"/>
               <w:noProof/>
               <w:kern w:val="2"/>
               <w:szCs w:val="24"/>
               <w14:ligatures w14:val="standardContextual"/>
             </w:rPr>
           </w:pPr>
-          <w:hyperlink w:anchor="_Toc213070287" w:history="1">
+          <w:hyperlink w:anchor="_Toc231982149" w:history="1">
             <w:r>
               <w:rPr>
                 <w:rStyle w:val="af3"/>
-                <w:rFonts w:hint="eastAsia"/>
                 <w:noProof/>
               </w:rPr>
               <w:t xml:space="preserve">5.3 </w:t>
@@ -4448,7 +4311,6 @@
             <w:r>
               <w:rPr>
                 <w:rStyle w:val="af3"/>
-                <w:rFonts w:hint="eastAsia"/>
                 <w:noProof/>
               </w:rPr>
               <w:t>调用</w:t>
@@ -4456,7 +4318,6 @@
             <w:r>
               <w:rPr>
                 <w:rStyle w:val="af3"/>
-                <w:rFonts w:hint="eastAsia"/>
                 <w:noProof/>
               </w:rPr>
               <w:t>API</w:t>
@@ -4490,7 +4351,7 @@
                 <w:noProof/>
                 <w:webHidden/>
               </w:rPr>
-              <w:instrText>PAGEREF _Toc213070287 \h</w:instrText>
+              <w:instrText>PAGEREF _Toc231982149 \h</w:instrText>
             </w:r>
             <w:r>
               <w:rPr>
@@ -4540,18 +4401,16 @@
             </w:tabs>
             <w:ind w:left="440"/>
             <w:rPr>
-              <w:rFonts w:hint="eastAsia"/>
               <w:noProof/>
               <w:kern w:val="2"/>
               <w:szCs w:val="24"/>
               <w14:ligatures w14:val="standardContextual"/>
             </w:rPr>
           </w:pPr>
-          <w:hyperlink w:anchor="_Toc213070288" w:history="1">
+          <w:hyperlink w:anchor="_Toc231982150" w:history="1">
             <w:r>
               <w:rPr>
                 <w:rStyle w:val="af3"/>
-                <w:rFonts w:hint="eastAsia"/>
                 <w:noProof/>
               </w:rPr>
               <w:t xml:space="preserve">5.5 </w:t>
@@ -4559,7 +4418,6 @@
             <w:r>
               <w:rPr>
                 <w:rStyle w:val="af3"/>
-                <w:rFonts w:hint="eastAsia"/>
                 <w:noProof/>
               </w:rPr>
               <w:t>连接到库</w:t>
@@ -4593,7 +4451,7 @@
                 <w:noProof/>
                 <w:webHidden/>
               </w:rPr>
-              <w:instrText>PAGEREF _Toc213070288 \h</w:instrText>
+              <w:instrText>PAGEREF _Toc231982150 \h</w:instrText>
             </w:r>
             <w:r>
               <w:rPr>
@@ -4643,18 +4501,16 @@
             </w:tabs>
             <w:ind w:left="440"/>
             <w:rPr>
-              <w:rFonts w:hint="eastAsia"/>
               <w:noProof/>
               <w:kern w:val="2"/>
               <w:szCs w:val="24"/>
               <w14:ligatures w14:val="standardContextual"/>
             </w:rPr>
           </w:pPr>
-          <w:hyperlink w:anchor="_Toc213070289" w:history="1">
+          <w:hyperlink w:anchor="_Toc231982151" w:history="1">
             <w:r>
               <w:rPr>
                 <w:rStyle w:val="af3"/>
-                <w:rFonts w:hint="eastAsia"/>
                 <w:noProof/>
               </w:rPr>
               <w:t xml:space="preserve">5.6 </w:t>
@@ -4662,7 +4518,6 @@
             <w:r>
               <w:rPr>
                 <w:rStyle w:val="af3"/>
-                <w:rFonts w:hint="eastAsia"/>
                 <w:noProof/>
               </w:rPr>
               <w:t>使用例子</w:t>
@@ -4696,7 +4551,7 @@
                 <w:noProof/>
                 <w:webHidden/>
               </w:rPr>
-              <w:instrText>PAGEREF _Toc213070289 \h</w:instrText>
+              <w:instrText>PAGEREF _Toc231982151 \h</w:instrText>
             </w:r>
             <w:r>
               <w:rPr>
@@ -4745,18 +4600,16 @@
               <w:tab w:val="right" w:leader="dot" w:pos="8296"/>
             </w:tabs>
             <w:rPr>
-              <w:rFonts w:hint="eastAsia"/>
               <w:noProof/>
               <w:kern w:val="2"/>
               <w:szCs w:val="24"/>
               <w14:ligatures w14:val="standardContextual"/>
             </w:rPr>
           </w:pPr>
-          <w:hyperlink w:anchor="_Toc213070290" w:history="1">
+          <w:hyperlink w:anchor="_Toc231982152" w:history="1">
             <w:r>
               <w:rPr>
                 <w:rStyle w:val="af3"/>
-                <w:rFonts w:hint="eastAsia"/>
                 <w:noProof/>
               </w:rPr>
               <w:t>六：网络引擎图</w:t>
@@ -4790,7 +4643,7 @@
                 <w:noProof/>
                 <w:webHidden/>
               </w:rPr>
-              <w:instrText>PAGEREF _Toc213070290 \h</w:instrText>
+              <w:instrText>PAGEREF _Toc231982152 \h</w:instrText>
             </w:r>
             <w:r>
               <w:rPr>
@@ -4840,18 +4693,16 @@
             </w:tabs>
             <w:ind w:left="440"/>
             <w:rPr>
-              <w:rFonts w:hint="eastAsia"/>
               <w:noProof/>
               <w:kern w:val="2"/>
               <w:szCs w:val="24"/>
               <w14:ligatures w14:val="standardContextual"/>
             </w:rPr>
           </w:pPr>
-          <w:hyperlink w:anchor="_Toc213070291" w:history="1">
+          <w:hyperlink w:anchor="_Toc231982153" w:history="1">
             <w:r>
               <w:rPr>
                 <w:rStyle w:val="af3"/>
-                <w:rFonts w:hint="eastAsia"/>
                 <w:noProof/>
               </w:rPr>
               <w:t xml:space="preserve">6.1 </w:t>
@@ -4859,7 +4710,6 @@
             <w:r>
               <w:rPr>
                 <w:rStyle w:val="af3"/>
-                <w:rFonts w:hint="eastAsia"/>
                 <w:noProof/>
               </w:rPr>
               <w:t>网络引擎结构图</w:t>
@@ -4893,7 +4743,7 @@
                 <w:noProof/>
                 <w:webHidden/>
               </w:rPr>
-              <w:instrText>PAGEREF _Toc213070291 \h</w:instrText>
+              <w:instrText>PAGEREF _Toc231982153 \h</w:instrText>
             </w:r>
             <w:r>
               <w:rPr>
@@ -4943,18 +4793,16 @@
             </w:tabs>
             <w:ind w:left="880"/>
             <w:rPr>
-              <w:rFonts w:hint="eastAsia"/>
               <w:noProof/>
               <w:kern w:val="2"/>
               <w:szCs w:val="24"/>
               <w14:ligatures w14:val="standardContextual"/>
             </w:rPr>
           </w:pPr>
-          <w:hyperlink w:anchor="_Toc213070292" w:history="1">
+          <w:hyperlink w:anchor="_Toc231982154" w:history="1">
             <w:r>
               <w:rPr>
                 <w:rStyle w:val="af3"/>
-                <w:rFonts w:hint="eastAsia"/>
                 <w:noProof/>
               </w:rPr>
               <w:t xml:space="preserve">6.1.1 </w:t>
@@ -4962,7 +4810,6 @@
             <w:r>
               <w:rPr>
                 <w:rStyle w:val="af3"/>
-                <w:rFonts w:hint="eastAsia"/>
                 <w:noProof/>
               </w:rPr>
               <w:t>音视频编解码组件结构图</w:t>
@@ -4996,7 +4843,7 @@
                 <w:noProof/>
                 <w:webHidden/>
               </w:rPr>
-              <w:instrText>PAGEREF _Toc213070292 \h</w:instrText>
+              <w:instrText>PAGEREF _Toc231982154 \h</w:instrText>
             </w:r>
             <w:r>
               <w:rPr>
@@ -5046,18 +4893,16 @@
             </w:tabs>
             <w:ind w:left="880"/>
             <w:rPr>
-              <w:rFonts w:hint="eastAsia"/>
               <w:noProof/>
               <w:kern w:val="2"/>
               <w:szCs w:val="24"/>
               <w14:ligatures w14:val="standardContextual"/>
             </w:rPr>
           </w:pPr>
-          <w:hyperlink w:anchor="_Toc213070293" w:history="1">
+          <w:hyperlink w:anchor="_Toc231982155" w:history="1">
             <w:r>
               <w:rPr>
                 <w:rStyle w:val="af3"/>
-                <w:rFonts w:hint="eastAsia"/>
                 <w:noProof/>
               </w:rPr>
               <w:t xml:space="preserve">6.1.2 </w:t>
@@ -5065,7 +4910,6 @@
             <w:r>
               <w:rPr>
                 <w:rStyle w:val="af3"/>
-                <w:rFonts w:hint="eastAsia"/>
                 <w:noProof/>
               </w:rPr>
               <w:t>基础组件结构图</w:t>
@@ -5099,7 +4943,7 @@
                 <w:noProof/>
                 <w:webHidden/>
               </w:rPr>
-              <w:instrText>PAGEREF _Toc213070293 \h</w:instrText>
+              <w:instrText>PAGEREF _Toc231982155 \h</w:instrText>
             </w:r>
             <w:r>
               <w:rPr>
@@ -5149,18 +4993,16 @@
             </w:tabs>
             <w:ind w:left="880"/>
             <w:rPr>
-              <w:rFonts w:hint="eastAsia"/>
               <w:noProof/>
               <w:kern w:val="2"/>
               <w:szCs w:val="24"/>
               <w14:ligatures w14:val="standardContextual"/>
             </w:rPr>
           </w:pPr>
-          <w:hyperlink w:anchor="_Toc213070294" w:history="1">
+          <w:hyperlink w:anchor="_Toc231982156" w:history="1">
             <w:r>
               <w:rPr>
                 <w:rStyle w:val="af3"/>
-                <w:rFonts w:hint="eastAsia"/>
                 <w:noProof/>
               </w:rPr>
               <w:t xml:space="preserve">6.1.3 </w:t>
@@ -5168,7 +5010,6 @@
             <w:r>
               <w:rPr>
                 <w:rStyle w:val="af3"/>
-                <w:rFonts w:hint="eastAsia"/>
                 <w:noProof/>
               </w:rPr>
               <w:t>客户端组件结构图</w:t>
@@ -5202,7 +5043,7 @@
                 <w:noProof/>
                 <w:webHidden/>
               </w:rPr>
-              <w:instrText>PAGEREF _Toc213070294 \h</w:instrText>
+              <w:instrText>PAGEREF _Toc231982156 \h</w:instrText>
             </w:r>
             <w:r>
               <w:rPr>
@@ -5252,18 +5093,16 @@
             </w:tabs>
             <w:ind w:left="880"/>
             <w:rPr>
-              <w:rFonts w:hint="eastAsia"/>
               <w:noProof/>
               <w:kern w:val="2"/>
               <w:szCs w:val="24"/>
               <w14:ligatures w14:val="standardContextual"/>
             </w:rPr>
           </w:pPr>
-          <w:hyperlink w:anchor="_Toc213070295" w:history="1">
+          <w:hyperlink w:anchor="_Toc231982157" w:history="1">
             <w:r>
               <w:rPr>
                 <w:rStyle w:val="af3"/>
-                <w:rFonts w:hint="eastAsia"/>
                 <w:noProof/>
               </w:rPr>
               <w:t xml:space="preserve">6.1.4 </w:t>
@@ -5271,7 +5110,6 @@
             <w:r>
               <w:rPr>
                 <w:rStyle w:val="af3"/>
-                <w:rFonts w:hint="eastAsia"/>
                 <w:noProof/>
               </w:rPr>
               <w:t>核心组件结构图</w:t>
@@ -5305,7 +5143,7 @@
                 <w:noProof/>
                 <w:webHidden/>
               </w:rPr>
-              <w:instrText>PAGEREF _Toc213070295 \h</w:instrText>
+              <w:instrText>PAGEREF _Toc231982157 \h</w:instrText>
             </w:r>
             <w:r>
               <w:rPr>
@@ -5355,18 +5193,16 @@
             </w:tabs>
             <w:ind w:left="880"/>
             <w:rPr>
-              <w:rFonts w:hint="eastAsia"/>
               <w:noProof/>
               <w:kern w:val="2"/>
               <w:szCs w:val="24"/>
               <w14:ligatures w14:val="standardContextual"/>
             </w:rPr>
           </w:pPr>
-          <w:hyperlink w:anchor="_Toc213070296" w:history="1">
+          <w:hyperlink w:anchor="_Toc231982158" w:history="1">
             <w:r>
               <w:rPr>
                 <w:rStyle w:val="af3"/>
-                <w:rFonts w:hint="eastAsia"/>
                 <w:noProof/>
               </w:rPr>
               <w:t xml:space="preserve">6.1.5 </w:t>
@@ -5374,7 +5210,6 @@
             <w:r>
               <w:rPr>
                 <w:rStyle w:val="af3"/>
-                <w:rFonts w:hint="eastAsia"/>
                 <w:noProof/>
               </w:rPr>
               <w:t>帮助组件结构图</w:t>
@@ -5408,7 +5243,7 @@
                 <w:noProof/>
                 <w:webHidden/>
               </w:rPr>
-              <w:instrText>PAGEREF _Toc213070296 \h</w:instrText>
+              <w:instrText>PAGEREF _Toc231982158 \h</w:instrText>
             </w:r>
             <w:r>
               <w:rPr>
@@ -5458,18 +5293,16 @@
             </w:tabs>
             <w:ind w:left="880"/>
             <w:rPr>
-              <w:rFonts w:hint="eastAsia"/>
               <w:noProof/>
               <w:kern w:val="2"/>
               <w:szCs w:val="24"/>
               <w14:ligatures w14:val="standardContextual"/>
             </w:rPr>
           </w:pPr>
-          <w:hyperlink w:anchor="_Toc213070297" w:history="1">
+          <w:hyperlink w:anchor="_Toc231982159" w:history="1">
             <w:r>
               <w:rPr>
                 <w:rStyle w:val="af3"/>
-                <w:rFonts w:hint="eastAsia"/>
                 <w:noProof/>
               </w:rPr>
               <w:t xml:space="preserve">6.1.6 </w:t>
@@ -5477,7 +5310,6 @@
             <w:r>
               <w:rPr>
                 <w:rStyle w:val="af3"/>
-                <w:rFonts w:hint="eastAsia"/>
                 <w:noProof/>
               </w:rPr>
               <w:t>网络组件结构图</w:t>
@@ -5511,7 +5343,7 @@
                 <w:noProof/>
                 <w:webHidden/>
               </w:rPr>
-              <w:instrText>PAGEREF _Toc213070297 \h</w:instrText>
+              <w:instrText>PAGEREF _Toc231982159 \h</w:instrText>
             </w:r>
             <w:r>
               <w:rPr>
@@ -5561,18 +5393,16 @@
             </w:tabs>
             <w:ind w:left="880"/>
             <w:rPr>
-              <w:rFonts w:hint="eastAsia"/>
               <w:noProof/>
               <w:kern w:val="2"/>
               <w:szCs w:val="24"/>
               <w14:ligatures w14:val="standardContextual"/>
             </w:rPr>
           </w:pPr>
-          <w:hyperlink w:anchor="_Toc213070298" w:history="1">
+          <w:hyperlink w:anchor="_Toc231982160" w:history="1">
             <w:r>
               <w:rPr>
                 <w:rStyle w:val="af3"/>
-                <w:rFonts w:hint="eastAsia"/>
                 <w:noProof/>
               </w:rPr>
               <w:t xml:space="preserve">6.1.7 </w:t>
@@ -5580,7 +5410,6 @@
             <w:r>
               <w:rPr>
                 <w:rStyle w:val="af3"/>
-                <w:rFonts w:hint="eastAsia"/>
                 <w:noProof/>
               </w:rPr>
               <w:t>标准组件结构图</w:t>
@@ -5614,7 +5443,7 @@
                 <w:noProof/>
                 <w:webHidden/>
               </w:rPr>
-              <w:instrText>PAGEREF _Toc213070298 \h</w:instrText>
+              <w:instrText>PAGEREF _Toc231982160 \h</w:instrText>
             </w:r>
             <w:r>
               <w:rPr>
@@ -5664,18 +5493,16 @@
             </w:tabs>
             <w:ind w:left="880"/>
             <w:rPr>
-              <w:rFonts w:hint="eastAsia"/>
               <w:noProof/>
               <w:kern w:val="2"/>
               <w:szCs w:val="24"/>
               <w14:ligatures w14:val="standardContextual"/>
             </w:rPr>
           </w:pPr>
-          <w:hyperlink w:anchor="_Toc213070299" w:history="1">
+          <w:hyperlink w:anchor="_Toc231982161" w:history="1">
             <w:r>
               <w:rPr>
                 <w:rStyle w:val="af3"/>
-                <w:rFonts w:hint="eastAsia"/>
                 <w:noProof/>
               </w:rPr>
               <w:t xml:space="preserve">6.1.8 </w:t>
@@ -5683,7 +5510,6 @@
             <w:r>
               <w:rPr>
                 <w:rStyle w:val="af3"/>
-                <w:rFonts w:hint="eastAsia"/>
                 <w:noProof/>
               </w:rPr>
               <w:t>流媒体组件结构图</w:t>
@@ -5717,7 +5543,7 @@
                 <w:noProof/>
                 <w:webHidden/>
               </w:rPr>
-              <w:instrText>PAGEREF _Toc213070299 \h</w:instrText>
+              <w:instrText>PAGEREF _Toc231982161 \h</w:instrText>
             </w:r>
             <w:r>
               <w:rPr>
@@ -5767,18 +5593,16 @@
             </w:tabs>
             <w:ind w:left="880"/>
             <w:rPr>
-              <w:rFonts w:hint="eastAsia"/>
               <w:noProof/>
               <w:kern w:val="2"/>
               <w:szCs w:val="24"/>
               <w14:ligatures w14:val="standardContextual"/>
             </w:rPr>
           </w:pPr>
-          <w:hyperlink w:anchor="_Toc213070300" w:history="1">
+          <w:hyperlink w:anchor="_Toc231982162" w:history="1">
             <w:r>
               <w:rPr>
                 <w:rStyle w:val="af3"/>
-                <w:rFonts w:hint="eastAsia"/>
                 <w:noProof/>
               </w:rPr>
               <w:t xml:space="preserve">6.1.9 </w:t>
@@ -5786,7 +5610,6 @@
             <w:r>
               <w:rPr>
                 <w:rStyle w:val="af3"/>
-                <w:rFonts w:hint="eastAsia"/>
                 <w:noProof/>
               </w:rPr>
               <w:t>系统组件结构图</w:t>
@@ -5820,7 +5643,7 @@
                 <w:noProof/>
                 <w:webHidden/>
               </w:rPr>
-              <w:instrText>PAGEREF _Toc213070300 \h</w:instrText>
+              <w:instrText>PAGEREF _Toc231982162 \h</w:instrText>
             </w:r>
             <w:r>
               <w:rPr>
@@ -5870,18 +5693,16 @@
             </w:tabs>
             <w:ind w:left="440"/>
             <w:rPr>
-              <w:rFonts w:hint="eastAsia"/>
               <w:noProof/>
               <w:kern w:val="2"/>
               <w:szCs w:val="24"/>
               <w14:ligatures w14:val="standardContextual"/>
             </w:rPr>
           </w:pPr>
-          <w:hyperlink w:anchor="_Toc213070301" w:history="1">
+          <w:hyperlink w:anchor="_Toc231982163" w:history="1">
             <w:r>
               <w:rPr>
                 <w:rStyle w:val="af3"/>
-                <w:rFonts w:hint="eastAsia"/>
                 <w:noProof/>
               </w:rPr>
               <w:t xml:space="preserve">6.2 </w:t>
@@ -5889,7 +5710,6 @@
             <w:r>
               <w:rPr>
                 <w:rStyle w:val="af3"/>
-                <w:rFonts w:hint="eastAsia"/>
                 <w:noProof/>
               </w:rPr>
               <w:t>网络引擎模块图</w:t>
@@ -5923,7 +5743,7 @@
                 <w:noProof/>
                 <w:webHidden/>
               </w:rPr>
-              <w:instrText>PAGEREF _Toc213070301 \h</w:instrText>
+              <w:instrText>PAGEREF _Toc231982163 \h</w:instrText>
             </w:r>
             <w:r>
               <w:rPr>
@@ -5972,18 +5792,16 @@
               <w:tab w:val="right" w:leader="dot" w:pos="8296"/>
             </w:tabs>
             <w:rPr>
-              <w:rFonts w:hint="eastAsia"/>
               <w:noProof/>
               <w:kern w:val="2"/>
               <w:szCs w:val="24"/>
               <w14:ligatures w14:val="standardContextual"/>
             </w:rPr>
           </w:pPr>
-          <w:hyperlink w:anchor="_Toc213070302" w:history="1">
+          <w:hyperlink w:anchor="_Toc231982164" w:history="1">
             <w:r>
               <w:rPr>
                 <w:rStyle w:val="af3"/>
-                <w:rFonts w:hint="eastAsia"/>
                 <w:noProof/>
               </w:rPr>
               <w:t>七：目录结构</w:t>
@@ -6017,7 +5835,7 @@
                 <w:noProof/>
                 <w:webHidden/>
               </w:rPr>
-              <w:instrText>PAGEREF _Toc213070302 \h</w:instrText>
+              <w:instrText>PAGEREF _Toc231982164 \h</w:instrText>
             </w:r>
             <w:r>
               <w:rPr>
@@ -6067,18 +5885,16 @@
             </w:tabs>
             <w:ind w:left="440"/>
             <w:rPr>
-              <w:rFonts w:hint="eastAsia"/>
               <w:noProof/>
               <w:kern w:val="2"/>
               <w:szCs w:val="24"/>
               <w14:ligatures w14:val="standardContextual"/>
             </w:rPr>
           </w:pPr>
-          <w:hyperlink w:anchor="_Toc213070303" w:history="1">
+          <w:hyperlink w:anchor="_Toc231982165" w:history="1">
             <w:r>
               <w:rPr>
                 <w:rStyle w:val="af3"/>
-                <w:rFonts w:hint="eastAsia"/>
                 <w:noProof/>
               </w:rPr>
               <w:t xml:space="preserve">7.1 </w:t>
@@ -6086,7 +5902,6 @@
             <w:r>
               <w:rPr>
                 <w:rStyle w:val="af3"/>
-                <w:rFonts w:hint="eastAsia"/>
                 <w:noProof/>
               </w:rPr>
               <w:t>主目录结构</w:t>
@@ -6120,7 +5935,7 @@
                 <w:noProof/>
                 <w:webHidden/>
               </w:rPr>
-              <w:instrText>PAGEREF _Toc213070303 \h</w:instrText>
+              <w:instrText>PAGEREF _Toc231982165 \h</w:instrText>
             </w:r>
             <w:r>
               <w:rPr>
@@ -6170,18 +5985,16 @@
             </w:tabs>
             <w:ind w:left="440"/>
             <w:rPr>
-              <w:rFonts w:hint="eastAsia"/>
               <w:noProof/>
               <w:kern w:val="2"/>
               <w:szCs w:val="24"/>
               <w14:ligatures w14:val="standardContextual"/>
             </w:rPr>
           </w:pPr>
-          <w:hyperlink w:anchor="_Toc213070304" w:history="1">
+          <w:hyperlink w:anchor="_Toc231982166" w:history="1">
             <w:r>
               <w:rPr>
                 <w:rStyle w:val="af3"/>
-                <w:rFonts w:hint="eastAsia"/>
                 <w:noProof/>
               </w:rPr>
               <w:t xml:space="preserve">7.2 </w:t>
@@ -6189,7 +6002,6 @@
             <w:r>
               <w:rPr>
                 <w:rStyle w:val="af3"/>
-                <w:rFonts w:hint="eastAsia"/>
                 <w:noProof/>
               </w:rPr>
               <w:t>引擎目录</w:t>
@@ -6223,7 +6035,7 @@
                 <w:noProof/>
                 <w:webHidden/>
               </w:rPr>
-              <w:instrText>PAGEREF _Toc213070304 \h</w:instrText>
+              <w:instrText>PAGEREF _Toc231982166 \h</w:instrText>
             </w:r>
             <w:r>
               <w:rPr>
@@ -6273,18 +6085,16 @@
             </w:tabs>
             <w:ind w:left="440"/>
             <w:rPr>
-              <w:rFonts w:hint="eastAsia"/>
               <w:noProof/>
               <w:kern w:val="2"/>
               <w:szCs w:val="24"/>
               <w14:ligatures w14:val="standardContextual"/>
             </w:rPr>
           </w:pPr>
-          <w:hyperlink w:anchor="_Toc213070305" w:history="1">
+          <w:hyperlink w:anchor="_Toc231982167" w:history="1">
             <w:r>
               <w:rPr>
                 <w:rStyle w:val="af3"/>
-                <w:rFonts w:hint="eastAsia"/>
                 <w:noProof/>
               </w:rPr>
               <w:t xml:space="preserve">7.3 </w:t>
@@ -6292,7 +6102,6 @@
             <w:r>
               <w:rPr>
                 <w:rStyle w:val="af3"/>
-                <w:rFonts w:hint="eastAsia"/>
                 <w:noProof/>
               </w:rPr>
               <w:t>组件目录</w:t>
@@ -6326,7 +6135,7 @@
                 <w:noProof/>
                 <w:webHidden/>
               </w:rPr>
-              <w:instrText>PAGEREF _Toc213070305 \h</w:instrText>
+              <w:instrText>PAGEREF _Toc231982167 \h</w:instrText>
             </w:r>
             <w:r>
               <w:rPr>
@@ -6376,18 +6185,16 @@
             </w:tabs>
             <w:ind w:left="440"/>
             <w:rPr>
-              <w:rFonts w:hint="eastAsia"/>
               <w:noProof/>
               <w:kern w:val="2"/>
               <w:szCs w:val="24"/>
               <w14:ligatures w14:val="standardContextual"/>
             </w:rPr>
           </w:pPr>
-          <w:hyperlink w:anchor="_Toc213070306" w:history="1">
+          <w:hyperlink w:anchor="_Toc231982168" w:history="1">
             <w:r>
               <w:rPr>
                 <w:rStyle w:val="af3"/>
-                <w:rFonts w:hint="eastAsia"/>
                 <w:noProof/>
               </w:rPr>
               <w:t xml:space="preserve">7.4 </w:t>
@@ -6395,7 +6202,6 @@
             <w:r>
               <w:rPr>
                 <w:rStyle w:val="af3"/>
-                <w:rFonts w:hint="eastAsia"/>
                 <w:noProof/>
               </w:rPr>
               <w:t>模块结构</w:t>
@@ -6429,7 +6235,7 @@
                 <w:noProof/>
                 <w:webHidden/>
               </w:rPr>
-              <w:instrText>PAGEREF _Toc213070306 \h</w:instrText>
+              <w:instrText>PAGEREF _Toc231982168 \h</w:instrText>
             </w:r>
             <w:r>
               <w:rPr>
@@ -6479,18 +6285,16 @@
             </w:tabs>
             <w:ind w:left="880"/>
             <w:rPr>
-              <w:rFonts w:hint="eastAsia"/>
               <w:noProof/>
               <w:kern w:val="2"/>
               <w:szCs w:val="24"/>
               <w14:ligatures w14:val="standardContextual"/>
             </w:rPr>
           </w:pPr>
-          <w:hyperlink w:anchor="_Toc213070307" w:history="1">
+          <w:hyperlink w:anchor="_Toc231982169" w:history="1">
             <w:r>
               <w:rPr>
                 <w:rStyle w:val="af3"/>
-                <w:rFonts w:hint="eastAsia"/>
                 <w:noProof/>
               </w:rPr>
               <w:t>7.4.1 XEngine_AvCodec</w:t>
@@ -6524,7 +6328,7 @@
                 <w:noProof/>
                 <w:webHidden/>
               </w:rPr>
-              <w:instrText>PAGEREF _Toc213070307 \h</w:instrText>
+              <w:instrText>PAGEREF _Toc231982169 \h</w:instrText>
             </w:r>
             <w:r>
               <w:rPr>
@@ -6574,18 +6378,16 @@
             </w:tabs>
             <w:ind w:left="880"/>
             <w:rPr>
-              <w:rFonts w:hint="eastAsia"/>
               <w:noProof/>
               <w:kern w:val="2"/>
               <w:szCs w:val="24"/>
               <w14:ligatures w14:val="standardContextual"/>
             </w:rPr>
           </w:pPr>
-          <w:hyperlink w:anchor="_Toc213070308" w:history="1">
+          <w:hyperlink w:anchor="_Toc231982170" w:history="1">
             <w:r>
               <w:rPr>
                 <w:rStyle w:val="af3"/>
-                <w:rFonts w:hint="eastAsia"/>
                 <w:noProof/>
               </w:rPr>
               <w:t>7.4.2 XEngine_BaseLib</w:t>
@@ -6619,7 +6421,7 @@
                 <w:noProof/>
                 <w:webHidden/>
               </w:rPr>
-              <w:instrText>PAGEREF _Toc213070308 \h</w:instrText>
+              <w:instrText>PAGEREF _Toc231982170 \h</w:instrText>
             </w:r>
             <w:r>
               <w:rPr>
@@ -6669,18 +6471,16 @@
             </w:tabs>
             <w:ind w:left="880"/>
             <w:rPr>
-              <w:rFonts w:hint="eastAsia"/>
               <w:noProof/>
               <w:kern w:val="2"/>
               <w:szCs w:val="24"/>
               <w14:ligatures w14:val="standardContextual"/>
             </w:rPr>
           </w:pPr>
-          <w:hyperlink w:anchor="_Toc213070309" w:history="1">
+          <w:hyperlink w:anchor="_Toc231982171" w:history="1">
             <w:r>
               <w:rPr>
                 <w:rStyle w:val="af3"/>
-                <w:rFonts w:hint="eastAsia"/>
                 <w:noProof/>
               </w:rPr>
               <w:t>7.4.3 XEngine_Client</w:t>
@@ -6714,7 +6514,7 @@
                 <w:noProof/>
                 <w:webHidden/>
               </w:rPr>
-              <w:instrText>PAGEREF _Toc213070309 \h</w:instrText>
+              <w:instrText>PAGEREF _Toc231982171 \h</w:instrText>
             </w:r>
             <w:r>
               <w:rPr>
@@ -6764,18 +6564,16 @@
             </w:tabs>
             <w:ind w:left="880"/>
             <w:rPr>
-              <w:rFonts w:hint="eastAsia"/>
               <w:noProof/>
               <w:kern w:val="2"/>
               <w:szCs w:val="24"/>
               <w14:ligatures w14:val="standardContextual"/>
             </w:rPr>
           </w:pPr>
-          <w:hyperlink w:anchor="_Toc213070310" w:history="1">
+          <w:hyperlink w:anchor="_Toc231982172" w:history="1">
             <w:r>
               <w:rPr>
                 <w:rStyle w:val="af3"/>
-                <w:rFonts w:hint="eastAsia"/>
                 <w:noProof/>
               </w:rPr>
               <w:t>7.4.4 XEngine_Core</w:t>
@@ -6809,7 +6607,7 @@
                 <w:noProof/>
                 <w:webHidden/>
               </w:rPr>
-              <w:instrText>PAGEREF _Toc213070310 \h</w:instrText>
+              <w:instrText>PAGEREF _Toc231982172 \h</w:instrText>
             </w:r>
             <w:r>
               <w:rPr>
@@ -6859,18 +6657,16 @@
             </w:tabs>
             <w:ind w:left="880"/>
             <w:rPr>
-              <w:rFonts w:hint="eastAsia"/>
               <w:noProof/>
               <w:kern w:val="2"/>
               <w:szCs w:val="24"/>
               <w14:ligatures w14:val="standardContextual"/>
             </w:rPr>
           </w:pPr>
-          <w:hyperlink w:anchor="_Toc213070311" w:history="1">
+          <w:hyperlink w:anchor="_Toc231982173" w:history="1">
             <w:r>
               <w:rPr>
                 <w:rStyle w:val="af3"/>
-                <w:rFonts w:hint="eastAsia"/>
                 <w:noProof/>
               </w:rPr>
               <w:t>7.4.5 XEngine_HelpComponents</w:t>
@@ -6904,7 +6700,7 @@
                 <w:noProof/>
                 <w:webHidden/>
               </w:rPr>
-              <w:instrText>PAGEREF _Toc213070311 \h</w:instrText>
+              <w:instrText>PAGEREF _Toc231982173 \h</w:instrText>
             </w:r>
             <w:r>
               <w:rPr>
@@ -6954,18 +6750,16 @@
             </w:tabs>
             <w:ind w:left="880"/>
             <w:rPr>
-              <w:rFonts w:hint="eastAsia"/>
               <w:noProof/>
               <w:kern w:val="2"/>
               <w:szCs w:val="24"/>
               <w14:ligatures w14:val="standardContextual"/>
             </w:rPr>
           </w:pPr>
-          <w:hyperlink w:anchor="_Toc213070312" w:history="1">
+          <w:hyperlink w:anchor="_Toc231982174" w:history="1">
             <w:r>
               <w:rPr>
                 <w:rStyle w:val="af3"/>
-                <w:rFonts w:hint="eastAsia"/>
                 <w:noProof/>
               </w:rPr>
               <w:t>7.4.6 XEngine_NetHelp</w:t>
@@ -6999,7 +6793,7 @@
                 <w:noProof/>
                 <w:webHidden/>
               </w:rPr>
-              <w:instrText>PAGEREF _Toc213070312 \h</w:instrText>
+              <w:instrText>PAGEREF _Toc231982174 \h</w:instrText>
             </w:r>
             <w:r>
               <w:rPr>
@@ -7049,18 +6843,16 @@
             </w:tabs>
             <w:ind w:left="880"/>
             <w:rPr>
-              <w:rFonts w:hint="eastAsia"/>
               <w:noProof/>
               <w:kern w:val="2"/>
               <w:szCs w:val="24"/>
               <w14:ligatures w14:val="standardContextual"/>
             </w:rPr>
           </w:pPr>
-          <w:hyperlink w:anchor="_Toc213070313" w:history="1">
+          <w:hyperlink w:anchor="_Toc231982175" w:history="1">
             <w:r>
               <w:rPr>
                 <w:rStyle w:val="af3"/>
-                <w:rFonts w:hint="eastAsia"/>
                 <w:noProof/>
               </w:rPr>
               <w:t>7.4.7 XEngine_Rfccomponets</w:t>
@@ -7094,7 +6886,7 @@
                 <w:noProof/>
                 <w:webHidden/>
               </w:rPr>
-              <w:instrText>PAGEREF _Toc213070313 \h</w:instrText>
+              <w:instrText>PAGEREF _Toc231982175 \h</w:instrText>
             </w:r>
             <w:r>
               <w:rPr>
@@ -7144,18 +6936,16 @@
             </w:tabs>
             <w:ind w:left="880"/>
             <w:rPr>
-              <w:rFonts w:hint="eastAsia"/>
               <w:noProof/>
               <w:kern w:val="2"/>
               <w:szCs w:val="24"/>
               <w14:ligatures w14:val="standardContextual"/>
             </w:rPr>
           </w:pPr>
-          <w:hyperlink w:anchor="_Toc213070314" w:history="1">
+          <w:hyperlink w:anchor="_Toc231982176" w:history="1">
             <w:r>
               <w:rPr>
                 <w:rStyle w:val="af3"/>
-                <w:rFonts w:hint="eastAsia"/>
                 <w:noProof/>
               </w:rPr>
               <w:t>7.4.8 XEngine_StreamMedia</w:t>
@@ -7189,7 +6979,7 @@
                 <w:noProof/>
                 <w:webHidden/>
               </w:rPr>
-              <w:instrText>PAGEREF _Toc213070314 \h</w:instrText>
+              <w:instrText>PAGEREF _Toc231982176 \h</w:instrText>
             </w:r>
             <w:r>
               <w:rPr>
@@ -7239,18 +7029,16 @@
             </w:tabs>
             <w:ind w:left="880"/>
             <w:rPr>
-              <w:rFonts w:hint="eastAsia"/>
               <w:noProof/>
               <w:kern w:val="2"/>
               <w:szCs w:val="24"/>
               <w14:ligatures w14:val="standardContextual"/>
             </w:rPr>
           </w:pPr>
-          <w:hyperlink w:anchor="_Toc213070315" w:history="1">
+          <w:hyperlink w:anchor="_Toc231982177" w:history="1">
             <w:r>
               <w:rPr>
                 <w:rStyle w:val="af3"/>
-                <w:rFonts w:hint="eastAsia"/>
                 <w:noProof/>
               </w:rPr>
               <w:t>7.4.9 XEngine_SystemSdk</w:t>
@@ -7284,7 +7072,7 @@
                 <w:noProof/>
                 <w:webHidden/>
               </w:rPr>
-              <w:instrText>PAGEREF _Toc213070315 \h</w:instrText>
+              <w:instrText>PAGEREF _Toc231982177 \h</w:instrText>
             </w:r>
             <w:r>
               <w:rPr>
@@ -7333,18 +7121,16 @@
               <w:tab w:val="right" w:leader="dot" w:pos="8296"/>
             </w:tabs>
             <w:rPr>
-              <w:rFonts w:hint="eastAsia"/>
               <w:noProof/>
               <w:kern w:val="2"/>
               <w:szCs w:val="24"/>
               <w14:ligatures w14:val="standardContextual"/>
             </w:rPr>
           </w:pPr>
-          <w:hyperlink w:anchor="_Toc213070316" w:history="1">
+          <w:hyperlink w:anchor="_Toc231982178" w:history="1">
             <w:r>
               <w:rPr>
                 <w:rStyle w:val="af3"/>
-                <w:rFonts w:hint="eastAsia"/>
                 <w:noProof/>
               </w:rPr>
               <w:t>八</w:t>
@@ -7352,7 +7138,6 @@
             <w:r>
               <w:rPr>
                 <w:rStyle w:val="af3"/>
-                <w:rFonts w:hint="eastAsia"/>
                 <w:noProof/>
               </w:rPr>
               <w:t xml:space="preserve"> </w:t>
@@ -7360,7 +7145,6 @@
             <w:r>
               <w:rPr>
                 <w:rStyle w:val="af3"/>
-                <w:rFonts w:hint="eastAsia"/>
                 <w:noProof/>
               </w:rPr>
               <w:t>授权信息</w:t>
@@ -7394,7 +7178,7 @@
                 <w:noProof/>
                 <w:webHidden/>
               </w:rPr>
-              <w:instrText>PAGEREF _Toc213070316 \h</w:instrText>
+              <w:instrText>PAGEREF _Toc231982178 \h</w:instrText>
             </w:r>
             <w:r>
               <w:rPr>
@@ -7444,18 +7228,16 @@
             </w:tabs>
             <w:ind w:left="440"/>
             <w:rPr>
-              <w:rFonts w:hint="eastAsia"/>
               <w:noProof/>
               <w:kern w:val="2"/>
               <w:szCs w:val="24"/>
               <w14:ligatures w14:val="standardContextual"/>
             </w:rPr>
           </w:pPr>
-          <w:hyperlink w:anchor="_Toc213070317" w:history="1">
+          <w:hyperlink w:anchor="_Toc231982179" w:history="1">
             <w:r>
               <w:rPr>
                 <w:rStyle w:val="af3"/>
-                <w:rFonts w:hint="eastAsia"/>
                 <w:noProof/>
               </w:rPr>
               <w:t xml:space="preserve">8.1 </w:t>
@@ -7463,7 +7245,6 @@
             <w:r>
               <w:rPr>
                 <w:rStyle w:val="af3"/>
-                <w:rFonts w:hint="eastAsia"/>
                 <w:noProof/>
               </w:rPr>
               <w:t>授权支持</w:t>
@@ -7497,7 +7278,7 @@
                 <w:noProof/>
                 <w:webHidden/>
               </w:rPr>
-              <w:instrText>PAGEREF _Toc213070317 \h</w:instrText>
+              <w:instrText>PAGEREF _Toc231982179 \h</w:instrText>
             </w:r>
             <w:r>
               <w:rPr>
@@ -7547,18 +7328,16 @@
             </w:tabs>
             <w:ind w:left="440"/>
             <w:rPr>
-              <w:rFonts w:hint="eastAsia"/>
               <w:noProof/>
               <w:kern w:val="2"/>
               <w:szCs w:val="24"/>
               <w14:ligatures w14:val="standardContextual"/>
             </w:rPr>
           </w:pPr>
-          <w:hyperlink w:anchor="_Toc213070318" w:history="1">
+          <w:hyperlink w:anchor="_Toc231982180" w:history="1">
             <w:r>
               <w:rPr>
                 <w:rStyle w:val="af3"/>
-                <w:rFonts w:hint="eastAsia"/>
                 <w:noProof/>
               </w:rPr>
               <w:t xml:space="preserve">8.2 </w:t>
@@ -7566,7 +7345,6 @@
             <w:r>
               <w:rPr>
                 <w:rStyle w:val="af3"/>
-                <w:rFonts w:hint="eastAsia"/>
                 <w:noProof/>
               </w:rPr>
               <w:t>代码仓库</w:t>
@@ -7600,7 +7378,7 @@
                 <w:noProof/>
                 <w:webHidden/>
               </w:rPr>
-              <w:instrText>PAGEREF _Toc213070318 \h</w:instrText>
+              <w:instrText>PAGEREF _Toc231982180 \h</w:instrText>
             </w:r>
             <w:r>
               <w:rPr>
@@ -7650,18 +7428,16 @@
             </w:tabs>
             <w:ind w:left="440"/>
             <w:rPr>
-              <w:rFonts w:hint="eastAsia"/>
               <w:noProof/>
               <w:kern w:val="2"/>
               <w:szCs w:val="24"/>
               <w14:ligatures w14:val="standardContextual"/>
             </w:rPr>
           </w:pPr>
-          <w:hyperlink w:anchor="_Toc213070319" w:history="1">
+          <w:hyperlink w:anchor="_Toc231982181" w:history="1">
             <w:r>
               <w:rPr>
                 <w:rStyle w:val="af3"/>
-                <w:rFonts w:hint="eastAsia"/>
                 <w:noProof/>
               </w:rPr>
               <w:t xml:space="preserve">8.3 </w:t>
@@ -7669,7 +7445,6 @@
             <w:r>
               <w:rPr>
                 <w:rStyle w:val="af3"/>
-                <w:rFonts w:hint="eastAsia"/>
                 <w:noProof/>
               </w:rPr>
               <w:t>开源项目</w:t>
@@ -7703,7 +7478,7 @@
                 <w:noProof/>
                 <w:webHidden/>
               </w:rPr>
-              <w:instrText>PAGEREF _Toc213070319 \h</w:instrText>
+              <w:instrText>PAGEREF _Toc231982181 \h</w:instrText>
             </w:r>
             <w:r>
               <w:rPr>
@@ -7752,18 +7527,16 @@
               <w:tab w:val="right" w:leader="dot" w:pos="8296"/>
             </w:tabs>
             <w:rPr>
-              <w:rFonts w:hint="eastAsia"/>
               <w:noProof/>
               <w:kern w:val="2"/>
               <w:szCs w:val="24"/>
               <w14:ligatures w14:val="standardContextual"/>
             </w:rPr>
           </w:pPr>
-          <w:hyperlink w:anchor="_Toc213070320" w:history="1">
+          <w:hyperlink w:anchor="_Toc231982182" w:history="1">
             <w:r>
               <w:rPr>
                 <w:rStyle w:val="af3"/>
-                <w:rFonts w:hint="eastAsia"/>
                 <w:noProof/>
               </w:rPr>
               <w:t>九</w:t>
@@ -7771,7 +7544,6 @@
             <w:r>
               <w:rPr>
                 <w:rStyle w:val="af3"/>
-                <w:rFonts w:hint="eastAsia"/>
                 <w:noProof/>
               </w:rPr>
               <w:t xml:space="preserve"> </w:t>
@@ -7779,7 +7551,6 @@
             <w:r>
               <w:rPr>
                 <w:rStyle w:val="af3"/>
-                <w:rFonts w:hint="eastAsia"/>
                 <w:noProof/>
               </w:rPr>
               <w:t>参与贡献</w:t>
@@ -7813,7 +7584,7 @@
                 <w:noProof/>
                 <w:webHidden/>
               </w:rPr>
-              <w:instrText>PAGEREF _Toc213070320 \h</w:instrText>
+              <w:instrText>PAGEREF _Toc231982182 \h</w:instrText>
             </w:r>
             <w:r>
               <w:rPr>
@@ -7862,18 +7633,16 @@
               <w:tab w:val="right" w:leader="dot" w:pos="8296"/>
             </w:tabs>
             <w:rPr>
-              <w:rFonts w:hint="eastAsia"/>
               <w:noProof/>
               <w:kern w:val="2"/>
               <w:szCs w:val="24"/>
               <w14:ligatures w14:val="standardContextual"/>
             </w:rPr>
           </w:pPr>
-          <w:hyperlink w:anchor="_Toc213070321" w:history="1">
+          <w:hyperlink w:anchor="_Toc231982183" w:history="1">
             <w:r>
               <w:rPr>
                 <w:rStyle w:val="af3"/>
-                <w:rFonts w:hint="eastAsia"/>
                 <w:noProof/>
               </w:rPr>
               <w:t>十</w:t>
@@ -7881,7 +7650,6 @@
             <w:r>
               <w:rPr>
                 <w:rStyle w:val="af3"/>
-                <w:rFonts w:hint="eastAsia"/>
                 <w:noProof/>
               </w:rPr>
               <w:t xml:space="preserve"> FAQ</w:t>
@@ -7915,7 +7683,7 @@
                 <w:noProof/>
                 <w:webHidden/>
               </w:rPr>
-              <w:instrText>PAGEREF _Toc213070321 \h</w:instrText>
+              <w:instrText>PAGEREF _Toc231982183 \h</w:instrText>
             </w:r>
             <w:r>
               <w:rPr>
@@ -7964,18 +7732,16 @@
               <w:tab w:val="right" w:leader="dot" w:pos="8296"/>
             </w:tabs>
             <w:rPr>
-              <w:rFonts w:hint="eastAsia"/>
               <w:noProof/>
               <w:kern w:val="2"/>
               <w:szCs w:val="24"/>
               <w14:ligatures w14:val="standardContextual"/>
             </w:rPr>
           </w:pPr>
-          <w:hyperlink w:anchor="_Toc213070322" w:history="1">
+          <w:hyperlink w:anchor="_Toc231982184" w:history="1">
             <w:r>
               <w:rPr>
                 <w:rStyle w:val="af3"/>
-                <w:rFonts w:hint="eastAsia"/>
                 <w:noProof/>
               </w:rPr>
               <w:t>十一</w:t>
@@ -7983,7 +7749,6 @@
             <w:r>
               <w:rPr>
                 <w:rStyle w:val="af3"/>
-                <w:rFonts w:hint="eastAsia"/>
                 <w:noProof/>
               </w:rPr>
               <w:t xml:space="preserve"> </w:t>
@@ -7991,7 +7756,6 @@
             <w:r>
               <w:rPr>
                 <w:rStyle w:val="af3"/>
-                <w:rFonts w:hint="eastAsia"/>
                 <w:noProof/>
               </w:rPr>
               <w:t>版权信息</w:t>
@@ -8025,7 +7789,7 @@
                 <w:noProof/>
                 <w:webHidden/>
               </w:rPr>
-              <w:instrText>PAGEREF _Toc213070322 \h</w:instrText>
+              <w:instrText>PAGEREF _Toc231982184 \h</w:instrText>
             </w:r>
             <w:r>
               <w:rPr>
@@ -8075,18 +7839,16 @@
             </w:tabs>
             <w:ind w:left="440"/>
             <w:rPr>
-              <w:rFonts w:hint="eastAsia"/>
               <w:noProof/>
               <w:kern w:val="2"/>
               <w:szCs w:val="24"/>
               <w14:ligatures w14:val="standardContextual"/>
             </w:rPr>
           </w:pPr>
-          <w:hyperlink w:anchor="_Toc213070323" w:history="1">
+          <w:hyperlink w:anchor="_Toc231982185" w:history="1">
             <w:r>
               <w:rPr>
                 <w:rStyle w:val="af3"/>
-                <w:rFonts w:hint="eastAsia"/>
                 <w:noProof/>
               </w:rPr>
               <w:t xml:space="preserve">11.1 </w:t>
@@ -8094,7 +7856,6 @@
             <w:r>
               <w:rPr>
                 <w:rStyle w:val="af3"/>
-                <w:rFonts w:hint="eastAsia"/>
                 <w:noProof/>
               </w:rPr>
               <w:t>版权说明</w:t>
@@ -8128,7 +7889,7 @@
                 <w:noProof/>
                 <w:webHidden/>
               </w:rPr>
-              <w:instrText>PAGEREF _Toc213070323 \h</w:instrText>
+              <w:instrText>PAGEREF _Toc231982185 \h</w:instrText>
             </w:r>
             <w:r>
               <w:rPr>
@@ -8178,18 +7939,16 @@
             </w:tabs>
             <w:ind w:left="440"/>
             <w:rPr>
-              <w:rFonts w:hint="eastAsia"/>
               <w:noProof/>
               <w:kern w:val="2"/>
               <w:szCs w:val="24"/>
               <w14:ligatures w14:val="standardContextual"/>
             </w:rPr>
           </w:pPr>
-          <w:hyperlink w:anchor="_Toc213070324" w:history="1">
+          <w:hyperlink w:anchor="_Toc231982186" w:history="1">
             <w:r>
               <w:rPr>
                 <w:rStyle w:val="af3"/>
-                <w:rFonts w:hint="eastAsia"/>
                 <w:noProof/>
               </w:rPr>
               <w:t xml:space="preserve">11.2 </w:t>
@@ -8197,7 +7956,6 @@
             <w:r>
               <w:rPr>
                 <w:rStyle w:val="af3"/>
-                <w:rFonts w:hint="eastAsia"/>
                 <w:noProof/>
               </w:rPr>
               <w:t>开源库</w:t>
@@ -8231,7 +7989,7 @@
                 <w:noProof/>
                 <w:webHidden/>
               </w:rPr>
-              <w:instrText>PAGEREF _Toc213070324 \h</w:instrText>
+              <w:instrText>PAGEREF _Toc231982186 \h</w:instrText>
             </w:r>
             <w:r>
               <w:rPr>
@@ -8280,18 +8038,16 @@
               <w:tab w:val="right" w:leader="dot" w:pos="8296"/>
             </w:tabs>
             <w:rPr>
-              <w:rFonts w:hint="eastAsia"/>
               <w:noProof/>
               <w:kern w:val="2"/>
               <w:szCs w:val="24"/>
               <w14:ligatures w14:val="standardContextual"/>
             </w:rPr>
           </w:pPr>
-          <w:hyperlink w:anchor="_Toc213070325" w:history="1">
+          <w:hyperlink w:anchor="_Toc231982187" w:history="1">
             <w:r>
               <w:rPr>
                 <w:rStyle w:val="af3"/>
-                <w:rFonts w:hint="eastAsia"/>
                 <w:noProof/>
               </w:rPr>
               <w:t>附录</w:t>
@@ -8325,7 +8081,7 @@
                 <w:noProof/>
                 <w:webHidden/>
               </w:rPr>
-              <w:instrText>PAGEREF _Toc213070325 \h</w:instrText>
+              <w:instrText>PAGEREF _Toc231982187 \h</w:instrText>
             </w:r>
             <w:r>
               <w:rPr>
@@ -8375,18 +8131,16 @@
             </w:tabs>
             <w:ind w:left="440"/>
             <w:rPr>
-              <w:rFonts w:hint="eastAsia"/>
               <w:noProof/>
               <w:kern w:val="2"/>
               <w:szCs w:val="24"/>
               <w14:ligatures w14:val="standardContextual"/>
             </w:rPr>
           </w:pPr>
-          <w:hyperlink w:anchor="_Toc213070326" w:history="1">
+          <w:hyperlink w:anchor="_Toc231982188" w:history="1">
             <w:r>
               <w:rPr>
                 <w:rStyle w:val="af3"/>
-                <w:rFonts w:hint="eastAsia"/>
                 <w:noProof/>
               </w:rPr>
               <w:t>附录</w:t>
@@ -8394,7 +8148,6 @@
             <w:r>
               <w:rPr>
                 <w:rStyle w:val="af3"/>
-                <w:rFonts w:hint="eastAsia"/>
                 <w:noProof/>
               </w:rPr>
               <w:t xml:space="preserve">1 </w:t>
@@ -8402,7 +8155,6 @@
             <w:r>
               <w:rPr>
                 <w:rStyle w:val="af3"/>
-                <w:rFonts w:hint="eastAsia"/>
                 <w:noProof/>
               </w:rPr>
               <w:t>公用头文件</w:t>
@@ -8436,7 +8188,7 @@
                 <w:noProof/>
                 <w:webHidden/>
               </w:rPr>
-              <w:instrText>PAGEREF _Toc213070326 \h</w:instrText>
+              <w:instrText>PAGEREF _Toc231982188 \h</w:instrText>
             </w:r>
             <w:r>
               <w:rPr>
@@ -8486,18 +8238,16 @@
             </w:tabs>
             <w:ind w:left="440"/>
             <w:rPr>
-              <w:rFonts w:hint="eastAsia"/>
               <w:noProof/>
               <w:kern w:val="2"/>
               <w:szCs w:val="24"/>
               <w14:ligatures w14:val="standardContextual"/>
             </w:rPr>
           </w:pPr>
-          <w:hyperlink w:anchor="_Toc213070327" w:history="1">
+          <w:hyperlink w:anchor="_Toc231982189" w:history="1">
             <w:r>
               <w:rPr>
                 <w:rStyle w:val="af3"/>
-                <w:rFonts w:hint="eastAsia"/>
                 <w:noProof/>
               </w:rPr>
               <w:t>附录</w:t>
@@ -8505,7 +8255,6 @@
             <w:r>
               <w:rPr>
                 <w:rStyle w:val="af3"/>
-                <w:rFonts w:hint="eastAsia"/>
                 <w:noProof/>
               </w:rPr>
               <w:t xml:space="preserve">2 </w:t>
@@ -8513,7 +8262,6 @@
             <w:r>
               <w:rPr>
                 <w:rStyle w:val="af3"/>
-                <w:rFonts w:hint="eastAsia"/>
                 <w:noProof/>
               </w:rPr>
               <w:t>协议头定义</w:t>
@@ -8547,7 +8295,7 @@
                 <w:noProof/>
                 <w:webHidden/>
               </w:rPr>
-              <w:instrText>PAGEREF _Toc213070327 \h</w:instrText>
+              <w:instrText>PAGEREF _Toc231982189 \h</w:instrText>
             </w:r>
             <w:r>
               <w:rPr>
@@ -8597,18 +8345,16 @@
             </w:tabs>
             <w:ind w:left="440"/>
             <w:rPr>
-              <w:rFonts w:hint="eastAsia"/>
               <w:noProof/>
               <w:kern w:val="2"/>
               <w:szCs w:val="24"/>
               <w14:ligatures w14:val="standardContextual"/>
             </w:rPr>
           </w:pPr>
-          <w:hyperlink w:anchor="_Toc213070328" w:history="1">
+          <w:hyperlink w:anchor="_Toc231982190" w:history="1">
             <w:r>
               <w:rPr>
                 <w:rStyle w:val="af3"/>
-                <w:rFonts w:hint="eastAsia"/>
                 <w:noProof/>
               </w:rPr>
               <w:t>附录</w:t>
@@ -8616,7 +8362,6 @@
             <w:r>
               <w:rPr>
                 <w:rStyle w:val="af3"/>
-                <w:rFonts w:hint="eastAsia"/>
                 <w:noProof/>
               </w:rPr>
               <w:t xml:space="preserve">3 </w:t>
@@ -8624,7 +8369,6 @@
             <w:r>
               <w:rPr>
                 <w:rStyle w:val="af3"/>
-                <w:rFonts w:hint="eastAsia"/>
                 <w:noProof/>
               </w:rPr>
               <w:t>特别鸣谢</w:t>
@@ -8658,7 +8402,7 @@
                 <w:noProof/>
                 <w:webHidden/>
               </w:rPr>
-              <w:instrText>PAGEREF _Toc213070328 \h</w:instrText>
+              <w:instrText>PAGEREF _Toc231982190 \h</w:instrText>
             </w:r>
             <w:r>
               <w:rPr>
@@ -8930,12 +8674,14 @@
             <w:pPr>
               <w:pStyle w:val="afa"/>
             </w:pPr>
+            <w:proofErr w:type="spellStart"/>
             <w:r>
               <w:rPr>
                 <w:rFonts w:hint="eastAsia"/>
               </w:rPr>
               <w:t>XEngine</w:t>
             </w:r>
+            <w:proofErr w:type="spellEnd"/>
             <w:r>
               <w:rPr>
                 <w:rFonts w:hint="eastAsia"/>
@@ -9015,7 +8761,7 @@
               <w:rPr>
                 <w:rFonts w:hint="eastAsia"/>
               </w:rPr>
-              <w:t>30</w:t>
+              <w:t>38</w:t>
             </w:r>
             <w:r>
               <w:rPr>
@@ -9091,12 +8837,21 @@
           <w:p>
             <w:pPr>
               <w:pStyle w:val="afa"/>
+              <w:rPr>
+                <w:rFonts w:hint="eastAsia"/>
+              </w:rPr>
             </w:pPr>
             <w:r>
               <w:rPr>
                 <w:rFonts w:hint="eastAsia"/>
               </w:rPr>
-              <w:t>2025</w:t>
+              <w:t>202</w:t>
+            </w:r>
+            <w:r>
+              <w:rPr>
+                <w:rFonts w:hint="eastAsia"/>
+              </w:rPr>
+              <w:t>6</w:t>
             </w:r>
             <w:r>
               <w:t>-</w:t>
@@ -9105,7 +8860,7 @@
               <w:rPr>
                 <w:rFonts w:hint="eastAsia"/>
               </w:rPr>
-              <w:t>11</w:t>
+              <w:t>06</w:t>
             </w:r>
             <w:r>
               <w:rPr>
@@ -9117,13 +8872,7 @@
               <w:rPr>
                 <w:rFonts w:hint="eastAsia"/>
               </w:rPr>
-              <w:t>0</w:t>
-            </w:r>
-            <w:r>
-              <w:rPr>
-                <w:rFonts w:hint="eastAsia"/>
-              </w:rPr>
-              <w:t>3</w:t>
+              <w:t>12</w:t>
             </w:r>
           </w:p>
         </w:tc>
@@ -9203,7 +8952,8 @@
       <w:pPr>
         <w:pStyle w:val="1"/>
       </w:pPr>
-      <w:bookmarkStart w:id="1" w:name="_Toc213070246"/>
+      <w:bookmarkStart w:id="1" w:name="_Toc231982108"/>
+      <w:proofErr w:type="gramStart"/>
       <w:r>
         <w:rPr>
           <w:rFonts w:hint="eastAsia"/>
@@ -9211,6 +8961,7 @@
         <w:lastRenderedPageBreak/>
         <w:t>一</w:t>
       </w:r>
+      <w:proofErr w:type="gramEnd"/>
       <w:r>
         <w:rPr>
           <w:rFonts w:hint="eastAsia"/>
@@ -9291,7 +9042,7 @@
         </w:numPr>
       </w:pPr>
       <w:bookmarkStart w:id="2" w:name="_Toc287621254"/>
-      <w:bookmarkStart w:id="3" w:name="_Toc213070247"/>
+      <w:bookmarkStart w:id="3" w:name="_Toc231982109"/>
       <w:r>
         <w:rPr>
           <w:rFonts w:hint="eastAsia"/>
@@ -9332,7 +9083,7 @@
         <w:pStyle w:val="2"/>
       </w:pPr>
       <w:bookmarkStart w:id="4" w:name="_Toc287621255"/>
-      <w:bookmarkStart w:id="5" w:name="_Toc213070248"/>
+      <w:bookmarkStart w:id="5" w:name="_Toc231982110"/>
       <w:r>
         <w:rPr>
           <w:rFonts w:hint="eastAsia"/>
@@ -9352,7 +9103,7 @@
       <w:pPr>
         <w:pStyle w:val="3"/>
       </w:pPr>
-      <w:bookmarkStart w:id="6" w:name="_Toc213070249"/>
+      <w:bookmarkStart w:id="6" w:name="_Toc231982111"/>
       <w:r>
         <w:rPr>
           <w:rFonts w:hint="eastAsia"/>
@@ -9463,7 +9214,7 @@
       <w:pPr>
         <w:pStyle w:val="3"/>
       </w:pPr>
-      <w:bookmarkStart w:id="7" w:name="_Toc213070250"/>
+      <w:bookmarkStart w:id="7" w:name="_Toc231982112"/>
       <w:r>
         <w:rPr>
           <w:rFonts w:hint="eastAsia"/>
@@ -9528,7 +9279,7 @@
       <w:pPr>
         <w:pStyle w:val="3"/>
       </w:pPr>
-      <w:bookmarkStart w:id="8" w:name="_Toc213070251"/>
+      <w:bookmarkStart w:id="8" w:name="_Toc231982113"/>
       <w:r>
         <w:t>1.2.</w:t>
       </w:r>
@@ -9640,7 +9391,7 @@
       <w:pPr>
         <w:pStyle w:val="3"/>
       </w:pPr>
-      <w:bookmarkStart w:id="9" w:name="_Toc213070252"/>
+      <w:bookmarkStart w:id="9" w:name="_Toc231982114"/>
       <w:r>
         <w:rPr>
           <w:rFonts w:hint="eastAsia"/>
@@ -9694,7 +9445,7 @@
         </w:numPr>
       </w:pPr>
       <w:bookmarkStart w:id="10" w:name="_Toc287621256"/>
-      <w:bookmarkStart w:id="11" w:name="_Toc213070253"/>
+      <w:bookmarkStart w:id="11" w:name="_Toc231982115"/>
       <w:r>
         <w:rPr>
           <w:rFonts w:hint="eastAsia"/>
@@ -9788,7 +9539,21 @@
         <w:rPr>
           <w:rFonts w:hint="eastAsia"/>
         </w:rPr>
-        <w:t>,Rockylinux 9</w:t>
+        <w:t>,</w:t>
+      </w:r>
+      <w:proofErr w:type="spellStart"/>
+      <w:r>
+        <w:rPr>
+          <w:rFonts w:hint="eastAsia"/>
+        </w:rPr>
+        <w:t>Rockylinux</w:t>
+      </w:r>
+      <w:proofErr w:type="spellEnd"/>
+      <w:r>
+        <w:rPr>
+          <w:rFonts w:hint="eastAsia"/>
+        </w:rPr>
+        <w:t xml:space="preserve"> 9</w:t>
       </w:r>
       <w:r>
         <w:rPr>
@@ -9806,13 +9571,27 @@
         <w:rPr>
           <w:rFonts w:hint="eastAsia"/>
         </w:rPr>
-        <w:t>,Macos</w:t>
-      </w:r>
-      <w:r>
-        <w:rPr>
-          <w:rFonts w:hint="eastAsia"/>
-        </w:rPr>
-        <w:t xml:space="preserve"> 14</w:t>
+        <w:t>,</w:t>
+      </w:r>
+      <w:proofErr w:type="spellStart"/>
+      <w:r>
+        <w:rPr>
+          <w:rFonts w:hint="eastAsia"/>
+        </w:rPr>
+        <w:t>Macos</w:t>
+      </w:r>
+      <w:proofErr w:type="spellEnd"/>
+      <w:r>
+        <w:rPr>
+          <w:rFonts w:hint="eastAsia"/>
+        </w:rPr>
+        <w:t xml:space="preserve"> 1</w:t>
+      </w:r>
+      <w:r>
+        <w:rPr>
+          <w:rFonts w:hint="eastAsia"/>
+        </w:rPr>
+        <w:t>5</w:t>
       </w:r>
       <w:r>
         <w:rPr>
@@ -10084,7 +9863,7 @@
       <w:pPr>
         <w:pStyle w:val="3"/>
       </w:pPr>
-      <w:bookmarkStart w:id="12" w:name="_Toc213070254"/>
+      <w:bookmarkStart w:id="12" w:name="_Toc231982116"/>
       <w:r>
         <w:rPr>
           <w:rFonts w:hint="eastAsia"/>
@@ -10252,7 +10031,7 @@
       <w:pPr>
         <w:pStyle w:val="3"/>
       </w:pPr>
-      <w:bookmarkStart w:id="13" w:name="_Toc213070255"/>
+      <w:bookmarkStart w:id="13" w:name="_Toc231982117"/>
       <w:r>
         <w:t>1.3.2 Linux</w:t>
       </w:r>
@@ -10330,17 +10109,33 @@
         </w:rPr>
         <w:t>由于</w:t>
       </w:r>
+      <w:proofErr w:type="spellStart"/>
       <w:r>
         <w:rPr>
           <w:rFonts w:hint="eastAsia"/>
         </w:rPr>
         <w:t>linux</w:t>
       </w:r>
-      <w:r>
-        <w:rPr>
-          <w:rFonts w:hint="eastAsia"/>
-        </w:rPr>
-        <w:t>系统的库环境版本不如</w:t>
+      <w:proofErr w:type="spellEnd"/>
+      <w:r>
+        <w:rPr>
+          <w:rFonts w:hint="eastAsia"/>
+        </w:rPr>
+        <w:t>系统的</w:t>
+      </w:r>
+      <w:proofErr w:type="gramStart"/>
+      <w:r>
+        <w:rPr>
+          <w:rFonts w:hint="eastAsia"/>
+        </w:rPr>
+        <w:t>库环境</w:t>
+      </w:r>
+      <w:proofErr w:type="gramEnd"/>
+      <w:r>
+        <w:rPr>
+          <w:rFonts w:hint="eastAsia"/>
+        </w:rPr>
+        <w:t>版本不如</w:t>
       </w:r>
       <w:r>
         <w:rPr>
@@ -10366,12 +10161,14 @@
         </w:rPr>
         <w:t>其他</w:t>
       </w:r>
+      <w:proofErr w:type="spellStart"/>
       <w:r>
         <w:rPr>
           <w:rFonts w:hint="eastAsia"/>
         </w:rPr>
         <w:t>linux</w:t>
       </w:r>
+      <w:proofErr w:type="spellEnd"/>
       <w:r>
         <w:rPr>
           <w:rFonts w:hint="eastAsia"/>
@@ -10425,7 +10222,7 @@
       <w:pPr>
         <w:pStyle w:val="3"/>
       </w:pPr>
-      <w:bookmarkStart w:id="14" w:name="_Toc213070256"/>
+      <w:bookmarkStart w:id="14" w:name="_Toc231982118"/>
       <w:r>
         <w:rPr>
           <w:rFonts w:hint="eastAsia"/>
@@ -10448,14 +10245,69 @@
         <w:rPr>
           <w:rFonts w:hint="eastAsia"/>
         </w:rPr>
-        <w:t>MacOS</w:t>
-      </w:r>
-      <w:r>
-        <w:rPr>
-          <w:rFonts w:hint="eastAsia"/>
-        </w:rPr>
-        <w:t>一般来说</w:t>
-      </w:r>
+        <w:t>MACOS</w:t>
+      </w:r>
+      <w:r>
+        <w:rPr>
+          <w:rFonts w:hint="eastAsia"/>
+        </w:rPr>
+        <w:t>有</w:t>
+      </w:r>
+      <w:r>
+        <w:rPr>
+          <w:rFonts w:hint="eastAsia"/>
+        </w:rPr>
+        <w:t>x86_64</w:t>
+      </w:r>
+      <w:r>
+        <w:rPr>
+          <w:rFonts w:hint="eastAsia"/>
+        </w:rPr>
+        <w:t>和</w:t>
+      </w:r>
+      <w:r>
+        <w:rPr>
+          <w:rFonts w:hint="eastAsia"/>
+        </w:rPr>
+        <w:t>arm64</w:t>
+      </w:r>
+      <w:r>
+        <w:rPr>
+          <w:rFonts w:hint="eastAsia"/>
+        </w:rPr>
+        <w:t>版本</w:t>
+      </w:r>
+    </w:p>
+    <w:p>
+      <w:pPr>
+        <w:ind w:firstLine="440"/>
+      </w:pPr>
+      <w:r>
+        <w:rPr>
+          <w:rFonts w:hint="eastAsia"/>
+        </w:rPr>
+        <w:t>想要在</w:t>
+      </w:r>
+      <w:r>
+        <w:rPr>
+          <w:rFonts w:hint="eastAsia"/>
+        </w:rPr>
+        <w:t>MACOS</w:t>
+      </w:r>
+      <w:r>
+        <w:rPr>
+          <w:rFonts w:hint="eastAsia"/>
+        </w:rPr>
+        <w:t>系统下使用</w:t>
+      </w:r>
+      <w:proofErr w:type="spellStart"/>
+      <w:r>
+        <w:rPr>
+          <w:rFonts w:hint="eastAsia"/>
+        </w:rPr>
+        <w:t>XEngine</w:t>
+      </w:r>
+      <w:proofErr w:type="spellEnd"/>
       <w:r>
         <w:rPr>
           <w:rFonts w:hint="eastAsia"/>
@@ -10466,55 +10318,33 @@
         <w:rPr>
           <w:rFonts w:hint="eastAsia"/>
         </w:rPr>
-        <w:t>支持</w:t>
-      </w:r>
-      <w:r>
-        <w:rPr>
-          <w:rFonts w:hint="eastAsia"/>
-        </w:rPr>
-        <w:t>14</w:t>
-      </w:r>
-      <w:r>
-        <w:rPr>
-          <w:rFonts w:hint="eastAsia"/>
-        </w:rPr>
-        <w:t>以及以上版本</w:t>
-      </w:r>
-      <w:r>
-        <w:rPr>
-          <w:rFonts w:hint="eastAsia"/>
-        </w:rPr>
-        <w:t>.MACOS</w:t>
-      </w:r>
-      <w:r>
-        <w:rPr>
-          <w:rFonts w:hint="eastAsia"/>
-        </w:rPr>
-        <w:t>有</w:t>
-      </w:r>
-      <w:r>
-        <w:rPr>
-          <w:rFonts w:hint="eastAsia"/>
-        </w:rPr>
-        <w:t>x86_64</w:t>
-      </w:r>
-      <w:r>
-        <w:rPr>
-          <w:rFonts w:hint="eastAsia"/>
-        </w:rPr>
-        <w:t>和</w:t>
-      </w:r>
-      <w:r>
-        <w:rPr>
-          <w:rFonts w:hint="eastAsia"/>
-        </w:rPr>
-        <w:t>arm64</w:t>
-      </w:r>
-      <w:r>
-        <w:rPr>
-          <w:rFonts w:hint="eastAsia"/>
-        </w:rPr>
-        <w:t>版本</w:t>
+        <w:t>需要你优先配置</w:t>
+      </w:r>
+      <w:proofErr w:type="spellStart"/>
+      <w:r>
+        <w:rPr>
+          <w:rFonts w:hint="eastAsia"/>
+        </w:rPr>
+        <w:t>xcode</w:t>
+      </w:r>
+      <w:proofErr w:type="spellEnd"/>
+      <w:r>
+        <w:rPr>
+          <w:rFonts w:hint="eastAsia"/>
+        </w:rPr>
+        <w:t>,</w:t>
+      </w:r>
+      <w:r>
+        <w:rPr>
+          <w:rFonts w:hint="eastAsia"/>
+        </w:rPr>
+        <w:t>在运行我们的脚本</w:t>
+      </w:r>
+      <w:r>
+        <w:rPr>
+          <w:rFonts w:hint="eastAsia"/>
+        </w:rPr>
+        <w:t>.</w:t>
       </w:r>
     </w:p>
     <w:p>
@@ -10525,43 +10355,145 @@
         <w:rPr>
           <w:rFonts w:hint="eastAsia"/>
         </w:rPr>
-        <w:t>想要在</w:t>
-      </w:r>
-      <w:r>
-        <w:rPr>
-          <w:rFonts w:hint="eastAsia"/>
-        </w:rPr>
-        <w:t>MACOS</w:t>
-      </w:r>
-      <w:r>
-        <w:rPr>
-          <w:rFonts w:hint="eastAsia"/>
-        </w:rPr>
-        <w:t>系统下使用</w:t>
-      </w:r>
-      <w:r>
-        <w:rPr>
-          <w:rFonts w:hint="eastAsia"/>
-        </w:rPr>
-        <w:t>XEngine,</w:t>
-      </w:r>
-      <w:r>
-        <w:rPr>
-          <w:rFonts w:hint="eastAsia"/>
-        </w:rPr>
-        <w:t>需要你优先配置</w:t>
-      </w:r>
-      <w:r>
-        <w:rPr>
-          <w:rFonts w:hint="eastAsia"/>
-        </w:rPr>
-        <w:t>xcode,</w:t>
-      </w:r>
-      <w:r>
-        <w:rPr>
-          <w:rFonts w:hint="eastAsia"/>
-        </w:rPr>
-        <w:t>在运行我们的脚本</w:t>
+        <w:t>我们需要使用到</w:t>
+      </w:r>
+      <w:r>
+        <w:rPr>
+          <w:rFonts w:hint="eastAsia"/>
+        </w:rPr>
+        <w:t>brew</w:t>
+      </w:r>
+      <w:r>
+        <w:rPr>
+          <w:rFonts w:hint="eastAsia"/>
+        </w:rPr>
+        <w:t>安装依赖</w:t>
+      </w:r>
+      <w:r>
+        <w:rPr>
+          <w:rFonts w:hint="eastAsia"/>
+        </w:rPr>
+        <w:t>,</w:t>
+      </w:r>
+      <w:r>
+        <w:rPr>
+          <w:rFonts w:hint="eastAsia"/>
+        </w:rPr>
+        <w:t>你可以优先配置好或者使用我们脚本自动配置</w:t>
+      </w:r>
+    </w:p>
+    <w:p>
+      <w:pPr>
+        <w:pStyle w:val="3"/>
+      </w:pPr>
+      <w:bookmarkStart w:id="15" w:name="_Toc231982119"/>
+      <w:r>
+        <w:rPr>
+          <w:rFonts w:hint="eastAsia"/>
+        </w:rPr>
+        <w:t>1.3.4 Android</w:t>
+      </w:r>
+      <w:r>
+        <w:rPr>
+          <w:rFonts w:hint="eastAsia"/>
+        </w:rPr>
+        <w:t>环境</w:t>
+      </w:r>
+      <w:bookmarkEnd w:id="15"/>
+    </w:p>
+    <w:p>
+      <w:pPr>
+        <w:ind w:firstLine="440"/>
+      </w:pPr>
+      <w:r>
+        <w:rPr>
+          <w:rFonts w:hint="eastAsia"/>
+        </w:rPr>
+        <w:t>Android</w:t>
+      </w:r>
+      <w:r>
+        <w:rPr>
+          <w:rFonts w:hint="eastAsia"/>
+        </w:rPr>
+        <w:t>采用</w:t>
+      </w:r>
+      <w:r>
+        <w:rPr>
+          <w:rFonts w:hint="eastAsia"/>
+        </w:rPr>
+        <w:t>NDK</w:t>
+      </w:r>
+      <w:r>
+        <w:rPr>
+          <w:rFonts w:hint="eastAsia"/>
+        </w:rPr>
+        <w:t>编译</w:t>
+      </w:r>
+      <w:r>
+        <w:rPr>
+          <w:rFonts w:hint="eastAsia"/>
+        </w:rPr>
+        <w:t>,</w:t>
+      </w:r>
+      <w:r>
+        <w:rPr>
+          <w:rFonts w:hint="eastAsia"/>
+        </w:rPr>
+        <w:t>使用原生</w:t>
+      </w:r>
+      <w:r>
+        <w:rPr>
+          <w:rFonts w:hint="eastAsia"/>
+        </w:rPr>
+        <w:t>C/C++</w:t>
+      </w:r>
+      <w:r>
+        <w:rPr>
+          <w:rFonts w:hint="eastAsia"/>
+        </w:rPr>
+        <w:t>编写</w:t>
+      </w:r>
+      <w:r>
+        <w:rPr>
+          <w:rFonts w:hint="eastAsia"/>
+        </w:rPr>
+        <w:t>,</w:t>
+      </w:r>
+      <w:r>
+        <w:rPr>
+          <w:rFonts w:hint="eastAsia"/>
+        </w:rPr>
+        <w:t>需要的版本是</w:t>
+      </w:r>
+      <w:r>
+        <w:rPr>
+          <w:rFonts w:hint="eastAsia"/>
+        </w:rPr>
+        <w:t>ANDROID1</w:t>
+      </w:r>
+      <w:r>
+        <w:rPr>
+          <w:rFonts w:hint="eastAsia"/>
+        </w:rPr>
+        <w:t>2</w:t>
+      </w:r>
+      <w:r>
+        <w:rPr>
+          <w:rFonts w:hint="eastAsia"/>
+        </w:rPr>
+        <w:t>以及以上系统并且需要</w:t>
+      </w:r>
+      <w:r>
+        <w:rPr>
+          <w:rFonts w:hint="eastAsia"/>
+        </w:rPr>
+        <w:t>arm64-v8a</w:t>
+      </w:r>
+      <w:r>
+        <w:rPr>
+          <w:rFonts w:hint="eastAsia"/>
+        </w:rPr>
+        <w:t>架构编译</w:t>
       </w:r>
       <w:r>
         <w:rPr>
@@ -10572,25 +10504,107 @@
     </w:p>
     <w:p>
       <w:pPr>
-        <w:ind w:firstLine="440"/>
-      </w:pPr>
-      <w:r>
-        <w:rPr>
-          <w:rFonts w:hint="eastAsia"/>
-        </w:rPr>
-        <w:t>我们需要使用到</w:t>
-      </w:r>
-      <w:r>
-        <w:rPr>
-          <w:rFonts w:hint="eastAsia"/>
-        </w:rPr>
-        <w:t>brew</w:t>
-      </w:r>
-      <w:r>
-        <w:rPr>
-          <w:rFonts w:hint="eastAsia"/>
-        </w:rPr>
-        <w:t>安装依赖</w:t>
+        <w:pStyle w:val="3"/>
+      </w:pPr>
+      <w:bookmarkStart w:id="16" w:name="_Toc231982120"/>
+      <w:r>
+        <w:rPr>
+          <w:rFonts w:hint="eastAsia"/>
+        </w:rPr>
+        <w:t>1.3.5 IOS</w:t>
+      </w:r>
+      <w:r>
+        <w:rPr>
+          <w:rFonts w:hint="eastAsia"/>
+        </w:rPr>
+        <w:t>环境</w:t>
+      </w:r>
+      <w:bookmarkEnd w:id="16"/>
+    </w:p>
+    <w:p>
+      <w:r>
+        <w:rPr>
+          <w:rFonts w:hint="eastAsia"/>
+        </w:rPr>
+        <w:t xml:space="preserve">    IOS</w:t>
+      </w:r>
+      <w:r>
+        <w:rPr>
+          <w:rFonts w:hint="eastAsia"/>
+        </w:rPr>
+        <w:t>环境我们使用的是</w:t>
+      </w:r>
+      <w:r>
+        <w:rPr>
+          <w:rFonts w:hint="eastAsia"/>
+        </w:rPr>
+        <w:t>XCODE SDK</w:t>
+      </w:r>
+      <w:r>
+        <w:rPr>
+          <w:rFonts w:hint="eastAsia"/>
+        </w:rPr>
+        <w:t>编译</w:t>
+      </w:r>
+      <w:r>
+        <w:rPr>
+          <w:rFonts w:hint="eastAsia"/>
+        </w:rPr>
+        <w:t>.</w:t>
+      </w:r>
+      <w:r>
+        <w:rPr>
+          <w:rFonts w:hint="eastAsia"/>
+        </w:rPr>
+        <w:t>原生</w:t>
+      </w:r>
+      <w:r>
+        <w:rPr>
+          <w:rFonts w:hint="eastAsia"/>
+        </w:rPr>
+        <w:t>C/C++</w:t>
+      </w:r>
+      <w:r>
+        <w:rPr>
+          <w:rFonts w:hint="eastAsia"/>
+        </w:rPr>
+        <w:t>代码</w:t>
+      </w:r>
+      <w:r>
+        <w:rPr>
+          <w:rFonts w:hint="eastAsia"/>
+        </w:rPr>
+        <w:t>.</w:t>
+      </w:r>
+      <w:r>
+        <w:rPr>
+          <w:rFonts w:hint="eastAsia"/>
+        </w:rPr>
+        <w:t>需要</w:t>
+      </w:r>
+      <w:r>
+        <w:rPr>
+          <w:rFonts w:hint="eastAsia"/>
+        </w:rPr>
+        <w:t>IOS</w:t>
+      </w:r>
+      <w:r>
+        <w:rPr>
+          <w:rFonts w:hint="eastAsia"/>
+        </w:rPr>
+        <w:t>版本在</w:t>
+      </w:r>
+      <w:r>
+        <w:rPr>
+          <w:rFonts w:hint="eastAsia"/>
+        </w:rPr>
+        <w:t>15</w:t>
+      </w:r>
+      <w:r>
+        <w:rPr>
+          <w:rFonts w:hint="eastAsia"/>
+        </w:rPr>
+        <w:t>或者以上</w:t>
       </w:r>
       <w:r>
         <w:rPr>
@@ -10602,237 +10616,6 @@
         <w:rPr>
           <w:rFonts w:hint="eastAsia"/>
         </w:rPr>
-        <w:t>你可以优先配置好或者使用我们脚本自动配置</w:t>
-      </w:r>
-    </w:p>
-    <w:p>
-      <w:pPr>
-        <w:pStyle w:val="3"/>
-      </w:pPr>
-      <w:bookmarkStart w:id="15" w:name="_Toc213070257"/>
-      <w:r>
-        <w:rPr>
-          <w:rFonts w:hint="eastAsia"/>
-        </w:rPr>
-        <w:t>1.3.4 Android</w:t>
-      </w:r>
-      <w:r>
-        <w:rPr>
-          <w:rFonts w:hint="eastAsia"/>
-        </w:rPr>
-        <w:t>环境</w:t>
-      </w:r>
-      <w:bookmarkEnd w:id="15"/>
-    </w:p>
-    <w:p>
-      <w:pPr>
-        <w:ind w:firstLine="440"/>
-      </w:pPr>
-      <w:r>
-        <w:rPr>
-          <w:rFonts w:hint="eastAsia"/>
-        </w:rPr>
-        <w:t>Android</w:t>
-      </w:r>
-      <w:r>
-        <w:rPr>
-          <w:rFonts w:hint="eastAsia"/>
-        </w:rPr>
-        <w:t>采用</w:t>
-      </w:r>
-      <w:r>
-        <w:rPr>
-          <w:rFonts w:hint="eastAsia"/>
-        </w:rPr>
-        <w:t>NDK</w:t>
-      </w:r>
-      <w:r>
-        <w:rPr>
-          <w:rFonts w:hint="eastAsia"/>
-        </w:rPr>
-        <w:t>编译</w:t>
-      </w:r>
-      <w:r>
-        <w:rPr>
-          <w:rFonts w:hint="eastAsia"/>
-        </w:rPr>
-        <w:t>,</w:t>
-      </w:r>
-      <w:r>
-        <w:rPr>
-          <w:rFonts w:hint="eastAsia"/>
-        </w:rPr>
-        <w:t>使用原生</w:t>
-      </w:r>
-      <w:r>
-        <w:rPr>
-          <w:rFonts w:hint="eastAsia"/>
-        </w:rPr>
-        <w:t>C/C++</w:t>
-      </w:r>
-      <w:r>
-        <w:rPr>
-          <w:rFonts w:hint="eastAsia"/>
-        </w:rPr>
-        <w:t>编写</w:t>
-      </w:r>
-      <w:r>
-        <w:rPr>
-          <w:rFonts w:hint="eastAsia"/>
-        </w:rPr>
-        <w:t>,</w:t>
-      </w:r>
-      <w:r>
-        <w:rPr>
-          <w:rFonts w:hint="eastAsia"/>
-        </w:rPr>
-        <w:t>需要的版本是</w:t>
-      </w:r>
-      <w:r>
-        <w:rPr>
-          <w:rFonts w:hint="eastAsia"/>
-        </w:rPr>
-        <w:t>ANDROID10</w:t>
-      </w:r>
-      <w:r>
-        <w:rPr>
-          <w:rFonts w:hint="eastAsia"/>
-        </w:rPr>
-        <w:t>以及以上系统并且需要</w:t>
-      </w:r>
-      <w:r>
-        <w:rPr>
-          <w:rFonts w:hint="eastAsia"/>
-        </w:rPr>
-        <w:t>arm64-v8a</w:t>
-      </w:r>
-      <w:r>
-        <w:rPr>
-          <w:rFonts w:hint="eastAsia"/>
-        </w:rPr>
-        <w:t>架构编译</w:t>
-      </w:r>
-      <w:r>
-        <w:rPr>
-          <w:rFonts w:hint="eastAsia"/>
-        </w:rPr>
-        <w:t>.</w:t>
-      </w:r>
-    </w:p>
-    <w:p>
-      <w:pPr>
-        <w:pStyle w:val="3"/>
-      </w:pPr>
-      <w:bookmarkStart w:id="16" w:name="_Toc213070258"/>
-      <w:r>
-        <w:rPr>
-          <w:rFonts w:hint="eastAsia"/>
-        </w:rPr>
-        <w:t>1.3.5 IOS</w:t>
-      </w:r>
-      <w:r>
-        <w:rPr>
-          <w:rFonts w:hint="eastAsia"/>
-        </w:rPr>
-        <w:t>环境</w:t>
-      </w:r>
-      <w:bookmarkEnd w:id="16"/>
-    </w:p>
-    <w:p>
-      <w:r>
-        <w:rPr>
-          <w:rFonts w:hint="eastAsia"/>
-        </w:rPr>
-        <w:t xml:space="preserve">    IOS</w:t>
-      </w:r>
-      <w:r>
-        <w:rPr>
-          <w:rFonts w:hint="eastAsia"/>
-        </w:rPr>
-        <w:t>环境我们使用的是</w:t>
-      </w:r>
-      <w:r>
-        <w:rPr>
-          <w:rFonts w:hint="eastAsia"/>
-        </w:rPr>
-        <w:t>XCODE SDK</w:t>
-      </w:r>
-      <w:r>
-        <w:rPr>
-          <w:rFonts w:hint="eastAsia"/>
-        </w:rPr>
-        <w:t>编译</w:t>
-      </w:r>
-      <w:r>
-        <w:rPr>
-          <w:rFonts w:hint="eastAsia"/>
-        </w:rPr>
-        <w:t>.</w:t>
-      </w:r>
-      <w:r>
-        <w:rPr>
-          <w:rFonts w:hint="eastAsia"/>
-        </w:rPr>
-        <w:t>原生</w:t>
-      </w:r>
-      <w:r>
-        <w:rPr>
-          <w:rFonts w:hint="eastAsia"/>
-        </w:rPr>
-        <w:t>C/C++</w:t>
-      </w:r>
-      <w:r>
-        <w:rPr>
-          <w:rFonts w:hint="eastAsia"/>
-        </w:rPr>
-        <w:t>代码</w:t>
-      </w:r>
-      <w:r>
-        <w:rPr>
-          <w:rFonts w:hint="eastAsia"/>
-        </w:rPr>
-        <w:t>.</w:t>
-      </w:r>
-      <w:r>
-        <w:rPr>
-          <w:rFonts w:hint="eastAsia"/>
-        </w:rPr>
-        <w:t>需要</w:t>
-      </w:r>
-      <w:r>
-        <w:rPr>
-          <w:rFonts w:hint="eastAsia"/>
-        </w:rPr>
-        <w:t>IOS</w:t>
-      </w:r>
-      <w:r>
-        <w:rPr>
-          <w:rFonts w:hint="eastAsia"/>
-        </w:rPr>
-        <w:t>版本在</w:t>
-      </w:r>
-      <w:r>
-        <w:rPr>
-          <w:rFonts w:hint="eastAsia"/>
-        </w:rPr>
-        <w:t>15</w:t>
-      </w:r>
-      <w:r>
-        <w:rPr>
-          <w:rFonts w:hint="eastAsia"/>
-        </w:rPr>
-        <w:t>或者以上</w:t>
-      </w:r>
-      <w:r>
-        <w:rPr>
-          <w:rFonts w:hint="eastAsia"/>
-        </w:rPr>
-        <w:t>,</w:t>
-      </w:r>
-      <w:r>
-        <w:rPr>
-          <w:rFonts w:hint="eastAsia"/>
-        </w:rPr>
         <w:t>并且架构仅支持</w:t>
       </w:r>
       <w:r>
@@ -10847,7 +10630,7 @@
         <w:pStyle w:val="2"/>
       </w:pPr>
       <w:bookmarkStart w:id="17" w:name="_Toc287621257"/>
-      <w:bookmarkStart w:id="18" w:name="_Toc213070259"/>
+      <w:bookmarkStart w:id="18" w:name="_Toc231982121"/>
       <w:r>
         <w:rPr>
           <w:rFonts w:hint="eastAsia"/>
@@ -10991,7 +10774,7 @@
         <w:pStyle w:val="2"/>
       </w:pPr>
       <w:bookmarkStart w:id="19" w:name="_Toc287621258"/>
-      <w:bookmarkStart w:id="20" w:name="_Toc213070260"/>
+      <w:bookmarkStart w:id="20" w:name="_Toc231982122"/>
       <w:r>
         <w:rPr>
           <w:rFonts w:hint="eastAsia"/>
@@ -11015,7 +10798,7 @@
         <w:pStyle w:val="3"/>
       </w:pPr>
       <w:bookmarkStart w:id="21" w:name="_Toc287621259"/>
-      <w:bookmarkStart w:id="22" w:name="_Toc213070261"/>
+      <w:bookmarkStart w:id="22" w:name="_Toc231982123"/>
       <w:r>
         <w:rPr>
           <w:rFonts w:hint="eastAsia"/>
@@ -11147,7 +10930,7 @@
         <w:pStyle w:val="3"/>
       </w:pPr>
       <w:bookmarkStart w:id="23" w:name="_Toc287621260"/>
-      <w:bookmarkStart w:id="24" w:name="_Toc213070262"/>
+      <w:bookmarkStart w:id="24" w:name="_Toc231982124"/>
       <w:r>
         <w:rPr>
           <w:rFonts w:hint="eastAsia"/>
@@ -11191,12 +10974,14 @@
         </w:rPr>
         <w:t>个版本，其中依次从左往右，比如：</w:t>
       </w:r>
+      <w:proofErr w:type="spellStart"/>
       <w:r>
         <w:rPr>
           <w:rFonts w:hint="eastAsia"/>
         </w:rPr>
         <w:t>k.mm.sss.ffff</w:t>
       </w:r>
+      <w:proofErr w:type="spellEnd"/>
       <w:r>
         <w:rPr>
           <w:rFonts w:hint="eastAsia"/>
@@ -11230,12 +11015,14 @@
         </w:rPr>
         <w:t>（</w:t>
       </w:r>
+      <w:proofErr w:type="spellStart"/>
       <w:r>
         <w:rPr>
           <w:rFonts w:hint="eastAsia"/>
         </w:rPr>
         <w:t>KernelVersion</w:t>
       </w:r>
+      <w:proofErr w:type="spellEnd"/>
       <w:r>
         <w:rPr>
           <w:rFonts w:hint="eastAsia"/>
@@ -11252,7 +11039,21 @@
         <w:rPr>
           <w:rFonts w:hint="eastAsia"/>
         </w:rPr>
-        <w:t>最重要的版本号。除非重大技术架构核心变更，不然一般都不会更改此版本号。</w:t>
+        <w:t>最重要的版本号。除非重大技术架构核心变更，不然一般都不会</w:t>
+      </w:r>
+      <w:proofErr w:type="gramStart"/>
+      <w:r>
+        <w:rPr>
+          <w:rFonts w:hint="eastAsia"/>
+        </w:rPr>
+        <w:t>更改此</w:t>
+      </w:r>
+      <w:proofErr w:type="gramEnd"/>
+      <w:r>
+        <w:rPr>
+          <w:rFonts w:hint="eastAsia"/>
+        </w:rPr>
+        <w:t>版本号。</w:t>
       </w:r>
     </w:p>
     <w:p>
@@ -11279,17 +11080,47 @@
         </w:rPr>
         <w:t>（</w:t>
       </w:r>
+      <w:proofErr w:type="spellStart"/>
       <w:r>
         <w:rPr>
           <w:rFonts w:hint="eastAsia"/>
         </w:rPr>
         <w:t>MainVersion</w:t>
       </w:r>
-      <w:r>
-        <w:rPr>
-          <w:rFonts w:hint="eastAsia"/>
-        </w:rPr>
-        <w:t>）：主要版本号，一般加核心模块更改或者技术架构更新的时候才会更改此版本号。</w:t>
+      <w:proofErr w:type="spellEnd"/>
+      <w:r>
+        <w:rPr>
+          <w:rFonts w:hint="eastAsia"/>
+        </w:rPr>
+        <w:t>）：主要版本号，一般</w:t>
+      </w:r>
+      <w:proofErr w:type="gramStart"/>
+      <w:r>
+        <w:rPr>
+          <w:rFonts w:hint="eastAsia"/>
+        </w:rPr>
+        <w:t>加核心</w:t>
+      </w:r>
+      <w:proofErr w:type="gramEnd"/>
+      <w:r>
+        <w:rPr>
+          <w:rFonts w:hint="eastAsia"/>
+        </w:rPr>
+        <w:t>模块更改或者技术架构更新的时候才会</w:t>
+      </w:r>
+      <w:proofErr w:type="gramStart"/>
+      <w:r>
+        <w:rPr>
+          <w:rFonts w:hint="eastAsia"/>
+        </w:rPr>
+        <w:t>更改此</w:t>
+      </w:r>
+      <w:proofErr w:type="gramEnd"/>
+      <w:r>
+        <w:rPr>
+          <w:rFonts w:hint="eastAsia"/>
+        </w:rPr>
+        <w:t>版本号。</w:t>
       </w:r>
     </w:p>
     <w:p>
@@ -11300,6 +11131,7 @@
           <w:numId w:val="5"/>
         </w:numPr>
       </w:pPr>
+      <w:proofErr w:type="spellStart"/>
       <w:r>
         <w:t>S</w:t>
       </w:r>
@@ -11307,7 +11139,14 @@
         <w:rPr>
           <w:rFonts w:hint="eastAsia"/>
         </w:rPr>
-        <w:t xml:space="preserve">ss = </w:t>
+        <w:t>ss</w:t>
+      </w:r>
+      <w:proofErr w:type="spellEnd"/>
+      <w:r>
+        <w:rPr>
+          <w:rFonts w:hint="eastAsia"/>
+        </w:rPr>
+        <w:t xml:space="preserve"> = </w:t>
       </w:r>
       <w:r>
         <w:rPr>
@@ -11315,17 +11154,33 @@
         </w:rPr>
         <w:t>（</w:t>
       </w:r>
+      <w:proofErr w:type="spellStart"/>
       <w:r>
         <w:rPr>
           <w:rFonts w:hint="eastAsia"/>
         </w:rPr>
         <w:t>SubVersion</w:t>
       </w:r>
-      <w:r>
-        <w:rPr>
-          <w:rFonts w:hint="eastAsia"/>
-        </w:rPr>
-        <w:t>）：次要版本号，在功能上做了变更或者增加删除功能模块的时候会更改此版本号。</w:t>
+      <w:proofErr w:type="spellEnd"/>
+      <w:r>
+        <w:rPr>
+          <w:rFonts w:hint="eastAsia"/>
+        </w:rPr>
+        <w:t>）：次要版本号，在功能上做了变更或者增加删除功能模块的时候会</w:t>
+      </w:r>
+      <w:proofErr w:type="gramStart"/>
+      <w:r>
+        <w:rPr>
+          <w:rFonts w:hint="eastAsia"/>
+        </w:rPr>
+        <w:t>更改此</w:t>
+      </w:r>
+      <w:proofErr w:type="gramEnd"/>
+      <w:r>
+        <w:rPr>
+          <w:rFonts w:hint="eastAsia"/>
+        </w:rPr>
+        <w:t>版本号。</w:t>
       </w:r>
     </w:p>
     <w:p>
@@ -11336,6 +11191,7 @@
           <w:numId w:val="5"/>
         </w:numPr>
       </w:pPr>
+      <w:proofErr w:type="spellStart"/>
       <w:r>
         <w:t>F</w:t>
       </w:r>
@@ -11343,7 +11199,14 @@
         <w:rPr>
           <w:rFonts w:hint="eastAsia"/>
         </w:rPr>
-        <w:t xml:space="preserve">fff = </w:t>
+        <w:t>fff</w:t>
+      </w:r>
+      <w:proofErr w:type="spellEnd"/>
+      <w:r>
+        <w:rPr>
+          <w:rFonts w:hint="eastAsia"/>
+        </w:rPr>
+        <w:t xml:space="preserve"> = </w:t>
       </w:r>
       <w:r>
         <w:rPr>
@@ -11351,24 +11214,40 @@
         </w:rPr>
         <w:t>（</w:t>
       </w:r>
+      <w:proofErr w:type="spellStart"/>
       <w:r>
         <w:rPr>
           <w:rFonts w:hint="eastAsia"/>
         </w:rPr>
         <w:t>FixVersion</w:t>
       </w:r>
-      <w:r>
-        <w:rPr>
-          <w:rFonts w:hint="eastAsia"/>
-        </w:rPr>
-        <w:t>）：修复更新版本号，只是在引擎更新优化和修复一些错误或者代码的时候才会更新此版本号。</w:t>
+      <w:proofErr w:type="spellEnd"/>
+      <w:r>
+        <w:rPr>
+          <w:rFonts w:hint="eastAsia"/>
+        </w:rPr>
+        <w:t>）：修复更新版本号，只是在引擎更新优化和修复一些错误或者代码的时候才会</w:t>
+      </w:r>
+      <w:proofErr w:type="gramStart"/>
+      <w:r>
+        <w:rPr>
+          <w:rFonts w:hint="eastAsia"/>
+        </w:rPr>
+        <w:t>更新此</w:t>
+      </w:r>
+      <w:proofErr w:type="gramEnd"/>
+      <w:r>
+        <w:rPr>
+          <w:rFonts w:hint="eastAsia"/>
+        </w:rPr>
+        <w:t>版本号。</w:t>
       </w:r>
     </w:p>
     <w:p>
       <w:pPr>
         <w:pStyle w:val="2"/>
       </w:pPr>
-      <w:bookmarkStart w:id="25" w:name="_Toc213070263"/>
+      <w:bookmarkStart w:id="25" w:name="_Toc231982125"/>
       <w:r>
         <w:rPr>
           <w:rFonts w:hint="eastAsia"/>
@@ -11413,11 +11292,19 @@
           <w:numId w:val="6"/>
         </w:numPr>
       </w:pPr>
-      <w:r>
-        <w:rPr>
-          <w:rFonts w:hint="eastAsia"/>
-        </w:rPr>
-        <w:t>TCPXCore: Windows</w:t>
+      <w:proofErr w:type="spellStart"/>
+      <w:r>
+        <w:rPr>
+          <w:rFonts w:hint="eastAsia"/>
+        </w:rPr>
+        <w:t>TCPXCore</w:t>
+      </w:r>
+      <w:proofErr w:type="spellEnd"/>
+      <w:r>
+        <w:rPr>
+          <w:rFonts w:hint="eastAsia"/>
+        </w:rPr>
+        <w:t>: Windows</w:t>
       </w:r>
       <w:r>
         <w:rPr>
@@ -11473,11 +11360,19 @@
         </w:rPr>
         <w:t>代表</w:t>
       </w:r>
-      <w:r>
-        <w:rPr>
-          <w:rFonts w:hint="eastAsia"/>
-        </w:rPr>
-        <w:t>Kqueue.</w:t>
+      <w:proofErr w:type="spellStart"/>
+      <w:r>
+        <w:rPr>
+          <w:rFonts w:hint="eastAsia"/>
+        </w:rPr>
+        <w:t>Kqueue</w:t>
+      </w:r>
+      <w:proofErr w:type="spellEnd"/>
+      <w:r>
+        <w:rPr>
+          <w:rFonts w:hint="eastAsia"/>
+        </w:rPr>
+        <w:t>.</w:t>
       </w:r>
     </w:p>
     <w:p>
@@ -11487,11 +11382,19 @@
           <w:numId w:val="6"/>
         </w:numPr>
       </w:pPr>
-      <w:r>
-        <w:rPr>
-          <w:rFonts w:hint="eastAsia"/>
-        </w:rPr>
-        <w:t>TCPXPoll: Windows</w:t>
+      <w:proofErr w:type="spellStart"/>
+      <w:r>
+        <w:rPr>
+          <w:rFonts w:hint="eastAsia"/>
+        </w:rPr>
+        <w:t>TCPXPoll</w:t>
+      </w:r>
+      <w:proofErr w:type="spellEnd"/>
+      <w:r>
+        <w:rPr>
+          <w:rFonts w:hint="eastAsia"/>
+        </w:rPr>
+        <w:t>: Windows</w:t>
       </w:r>
       <w:r>
         <w:rPr>
@@ -11553,7 +11456,7 @@
         <w:pStyle w:val="1"/>
       </w:pPr>
       <w:bookmarkStart w:id="26" w:name="_Toc287621261"/>
-      <w:bookmarkStart w:id="27" w:name="_Toc213070264"/>
+      <w:bookmarkStart w:id="27" w:name="_Toc231982126"/>
       <w:r>
         <w:rPr>
           <w:rFonts w:hint="eastAsia"/>
@@ -11580,7 +11483,7 @@
         <w:pStyle w:val="2"/>
       </w:pPr>
       <w:bookmarkStart w:id="28" w:name="_Toc287621262"/>
-      <w:bookmarkStart w:id="29" w:name="_Toc213070265"/>
+      <w:bookmarkStart w:id="29" w:name="_Toc231982127"/>
       <w:r>
         <w:t>2.</w:t>
       </w:r>
@@ -11629,7 +11532,7 @@
       <w:pPr>
         <w:pStyle w:val="2"/>
       </w:pPr>
-      <w:bookmarkStart w:id="30" w:name="_Toc213070266"/>
+      <w:bookmarkStart w:id="30" w:name="_Toc231982128"/>
       <w:r>
         <w:rPr>
           <w:rFonts w:hint="eastAsia"/>
@@ -11648,7 +11551,7 @@
       <w:pPr>
         <w:pStyle w:val="3"/>
       </w:pPr>
-      <w:bookmarkStart w:id="31" w:name="_Toc213070267"/>
+      <w:bookmarkStart w:id="31" w:name="_Toc231982129"/>
       <w:r>
         <w:rPr>
           <w:rFonts w:hint="eastAsia"/>
@@ -11676,17 +11579,19 @@
           <w:rFonts w:eastAsiaTheme="majorEastAsia"/>
         </w:rPr>
       </w:pPr>
+      <w:proofErr w:type="spellStart"/>
       <w:r>
         <w:rPr>
           <w:rFonts w:eastAsiaTheme="majorEastAsia" w:hint="eastAsia"/>
         </w:rPr>
         <w:t>XEngine</w:t>
       </w:r>
+      <w:proofErr w:type="spellEnd"/>
       <w:r>
         <w:rPr>
           <w:rFonts w:eastAsiaTheme="majorEastAsia" w:hint="eastAsia"/>
         </w:rPr>
-        <w:t>网络引擎成立于</w:t>
+        <w:t>引擎成立于</w:t>
       </w:r>
       <w:r>
         <w:rPr>
@@ -11881,7 +11786,7 @@
       <w:pPr>
         <w:pStyle w:val="3"/>
       </w:pPr>
-      <w:bookmarkStart w:id="32" w:name="_Toc213070268"/>
+      <w:bookmarkStart w:id="32" w:name="_Toc231982130"/>
       <w:r>
         <w:rPr>
           <w:rFonts w:hint="eastAsia"/>
@@ -12211,12 +12116,14 @@
         </w:rPr>
         <w:t>,</w:t>
       </w:r>
+      <w:proofErr w:type="gramStart"/>
       <w:r>
         <w:rPr>
           <w:rFonts w:hint="eastAsia"/>
         </w:rPr>
         <w:t>彻底断更</w:t>
       </w:r>
+      <w:proofErr w:type="gramEnd"/>
       <w:r>
         <w:rPr>
           <w:rFonts w:hint="eastAsia"/>
@@ -12231,7 +12138,7 @@
           <w:rFonts w:eastAsiaTheme="minorEastAsia"/>
         </w:rPr>
       </w:pPr>
-      <w:bookmarkStart w:id="33" w:name="_Toc213070269"/>
+      <w:bookmarkStart w:id="33" w:name="_Toc231982131"/>
       <w:r>
         <w:rPr>
           <w:rFonts w:hint="eastAsia"/>
@@ -12440,8 +12347,16 @@
         <w:rPr>
           <w:rFonts w:hint="eastAsia"/>
         </w:rPr>
-        <w:t>全部采用自写实现</w:t>
-      </w:r>
+        <w:t>全部采用自</w:t>
+      </w:r>
+      <w:proofErr w:type="gramStart"/>
+      <w:r>
+        <w:rPr>
+          <w:rFonts w:hint="eastAsia"/>
+        </w:rPr>
+        <w:t>写实现</w:t>
+      </w:r>
+      <w:proofErr w:type="gramEnd"/>
       <w:r>
         <w:rPr>
           <w:rFonts w:hint="eastAsia"/>
@@ -12593,7 +12508,7 @@
           <w:rFonts w:eastAsiaTheme="minorEastAsia"/>
         </w:rPr>
       </w:pPr>
-      <w:bookmarkStart w:id="34" w:name="_Toc213070270"/>
+      <w:bookmarkStart w:id="34" w:name="_Toc231982132"/>
       <w:r>
         <w:rPr>
           <w:rFonts w:hint="eastAsia"/>
@@ -12771,7 +12686,21 @@
         <w:rPr>
           <w:rFonts w:hint="eastAsia"/>
         </w:rPr>
-        <w:t>有很多功能是目前市面上很多商业软件没有的功能</w:t>
+        <w:t>有</w:t>
+      </w:r>
+      <w:proofErr w:type="gramStart"/>
+      <w:r>
+        <w:rPr>
+          <w:rFonts w:hint="eastAsia"/>
+        </w:rPr>
+        <w:t>很</w:t>
+      </w:r>
+      <w:proofErr w:type="gramEnd"/>
+      <w:r>
+        <w:rPr>
+          <w:rFonts w:hint="eastAsia"/>
+        </w:rPr>
+        <w:t>多功能是目前市面上很多商业软件没有的功能</w:t>
       </w:r>
       <w:r>
         <w:rPr>
@@ -12832,7 +12761,7 @@
       <w:pPr>
         <w:pStyle w:val="3"/>
       </w:pPr>
-      <w:bookmarkStart w:id="35" w:name="_Toc213070271"/>
+      <w:bookmarkStart w:id="35" w:name="_Toc231982133"/>
       <w:r>
         <w:rPr>
           <w:rFonts w:hint="eastAsia"/>
@@ -13053,7 +12982,7 @@
       <w:pPr>
         <w:pStyle w:val="3"/>
       </w:pPr>
-      <w:bookmarkStart w:id="36" w:name="_Toc213070272"/>
+      <w:bookmarkStart w:id="36" w:name="_Toc231982134"/>
       <w:r>
         <w:rPr>
           <w:rFonts w:hint="eastAsia"/>
@@ -13262,18 +13191,26 @@
         </w:rPr>
         <w:t>网络通信引擎名称正式命名为</w:t>
       </w:r>
-      <w:r>
-        <w:rPr>
-          <w:rFonts w:hint="eastAsia"/>
-        </w:rPr>
-        <w:t>XEngine.</w:t>
+      <w:proofErr w:type="spellStart"/>
+      <w:r>
+        <w:rPr>
+          <w:rFonts w:hint="eastAsia"/>
+        </w:rPr>
+        <w:t>XEngine</w:t>
+      </w:r>
+      <w:proofErr w:type="spellEnd"/>
+      <w:r>
+        <w:rPr>
+          <w:rFonts w:hint="eastAsia"/>
+        </w:rPr>
+        <w:t>.</w:t>
       </w:r>
     </w:p>
     <w:p>
       <w:pPr>
         <w:pStyle w:val="3"/>
       </w:pPr>
-      <w:bookmarkStart w:id="37" w:name="_Toc213070273"/>
+      <w:bookmarkStart w:id="37" w:name="_Toc231982135"/>
       <w:r>
         <w:rPr>
           <w:rFonts w:hint="eastAsia"/>
@@ -13489,7 +13426,7 @@
       <w:pPr>
         <w:pStyle w:val="3"/>
       </w:pPr>
-      <w:bookmarkStart w:id="38" w:name="_Toc213070274"/>
+      <w:bookmarkStart w:id="38" w:name="_Toc231982136"/>
       <w:r>
         <w:rPr>
           <w:rFonts w:hint="eastAsia"/>
@@ -13608,7 +13545,7 @@
       <w:pPr>
         <w:pStyle w:val="3"/>
       </w:pPr>
-      <w:bookmarkStart w:id="39" w:name="_Toc213070275"/>
+      <w:bookmarkStart w:id="39" w:name="_Toc231982137"/>
       <w:r>
         <w:rPr>
           <w:rFonts w:hint="eastAsia"/>
@@ -13679,7 +13616,21 @@
         <w:rPr>
           <w:rFonts w:hint="eastAsia"/>
         </w:rPr>
-        <w:t>特性和安全函数来作为基本操作函数使用</w:t>
+        <w:t>特性和安全函数</w:t>
+      </w:r>
+      <w:proofErr w:type="gramStart"/>
+      <w:r>
+        <w:rPr>
+          <w:rFonts w:hint="eastAsia"/>
+        </w:rPr>
+        <w:t>来作</w:t>
+      </w:r>
+      <w:proofErr w:type="gramEnd"/>
+      <w:r>
+        <w:rPr>
+          <w:rFonts w:hint="eastAsia"/>
+        </w:rPr>
+        <w:t>为基本操作函数使用</w:t>
       </w:r>
       <w:r>
         <w:rPr>
@@ -13810,7 +13761,7 @@
       <w:pPr>
         <w:pStyle w:val="3"/>
       </w:pPr>
-      <w:bookmarkStart w:id="40" w:name="_Toc213070276"/>
+      <w:bookmarkStart w:id="40" w:name="_Toc231982138"/>
       <w:r>
         <w:rPr>
           <w:rFonts w:hint="eastAsia"/>
@@ -13821,15 +13772,71 @@
         <w:rPr>
           <w:rFonts w:hint="eastAsia"/>
         </w:rPr>
-        <w:t>暂无规划</w:t>
+        <w:t>AI</w:t>
+      </w:r>
+      <w:r>
+        <w:rPr>
+          <w:rFonts w:hint="eastAsia"/>
+        </w:rPr>
+        <w:t>代理</w:t>
       </w:r>
       <w:bookmarkEnd w:id="40"/>
     </w:p>
     <w:p>
+      <w:r>
+        <w:rPr>
+          <w:rFonts w:hint="eastAsia"/>
+        </w:rPr>
+        <w:t xml:space="preserve">    V10</w:t>
+      </w:r>
+      <w:r>
+        <w:rPr>
+          <w:rFonts w:hint="eastAsia"/>
+        </w:rPr>
+        <w:t>版本将继承</w:t>
+      </w:r>
+      <w:r>
+        <w:rPr>
+          <w:rFonts w:hint="eastAsia"/>
+        </w:rPr>
+        <w:t>AI AGENT</w:t>
+      </w:r>
+      <w:r>
+        <w:rPr>
+          <w:rFonts w:hint="eastAsia"/>
+        </w:rPr>
+        <w:t>代理功能</w:t>
+      </w:r>
+      <w:r>
+        <w:rPr>
+          <w:rFonts w:hint="eastAsia"/>
+        </w:rPr>
+        <w:t>,</w:t>
+      </w:r>
+      <w:r>
+        <w:rPr>
+          <w:rFonts w:hint="eastAsia"/>
+        </w:rPr>
+        <w:t>以后主要编码和测试都会通过</w:t>
+      </w:r>
+      <w:r>
+        <w:rPr>
+          <w:rFonts w:hint="eastAsia"/>
+        </w:rPr>
+        <w:t>AI</w:t>
+      </w:r>
+      <w:r>
+        <w:rPr>
+          <w:rFonts w:hint="eastAsia"/>
+        </w:rPr>
+        <w:t>实现</w:t>
+      </w:r>
+    </w:p>
+    <w:p>
       <w:pPr>
         <w:pStyle w:val="1"/>
       </w:pPr>
-      <w:bookmarkStart w:id="41" w:name="_Toc213070277"/>
+      <w:bookmarkStart w:id="41" w:name="_Toc231982139"/>
       <w:r>
         <w:rPr>
           <w:rFonts w:hint="eastAsia"/>
@@ -13854,7 +13861,7 @@
       <w:pPr>
         <w:pStyle w:val="2"/>
       </w:pPr>
-      <w:bookmarkStart w:id="42" w:name="_Toc213070278"/>
+      <w:bookmarkStart w:id="42" w:name="_Toc231982140"/>
       <w:r>
         <w:rPr>
           <w:rFonts w:hint="eastAsia"/>
@@ -13988,28 +13995,46 @@
       <w:pPr>
         <w:ind w:firstLineChars="200" w:firstLine="440"/>
       </w:pPr>
-      <w:r>
-        <w:rPr>
-          <w:rFonts w:hint="eastAsia"/>
-        </w:rPr>
-        <w:t>WINDOWS:_MSC_BUILD</w:t>
+      <w:proofErr w:type="gramStart"/>
+      <w:r>
+        <w:rPr>
+          <w:rFonts w:hint="eastAsia"/>
+        </w:rPr>
+        <w:t>WINDOWS:_</w:t>
+      </w:r>
+      <w:proofErr w:type="gramEnd"/>
+      <w:r>
+        <w:rPr>
+          <w:rFonts w:hint="eastAsia"/>
+        </w:rPr>
+        <w:t>MSC_BUILD</w:t>
       </w:r>
     </w:p>
     <w:p>
       <w:pPr>
         <w:ind w:firstLineChars="200" w:firstLine="440"/>
       </w:pPr>
-      <w:r>
-        <w:rPr>
-          <w:rFonts w:hint="eastAsia"/>
-        </w:rPr>
-        <w:t>MACOS:__MACOS__</w:t>
+      <w:proofErr w:type="gramStart"/>
+      <w:r>
+        <w:rPr>
+          <w:rFonts w:hint="eastAsia"/>
+        </w:rPr>
+        <w:t>MACOS:_</w:t>
+      </w:r>
+      <w:proofErr w:type="gramEnd"/>
+      <w:r>
+        <w:rPr>
+          <w:rFonts w:hint="eastAsia"/>
+        </w:rPr>
+        <w:t>_MACOS__</w:t>
       </w:r>
     </w:p>
     <w:p>
       <w:pPr>
         <w:ind w:firstLineChars="200" w:firstLine="440"/>
       </w:pPr>
+      <w:proofErr w:type="spellStart"/>
+      <w:proofErr w:type="gramStart"/>
       <w:r>
         <w:t>L</w:t>
       </w:r>
@@ -14017,18 +14042,34 @@
         <w:rPr>
           <w:rFonts w:hint="eastAsia"/>
         </w:rPr>
-        <w:t>inux:UBUNTU:__UBUNTU__</w:t>
+        <w:t>inux:UBUNTU</w:t>
+      </w:r>
+      <w:proofErr w:type="spellEnd"/>
+      <w:proofErr w:type="gramEnd"/>
+      <w:r>
+        <w:rPr>
+          <w:rFonts w:hint="eastAsia"/>
+        </w:rPr>
+        <w:t>:__UBUNTU__</w:t>
       </w:r>
     </w:p>
     <w:p>
       <w:pPr>
         <w:ind w:firstLineChars="450" w:firstLine="990"/>
       </w:pPr>
-      <w:r>
-        <w:rPr>
-          <w:rFonts w:hint="eastAsia"/>
-        </w:rPr>
-        <w:t>RockyLinux(Centos</w:t>
+      <w:proofErr w:type="spellStart"/>
+      <w:r>
+        <w:rPr>
+          <w:rFonts w:hint="eastAsia"/>
+        </w:rPr>
+        <w:t>RockyLinux</w:t>
+      </w:r>
+      <w:proofErr w:type="spellEnd"/>
+      <w:r>
+        <w:rPr>
+          <w:rFonts w:hint="eastAsia"/>
+        </w:rPr>
+        <w:t>(Centos</w:t>
       </w:r>
       <w:r>
         <w:rPr>
@@ -14047,52 +14088,100 @@
       <w:pPr>
         <w:ind w:firstLineChars="450" w:firstLine="990"/>
       </w:pPr>
-      <w:r>
-        <w:rPr>
-          <w:rFonts w:hint="eastAsia"/>
-        </w:rPr>
-        <w:t>Debian:__DEBIAN__</w:t>
+      <w:proofErr w:type="spellStart"/>
+      <w:proofErr w:type="gramStart"/>
+      <w:r>
+        <w:rPr>
+          <w:rFonts w:hint="eastAsia"/>
+        </w:rPr>
+        <w:t>Debian:_</w:t>
+      </w:r>
+      <w:proofErr w:type="gramEnd"/>
+      <w:r>
+        <w:rPr>
+          <w:rFonts w:hint="eastAsia"/>
+        </w:rPr>
+        <w:t>_DEBIAN</w:t>
+      </w:r>
+      <w:proofErr w:type="spellEnd"/>
+      <w:r>
+        <w:rPr>
+          <w:rFonts w:hint="eastAsia"/>
+        </w:rPr>
+        <w:t>__</w:t>
       </w:r>
     </w:p>
     <w:p>
       <w:pPr>
         <w:ind w:firstLineChars="450" w:firstLine="990"/>
       </w:pPr>
-      <w:r>
-        <w:rPr>
-          <w:rFonts w:hint="eastAsia"/>
-        </w:rPr>
-        <w:t>Fedora:__FEDORA__</w:t>
+      <w:proofErr w:type="spellStart"/>
+      <w:proofErr w:type="gramStart"/>
+      <w:r>
+        <w:rPr>
+          <w:rFonts w:hint="eastAsia"/>
+        </w:rPr>
+        <w:lastRenderedPageBreak/>
+        <w:t>Fedora:_</w:t>
+      </w:r>
+      <w:proofErr w:type="gramEnd"/>
+      <w:r>
+        <w:rPr>
+          <w:rFonts w:hint="eastAsia"/>
+        </w:rPr>
+        <w:t>_FEDORA</w:t>
+      </w:r>
+      <w:proofErr w:type="spellEnd"/>
+      <w:r>
+        <w:rPr>
+          <w:rFonts w:hint="eastAsia"/>
+        </w:rPr>
+        <w:t>__</w:t>
       </w:r>
     </w:p>
     <w:p>
       <w:pPr>
         <w:ind w:firstLineChars="200" w:firstLine="440"/>
       </w:pPr>
-      <w:r>
-        <w:rPr>
-          <w:rFonts w:hint="eastAsia"/>
-        </w:rPr>
-        <w:lastRenderedPageBreak/>
-        <w:t>ANDROID:__ANDROID__</w:t>
+      <w:proofErr w:type="gramStart"/>
+      <w:r>
+        <w:rPr>
+          <w:rFonts w:hint="eastAsia"/>
+        </w:rPr>
+        <w:t>ANDROID:_</w:t>
+      </w:r>
+      <w:proofErr w:type="gramEnd"/>
+      <w:r>
+        <w:rPr>
+          <w:rFonts w:hint="eastAsia"/>
+        </w:rPr>
+        <w:t>_ANDROID__</w:t>
       </w:r>
     </w:p>
     <w:p>
       <w:pPr>
         <w:ind w:firstLineChars="200" w:firstLine="440"/>
       </w:pPr>
-      <w:r>
-        <w:rPr>
-          <w:rFonts w:hint="eastAsia"/>
-        </w:rPr>
-        <w:t>IOS:__IOS__</w:t>
+      <w:proofErr w:type="gramStart"/>
+      <w:r>
+        <w:rPr>
+          <w:rFonts w:hint="eastAsia"/>
+        </w:rPr>
+        <w:t>IOS:_</w:t>
+      </w:r>
+      <w:proofErr w:type="gramEnd"/>
+      <w:r>
+        <w:rPr>
+          <w:rFonts w:hint="eastAsia"/>
+        </w:rPr>
+        <w:t>_IOS__</w:t>
       </w:r>
     </w:p>
     <w:p>
       <w:pPr>
         <w:pStyle w:val="1"/>
       </w:pPr>
-      <w:bookmarkStart w:id="43" w:name="_Toc213070279"/>
+      <w:bookmarkStart w:id="43" w:name="_Toc231982141"/>
       <w:r>
         <w:rPr>
           <w:rFonts w:hint="eastAsia"/>
@@ -14117,7 +14206,7 @@
       <w:pPr>
         <w:pStyle w:val="2"/>
       </w:pPr>
-      <w:bookmarkStart w:id="44" w:name="_Toc213070280"/>
+      <w:bookmarkStart w:id="44" w:name="_Toc231982142"/>
       <w:r>
         <w:rPr>
           <w:rFonts w:hint="eastAsia"/>
@@ -14146,7 +14235,21 @@
         <w:rPr>
           <w:rFonts w:hint="eastAsia"/>
         </w:rPr>
-        <w:t>每一个模块，我们都有单独的错误表，通过指定的函数可以获取错误，一般的，除特殊指定，逻辑型返回值都有错误码，你可以通过查看头文件定义的获取最后一次发生的错误来获取错误码。如果你不想获取错误，可以不用关心、返回假才有错误码，真表示成功</w:t>
+        <w:t>每一个模块，我们都有单独的错误表，通过指定的函数可以获取错误，一般的，除特殊指定，逻辑型返回值都有错误码，你可以通过查看头文件定义的获取最后一次发生的错误来获取错误码。如果你不想获取错误，可以不用关心、</w:t>
+      </w:r>
+      <w:proofErr w:type="gramStart"/>
+      <w:r>
+        <w:rPr>
+          <w:rFonts w:hint="eastAsia"/>
+        </w:rPr>
+        <w:t>返回假才</w:t>
+      </w:r>
+      <w:proofErr w:type="gramEnd"/>
+      <w:r>
+        <w:rPr>
+          <w:rFonts w:hint="eastAsia"/>
+        </w:rPr>
+        <w:t>有错误码，真表示成功</w:t>
       </w:r>
     </w:p>
     <w:p>
@@ -14163,7 +14266,21 @@
         <w:rPr>
           <w:rFonts w:hint="eastAsia"/>
         </w:rPr>
-        <w:t xml:space="preserve"> *_Define.h </w:t>
+        <w:t xml:space="preserve"> *_</w:t>
+      </w:r>
+      <w:proofErr w:type="spellStart"/>
+      <w:r>
+        <w:rPr>
+          <w:rFonts w:hint="eastAsia"/>
+        </w:rPr>
+        <w:t>Define.h</w:t>
+      </w:r>
+      <w:proofErr w:type="spellEnd"/>
+      <w:r>
+        <w:rPr>
+          <w:rFonts w:hint="eastAsia"/>
+        </w:rPr>
+        <w:t xml:space="preserve"> </w:t>
       </w:r>
       <w:r>
         <w:rPr>
@@ -14175,7 +14292,21 @@
         <w:rPr>
           <w:rFonts w:hint="eastAsia"/>
         </w:rPr>
-        <w:t xml:space="preserve"> *_GetLastError() </w:t>
+        <w:t xml:space="preserve"> *_</w:t>
+      </w:r>
+      <w:proofErr w:type="spellStart"/>
+      <w:r>
+        <w:rPr>
+          <w:rFonts w:hint="eastAsia"/>
+        </w:rPr>
+        <w:t>GetLastError</w:t>
+      </w:r>
+      <w:proofErr w:type="spellEnd"/>
+      <w:r>
+        <w:rPr>
+          <w:rFonts w:hint="eastAsia"/>
+        </w:rPr>
+        <w:t xml:space="preserve">() </w:t>
       </w:r>
       <w:r>
         <w:rPr>
@@ -14219,12 +14350,28 @@
         </w:rPr>
         <w:t>一般的这个参数导出的错误是</w:t>
       </w:r>
-      <w:r>
-        <w:rPr>
-          <w:rFonts w:hint="eastAsia"/>
-        </w:rPr>
-        <w:t>linux errno</w:t>
-      </w:r>
+      <w:proofErr w:type="spellStart"/>
+      <w:r>
+        <w:rPr>
+          <w:rFonts w:hint="eastAsia"/>
+        </w:rPr>
+        <w:t>linux</w:t>
+      </w:r>
+      <w:proofErr w:type="spellEnd"/>
+      <w:r>
+        <w:rPr>
+          <w:rFonts w:hint="eastAsia"/>
+        </w:rPr>
+        <w:t xml:space="preserve"> </w:t>
+      </w:r>
+      <w:proofErr w:type="spellStart"/>
+      <w:r>
+        <w:rPr>
+          <w:rFonts w:hint="eastAsia"/>
+        </w:rPr>
+        <w:t>errno</w:t>
+      </w:r>
+      <w:proofErr w:type="spellEnd"/>
       <w:r>
         <w:rPr>
           <w:rFonts w:hint="eastAsia"/>
@@ -14235,7 +14382,21 @@
         <w:rPr>
           <w:rFonts w:hint="eastAsia"/>
         </w:rPr>
-        <w:t>windows getlasterror()</w:t>
+        <w:t xml:space="preserve">windows </w:t>
+      </w:r>
+      <w:proofErr w:type="spellStart"/>
+      <w:r>
+        <w:rPr>
+          <w:rFonts w:hint="eastAsia"/>
+        </w:rPr>
+        <w:t>getlasterror</w:t>
+      </w:r>
+      <w:proofErr w:type="spellEnd"/>
+      <w:r>
+        <w:rPr>
+          <w:rFonts w:hint="eastAsia"/>
+        </w:rPr>
+        <w:t>()</w:t>
       </w:r>
       <w:r>
         <w:rPr>
@@ -14312,7 +14473,21 @@
         <w:rPr>
           <w:rFonts w:hint="eastAsia"/>
         </w:rPr>
-        <w:t xml:space="preserve">%lX </w:t>
+        <w:t>%</w:t>
+      </w:r>
+      <w:proofErr w:type="spellStart"/>
+      <w:r>
+        <w:rPr>
+          <w:rFonts w:hint="eastAsia"/>
+        </w:rPr>
+        <w:t>lX</w:t>
+      </w:r>
+      <w:proofErr w:type="spellEnd"/>
+      <w:r>
+        <w:rPr>
+          <w:rFonts w:hint="eastAsia"/>
+        </w:rPr>
+        <w:t xml:space="preserve"> </w:t>
       </w:r>
       <w:r>
         <w:rPr>
@@ -14355,7 +14530,7 @@
       <w:pPr>
         <w:pStyle w:val="2"/>
       </w:pPr>
-      <w:bookmarkStart w:id="45" w:name="_Toc213070281"/>
+      <w:bookmarkStart w:id="45" w:name="_Toc231982143"/>
       <w:r>
         <w:rPr>
           <w:rFonts w:hint="eastAsia"/>
@@ -14427,13 +14602,14 @@
       <w:pPr>
         <w:pStyle w:val="2"/>
       </w:pPr>
-      <w:bookmarkStart w:id="46" w:name="_Toc213070282"/>
+      <w:bookmarkStart w:id="46" w:name="_Toc231982144"/>
       <w:r>
         <w:rPr>
           <w:rFonts w:hint="eastAsia"/>
         </w:rPr>
         <w:t xml:space="preserve">4.3 </w:t>
       </w:r>
+      <w:proofErr w:type="gramStart"/>
       <w:r>
         <w:rPr>
           <w:rFonts w:hint="eastAsia"/>
@@ -14441,6 +14617,7 @@
         <w:t>报毒说明</w:t>
       </w:r>
       <w:bookmarkEnd w:id="46"/>
+      <w:proofErr w:type="gramEnd"/>
     </w:p>
     <w:p>
       <w:pPr>
@@ -14474,8 +14651,16 @@
         <w:rPr>
           <w:rFonts w:hint="eastAsia"/>
         </w:rPr>
-        <w:t>并且提供给我们是哪个杀毒软件在报毒</w:t>
-      </w:r>
+        <w:t>并且提供给我们是哪个杀毒软件</w:t>
+      </w:r>
+      <w:proofErr w:type="gramStart"/>
+      <w:r>
+        <w:rPr>
+          <w:rFonts w:hint="eastAsia"/>
+        </w:rPr>
+        <w:t>在报毒</w:t>
+      </w:r>
+      <w:proofErr w:type="gramEnd"/>
       <w:r>
         <w:rPr>
           <w:rFonts w:hint="eastAsia"/>
@@ -14499,7 +14684,7 @@
       <w:pPr>
         <w:pStyle w:val="2"/>
       </w:pPr>
-      <w:bookmarkStart w:id="47" w:name="_Toc213070283"/>
+      <w:bookmarkStart w:id="47" w:name="_Toc231982145"/>
       <w:r>
         <w:rPr>
           <w:rFonts w:hint="eastAsia"/>
@@ -14761,7 +14946,7 @@
       <w:pPr>
         <w:pStyle w:val="1"/>
       </w:pPr>
-      <w:bookmarkStart w:id="48" w:name="_Toc213070284"/>
+      <w:bookmarkStart w:id="48" w:name="_Toc231982146"/>
       <w:r>
         <w:rPr>
           <w:rFonts w:hint="eastAsia"/>
@@ -14813,7 +14998,7 @@
       <w:pPr>
         <w:pStyle w:val="2"/>
       </w:pPr>
-      <w:bookmarkStart w:id="49" w:name="_Toc213070285"/>
+      <w:bookmarkStart w:id="49" w:name="_Toc231982147"/>
       <w:r>
         <w:rPr>
           <w:rFonts w:hint="eastAsia"/>
@@ -14851,7 +15036,15 @@
         <w:t>：</w:t>
       </w:r>
       <w:r>
-        <w:t>如果你想应用我们的</w:t>
+        <w:t>如果你</w:t>
+      </w:r>
+      <w:proofErr w:type="gramStart"/>
+      <w:r>
+        <w:t>想应用</w:t>
+      </w:r>
+      <w:proofErr w:type="gramEnd"/>
+      <w:r>
+        <w:t>我们的</w:t>
       </w:r>
       <w:r>
         <w:rPr>
@@ -15078,7 +15271,21 @@
         <w:rPr>
           <w:rFonts w:hint="eastAsia"/>
         </w:rPr>
-        <w:t>头文件和库会被安装到系统目录下</w:t>
+        <w:t>头文件</w:t>
+      </w:r>
+      <w:proofErr w:type="gramStart"/>
+      <w:r>
+        <w:rPr>
+          <w:rFonts w:hint="eastAsia"/>
+        </w:rPr>
+        <w:t>和库会被</w:t>
+      </w:r>
+      <w:proofErr w:type="gramEnd"/>
+      <w:r>
+        <w:rPr>
+          <w:rFonts w:hint="eastAsia"/>
+        </w:rPr>
+        <w:t>安装到系统目录下</w:t>
       </w:r>
       <w:r>
         <w:rPr>
@@ -15100,24 +15307,28 @@
           <w:color w:val="0000FF"/>
         </w:rPr>
       </w:pPr>
+      <w:proofErr w:type="spellStart"/>
       <w:r>
         <w:rPr>
           <w:rFonts w:hint="eastAsia"/>
         </w:rPr>
         <w:t>MacOS:MAC</w:t>
       </w:r>
+      <w:proofErr w:type="spellEnd"/>
       <w:r>
         <w:rPr>
           <w:rFonts w:hint="eastAsia"/>
         </w:rPr>
         <w:t>使用的同样是</w:t>
       </w:r>
+      <w:proofErr w:type="spellStart"/>
       <w:r>
         <w:rPr>
           <w:rFonts w:hint="eastAsia"/>
         </w:rPr>
         <w:t>linux</w:t>
       </w:r>
+      <w:proofErr w:type="spellEnd"/>
       <w:r>
         <w:rPr>
           <w:rFonts w:hint="eastAsia"/>
@@ -15242,7 +15453,21 @@
         <w:rPr>
           <w:rFonts w:hint="eastAsia"/>
         </w:rPr>
-        <w:t>头文件和库会被安装到系统目录下</w:t>
+        <w:t>头文件</w:t>
+      </w:r>
+      <w:proofErr w:type="gramStart"/>
+      <w:r>
+        <w:rPr>
+          <w:rFonts w:hint="eastAsia"/>
+        </w:rPr>
+        <w:t>和库会被</w:t>
+      </w:r>
+      <w:proofErr w:type="gramEnd"/>
+      <w:r>
+        <w:rPr>
+          <w:rFonts w:hint="eastAsia"/>
+        </w:rPr>
+        <w:t>安装到系统目录下</w:t>
       </w:r>
       <w:r>
         <w:rPr>
@@ -15350,24 +15575,28 @@
         </w:rPr>
         <w:t>继续把</w:t>
       </w:r>
+      <w:proofErr w:type="spellStart"/>
       <w:r>
         <w:rPr>
           <w:rFonts w:hint="eastAsia"/>
         </w:rPr>
         <w:t>dylib</w:t>
       </w:r>
+      <w:proofErr w:type="spellEnd"/>
       <w:r>
         <w:rPr>
           <w:rFonts w:hint="eastAsia"/>
         </w:rPr>
         <w:t>签名打包成</w:t>
       </w:r>
+      <w:proofErr w:type="spellStart"/>
       <w:r>
         <w:rPr>
           <w:rFonts w:hint="eastAsia"/>
         </w:rPr>
         <w:t>xcframework</w:t>
       </w:r>
+      <w:proofErr w:type="spellEnd"/>
       <w:r>
         <w:rPr>
           <w:rFonts w:hint="eastAsia"/>
@@ -15385,7 +15614,7 @@
       <w:pPr>
         <w:pStyle w:val="2"/>
       </w:pPr>
-      <w:bookmarkStart w:id="50" w:name="_Toc213070286"/>
+      <w:bookmarkStart w:id="50" w:name="_Toc231982148"/>
       <w:r>
         <w:t>5.2</w:t>
       </w:r>
@@ -15519,7 +15748,21 @@
         <w:rPr>
           <w:rFonts w:hint="eastAsia"/>
         </w:rPr>
-        <w:t>我们建议你最好使用单独新建立一个</w:t>
+        <w:t>我们建议你最好使用</w:t>
+      </w:r>
+      <w:proofErr w:type="gramStart"/>
+      <w:r>
+        <w:rPr>
+          <w:rFonts w:hint="eastAsia"/>
+        </w:rPr>
+        <w:t>单独新</w:t>
+      </w:r>
+      <w:proofErr w:type="gramEnd"/>
+      <w:r>
+        <w:rPr>
+          <w:rFonts w:hint="eastAsia"/>
+        </w:rPr>
+        <w:t>建立一个</w:t>
       </w:r>
       <w:r>
         <w:rPr>
@@ -15577,7 +15820,21 @@
         <w:rPr>
           <w:rFonts w:hint="eastAsia"/>
         </w:rPr>
-        <w:t>#include &lt;pch.h&gt;                   //</w:t>
+        <w:t>#include &lt;</w:t>
+      </w:r>
+      <w:proofErr w:type="spellStart"/>
+      <w:r>
+        <w:rPr>
+          <w:rFonts w:hint="eastAsia"/>
+        </w:rPr>
+        <w:t>pch.h</w:t>
+      </w:r>
+      <w:proofErr w:type="spellEnd"/>
+      <w:r>
+        <w:rPr>
+          <w:rFonts w:hint="eastAsia"/>
+        </w:rPr>
+        <w:t>&gt;                   //</w:t>
       </w:r>
       <w:r>
         <w:rPr>
@@ -15652,7 +15909,35 @@
         <w:rPr>
           <w:rFonts w:hint="eastAsia"/>
         </w:rPr>
-        <w:t>#include &lt;XEngine_Include/XEngine_CommHdr.h&gt;</w:t>
+        <w:t>#include &lt;</w:t>
+      </w:r>
+      <w:proofErr w:type="spellStart"/>
+      <w:r>
+        <w:rPr>
+          <w:rFonts w:hint="eastAsia"/>
+        </w:rPr>
+        <w:t>XEngine_Include</w:t>
+      </w:r>
+      <w:proofErr w:type="spellEnd"/>
+      <w:r>
+        <w:rPr>
+          <w:rFonts w:hint="eastAsia"/>
+        </w:rPr>
+        <w:t>/</w:t>
+      </w:r>
+      <w:proofErr w:type="spellStart"/>
+      <w:r>
+        <w:rPr>
+          <w:rFonts w:hint="eastAsia"/>
+        </w:rPr>
+        <w:t>XEngine_CommHdr.h</w:t>
+      </w:r>
+      <w:proofErr w:type="spellEnd"/>
+      <w:r>
+        <w:rPr>
+          <w:rFonts w:hint="eastAsia"/>
+        </w:rPr>
+        <w:t>&gt;</w:t>
       </w:r>
     </w:p>
     <w:p>
@@ -15663,7 +15948,35 @@
         <w:rPr>
           <w:rFonts w:hint="eastAsia"/>
         </w:rPr>
-        <w:t>#include &lt;XEngine_Include/XEngine_ProtocolHdr.h&gt;  //</w:t>
+        <w:t>#include &lt;</w:t>
+      </w:r>
+      <w:proofErr w:type="spellStart"/>
+      <w:r>
+        <w:rPr>
+          <w:rFonts w:hint="eastAsia"/>
+        </w:rPr>
+        <w:t>XEngine_Include</w:t>
+      </w:r>
+      <w:proofErr w:type="spellEnd"/>
+      <w:r>
+        <w:rPr>
+          <w:rFonts w:hint="eastAsia"/>
+        </w:rPr>
+        <w:t>/</w:t>
+      </w:r>
+      <w:proofErr w:type="spellStart"/>
+      <w:r>
+        <w:rPr>
+          <w:rFonts w:hint="eastAsia"/>
+        </w:rPr>
+        <w:t>XEngine_ProtocolHdr.h</w:t>
+      </w:r>
+      <w:proofErr w:type="spellEnd"/>
+      <w:r>
+        <w:rPr>
+          <w:rFonts w:hint="eastAsia"/>
+        </w:rPr>
+        <w:t>&gt;  //</w:t>
       </w:r>
       <w:r>
         <w:rPr>
@@ -15680,7 +15993,49 @@
         <w:rPr>
           <w:rFonts w:hint="eastAsia"/>
         </w:rPr>
-        <w:t>#include &lt;XEngine_Include/XEngine_Core/NetCore_Define.h&gt;</w:t>
+        <w:t>#include &lt;</w:t>
+      </w:r>
+      <w:proofErr w:type="spellStart"/>
+      <w:r>
+        <w:rPr>
+          <w:rFonts w:hint="eastAsia"/>
+        </w:rPr>
+        <w:t>XEngine_Include</w:t>
+      </w:r>
+      <w:proofErr w:type="spellEnd"/>
+      <w:r>
+        <w:rPr>
+          <w:rFonts w:hint="eastAsia"/>
+        </w:rPr>
+        <w:t>/</w:t>
+      </w:r>
+      <w:proofErr w:type="spellStart"/>
+      <w:r>
+        <w:rPr>
+          <w:rFonts w:hint="eastAsia"/>
+        </w:rPr>
+        <w:t>XEngine_Core</w:t>
+      </w:r>
+      <w:proofErr w:type="spellEnd"/>
+      <w:r>
+        <w:rPr>
+          <w:rFonts w:hint="eastAsia"/>
+        </w:rPr>
+        <w:t>/</w:t>
+      </w:r>
+      <w:proofErr w:type="spellStart"/>
+      <w:r>
+        <w:rPr>
+          <w:rFonts w:hint="eastAsia"/>
+        </w:rPr>
+        <w:t>NetCore_Define.h</w:t>
+      </w:r>
+      <w:proofErr w:type="spellEnd"/>
+      <w:r>
+        <w:rPr>
+          <w:rFonts w:hint="eastAsia"/>
+        </w:rPr>
+        <w:t>&gt;</w:t>
       </w:r>
     </w:p>
     <w:p>
@@ -15691,7 +16046,49 @@
         <w:rPr>
           <w:rFonts w:hint="eastAsia"/>
         </w:rPr>
-        <w:t>#include &lt;XEngine_Include/XEngine_Core/NetCore_Error.h&gt;</w:t>
+        <w:t>#include &lt;</w:t>
+      </w:r>
+      <w:proofErr w:type="spellStart"/>
+      <w:r>
+        <w:rPr>
+          <w:rFonts w:hint="eastAsia"/>
+        </w:rPr>
+        <w:t>XEngine_Include</w:t>
+      </w:r>
+      <w:proofErr w:type="spellEnd"/>
+      <w:r>
+        <w:rPr>
+          <w:rFonts w:hint="eastAsia"/>
+        </w:rPr>
+        <w:t>/</w:t>
+      </w:r>
+      <w:proofErr w:type="spellStart"/>
+      <w:r>
+        <w:rPr>
+          <w:rFonts w:hint="eastAsia"/>
+        </w:rPr>
+        <w:t>XEngine_Core</w:t>
+      </w:r>
+      <w:proofErr w:type="spellEnd"/>
+      <w:r>
+        <w:rPr>
+          <w:rFonts w:hint="eastAsia"/>
+        </w:rPr>
+        <w:t>/</w:t>
+      </w:r>
+      <w:proofErr w:type="spellStart"/>
+      <w:r>
+        <w:rPr>
+          <w:rFonts w:hint="eastAsia"/>
+        </w:rPr>
+        <w:t>NetCore_Error.h</w:t>
+      </w:r>
+      <w:proofErr w:type="spellEnd"/>
+      <w:r>
+        <w:rPr>
+          <w:rFonts w:hint="eastAsia"/>
+        </w:rPr>
+        <w:t>&gt;</w:t>
       </w:r>
     </w:p>
     <w:p>
@@ -15722,7 +16119,7 @@
         <w:pStyle w:val="2"/>
         <w:jc w:val="both"/>
       </w:pPr>
-      <w:bookmarkStart w:id="51" w:name="_Toc213070287"/>
+      <w:bookmarkStart w:id="51" w:name="_Toc231982149"/>
       <w:r>
         <w:rPr>
           <w:rFonts w:hint="eastAsia"/>
@@ -15776,8 +16173,16 @@
         <w:rPr>
           <w:rFonts w:hint="eastAsia"/>
         </w:rPr>
-        <w:t xml:space="preserve"> **_Define.h</w:t>
-      </w:r>
+        <w:t xml:space="preserve"> **_</w:t>
+      </w:r>
+      <w:proofErr w:type="spellStart"/>
+      <w:r>
+        <w:rPr>
+          <w:rFonts w:hint="eastAsia"/>
+        </w:rPr>
+        <w:t>Define.h</w:t>
+      </w:r>
+      <w:proofErr w:type="spellEnd"/>
       <w:r>
         <w:rPr>
           <w:rFonts w:hint="eastAsia"/>
@@ -15851,20 +16256,9 @@
           <w:shd w:val="clear" w:color="auto" w:fill="FFFFFF"/>
           <w:lang w:bidi="ar"/>
         </w:rPr>
-        <w:t>函数名称：HttpProtocol_Server_Init</w:t>
-      </w:r>
-    </w:p>
-    <w:p>
-      <w:pPr>
-        <w:shd w:val="clear" w:color="auto" w:fill="FFFFFF"/>
-        <w:spacing w:line="285" w:lineRule="atLeast"/>
-        <w:rPr>
-          <w:rFonts w:ascii="Consolas" w:eastAsia="Consolas" w:hAnsi="Consolas" w:cs="Consolas"/>
-          <w:color w:val="3B3B3B"/>
-          <w:sz w:val="21"/>
-          <w:szCs w:val="21"/>
-        </w:rPr>
-      </w:pPr>
+        <w:t>函数名称：</w:t>
+      </w:r>
+      <w:proofErr w:type="spellStart"/>
       <w:r>
         <w:rPr>
           <w:rFonts w:ascii="Consolas" w:eastAsia="Consolas" w:hAnsi="Consolas" w:cs="Consolas"/>
@@ -15874,8 +16268,9 @@
           <w:shd w:val="clear" w:color="auto" w:fill="FFFFFF"/>
           <w:lang w:bidi="ar"/>
         </w:rPr>
-        <w:t>函数功能：初始化HTTP服务器</w:t>
-      </w:r>
+        <w:t>HttpProtocol_Server_Init</w:t>
+      </w:r>
+      <w:proofErr w:type="spellEnd"/>
     </w:p>
     <w:p>
       <w:pPr>
@@ -15897,7 +16292,7 @@
           <w:shd w:val="clear" w:color="auto" w:fill="FFFFFF"/>
           <w:lang w:bidi="ar"/>
         </w:rPr>
-        <w:t> 参数.一：lpszCodeFile</w:t>
+        <w:t>函数功能：初始化HTTP服务器</w:t>
       </w:r>
     </w:p>
     <w:p>
@@ -15920,20 +16315,9 @@
           <w:shd w:val="clear" w:color="auto" w:fill="FFFFFF"/>
           <w:lang w:bidi="ar"/>
         </w:rPr>
-        <w:t>  In/Out：In</w:t>
-      </w:r>
-    </w:p>
-    <w:p>
-      <w:pPr>
-        <w:shd w:val="clear" w:color="auto" w:fill="FFFFFF"/>
-        <w:spacing w:line="285" w:lineRule="atLeast"/>
-        <w:rPr>
-          <w:rFonts w:ascii="Consolas" w:eastAsia="Consolas" w:hAnsi="Consolas" w:cs="Consolas"/>
-          <w:color w:val="3B3B3B"/>
-          <w:sz w:val="21"/>
-          <w:szCs w:val="21"/>
-        </w:rPr>
-      </w:pPr>
+        <w:t> 参数.</w:t>
+      </w:r>
+      <w:proofErr w:type="gramStart"/>
       <w:r>
         <w:rPr>
           <w:rFonts w:ascii="Consolas" w:eastAsia="Consolas" w:hAnsi="Consolas" w:cs="Consolas"/>
@@ -15943,20 +16327,9 @@
           <w:shd w:val="clear" w:color="auto" w:fill="FFFFFF"/>
           <w:lang w:bidi="ar"/>
         </w:rPr>
-        <w:t>  类型：常量字符指针</w:t>
-      </w:r>
-    </w:p>
-    <w:p>
-      <w:pPr>
-        <w:shd w:val="clear" w:color="auto" w:fill="FFFFFF"/>
-        <w:spacing w:line="285" w:lineRule="atLeast"/>
-        <w:rPr>
-          <w:rFonts w:ascii="Consolas" w:eastAsia="Consolas" w:hAnsi="Consolas" w:cs="Consolas"/>
-          <w:color w:val="3B3B3B"/>
-          <w:sz w:val="21"/>
-          <w:szCs w:val="21"/>
-        </w:rPr>
-      </w:pPr>
+        <w:t>一</w:t>
+      </w:r>
+      <w:proofErr w:type="gramEnd"/>
       <w:r>
         <w:rPr>
           <w:rFonts w:ascii="Consolas" w:eastAsia="Consolas" w:hAnsi="Consolas" w:cs="Consolas"/>
@@ -15966,20 +16339,9 @@
           <w:shd w:val="clear" w:color="auto" w:fill="FFFFFF"/>
           <w:lang w:bidi="ar"/>
         </w:rPr>
-        <w:t>  可空：N</w:t>
-      </w:r>
-    </w:p>
-    <w:p>
-      <w:pPr>
-        <w:shd w:val="clear" w:color="auto" w:fill="FFFFFF"/>
-        <w:spacing w:line="285" w:lineRule="atLeast"/>
-        <w:rPr>
-          <w:rFonts w:ascii="Consolas" w:eastAsia="Consolas" w:hAnsi="Consolas" w:cs="Consolas"/>
-          <w:color w:val="3B3B3B"/>
-          <w:sz w:val="21"/>
-          <w:szCs w:val="21"/>
-        </w:rPr>
-      </w:pPr>
+        <w:t>：</w:t>
+      </w:r>
+      <w:proofErr w:type="spellStart"/>
       <w:r>
         <w:rPr>
           <w:rFonts w:ascii="Consolas" w:eastAsia="Consolas" w:hAnsi="Consolas" w:cs="Consolas"/>
@@ -15989,8 +16351,9 @@
           <w:shd w:val="clear" w:color="auto" w:fill="FFFFFF"/>
           <w:lang w:bidi="ar"/>
         </w:rPr>
-        <w:t>  意思：HTTP状态码配置文件位置</w:t>
-      </w:r>
+        <w:t>lpszCodeFile</w:t>
+      </w:r>
+      <w:proofErr w:type="spellEnd"/>
     </w:p>
     <w:p>
       <w:pPr>
@@ -16012,7 +16375,7 @@
           <w:shd w:val="clear" w:color="auto" w:fill="FFFFFF"/>
           <w:lang w:bidi="ar"/>
         </w:rPr>
-        <w:t> 参数.二：lpszMimeFile</w:t>
+        <w:t>  In/Out：In</w:t>
       </w:r>
     </w:p>
     <w:p>
@@ -16035,7 +16398,7 @@
           <w:shd w:val="clear" w:color="auto" w:fill="FFFFFF"/>
           <w:lang w:bidi="ar"/>
         </w:rPr>
-        <w:t>  In/Out：In</w:t>
+        <w:t>  类型：常量字符指针</w:t>
       </w:r>
     </w:p>
     <w:p>
@@ -16058,7 +16421,7 @@
           <w:shd w:val="clear" w:color="auto" w:fill="FFFFFF"/>
           <w:lang w:bidi="ar"/>
         </w:rPr>
-        <w:t>  类型：常量字符指针</w:t>
+        <w:t>  可空：N</w:t>
       </w:r>
     </w:p>
     <w:p>
@@ -16081,7 +16444,7 @@
           <w:shd w:val="clear" w:color="auto" w:fill="FFFFFF"/>
           <w:lang w:bidi="ar"/>
         </w:rPr>
-        <w:t>  可空：N</w:t>
+        <w:t>  意思：HTTP状态码配置文件位置</w:t>
       </w:r>
     </w:p>
     <w:p>
@@ -16104,20 +16467,9 @@
           <w:shd w:val="clear" w:color="auto" w:fill="FFFFFF"/>
           <w:lang w:bidi="ar"/>
         </w:rPr>
-        <w:t>  意思：HTTPMIME配置文件位置</w:t>
-      </w:r>
-    </w:p>
-    <w:p>
-      <w:pPr>
-        <w:shd w:val="clear" w:color="auto" w:fill="FFFFFF"/>
-        <w:spacing w:line="285" w:lineRule="atLeast"/>
-        <w:rPr>
-          <w:rFonts w:ascii="Consolas" w:eastAsia="Consolas" w:hAnsi="Consolas" w:cs="Consolas"/>
-          <w:color w:val="3B3B3B"/>
-          <w:sz w:val="21"/>
-          <w:szCs w:val="21"/>
-        </w:rPr>
-      </w:pPr>
+        <w:t> 参数.二：</w:t>
+      </w:r>
+      <w:proofErr w:type="spellStart"/>
       <w:r>
         <w:rPr>
           <w:rFonts w:ascii="Consolas" w:eastAsia="Consolas" w:hAnsi="Consolas" w:cs="Consolas"/>
@@ -16127,8 +16479,9 @@
           <w:shd w:val="clear" w:color="auto" w:fill="FFFFFF"/>
           <w:lang w:bidi="ar"/>
         </w:rPr>
-        <w:t> 参数.三：nPoolCount</w:t>
-      </w:r>
+        <w:t>lpszMimeFile</w:t>
+      </w:r>
+      <w:proofErr w:type="spellEnd"/>
     </w:p>
     <w:p>
       <w:pPr>
@@ -16173,7 +16526,7 @@
           <w:shd w:val="clear" w:color="auto" w:fill="FFFFFF"/>
           <w:lang w:bidi="ar"/>
         </w:rPr>
-        <w:t>  类型：整数型</w:t>
+        <w:t>  类型：常量字符指针</w:t>
       </w:r>
     </w:p>
     <w:p>
@@ -16196,7 +16549,7 @@
           <w:shd w:val="clear" w:color="auto" w:fill="FFFFFF"/>
           <w:lang w:bidi="ar"/>
         </w:rPr>
-        <w:t>  可空：Y</w:t>
+        <w:t>  可空：N</w:t>
       </w:r>
     </w:p>
     <w:p>
@@ -16219,7 +16572,7 @@
           <w:shd w:val="clear" w:color="auto" w:fill="FFFFFF"/>
           <w:lang w:bidi="ar"/>
         </w:rPr>
-        <w:t>  意思：任务池个数,应该配合线程池个数使用</w:t>
+        <w:t>  意思：HTTPMIME配置文件位置</w:t>
       </w:r>
     </w:p>
     <w:p>
@@ -16242,20 +16595,9 @@
           <w:shd w:val="clear" w:color="auto" w:fill="FFFFFF"/>
           <w:lang w:bidi="ar"/>
         </w:rPr>
-        <w:t> 参数.四：nLimitCount</w:t>
-      </w:r>
-    </w:p>
-    <w:p>
-      <w:pPr>
-        <w:shd w:val="clear" w:color="auto" w:fill="FFFFFF"/>
-        <w:spacing w:line="285" w:lineRule="atLeast"/>
-        <w:rPr>
-          <w:rFonts w:ascii="Consolas" w:eastAsia="Consolas" w:hAnsi="Consolas" w:cs="Consolas"/>
-          <w:color w:val="3B3B3B"/>
-          <w:sz w:val="21"/>
-          <w:szCs w:val="21"/>
-        </w:rPr>
-      </w:pPr>
+        <w:t> 参数.三：</w:t>
+      </w:r>
+      <w:proofErr w:type="spellStart"/>
       <w:r>
         <w:rPr>
           <w:rFonts w:ascii="Consolas" w:eastAsia="Consolas" w:hAnsi="Consolas" w:cs="Consolas"/>
@@ -16265,8 +16607,9 @@
           <w:shd w:val="clear" w:color="auto" w:fill="FFFFFF"/>
           <w:lang w:bidi="ar"/>
         </w:rPr>
-        <w:t>  In/Out：In</w:t>
-      </w:r>
+        <w:t>nPoolCount</w:t>
+      </w:r>
+      <w:proofErr w:type="spellEnd"/>
     </w:p>
     <w:p>
       <w:pPr>
@@ -16288,7 +16631,7 @@
           <w:shd w:val="clear" w:color="auto" w:fill="FFFFFF"/>
           <w:lang w:bidi="ar"/>
         </w:rPr>
-        <w:t>  类型：整数型</w:t>
+        <w:t>  In/Out：In</w:t>
       </w:r>
     </w:p>
     <w:p>
@@ -16311,7 +16654,7 @@
           <w:shd w:val="clear" w:color="auto" w:fill="FFFFFF"/>
           <w:lang w:bidi="ar"/>
         </w:rPr>
-        <w:t>  可空：Y</w:t>
+        <w:t>  类型：整数型</w:t>
       </w:r>
     </w:p>
     <w:p>
@@ -16334,7 +16677,7 @@
           <w:shd w:val="clear" w:color="auto" w:fill="FFFFFF"/>
           <w:lang w:bidi="ar"/>
         </w:rPr>
-        <w:t>  意思：每个包限制大小.0为不限制,单位XBYTE</w:t>
+        <w:t>  可空：Y</w:t>
       </w:r>
     </w:p>
     <w:p>
@@ -16357,8 +16700,7 @@
           <w:shd w:val="clear" w:color="auto" w:fill="FFFFFF"/>
           <w:lang w:bidi="ar"/>
         </w:rPr>
-        <w:lastRenderedPageBreak/>
-        <w:t> 参数.五：bAllowOrigin</w:t>
+        <w:t>  意思：任务池个数,应该配合线程池个数使用</w:t>
       </w:r>
     </w:p>
     <w:p>
@@ -16381,20 +16723,9 @@
           <w:shd w:val="clear" w:color="auto" w:fill="FFFFFF"/>
           <w:lang w:bidi="ar"/>
         </w:rPr>
-        <w:t>  In/Out：In</w:t>
-      </w:r>
-    </w:p>
-    <w:p>
-      <w:pPr>
-        <w:shd w:val="clear" w:color="auto" w:fill="FFFFFF"/>
-        <w:spacing w:line="285" w:lineRule="atLeast"/>
-        <w:rPr>
-          <w:rFonts w:ascii="Consolas" w:eastAsia="Consolas" w:hAnsi="Consolas" w:cs="Consolas"/>
-          <w:color w:val="3B3B3B"/>
-          <w:sz w:val="21"/>
-          <w:szCs w:val="21"/>
-        </w:rPr>
-      </w:pPr>
+        <w:t> 参数.四：</w:t>
+      </w:r>
+      <w:proofErr w:type="spellStart"/>
       <w:r>
         <w:rPr>
           <w:rFonts w:ascii="Consolas" w:eastAsia="Consolas" w:hAnsi="Consolas" w:cs="Consolas"/>
@@ -16404,8 +16735,9 @@
           <w:shd w:val="clear" w:color="auto" w:fill="FFFFFF"/>
           <w:lang w:bidi="ar"/>
         </w:rPr>
-        <w:t>  类型：逻辑型</w:t>
-      </w:r>
+        <w:t>nLimitCount</w:t>
+      </w:r>
+      <w:proofErr w:type="spellEnd"/>
     </w:p>
     <w:p>
       <w:pPr>
@@ -16427,7 +16759,7 @@
           <w:shd w:val="clear" w:color="auto" w:fill="FFFFFF"/>
           <w:lang w:bidi="ar"/>
         </w:rPr>
-        <w:t>  可空：Y</w:t>
+        <w:t>  In/Out：In</w:t>
       </w:r>
     </w:p>
     <w:p>
@@ -16450,7 +16782,7 @@
           <w:shd w:val="clear" w:color="auto" w:fill="FFFFFF"/>
           <w:lang w:bidi="ar"/>
         </w:rPr>
-        <w:t>  意思：跨域访问选项,默认为允许</w:t>
+        <w:t>  类型：整数型</w:t>
       </w:r>
     </w:p>
     <w:p>
@@ -16473,7 +16805,7 @@
           <w:shd w:val="clear" w:color="auto" w:fill="FFFFFF"/>
           <w:lang w:bidi="ar"/>
         </w:rPr>
-        <w:t>返回值</w:t>
+        <w:t>  可空：Y</w:t>
       </w:r>
     </w:p>
     <w:p>
@@ -16496,20 +16828,9 @@
           <w:shd w:val="clear" w:color="auto" w:fill="FFFFFF"/>
           <w:lang w:bidi="ar"/>
         </w:rPr>
-        <w:t>  类型：逻辑型</w:t>
-      </w:r>
-    </w:p>
-    <w:p>
-      <w:pPr>
-        <w:shd w:val="clear" w:color="auto" w:fill="FFFFFF"/>
-        <w:spacing w:line="285" w:lineRule="atLeast"/>
-        <w:rPr>
-          <w:rFonts w:ascii="Consolas" w:eastAsia="Consolas" w:hAnsi="Consolas" w:cs="Consolas"/>
-          <w:color w:val="3B3B3B"/>
-          <w:sz w:val="21"/>
-          <w:szCs w:val="21"/>
-        </w:rPr>
-      </w:pPr>
+        <w:t>  意思：每个</w:t>
+      </w:r>
+      <w:proofErr w:type="gramStart"/>
       <w:r>
         <w:rPr>
           <w:rFonts w:ascii="Consolas" w:eastAsia="Consolas" w:hAnsi="Consolas" w:cs="Consolas"/>
@@ -16519,20 +16840,9 @@
           <w:shd w:val="clear" w:color="auto" w:fill="FFFFFF"/>
           <w:lang w:bidi="ar"/>
         </w:rPr>
-        <w:t>  意思：是否成功</w:t>
-      </w:r>
-    </w:p>
-    <w:p>
-      <w:pPr>
-        <w:shd w:val="clear" w:color="auto" w:fill="FFFFFF"/>
-        <w:spacing w:line="285" w:lineRule="atLeast"/>
-        <w:rPr>
-          <w:rFonts w:ascii="Consolas" w:eastAsia="Consolas" w:hAnsi="Consolas" w:cs="Consolas"/>
-          <w:color w:val="3B3B3B"/>
-          <w:sz w:val="21"/>
-          <w:szCs w:val="21"/>
-        </w:rPr>
-      </w:pPr>
+        <w:t>包限制</w:t>
+      </w:r>
+      <w:proofErr w:type="gramEnd"/>
       <w:r>
         <w:rPr>
           <w:rFonts w:ascii="Consolas" w:eastAsia="Consolas" w:hAnsi="Consolas" w:cs="Consolas"/>
@@ -16542,7 +16852,7 @@
           <w:shd w:val="clear" w:color="auto" w:fill="FFFFFF"/>
           <w:lang w:bidi="ar"/>
         </w:rPr>
-        <w:t>备注：</w:t>
+        <w:t>大小.0为不限制,单位XBYTE</w:t>
       </w:r>
     </w:p>
     <w:p>
@@ -16565,6 +16875,227 @@
           <w:shd w:val="clear" w:color="auto" w:fill="FFFFFF"/>
           <w:lang w:bidi="ar"/>
         </w:rPr>
+        <w:lastRenderedPageBreak/>
+        <w:t> 参数.五：</w:t>
+      </w:r>
+      <w:proofErr w:type="spellStart"/>
+      <w:r>
+        <w:rPr>
+          <w:rFonts w:ascii="Consolas" w:eastAsia="Consolas" w:hAnsi="Consolas" w:cs="Consolas"/>
+          <w:color w:val="008000"/>
+          <w:sz w:val="21"/>
+          <w:szCs w:val="21"/>
+          <w:shd w:val="clear" w:color="auto" w:fill="FFFFFF"/>
+          <w:lang w:bidi="ar"/>
+        </w:rPr>
+        <w:t>bAllowOrigin</w:t>
+      </w:r>
+      <w:proofErr w:type="spellEnd"/>
+    </w:p>
+    <w:p>
+      <w:pPr>
+        <w:shd w:val="clear" w:color="auto" w:fill="FFFFFF"/>
+        <w:spacing w:line="285" w:lineRule="atLeast"/>
+        <w:rPr>
+          <w:rFonts w:ascii="Consolas" w:eastAsia="Consolas" w:hAnsi="Consolas" w:cs="Consolas"/>
+          <w:color w:val="3B3B3B"/>
+          <w:sz w:val="21"/>
+          <w:szCs w:val="21"/>
+        </w:rPr>
+      </w:pPr>
+      <w:r>
+        <w:rPr>
+          <w:rFonts w:ascii="Consolas" w:eastAsia="Consolas" w:hAnsi="Consolas" w:cs="Consolas"/>
+          <w:color w:val="008000"/>
+          <w:sz w:val="21"/>
+          <w:szCs w:val="21"/>
+          <w:shd w:val="clear" w:color="auto" w:fill="FFFFFF"/>
+          <w:lang w:bidi="ar"/>
+        </w:rPr>
+        <w:t>  In/Out：In</w:t>
+      </w:r>
+    </w:p>
+    <w:p>
+      <w:pPr>
+        <w:shd w:val="clear" w:color="auto" w:fill="FFFFFF"/>
+        <w:spacing w:line="285" w:lineRule="atLeast"/>
+        <w:rPr>
+          <w:rFonts w:ascii="Consolas" w:eastAsia="Consolas" w:hAnsi="Consolas" w:cs="Consolas"/>
+          <w:color w:val="3B3B3B"/>
+          <w:sz w:val="21"/>
+          <w:szCs w:val="21"/>
+        </w:rPr>
+      </w:pPr>
+      <w:r>
+        <w:rPr>
+          <w:rFonts w:ascii="Consolas" w:eastAsia="Consolas" w:hAnsi="Consolas" w:cs="Consolas"/>
+          <w:color w:val="008000"/>
+          <w:sz w:val="21"/>
+          <w:szCs w:val="21"/>
+          <w:shd w:val="clear" w:color="auto" w:fill="FFFFFF"/>
+          <w:lang w:bidi="ar"/>
+        </w:rPr>
+        <w:t>  类型：逻辑型</w:t>
+      </w:r>
+    </w:p>
+    <w:p>
+      <w:pPr>
+        <w:shd w:val="clear" w:color="auto" w:fill="FFFFFF"/>
+        <w:spacing w:line="285" w:lineRule="atLeast"/>
+        <w:rPr>
+          <w:rFonts w:ascii="Consolas" w:eastAsia="Consolas" w:hAnsi="Consolas" w:cs="Consolas"/>
+          <w:color w:val="3B3B3B"/>
+          <w:sz w:val="21"/>
+          <w:szCs w:val="21"/>
+        </w:rPr>
+      </w:pPr>
+      <w:r>
+        <w:rPr>
+          <w:rFonts w:ascii="Consolas" w:eastAsia="Consolas" w:hAnsi="Consolas" w:cs="Consolas"/>
+          <w:color w:val="008000"/>
+          <w:sz w:val="21"/>
+          <w:szCs w:val="21"/>
+          <w:shd w:val="clear" w:color="auto" w:fill="FFFFFF"/>
+          <w:lang w:bidi="ar"/>
+        </w:rPr>
+        <w:t>  可空：Y</w:t>
+      </w:r>
+    </w:p>
+    <w:p>
+      <w:pPr>
+        <w:shd w:val="clear" w:color="auto" w:fill="FFFFFF"/>
+        <w:spacing w:line="285" w:lineRule="atLeast"/>
+        <w:rPr>
+          <w:rFonts w:ascii="Consolas" w:eastAsia="Consolas" w:hAnsi="Consolas" w:cs="Consolas"/>
+          <w:color w:val="3B3B3B"/>
+          <w:sz w:val="21"/>
+          <w:szCs w:val="21"/>
+        </w:rPr>
+      </w:pPr>
+      <w:r>
+        <w:rPr>
+          <w:rFonts w:ascii="Consolas" w:eastAsia="Consolas" w:hAnsi="Consolas" w:cs="Consolas"/>
+          <w:color w:val="008000"/>
+          <w:sz w:val="21"/>
+          <w:szCs w:val="21"/>
+          <w:shd w:val="clear" w:color="auto" w:fill="FFFFFF"/>
+          <w:lang w:bidi="ar"/>
+        </w:rPr>
+        <w:t>  意思：跨域访问选项,默认为允许</w:t>
+      </w:r>
+    </w:p>
+    <w:p>
+      <w:pPr>
+        <w:shd w:val="clear" w:color="auto" w:fill="FFFFFF"/>
+        <w:spacing w:line="285" w:lineRule="atLeast"/>
+        <w:rPr>
+          <w:rFonts w:ascii="Consolas" w:eastAsia="Consolas" w:hAnsi="Consolas" w:cs="Consolas"/>
+          <w:color w:val="3B3B3B"/>
+          <w:sz w:val="21"/>
+          <w:szCs w:val="21"/>
+        </w:rPr>
+      </w:pPr>
+      <w:r>
+        <w:rPr>
+          <w:rFonts w:ascii="Consolas" w:eastAsia="Consolas" w:hAnsi="Consolas" w:cs="Consolas"/>
+          <w:color w:val="008000"/>
+          <w:sz w:val="21"/>
+          <w:szCs w:val="21"/>
+          <w:shd w:val="clear" w:color="auto" w:fill="FFFFFF"/>
+          <w:lang w:bidi="ar"/>
+        </w:rPr>
+        <w:t>返回值</w:t>
+      </w:r>
+    </w:p>
+    <w:p>
+      <w:pPr>
+        <w:shd w:val="clear" w:color="auto" w:fill="FFFFFF"/>
+        <w:spacing w:line="285" w:lineRule="atLeast"/>
+        <w:rPr>
+          <w:rFonts w:ascii="Consolas" w:eastAsia="Consolas" w:hAnsi="Consolas" w:cs="Consolas"/>
+          <w:color w:val="3B3B3B"/>
+          <w:sz w:val="21"/>
+          <w:szCs w:val="21"/>
+        </w:rPr>
+      </w:pPr>
+      <w:r>
+        <w:rPr>
+          <w:rFonts w:ascii="Consolas" w:eastAsia="Consolas" w:hAnsi="Consolas" w:cs="Consolas"/>
+          <w:color w:val="008000"/>
+          <w:sz w:val="21"/>
+          <w:szCs w:val="21"/>
+          <w:shd w:val="clear" w:color="auto" w:fill="FFFFFF"/>
+          <w:lang w:bidi="ar"/>
+        </w:rPr>
+        <w:t>  类型：逻辑型</w:t>
+      </w:r>
+    </w:p>
+    <w:p>
+      <w:pPr>
+        <w:shd w:val="clear" w:color="auto" w:fill="FFFFFF"/>
+        <w:spacing w:line="285" w:lineRule="atLeast"/>
+        <w:rPr>
+          <w:rFonts w:ascii="Consolas" w:eastAsia="Consolas" w:hAnsi="Consolas" w:cs="Consolas"/>
+          <w:color w:val="3B3B3B"/>
+          <w:sz w:val="21"/>
+          <w:szCs w:val="21"/>
+        </w:rPr>
+      </w:pPr>
+      <w:r>
+        <w:rPr>
+          <w:rFonts w:ascii="Consolas" w:eastAsia="Consolas" w:hAnsi="Consolas" w:cs="Consolas"/>
+          <w:color w:val="008000"/>
+          <w:sz w:val="21"/>
+          <w:szCs w:val="21"/>
+          <w:shd w:val="clear" w:color="auto" w:fill="FFFFFF"/>
+          <w:lang w:bidi="ar"/>
+        </w:rPr>
+        <w:t>  意思：是否成功</w:t>
+      </w:r>
+    </w:p>
+    <w:p>
+      <w:pPr>
+        <w:shd w:val="clear" w:color="auto" w:fill="FFFFFF"/>
+        <w:spacing w:line="285" w:lineRule="atLeast"/>
+        <w:rPr>
+          <w:rFonts w:ascii="Consolas" w:eastAsia="Consolas" w:hAnsi="Consolas" w:cs="Consolas"/>
+          <w:color w:val="3B3B3B"/>
+          <w:sz w:val="21"/>
+          <w:szCs w:val="21"/>
+        </w:rPr>
+      </w:pPr>
+      <w:r>
+        <w:rPr>
+          <w:rFonts w:ascii="Consolas" w:eastAsia="Consolas" w:hAnsi="Consolas" w:cs="Consolas"/>
+          <w:color w:val="008000"/>
+          <w:sz w:val="21"/>
+          <w:szCs w:val="21"/>
+          <w:shd w:val="clear" w:color="auto" w:fill="FFFFFF"/>
+          <w:lang w:bidi="ar"/>
+        </w:rPr>
+        <w:t>备注：</w:t>
+      </w:r>
+    </w:p>
+    <w:p>
+      <w:pPr>
+        <w:shd w:val="clear" w:color="auto" w:fill="FFFFFF"/>
+        <w:spacing w:line="285" w:lineRule="atLeast"/>
+        <w:rPr>
+          <w:rFonts w:ascii="Consolas" w:eastAsia="Consolas" w:hAnsi="Consolas" w:cs="Consolas"/>
+          <w:color w:val="3B3B3B"/>
+          <w:sz w:val="21"/>
+          <w:szCs w:val="21"/>
+        </w:rPr>
+      </w:pPr>
+      <w:r>
+        <w:rPr>
+          <w:rFonts w:ascii="Consolas" w:eastAsia="Consolas" w:hAnsi="Consolas" w:cs="Consolas"/>
+          <w:color w:val="008000"/>
+          <w:sz w:val="21"/>
+          <w:szCs w:val="21"/>
+          <w:shd w:val="clear" w:color="auto" w:fill="FFFFFF"/>
+          <w:lang w:bidi="ar"/>
+        </w:rPr>
         <w:t>*********************************************************************/</w:t>
       </w:r>
     </w:p>
@@ -16617,6 +17148,7 @@
         </w:rPr>
         <w:t xml:space="preserve"> XHANDLE </w:t>
       </w:r>
+      <w:proofErr w:type="spellStart"/>
       <w:r>
         <w:rPr>
           <w:rFonts w:ascii="Consolas" w:eastAsia="Consolas" w:hAnsi="Consolas" w:cs="Consolas"/>
@@ -16626,8 +17158,21 @@
           <w:shd w:val="clear" w:color="auto" w:fill="FFFFFF"/>
           <w:lang w:bidi="ar"/>
         </w:rPr>
-        <w:t>HttpProtocol_Server_InitEx</w:t>
-      </w:r>
+        <w:t>HttpProtocol_Server_</w:t>
+      </w:r>
+      <w:proofErr w:type="gramStart"/>
+      <w:r>
+        <w:rPr>
+          <w:rFonts w:ascii="Consolas" w:eastAsia="Consolas" w:hAnsi="Consolas" w:cs="Consolas"/>
+          <w:color w:val="795E26"/>
+          <w:sz w:val="21"/>
+          <w:szCs w:val="21"/>
+          <w:shd w:val="clear" w:color="auto" w:fill="FFFFFF"/>
+          <w:lang w:bidi="ar"/>
+        </w:rPr>
+        <w:t>InitEx</w:t>
+      </w:r>
+      <w:proofErr w:type="spellEnd"/>
       <w:r>
         <w:rPr>
           <w:rFonts w:ascii="Consolas" w:eastAsia="Consolas" w:hAnsi="Consolas" w:cs="Consolas"/>
@@ -16637,7 +17182,67 @@
           <w:shd w:val="clear" w:color="auto" w:fill="FFFFFF"/>
           <w:lang w:bidi="ar"/>
         </w:rPr>
-        <w:t xml:space="preserve">(LPCXSTR lpszCodeFile, LPCXSTR lpszMimeFile, </w:t>
+        <w:t>(</w:t>
+      </w:r>
+      <w:proofErr w:type="gramEnd"/>
+      <w:r>
+        <w:rPr>
+          <w:rFonts w:ascii="Consolas" w:eastAsia="Consolas" w:hAnsi="Consolas" w:cs="Consolas"/>
+          <w:color w:val="3B3B3B"/>
+          <w:sz w:val="21"/>
+          <w:szCs w:val="21"/>
+          <w:shd w:val="clear" w:color="auto" w:fill="FFFFFF"/>
+          <w:lang w:bidi="ar"/>
+        </w:rPr>
+        <w:t xml:space="preserve">LPCXSTR </w:t>
+      </w:r>
+      <w:proofErr w:type="spellStart"/>
+      <w:r>
+        <w:rPr>
+          <w:rFonts w:ascii="Consolas" w:eastAsia="Consolas" w:hAnsi="Consolas" w:cs="Consolas"/>
+          <w:color w:val="3B3B3B"/>
+          <w:sz w:val="21"/>
+          <w:szCs w:val="21"/>
+          <w:shd w:val="clear" w:color="auto" w:fill="FFFFFF"/>
+          <w:lang w:bidi="ar"/>
+        </w:rPr>
+        <w:t>lpszCodeFile</w:t>
+      </w:r>
+      <w:proofErr w:type="spellEnd"/>
+      <w:r>
+        <w:rPr>
+          <w:rFonts w:ascii="Consolas" w:eastAsia="Consolas" w:hAnsi="Consolas" w:cs="Consolas"/>
+          <w:color w:val="3B3B3B"/>
+          <w:sz w:val="21"/>
+          <w:szCs w:val="21"/>
+          <w:shd w:val="clear" w:color="auto" w:fill="FFFFFF"/>
+          <w:lang w:bidi="ar"/>
+        </w:rPr>
+        <w:t xml:space="preserve">, LPCXSTR </w:t>
+      </w:r>
+      <w:proofErr w:type="spellStart"/>
+      <w:r>
+        <w:rPr>
+          <w:rFonts w:ascii="Consolas" w:eastAsia="Consolas" w:hAnsi="Consolas" w:cs="Consolas"/>
+          <w:color w:val="3B3B3B"/>
+          <w:sz w:val="21"/>
+          <w:szCs w:val="21"/>
+          <w:shd w:val="clear" w:color="auto" w:fill="FFFFFF"/>
+          <w:lang w:bidi="ar"/>
+        </w:rPr>
+        <w:t>lpszMimeFile</w:t>
+      </w:r>
+      <w:proofErr w:type="spellEnd"/>
+      <w:r>
+        <w:rPr>
+          <w:rFonts w:ascii="Consolas" w:eastAsia="Consolas" w:hAnsi="Consolas" w:cs="Consolas"/>
+          <w:color w:val="3B3B3B"/>
+          <w:sz w:val="21"/>
+          <w:szCs w:val="21"/>
+          <w:shd w:val="clear" w:color="auto" w:fill="FFFFFF"/>
+          <w:lang w:bidi="ar"/>
+        </w:rPr>
+        <w:t xml:space="preserve">, </w:t>
       </w:r>
       <w:r>
         <w:rPr>
@@ -16659,7 +17264,31 @@
           <w:shd w:val="clear" w:color="auto" w:fill="FFFFFF"/>
           <w:lang w:bidi="ar"/>
         </w:rPr>
-        <w:t xml:space="preserve"> nPoolCount </w:t>
+        <w:t xml:space="preserve"> </w:t>
+      </w:r>
+      <w:proofErr w:type="spellStart"/>
+      <w:r>
+        <w:rPr>
+          <w:rFonts w:ascii="Consolas" w:eastAsia="Consolas" w:hAnsi="Consolas" w:cs="Consolas"/>
+          <w:color w:val="3B3B3B"/>
+          <w:sz w:val="21"/>
+          <w:szCs w:val="21"/>
+          <w:shd w:val="clear" w:color="auto" w:fill="FFFFFF"/>
+          <w:lang w:bidi="ar"/>
+        </w:rPr>
+        <w:t>nPoolCount</w:t>
+      </w:r>
+      <w:proofErr w:type="spellEnd"/>
+      <w:r>
+        <w:rPr>
+          <w:rFonts w:ascii="Consolas" w:eastAsia="Consolas" w:hAnsi="Consolas" w:cs="Consolas"/>
+          <w:color w:val="3B3B3B"/>
+          <w:sz w:val="21"/>
+          <w:szCs w:val="21"/>
+          <w:shd w:val="clear" w:color="auto" w:fill="FFFFFF"/>
+          <w:lang w:bidi="ar"/>
+        </w:rPr>
+        <w:t xml:space="preserve"> </w:t>
       </w:r>
       <w:r>
         <w:rPr>
@@ -16725,7 +17354,31 @@
           <w:shd w:val="clear" w:color="auto" w:fill="FFFFFF"/>
           <w:lang w:bidi="ar"/>
         </w:rPr>
-        <w:t xml:space="preserve"> nLimitCount </w:t>
+        <w:t xml:space="preserve"> </w:t>
+      </w:r>
+      <w:proofErr w:type="spellStart"/>
+      <w:r>
+        <w:rPr>
+          <w:rFonts w:ascii="Consolas" w:eastAsia="Consolas" w:hAnsi="Consolas" w:cs="Consolas"/>
+          <w:color w:val="3B3B3B"/>
+          <w:sz w:val="21"/>
+          <w:szCs w:val="21"/>
+          <w:shd w:val="clear" w:color="auto" w:fill="FFFFFF"/>
+          <w:lang w:bidi="ar"/>
+        </w:rPr>
+        <w:t>nLimitCount</w:t>
+      </w:r>
+      <w:proofErr w:type="spellEnd"/>
+      <w:r>
+        <w:rPr>
+          <w:rFonts w:ascii="Consolas" w:eastAsia="Consolas" w:hAnsi="Consolas" w:cs="Consolas"/>
+          <w:color w:val="3B3B3B"/>
+          <w:sz w:val="21"/>
+          <w:szCs w:val="21"/>
+          <w:shd w:val="clear" w:color="auto" w:fill="FFFFFF"/>
+          <w:lang w:bidi="ar"/>
+        </w:rPr>
+        <w:t xml:space="preserve"> </w:t>
       </w:r>
       <w:r>
         <w:rPr>
@@ -16791,7 +17444,31 @@
           <w:shd w:val="clear" w:color="auto" w:fill="FFFFFF"/>
           <w:lang w:bidi="ar"/>
         </w:rPr>
-        <w:t xml:space="preserve"> bAllowOrigin </w:t>
+        <w:t xml:space="preserve"> </w:t>
+      </w:r>
+      <w:proofErr w:type="spellStart"/>
+      <w:r>
+        <w:rPr>
+          <w:rFonts w:ascii="Consolas" w:eastAsia="Consolas" w:hAnsi="Consolas" w:cs="Consolas"/>
+          <w:color w:val="3B3B3B"/>
+          <w:sz w:val="21"/>
+          <w:szCs w:val="21"/>
+          <w:shd w:val="clear" w:color="auto" w:fill="FFFFFF"/>
+          <w:lang w:bidi="ar"/>
+        </w:rPr>
+        <w:t>bAllowOrigin</w:t>
+      </w:r>
+      <w:proofErr w:type="spellEnd"/>
+      <w:r>
+        <w:rPr>
+          <w:rFonts w:ascii="Consolas" w:eastAsia="Consolas" w:hAnsi="Consolas" w:cs="Consolas"/>
+          <w:color w:val="3B3B3B"/>
+          <w:sz w:val="21"/>
+          <w:szCs w:val="21"/>
+          <w:shd w:val="clear" w:color="auto" w:fill="FFFFFF"/>
+          <w:lang w:bidi="ar"/>
+        </w:rPr>
+        <w:t xml:space="preserve"> </w:t>
       </w:r>
       <w:r>
         <w:rPr>
@@ -16903,7 +17580,7 @@
       <w:pPr>
         <w:pStyle w:val="2"/>
       </w:pPr>
-      <w:bookmarkStart w:id="52" w:name="_Toc213070288"/>
+      <w:bookmarkStart w:id="52" w:name="_Toc231982150"/>
       <w:r>
         <w:rPr>
           <w:rFonts w:hint="eastAsia"/>
@@ -16932,8 +17609,16 @@
         <w:rPr>
           <w:rFonts w:hint="eastAsia"/>
         </w:rPr>
-        <w:t>的连接库方式</w:t>
-      </w:r>
+        <w:t>的连接</w:t>
+      </w:r>
+      <w:proofErr w:type="gramStart"/>
+      <w:r>
+        <w:rPr>
+          <w:rFonts w:hint="eastAsia"/>
+        </w:rPr>
+        <w:t>库方式</w:t>
+      </w:r>
+      <w:proofErr w:type="gramEnd"/>
       <w:r>
         <w:rPr>
           <w:rFonts w:hint="eastAsia"/>
@@ -17042,7 +17727,23 @@
         <w:ind w:firstLine="440"/>
       </w:pPr>
       <w:r>
-        <w:t>#pragma comment(lib,"XEngine_BaseLib/XEngine_BaseLib")</w:t>
+        <w:t>#pragma comment(lib,"</w:t>
+      </w:r>
+      <w:proofErr w:type="spellStart"/>
+      <w:r>
+        <w:t>XEngine_BaseLib</w:t>
+      </w:r>
+      <w:proofErr w:type="spellEnd"/>
+      <w:r>
+        <w:t>/</w:t>
+      </w:r>
+      <w:proofErr w:type="spellStart"/>
+      <w:r>
+        <w:t>XEngine_BaseLib</w:t>
+      </w:r>
+      <w:proofErr w:type="spellEnd"/>
+      <w:r>
+        <w:t>")</w:t>
       </w:r>
     </w:p>
     <w:p>
@@ -17087,12 +17788,14 @@
         </w:rPr>
         <w:t>你如果调用了</w:t>
       </w:r>
+      <w:proofErr w:type="spellStart"/>
       <w:r>
         <w:rPr>
           <w:rFonts w:hint="eastAsia"/>
         </w:rPr>
         <w:t>baselib</w:t>
       </w:r>
+      <w:proofErr w:type="spellEnd"/>
       <w:r>
         <w:rPr>
           <w:rFonts w:hint="eastAsia"/>
@@ -17138,14 +17841,27 @@
           <w:shd w:val="clear" w:color="auto" w:fill="FFFFFF"/>
           <w:lang w:bidi="ar"/>
         </w:rPr>
-        <w:t>-lXEngine_BaseLib</w:t>
-      </w:r>
+        <w:t>-</w:t>
+      </w:r>
+      <w:proofErr w:type="spellStart"/>
+      <w:r>
+        <w:rPr>
+          <w:rFonts w:ascii="Consolas" w:eastAsia="Consolas" w:hAnsi="Consolas" w:cs="Consolas"/>
+          <w:color w:val="000000"/>
+          <w:sz w:val="21"/>
+          <w:szCs w:val="21"/>
+          <w:shd w:val="clear" w:color="auto" w:fill="FFFFFF"/>
+          <w:lang w:bidi="ar"/>
+        </w:rPr>
+        <w:t>lXEngine_BaseLib</w:t>
+      </w:r>
+      <w:proofErr w:type="spellEnd"/>
     </w:p>
     <w:p>
       <w:pPr>
         <w:pStyle w:val="2"/>
       </w:pPr>
-      <w:bookmarkStart w:id="53" w:name="_Toc213070289"/>
+      <w:bookmarkStart w:id="53" w:name="_Toc231982151"/>
       <w:r>
         <w:rPr>
           <w:rFonts w:hint="eastAsia"/>
@@ -17311,7 +18027,7 @@
       <w:pPr>
         <w:pStyle w:val="1"/>
       </w:pPr>
-      <w:bookmarkStart w:id="54" w:name="_Toc213070290"/>
+      <w:bookmarkStart w:id="54" w:name="_Toc231982152"/>
       <w:r>
         <w:rPr>
           <w:rFonts w:hint="eastAsia"/>
@@ -17325,7 +18041,7 @@
       <w:pPr>
         <w:pStyle w:val="2"/>
       </w:pPr>
-      <w:bookmarkStart w:id="55" w:name="_Toc213070291"/>
+      <w:bookmarkStart w:id="55" w:name="_Toc231982153"/>
       <w:r>
         <w:rPr>
           <w:rFonts w:hint="eastAsia"/>
@@ -17392,7 +18108,7 @@
       <w:pPr>
         <w:pStyle w:val="3"/>
       </w:pPr>
-      <w:bookmarkStart w:id="56" w:name="_Toc213070292"/>
+      <w:bookmarkStart w:id="56" w:name="_Toc231982154"/>
       <w:r>
         <w:rPr>
           <w:rFonts w:hint="eastAsia"/>
@@ -17413,10 +18129,10 @@
           <w:noProof/>
         </w:rPr>
         <w:drawing>
-          <wp:inline distT="0" distB="0" distL="0" distR="0" wp14:anchorId="29438C79" wp14:editId="47E720F0">
-            <wp:extent cx="5274310" cy="1672590"/>
-            <wp:effectExtent l="0" t="0" r="2540" b="3810"/>
-            <wp:docPr id="1002346953" name="图片 1"/>
+          <wp:inline distT="0" distB="0" distL="0" distR="0" wp14:anchorId="621F7142" wp14:editId="678FA88D">
+            <wp:extent cx="5274310" cy="1860550"/>
+            <wp:effectExtent l="0" t="0" r="2540" b="6350"/>
+            <wp:docPr id="1692905810" name="图片 1"/>
             <wp:cNvGraphicFramePr>
               <a:graphicFrameLocks xmlns:a="http://schemas.openxmlformats.org/drawingml/2006/main" noChangeAspect="1"/>
             </wp:cNvGraphicFramePr>
@@ -17445,7 +18161,7 @@
                   <pic:spPr bwMode="auto">
                     <a:xfrm>
                       <a:off x="0" y="0"/>
-                      <a:ext cx="5274310" cy="1672590"/>
+                      <a:ext cx="5274310" cy="1860550"/>
                     </a:xfrm>
                     <a:prstGeom prst="rect">
                       <a:avLst/>
@@ -17466,7 +18182,7 @@
       <w:pPr>
         <w:pStyle w:val="3"/>
       </w:pPr>
-      <w:bookmarkStart w:id="57" w:name="_Toc213070293"/>
+      <w:bookmarkStart w:id="57" w:name="_Toc231982155"/>
       <w:r>
         <w:rPr>
           <w:rFonts w:hint="eastAsia"/>
@@ -17487,10 +18203,10 @@
           <w:noProof/>
         </w:rPr>
         <w:drawing>
-          <wp:inline distT="0" distB="0" distL="114300" distR="114300" wp14:anchorId="106C9E5C" wp14:editId="3203D87C">
-            <wp:extent cx="5271135" cy="3700780"/>
-            <wp:effectExtent l="0" t="0" r="5715" b="13970"/>
-            <wp:docPr id="3" name="图片 3" descr="XEngine_BaseLib"/>
+          <wp:inline distT="0" distB="0" distL="0" distR="0" wp14:anchorId="435A5D52" wp14:editId="4C8D6605">
+            <wp:extent cx="5274310" cy="3702685"/>
+            <wp:effectExtent l="0" t="0" r="2540" b="0"/>
+            <wp:docPr id="108443854" name="图片 2"/>
             <wp:cNvGraphicFramePr>
               <a:graphicFrameLocks xmlns:a="http://schemas.openxmlformats.org/drawingml/2006/main" noChangeAspect="1"/>
             </wp:cNvGraphicFramePr>
@@ -17498,25 +18214,36 @@
               <a:graphicData uri="http://schemas.openxmlformats.org/drawingml/2006/picture">
                 <pic:pic xmlns:pic="http://schemas.openxmlformats.org/drawingml/2006/picture">
                   <pic:nvPicPr>
-                    <pic:cNvPr id="3" name="图片 3" descr="XEngine_BaseLib"/>
+                    <pic:cNvPr id="0" name="Picture 3"/>
                     <pic:cNvPicPr>
-                      <a:picLocks noChangeAspect="1"/>
+                      <a:picLocks noChangeAspect="1" noChangeArrowheads="1"/>
                     </pic:cNvPicPr>
                   </pic:nvPicPr>
                   <pic:blipFill>
-                    <a:blip r:embed="rId9"/>
+                    <a:blip r:embed="rId9" cstate="print">
+                      <a:extLst>
+                        <a:ext uri="{28A0092B-C50C-407E-A947-70E740481C1C}">
+                          <a14:useLocalDpi xmlns:a14="http://schemas.microsoft.com/office/drawing/2010/main" val="0"/>
+                        </a:ext>
+                      </a:extLst>
+                    </a:blip>
+                    <a:srcRect/>
                     <a:stretch>
                       <a:fillRect/>
                     </a:stretch>
                   </pic:blipFill>
-                  <pic:spPr>
+                  <pic:spPr bwMode="auto">
                     <a:xfrm>
                       <a:off x="0" y="0"/>
-                      <a:ext cx="5271135" cy="3700780"/>
+                      <a:ext cx="5274310" cy="3702685"/>
                     </a:xfrm>
                     <a:prstGeom prst="rect">
                       <a:avLst/>
                     </a:prstGeom>
+                    <a:noFill/>
+                    <a:ln>
+                      <a:noFill/>
+                    </a:ln>
                   </pic:spPr>
                 </pic:pic>
               </a:graphicData>
@@ -17529,7 +18256,7 @@
       <w:pPr>
         <w:pStyle w:val="3"/>
       </w:pPr>
-      <w:bookmarkStart w:id="58" w:name="_Toc213070294"/>
+      <w:bookmarkStart w:id="58" w:name="_Toc231982156"/>
       <w:r>
         <w:rPr>
           <w:rFonts w:hint="eastAsia"/>
@@ -17551,10 +18278,10 @@
           <w:noProof/>
         </w:rPr>
         <w:drawing>
-          <wp:inline distT="0" distB="0" distL="0" distR="0" wp14:anchorId="00CF2DB2" wp14:editId="46289CF6">
+          <wp:inline distT="0" distB="0" distL="0" distR="0" wp14:anchorId="0A0AAE1B" wp14:editId="7D17A662">
             <wp:extent cx="5274310" cy="4300220"/>
             <wp:effectExtent l="0" t="0" r="2540" b="5080"/>
-            <wp:docPr id="1114129636" name="图片 2" descr="图示&#10;&#10;AI 生成的内容可能不正确。"/>
+            <wp:docPr id="1702174173" name="图片 3"/>
             <wp:cNvGraphicFramePr>
               <a:graphicFrameLocks xmlns:a="http://schemas.openxmlformats.org/drawingml/2006/main" noChangeAspect="1"/>
             </wp:cNvGraphicFramePr>
@@ -17562,7 +18289,7 @@
               <a:graphicData uri="http://schemas.openxmlformats.org/drawingml/2006/picture">
                 <pic:pic xmlns:pic="http://schemas.openxmlformats.org/drawingml/2006/picture">
                   <pic:nvPicPr>
-                    <pic:cNvPr id="1114129636" name="图片 2" descr="图示&#10;&#10;AI 生成的内容可能不正确。"/>
+                    <pic:cNvPr id="0" name="Picture 5"/>
                     <pic:cNvPicPr>
                       <a:picLocks noChangeAspect="1" noChangeArrowheads="1"/>
                     </pic:cNvPicPr>
@@ -17604,7 +18331,7 @@
       <w:pPr>
         <w:pStyle w:val="3"/>
       </w:pPr>
-      <w:bookmarkStart w:id="59" w:name="_Toc213070295"/>
+      <w:bookmarkStart w:id="59" w:name="_Toc231982157"/>
       <w:r>
         <w:rPr>
           <w:rFonts w:hint="eastAsia"/>
@@ -17625,10 +18352,10 @@
           <w:noProof/>
         </w:rPr>
         <w:drawing>
-          <wp:inline distT="0" distB="0" distL="0" distR="0" wp14:anchorId="2A22C73B" wp14:editId="3C58193A">
+          <wp:inline distT="0" distB="0" distL="0" distR="0" wp14:anchorId="35319DF5" wp14:editId="3F05A141">
             <wp:extent cx="5274310" cy="2371090"/>
             <wp:effectExtent l="0" t="0" r="2540" b="0"/>
-            <wp:docPr id="1712613500" name="图片 1" descr="图示&#10;&#10;AI 生成的内容可能不正确。"/>
+            <wp:docPr id="1872108192" name="图片 4"/>
             <wp:cNvGraphicFramePr>
               <a:graphicFrameLocks xmlns:a="http://schemas.openxmlformats.org/drawingml/2006/main" noChangeAspect="1"/>
             </wp:cNvGraphicFramePr>
@@ -17636,7 +18363,7 @@
               <a:graphicData uri="http://schemas.openxmlformats.org/drawingml/2006/picture">
                 <pic:pic xmlns:pic="http://schemas.openxmlformats.org/drawingml/2006/picture">
                   <pic:nvPicPr>
-                    <pic:cNvPr id="1712613500" name="图片 1" descr="图示&#10;&#10;AI 生成的内容可能不正确。"/>
+                    <pic:cNvPr id="0" name="Picture 7"/>
                     <pic:cNvPicPr>
                       <a:picLocks noChangeAspect="1" noChangeArrowheads="1"/>
                     </pic:cNvPicPr>
@@ -17678,7 +18405,7 @@
       <w:pPr>
         <w:pStyle w:val="3"/>
       </w:pPr>
-      <w:bookmarkStart w:id="60" w:name="_Toc213070296"/>
+      <w:bookmarkStart w:id="60" w:name="_Toc231982158"/>
       <w:r>
         <w:rPr>
           <w:rFonts w:hint="eastAsia"/>
@@ -17742,7 +18469,7 @@
       <w:pPr>
         <w:pStyle w:val="3"/>
       </w:pPr>
-      <w:bookmarkStart w:id="61" w:name="_Toc213070297"/>
+      <w:bookmarkStart w:id="61" w:name="_Toc231982159"/>
       <w:r>
         <w:rPr>
           <w:rFonts w:hint="eastAsia"/>
@@ -17805,7 +18532,7 @@
       <w:pPr>
         <w:pStyle w:val="3"/>
       </w:pPr>
-      <w:bookmarkStart w:id="62" w:name="_Toc213070298"/>
+      <w:bookmarkStart w:id="62" w:name="_Toc231982160"/>
       <w:r>
         <w:rPr>
           <w:rFonts w:hint="eastAsia"/>
@@ -17879,7 +18606,7 @@
       <w:pPr>
         <w:pStyle w:val="3"/>
       </w:pPr>
-      <w:bookmarkStart w:id="63" w:name="_Toc213070299"/>
+      <w:bookmarkStart w:id="63" w:name="_Toc231982161"/>
       <w:r>
         <w:rPr>
           <w:rFonts w:hint="eastAsia"/>
@@ -17942,7 +18669,7 @@
       <w:pPr>
         <w:pStyle w:val="3"/>
       </w:pPr>
-      <w:bookmarkStart w:id="64" w:name="_Toc213070300"/>
+      <w:bookmarkStart w:id="64" w:name="_Toc231982162"/>
       <w:r>
         <w:rPr>
           <w:rFonts w:hint="eastAsia"/>
@@ -17964,10 +18691,10 @@
           <w:noProof/>
         </w:rPr>
         <w:drawing>
-          <wp:inline distT="0" distB="0" distL="0" distR="0" wp14:anchorId="64E5D061" wp14:editId="183D8FA6">
-            <wp:extent cx="5274310" cy="4107180"/>
-            <wp:effectExtent l="0" t="0" r="2540" b="7620"/>
-            <wp:docPr id="221121467" name="图片 2" descr="图示&#10;&#10;AI 生成的内容可能不正确。"/>
+          <wp:inline distT="0" distB="0" distL="0" distR="0" wp14:anchorId="368ABEDD" wp14:editId="0A962E69">
+            <wp:extent cx="5274310" cy="4029710"/>
+            <wp:effectExtent l="0" t="0" r="2540" b="8890"/>
+            <wp:docPr id="411618672" name="图片 5"/>
             <wp:cNvGraphicFramePr>
               <a:graphicFrameLocks xmlns:a="http://schemas.openxmlformats.org/drawingml/2006/main" noChangeAspect="1"/>
             </wp:cNvGraphicFramePr>
@@ -17975,7 +18702,7 @@
               <a:graphicData uri="http://schemas.openxmlformats.org/drawingml/2006/picture">
                 <pic:pic xmlns:pic="http://schemas.openxmlformats.org/drawingml/2006/picture">
                   <pic:nvPicPr>
-                    <pic:cNvPr id="221121467" name="图片 2" descr="图示&#10;&#10;AI 生成的内容可能不正确。"/>
+                    <pic:cNvPr id="0" name="Picture 9"/>
                     <pic:cNvPicPr>
                       <a:picLocks noChangeAspect="1" noChangeArrowheads="1"/>
                     </pic:cNvPicPr>
@@ -17996,7 +18723,7 @@
                   <pic:spPr bwMode="auto">
                     <a:xfrm>
                       <a:off x="0" y="0"/>
-                      <a:ext cx="5274310" cy="4107180"/>
+                      <a:ext cx="5274310" cy="4029710"/>
                     </a:xfrm>
                     <a:prstGeom prst="rect">
                       <a:avLst/>
@@ -18017,7 +18744,7 @@
       <w:pPr>
         <w:pStyle w:val="2"/>
       </w:pPr>
-      <w:bookmarkStart w:id="65" w:name="_Toc213070301"/>
+      <w:bookmarkStart w:id="65" w:name="_Toc231982163"/>
       <w:r>
         <w:rPr>
           <w:rFonts w:hint="eastAsia"/>
@@ -18039,7 +18766,7 @@
           <w:noProof/>
         </w:rPr>
         <w:drawing>
-          <wp:inline distT="0" distB="0" distL="0" distR="0" wp14:anchorId="0C4F7F0B" wp14:editId="21CBC0CF">
+          <wp:inline distT="0" distB="0" distL="0" distR="0" wp14:anchorId="0C4F7F0B" wp14:editId="164ABEFB">
             <wp:extent cx="5274310" cy="5045075"/>
             <wp:effectExtent l="0" t="0" r="2540" b="3175"/>
             <wp:docPr id="2142380510" name="图片 3" descr="图形用户界面&#10;&#10;AI 生成的内容可能不正确。"/>
@@ -18092,7 +18819,7 @@
       <w:pPr>
         <w:pStyle w:val="1"/>
       </w:pPr>
-      <w:bookmarkStart w:id="66" w:name="_Toc213070302"/>
+      <w:bookmarkStart w:id="66" w:name="_Toc231982164"/>
       <w:r>
         <w:rPr>
           <w:rFonts w:hint="eastAsia"/>
@@ -18105,7 +18832,7 @@
       <w:pPr>
         <w:pStyle w:val="2"/>
       </w:pPr>
-      <w:bookmarkStart w:id="67" w:name="_Toc213070303"/>
+      <w:bookmarkStart w:id="67" w:name="_Toc231982165"/>
       <w:r>
         <w:rPr>
           <w:rFonts w:hint="eastAsia"/>
@@ -18147,7 +18874,7 @@
       <w:pPr>
         <w:pStyle w:val="2"/>
       </w:pPr>
-      <w:bookmarkStart w:id="68" w:name="_Toc213070304"/>
+      <w:bookmarkStart w:id="68" w:name="_Toc231982166"/>
       <w:r>
         <w:rPr>
           <w:rFonts w:hint="eastAsia"/>
@@ -18173,6 +18900,7 @@
           <w:numId w:val="8"/>
         </w:numPr>
       </w:pPr>
+      <w:proofErr w:type="spellStart"/>
       <w:r>
         <w:rPr>
           <w:rFonts w:hint="eastAsia"/>
@@ -18195,7 +18923,14 @@
         <w:rPr>
           <w:rFonts w:hint="eastAsia"/>
         </w:rPr>
-        <w:t xml:space="preserve">c            </w:t>
+        <w:t>c</w:t>
+      </w:r>
+      <w:proofErr w:type="spellEnd"/>
+      <w:r>
+        <w:rPr>
+          <w:rFonts w:hint="eastAsia"/>
+        </w:rPr>
+        <w:t xml:space="preserve">            </w:t>
       </w:r>
       <w:r>
         <w:rPr>
@@ -18212,6 +18947,7 @@
           <w:numId w:val="8"/>
         </w:numPr>
       </w:pPr>
+      <w:proofErr w:type="spellStart"/>
       <w:r>
         <w:rPr>
           <w:rFonts w:hint="eastAsia"/>
@@ -18221,6 +18957,7 @@
       <w:r>
         <w:t>Engine_Client</w:t>
       </w:r>
+      <w:proofErr w:type="spellEnd"/>
       <w:r>
         <w:rPr>
           <w:rFonts w:hint="eastAsia"/>
@@ -18242,6 +18979,7 @@
           <w:numId w:val="8"/>
         </w:numPr>
       </w:pPr>
+      <w:proofErr w:type="spellStart"/>
       <w:r>
         <w:rPr>
           <w:rFonts w:hint="eastAsia"/>
@@ -18251,6 +18989,7 @@
       <w:r>
         <w:t>Engine_Core</w:t>
       </w:r>
+      <w:proofErr w:type="spellEnd"/>
       <w:r>
         <w:rPr>
           <w:rFonts w:hint="eastAsia"/>
@@ -18272,6 +19011,7 @@
           <w:numId w:val="8"/>
         </w:numPr>
       </w:pPr>
+      <w:proofErr w:type="spellStart"/>
       <w:r>
         <w:rPr>
           <w:rFonts w:hint="eastAsia"/>
@@ -18281,6 +19021,7 @@
       <w:r>
         <w:t>Engine_HelpComponents</w:t>
       </w:r>
+      <w:proofErr w:type="spellEnd"/>
       <w:r>
         <w:rPr>
           <w:rFonts w:hint="eastAsia"/>
@@ -18302,6 +19043,7 @@
           <w:numId w:val="8"/>
         </w:numPr>
       </w:pPr>
+      <w:proofErr w:type="spellStart"/>
       <w:r>
         <w:rPr>
           <w:rFonts w:hint="eastAsia"/>
@@ -18311,6 +19053,7 @@
       <w:r>
         <w:t>Engine_NetHelp</w:t>
       </w:r>
+      <w:proofErr w:type="spellEnd"/>
       <w:r>
         <w:rPr>
           <w:rFonts w:hint="eastAsia"/>
@@ -18332,6 +19075,7 @@
           <w:numId w:val="8"/>
         </w:numPr>
       </w:pPr>
+      <w:proofErr w:type="spellStart"/>
       <w:r>
         <w:rPr>
           <w:rFonts w:hint="eastAsia"/>
@@ -18351,6 +19095,7 @@
       <w:r>
         <w:t>Lib</w:t>
       </w:r>
+      <w:proofErr w:type="spellEnd"/>
       <w:r>
         <w:rPr>
           <w:rFonts w:hint="eastAsia"/>
@@ -18372,11 +19117,19 @@
           <w:numId w:val="8"/>
         </w:numPr>
       </w:pPr>
-      <w:r>
-        <w:rPr>
-          <w:rFonts w:hint="eastAsia"/>
-        </w:rPr>
-        <w:t>XEngine_RfcComponents      RFC</w:t>
+      <w:proofErr w:type="spellStart"/>
+      <w:r>
+        <w:rPr>
+          <w:rFonts w:hint="eastAsia"/>
+        </w:rPr>
+        <w:t>XEngine_RfcComponents</w:t>
+      </w:r>
+      <w:proofErr w:type="spellEnd"/>
+      <w:r>
+        <w:rPr>
+          <w:rFonts w:hint="eastAsia"/>
+        </w:rPr>
+        <w:t xml:space="preserve">      RFC</w:t>
       </w:r>
       <w:r>
         <w:rPr>
@@ -18393,6 +19146,7 @@
           <w:numId w:val="8"/>
         </w:numPr>
       </w:pPr>
+      <w:proofErr w:type="spellStart"/>
       <w:r>
         <w:rPr>
           <w:rFonts w:hint="eastAsia"/>
@@ -18400,7 +19154,11 @@
         <w:t>X</w:t>
       </w:r>
       <w:r>
-        <w:t xml:space="preserve">Engine_StreamMedia  </w:t>
+        <w:t>Engine_StreamMedia</w:t>
+      </w:r>
+      <w:proofErr w:type="spellEnd"/>
+      <w:r>
+        <w:t xml:space="preserve">  </w:t>
       </w:r>
       <w:r>
         <w:rPr>
@@ -18426,6 +19184,7 @@
           <w:numId w:val="8"/>
         </w:numPr>
       </w:pPr>
+      <w:proofErr w:type="spellStart"/>
       <w:r>
         <w:rPr>
           <w:rFonts w:hint="eastAsia"/>
@@ -18439,7 +19198,14 @@
         <w:rPr>
           <w:rFonts w:hint="eastAsia"/>
         </w:rPr>
-        <w:t xml:space="preserve">SystemSdk          </w:t>
+        <w:t>SystemSdk</w:t>
+      </w:r>
+      <w:proofErr w:type="spellEnd"/>
+      <w:r>
+        <w:rPr>
+          <w:rFonts w:hint="eastAsia"/>
+        </w:rPr>
+        <w:t xml:space="preserve">          </w:t>
       </w:r>
       <w:r>
         <w:rPr>
@@ -18452,7 +19218,7 @@
       <w:pPr>
         <w:pStyle w:val="2"/>
       </w:pPr>
-      <w:bookmarkStart w:id="69" w:name="_Toc213070305"/>
+      <w:bookmarkStart w:id="69" w:name="_Toc231982167"/>
       <w:r>
         <w:rPr>
           <w:rFonts w:hint="eastAsia"/>
@@ -18495,12 +19261,14 @@
         </w:rPr>
         <w:t>比如包含</w:t>
       </w:r>
+      <w:proofErr w:type="spellStart"/>
       <w:r>
         <w:rPr>
           <w:rFonts w:hint="eastAsia"/>
         </w:rPr>
         <w:t>dll,lib,so</w:t>
       </w:r>
+      <w:proofErr w:type="spellEnd"/>
       <w:r>
         <w:rPr>
           <w:rFonts w:hint="eastAsia"/>
@@ -18512,7 +19280,7 @@
       <w:pPr>
         <w:pStyle w:val="2"/>
       </w:pPr>
-      <w:bookmarkStart w:id="70" w:name="_Toc213070306"/>
+      <w:bookmarkStart w:id="70" w:name="_Toc231982168"/>
       <w:r>
         <w:rPr>
           <w:rFonts w:hint="eastAsia"/>
@@ -18531,14 +19299,22 @@
       <w:pPr>
         <w:pStyle w:val="3"/>
       </w:pPr>
-      <w:bookmarkStart w:id="71" w:name="_Toc213070307"/>
-      <w:r>
-        <w:rPr>
-          <w:rFonts w:hint="eastAsia"/>
-        </w:rPr>
-        <w:t>7.4.1 XEngine_AvCodec</w:t>
+      <w:bookmarkStart w:id="71" w:name="_Toc231982169"/>
+      <w:r>
+        <w:rPr>
+          <w:rFonts w:hint="eastAsia"/>
+        </w:rPr>
+        <w:t xml:space="preserve">7.4.1 </w:t>
+      </w:r>
+      <w:proofErr w:type="spellStart"/>
+      <w:r>
+        <w:rPr>
+          <w:rFonts w:hint="eastAsia"/>
+        </w:rPr>
+        <w:t>XEngine_AvCodec</w:t>
       </w:r>
       <w:bookmarkEnd w:id="71"/>
+      <w:proofErr w:type="spellEnd"/>
     </w:p>
     <w:p>
       <w:r>
@@ -18586,8 +19362,16 @@
         <w:rPr>
           <w:rFonts w:hint="eastAsia"/>
         </w:rPr>
-        <w:t>7.4.1.1 XEngine_AudioCodec</w:t>
-      </w:r>
+        <w:t xml:space="preserve">7.4.1.1 </w:t>
+      </w:r>
+      <w:proofErr w:type="spellStart"/>
+      <w:r>
+        <w:rPr>
+          <w:rFonts w:hint="eastAsia"/>
+        </w:rPr>
+        <w:t>XEngine_AudioCodec</w:t>
+      </w:r>
+      <w:proofErr w:type="spellEnd"/>
     </w:p>
     <w:p>
       <w:r>
@@ -18611,8 +19395,16 @@
         <w:rPr>
           <w:rFonts w:hint="eastAsia"/>
         </w:rPr>
-        <w:t>7.4.1.2 XEngine_AVCollect</w:t>
-      </w:r>
+        <w:t xml:space="preserve">7.4.1.2 </w:t>
+      </w:r>
+      <w:proofErr w:type="spellStart"/>
+      <w:r>
+        <w:rPr>
+          <w:rFonts w:hint="eastAsia"/>
+        </w:rPr>
+        <w:t>XEngine_AVCollect</w:t>
+      </w:r>
+      <w:proofErr w:type="spellEnd"/>
     </w:p>
     <w:p>
       <w:r>
@@ -18672,8 +19464,16 @@
         <w:rPr>
           <w:rFonts w:hint="eastAsia"/>
         </w:rPr>
-        <w:t>7.4.1.3 XEngine_AVHelp</w:t>
-      </w:r>
+        <w:t xml:space="preserve">7.4.1.3 </w:t>
+      </w:r>
+      <w:proofErr w:type="spellStart"/>
+      <w:r>
+        <w:rPr>
+          <w:rFonts w:hint="eastAsia"/>
+        </w:rPr>
+        <w:t>XEngine_AVHelp</w:t>
+      </w:r>
+      <w:proofErr w:type="spellEnd"/>
     </w:p>
     <w:p>
       <w:r>
@@ -18721,8 +19521,16 @@
         <w:rPr>
           <w:rFonts w:hint="eastAsia"/>
         </w:rPr>
-        <w:t>7.4.1.4 XEngine_VideoCodec</w:t>
-      </w:r>
+        <w:t xml:space="preserve">7.4.1.4 </w:t>
+      </w:r>
+      <w:proofErr w:type="spellStart"/>
+      <w:r>
+        <w:rPr>
+          <w:rFonts w:hint="eastAsia"/>
+        </w:rPr>
+        <w:t>XEngine_VideoCodec</w:t>
+      </w:r>
+      <w:proofErr w:type="spellEnd"/>
     </w:p>
     <w:p>
       <w:pPr>
@@ -18743,8 +19551,16 @@
         <w:rPr>
           <w:rFonts w:hint="eastAsia"/>
         </w:rPr>
-        <w:t>7.4.1.5 XEngine_AVFormat</w:t>
-      </w:r>
+        <w:t xml:space="preserve">7.4.1.5 </w:t>
+      </w:r>
+      <w:proofErr w:type="spellStart"/>
+      <w:r>
+        <w:rPr>
+          <w:rFonts w:hint="eastAsia"/>
+        </w:rPr>
+        <w:t>XEngine_AVFormat</w:t>
+      </w:r>
+      <w:proofErr w:type="spellEnd"/>
     </w:p>
     <w:p>
       <w:pPr>
@@ -18778,8 +19594,16 @@
         <w:rPr>
           <w:rFonts w:hint="eastAsia"/>
         </w:rPr>
-        <w:t>(rtsp,rtp,flv,rtmp</w:t>
-      </w:r>
+        <w:t>(</w:t>
+      </w:r>
+      <w:proofErr w:type="spellStart"/>
+      <w:r>
+        <w:rPr>
+          <w:rFonts w:hint="eastAsia"/>
+        </w:rPr>
+        <w:t>rtsp,rtp,flv,rtmp</w:t>
+      </w:r>
+      <w:proofErr w:type="spellEnd"/>
       <w:r>
         <w:rPr>
           <w:rFonts w:hint="eastAsia"/>
@@ -18801,8 +19625,16 @@
         <w:rPr>
           <w:rFonts w:hint="eastAsia"/>
         </w:rPr>
-        <w:t>7.4.1.6 XEngine_AVFrame</w:t>
-      </w:r>
+        <w:t xml:space="preserve">7.4.1.6 </w:t>
+      </w:r>
+      <w:proofErr w:type="spellStart"/>
+      <w:r>
+        <w:rPr>
+          <w:rFonts w:hint="eastAsia"/>
+        </w:rPr>
+        <w:t>XEngine_AVFrame</w:t>
+      </w:r>
+      <w:proofErr w:type="spellEnd"/>
     </w:p>
     <w:p>
       <w:r>
@@ -18815,7 +19647,21 @@
         <w:rPr>
           <w:rFonts w:hint="eastAsia"/>
         </w:rPr>
-        <w:t>音视频帧处理模块，分拆帧，帧转换</w:t>
+        <w:t>音视频</w:t>
+      </w:r>
+      <w:proofErr w:type="gramStart"/>
+      <w:r>
+        <w:rPr>
+          <w:rFonts w:hint="eastAsia"/>
+        </w:rPr>
+        <w:t>帧</w:t>
+      </w:r>
+      <w:proofErr w:type="gramEnd"/>
+      <w:r>
+        <w:rPr>
+          <w:rFonts w:hint="eastAsia"/>
+        </w:rPr>
+        <w:t>处理模块，分拆帧，帧转换</w:t>
       </w:r>
     </w:p>
     <w:p>
@@ -18826,8 +19672,16 @@
         <w:rPr>
           <w:rFonts w:hint="eastAsia"/>
         </w:rPr>
-        <w:t>7.4.1.6 XEngine_AVFilter</w:t>
-      </w:r>
+        <w:t xml:space="preserve">7.4.1.6 </w:t>
+      </w:r>
+      <w:proofErr w:type="spellStart"/>
+      <w:r>
+        <w:rPr>
+          <w:rFonts w:hint="eastAsia"/>
+        </w:rPr>
+        <w:t>XEngine_AVFilter</w:t>
+      </w:r>
+      <w:proofErr w:type="spellEnd"/>
     </w:p>
     <w:p>
       <w:pPr>
@@ -18837,21 +19691,43 @@
         <w:rPr>
           <w:rFonts w:hint="eastAsia"/>
         </w:rPr>
-        <w:t>音视频滤镜处理模块</w:t>
+        <w:t>音视频滤</w:t>
+      </w:r>
+      <w:proofErr w:type="gramStart"/>
+      <w:r>
+        <w:rPr>
+          <w:rFonts w:hint="eastAsia"/>
+        </w:rPr>
+        <w:t>镜处理</w:t>
+      </w:r>
+      <w:proofErr w:type="gramEnd"/>
+      <w:r>
+        <w:rPr>
+          <w:rFonts w:hint="eastAsia"/>
+        </w:rPr>
+        <w:t>模块</w:t>
       </w:r>
     </w:p>
     <w:p>
       <w:pPr>
         <w:pStyle w:val="3"/>
       </w:pPr>
-      <w:bookmarkStart w:id="72" w:name="_Toc213070308"/>
-      <w:r>
-        <w:rPr>
-          <w:rFonts w:hint="eastAsia"/>
-        </w:rPr>
-        <w:t>7.4.2 XEngine_BaseLib</w:t>
+      <w:bookmarkStart w:id="72" w:name="_Toc231982170"/>
+      <w:r>
+        <w:rPr>
+          <w:rFonts w:hint="eastAsia"/>
+        </w:rPr>
+        <w:t xml:space="preserve">7.4.2 </w:t>
+      </w:r>
+      <w:proofErr w:type="spellStart"/>
+      <w:r>
+        <w:rPr>
+          <w:rFonts w:hint="eastAsia"/>
+        </w:rPr>
+        <w:t>XEngine_BaseLib</w:t>
       </w:r>
       <w:bookmarkEnd w:id="72"/>
+      <w:proofErr w:type="spellEnd"/>
     </w:p>
     <w:p>
       <w:r>
@@ -18935,8 +19811,16 @@
         <w:rPr>
           <w:rFonts w:hint="eastAsia"/>
         </w:rPr>
-        <w:t>7.4.2.1 XEngine_Algorithm</w:t>
-      </w:r>
+        <w:t xml:space="preserve">7.4.2.1 </w:t>
+      </w:r>
+      <w:proofErr w:type="spellStart"/>
+      <w:r>
+        <w:rPr>
+          <w:rFonts w:hint="eastAsia"/>
+        </w:rPr>
+        <w:t>XEngine_Algorithm</w:t>
+      </w:r>
+      <w:proofErr w:type="spellEnd"/>
     </w:p>
     <w:p>
       <w:pPr>
@@ -18946,7 +19830,21 @@
         <w:rPr>
           <w:rFonts w:hint="eastAsia"/>
         </w:rPr>
-        <w:t>算法库开发模块</w:t>
+        <w:t>算法</w:t>
+      </w:r>
+      <w:proofErr w:type="gramStart"/>
+      <w:r>
+        <w:rPr>
+          <w:rFonts w:hint="eastAsia"/>
+        </w:rPr>
+        <w:t>库开发</w:t>
+      </w:r>
+      <w:proofErr w:type="gramEnd"/>
+      <w:r>
+        <w:rPr>
+          <w:rFonts w:hint="eastAsia"/>
+        </w:rPr>
+        <w:t>模块</w:t>
       </w:r>
       <w:r>
         <w:rPr>
@@ -18975,8 +19873,16 @@
         <w:rPr>
           <w:rFonts w:hint="eastAsia"/>
         </w:rPr>
-        <w:t>7.4.2.2 XEngine_BaseSafe</w:t>
-      </w:r>
+        <w:t xml:space="preserve">7.4.2.2 </w:t>
+      </w:r>
+      <w:proofErr w:type="spellStart"/>
+      <w:r>
+        <w:rPr>
+          <w:rFonts w:hint="eastAsia"/>
+        </w:rPr>
+        <w:t>XEngine_BaseSafe</w:t>
+      </w:r>
+      <w:proofErr w:type="spellEnd"/>
     </w:p>
     <w:p>
       <w:r>
@@ -19037,8 +19943,16 @@
           <w:rFonts w:hint="eastAsia"/>
         </w:rPr>
         <w:lastRenderedPageBreak/>
-        <w:t>7.4.2.2 XEngine_BaseLib</w:t>
-      </w:r>
+        <w:t xml:space="preserve">7.4.2.2 </w:t>
+      </w:r>
+      <w:proofErr w:type="spellStart"/>
+      <w:r>
+        <w:rPr>
+          <w:rFonts w:hint="eastAsia"/>
+        </w:rPr>
+        <w:t>XEngine_BaseLib</w:t>
+      </w:r>
+      <w:proofErr w:type="spellEnd"/>
     </w:p>
     <w:p>
       <w:r>
@@ -19130,14 +20044,22 @@
       <w:pPr>
         <w:pStyle w:val="3"/>
       </w:pPr>
-      <w:bookmarkStart w:id="73" w:name="_Toc213070309"/>
-      <w:r>
-        <w:rPr>
-          <w:rFonts w:hint="eastAsia"/>
-        </w:rPr>
-        <w:t>7.4.3 XEngine_Client</w:t>
+      <w:bookmarkStart w:id="73" w:name="_Toc231982171"/>
+      <w:r>
+        <w:rPr>
+          <w:rFonts w:hint="eastAsia"/>
+        </w:rPr>
+        <w:t xml:space="preserve">7.4.3 </w:t>
+      </w:r>
+      <w:proofErr w:type="spellStart"/>
+      <w:r>
+        <w:rPr>
+          <w:rFonts w:hint="eastAsia"/>
+        </w:rPr>
+        <w:t>XEngine_Client</w:t>
       </w:r>
       <w:bookmarkEnd w:id="73"/>
+      <w:proofErr w:type="spellEnd"/>
     </w:p>
     <w:p>
       <w:pPr>
@@ -19212,8 +20134,16 @@
         <w:rPr>
           <w:rFonts w:hint="eastAsia"/>
         </w:rPr>
-        <w:t>7.4.3.1 XClient_Socket</w:t>
-      </w:r>
+        <w:t xml:space="preserve">7.4.3.1 </w:t>
+      </w:r>
+      <w:proofErr w:type="spellStart"/>
+      <w:r>
+        <w:rPr>
+          <w:rFonts w:hint="eastAsia"/>
+        </w:rPr>
+        <w:t>XClient_Socket</w:t>
+      </w:r>
+      <w:proofErr w:type="spellEnd"/>
     </w:p>
     <w:p>
       <w:r>
@@ -19387,8 +20317,16 @@
         <w:rPr>
           <w:rFonts w:hint="eastAsia"/>
         </w:rPr>
-        <w:t xml:space="preserve"> XClient_APIHelp</w:t>
-      </w:r>
+        <w:t xml:space="preserve"> </w:t>
+      </w:r>
+      <w:proofErr w:type="spellStart"/>
+      <w:r>
+        <w:rPr>
+          <w:rFonts w:hint="eastAsia"/>
+        </w:rPr>
+        <w:t>XClient_APIHelp</w:t>
+      </w:r>
+      <w:proofErr w:type="spellEnd"/>
     </w:p>
     <w:p>
       <w:pPr>
@@ -19417,14 +20355,22 @@
       <w:pPr>
         <w:pStyle w:val="3"/>
       </w:pPr>
-      <w:bookmarkStart w:id="74" w:name="_Toc213070310"/>
-      <w:r>
-        <w:rPr>
-          <w:rFonts w:hint="eastAsia"/>
-        </w:rPr>
-        <w:t>7.4.4 XEngine_Core</w:t>
+      <w:bookmarkStart w:id="74" w:name="_Toc231982172"/>
+      <w:r>
+        <w:rPr>
+          <w:rFonts w:hint="eastAsia"/>
+        </w:rPr>
+        <w:t xml:space="preserve">7.4.4 </w:t>
+      </w:r>
+      <w:proofErr w:type="spellStart"/>
+      <w:r>
+        <w:rPr>
+          <w:rFonts w:hint="eastAsia"/>
+        </w:rPr>
+        <w:t>XEngine_Core</w:t>
       </w:r>
       <w:bookmarkEnd w:id="74"/>
+      <w:proofErr w:type="spellEnd"/>
     </w:p>
     <w:p>
       <w:r>
@@ -19472,8 +20418,16 @@
         <w:rPr>
           <w:rFonts w:hint="eastAsia"/>
         </w:rPr>
-        <w:t>7.4.4.1 XEngine_Core</w:t>
-      </w:r>
+        <w:t xml:space="preserve">7.4.4.1 </w:t>
+      </w:r>
+      <w:proofErr w:type="spellStart"/>
+      <w:r>
+        <w:rPr>
+          <w:rFonts w:hint="eastAsia"/>
+        </w:rPr>
+        <w:t>XEngine_Core</w:t>
+      </w:r>
+      <w:proofErr w:type="spellEnd"/>
     </w:p>
     <w:p>
       <w:r>
@@ -19590,11 +20544,19 @@
         </w:rPr>
         <w:t>,</w:t>
       </w:r>
-      <w:r>
-        <w:rPr>
-          <w:rFonts w:hint="eastAsia"/>
-        </w:rPr>
-        <w:t>蓝牙开发接口</w:t>
+      <w:proofErr w:type="gramStart"/>
+      <w:r>
+        <w:rPr>
+          <w:rFonts w:hint="eastAsia"/>
+        </w:rPr>
+        <w:t>蓝牙开发</w:t>
+      </w:r>
+      <w:proofErr w:type="gramEnd"/>
+      <w:r>
+        <w:rPr>
+          <w:rFonts w:hint="eastAsia"/>
+        </w:rPr>
+        <w:t>接口</w:t>
       </w:r>
       <w:r>
         <w:rPr>
@@ -19683,8 +20645,16 @@
         <w:rPr>
           <w:rFonts w:hint="eastAsia"/>
         </w:rPr>
-        <w:t>7.4.4.2 XEngine_ManagePool</w:t>
-      </w:r>
+        <w:t xml:space="preserve">7.4.4.2 </w:t>
+      </w:r>
+      <w:proofErr w:type="spellStart"/>
+      <w:r>
+        <w:rPr>
+          <w:rFonts w:hint="eastAsia"/>
+        </w:rPr>
+        <w:t>XEngine_ManagePool</w:t>
+      </w:r>
+      <w:proofErr w:type="spellEnd"/>
     </w:p>
     <w:p>
       <w:r>
@@ -19756,8 +20726,16 @@
         <w:rPr>
           <w:rFonts w:hint="eastAsia"/>
         </w:rPr>
-        <w:t>7.4.4.3 XEngine_Cryption</w:t>
-      </w:r>
+        <w:t xml:space="preserve">7.4.4.3 </w:t>
+      </w:r>
+      <w:proofErr w:type="spellStart"/>
+      <w:r>
+        <w:rPr>
+          <w:rFonts w:hint="eastAsia"/>
+        </w:rPr>
+        <w:t>XEngine_Cryption</w:t>
+      </w:r>
+      <w:proofErr w:type="spellEnd"/>
     </w:p>
     <w:p>
       <w:r>
@@ -19829,8 +20807,16 @@
         <w:rPr>
           <w:rFonts w:hint="eastAsia"/>
         </w:rPr>
-        <w:t>7.4.4.4 XEngine_Protocol</w:t>
-      </w:r>
+        <w:t xml:space="preserve">7.4.4.4 </w:t>
+      </w:r>
+      <w:proofErr w:type="spellStart"/>
+      <w:r>
+        <w:rPr>
+          <w:rFonts w:hint="eastAsia"/>
+        </w:rPr>
+        <w:t>XEngine_Protocol</w:t>
+      </w:r>
+      <w:proofErr w:type="spellEnd"/>
     </w:p>
     <w:p>
       <w:r>
@@ -19892,14 +20878,22 @@
       <w:pPr>
         <w:pStyle w:val="3"/>
       </w:pPr>
-      <w:bookmarkStart w:id="75" w:name="_Toc213070311"/>
-      <w:r>
-        <w:rPr>
-          <w:rFonts w:hint="eastAsia"/>
-        </w:rPr>
-        <w:t>7.4.5 XEngine_HelpComponents</w:t>
+      <w:bookmarkStart w:id="75" w:name="_Toc231982173"/>
+      <w:r>
+        <w:rPr>
+          <w:rFonts w:hint="eastAsia"/>
+        </w:rPr>
+        <w:t xml:space="preserve">7.4.5 </w:t>
+      </w:r>
+      <w:proofErr w:type="spellStart"/>
+      <w:r>
+        <w:rPr>
+          <w:rFonts w:hint="eastAsia"/>
+        </w:rPr>
+        <w:t>XEngine_HelpComponents</w:t>
       </w:r>
       <w:bookmarkEnd w:id="75"/>
+      <w:proofErr w:type="spellEnd"/>
     </w:p>
     <w:p>
       <w:r>
@@ -19983,8 +20977,16 @@
         <w:rPr>
           <w:rFonts w:hint="eastAsia"/>
         </w:rPr>
-        <w:t>7.4.5.1 HelpComponents_BINPack</w:t>
-      </w:r>
+        <w:t xml:space="preserve">7.4.5.1 </w:t>
+      </w:r>
+      <w:proofErr w:type="spellStart"/>
+      <w:r>
+        <w:rPr>
+          <w:rFonts w:hint="eastAsia"/>
+        </w:rPr>
+        <w:t>HelpComponents_BINPack</w:t>
+      </w:r>
+      <w:proofErr w:type="spellEnd"/>
     </w:p>
     <w:p>
       <w:r>
@@ -20038,8 +21040,16 @@
         <w:rPr>
           <w:rFonts w:hint="eastAsia"/>
         </w:rPr>
-        <w:t>7.4.5.2 HelpComponents_Compress</w:t>
-      </w:r>
+        <w:t xml:space="preserve">7.4.5.2 </w:t>
+      </w:r>
+      <w:proofErr w:type="spellStart"/>
+      <w:r>
+        <w:rPr>
+          <w:rFonts w:hint="eastAsia"/>
+        </w:rPr>
+        <w:t>HelpComponents_Compress</w:t>
+      </w:r>
+      <w:proofErr w:type="spellEnd"/>
     </w:p>
     <w:p>
       <w:r>
@@ -20075,8 +21085,16 @@
         <w:rPr>
           <w:rFonts w:hint="eastAsia"/>
         </w:rPr>
-        <w:t>7.4.5.3 HelpComponents_DataBase</w:t>
-      </w:r>
+        <w:t xml:space="preserve">7.4.5.3 </w:t>
+      </w:r>
+      <w:proofErr w:type="spellStart"/>
+      <w:r>
+        <w:rPr>
+          <w:rFonts w:hint="eastAsia"/>
+        </w:rPr>
+        <w:t>HelpComponents_DataBase</w:t>
+      </w:r>
+      <w:proofErr w:type="spellEnd"/>
     </w:p>
     <w:p>
       <w:r>
@@ -20125,8 +21143,16 @@
           <w:rFonts w:hint="eastAsia"/>
         </w:rPr>
         <w:lastRenderedPageBreak/>
-        <w:t>7.4.5.4 HelpComponents_Packets</w:t>
-      </w:r>
+        <w:t xml:space="preserve">7.4.5.4 </w:t>
+      </w:r>
+      <w:proofErr w:type="spellStart"/>
+      <w:r>
+        <w:rPr>
+          <w:rFonts w:hint="eastAsia"/>
+        </w:rPr>
+        <w:t>HelpComponents_Packets</w:t>
+      </w:r>
+      <w:proofErr w:type="spellEnd"/>
     </w:p>
     <w:p>
       <w:r>
@@ -20183,12 +21209,14 @@
         </w:rPr>
         <w:t>TCP</w:t>
       </w:r>
+      <w:proofErr w:type="gramStart"/>
       <w:r>
         <w:rPr>
           <w:rFonts w:hint="eastAsia"/>
         </w:rPr>
         <w:t>留组包</w:t>
       </w:r>
+      <w:proofErr w:type="gramEnd"/>
       <w:r>
         <w:rPr>
           <w:rFonts w:hint="eastAsia"/>
@@ -20252,8 +21280,16 @@
         <w:rPr>
           <w:rFonts w:hint="eastAsia"/>
         </w:rPr>
-        <w:t>7.4.5.5 HelpComponents_XLog</w:t>
-      </w:r>
+        <w:t xml:space="preserve">7.4.5.5 </w:t>
+      </w:r>
+      <w:proofErr w:type="spellStart"/>
+      <w:r>
+        <w:rPr>
+          <w:rFonts w:hint="eastAsia"/>
+        </w:rPr>
+        <w:t>HelpComponents_XLog</w:t>
+      </w:r>
+      <w:proofErr w:type="spellEnd"/>
     </w:p>
     <w:p>
       <w:pPr>
@@ -20328,8 +21364,16 @@
         <w:rPr>
           <w:rFonts w:hint="eastAsia"/>
         </w:rPr>
-        <w:t>7.4.5.6 HelpComponents_WBlackList</w:t>
-      </w:r>
+        <w:t xml:space="preserve">7.4.5.6 </w:t>
+      </w:r>
+      <w:proofErr w:type="spellStart"/>
+      <w:r>
+        <w:rPr>
+          <w:rFonts w:hint="eastAsia"/>
+        </w:rPr>
+        <w:t>HelpComponents_WBlackList</w:t>
+      </w:r>
+      <w:proofErr w:type="spellEnd"/>
     </w:p>
     <w:p>
       <w:r>
@@ -20366,21 +21410,43 @@
         <w:rPr>
           <w:rFonts w:hint="eastAsia"/>
         </w:rPr>
-        <w:t>和域名进程过滤和配置策略</w:t>
+        <w:t>和</w:t>
+      </w:r>
+      <w:proofErr w:type="gramStart"/>
+      <w:r>
+        <w:rPr>
+          <w:rFonts w:hint="eastAsia"/>
+        </w:rPr>
+        <w:t>域名进程</w:t>
+      </w:r>
+      <w:proofErr w:type="gramEnd"/>
+      <w:r>
+        <w:rPr>
+          <w:rFonts w:hint="eastAsia"/>
+        </w:rPr>
+        <w:t>过滤和配置策略</w:t>
       </w:r>
     </w:p>
     <w:p>
       <w:pPr>
         <w:pStyle w:val="3"/>
       </w:pPr>
-      <w:bookmarkStart w:id="76" w:name="_Toc213070312"/>
-      <w:r>
-        <w:rPr>
-          <w:rFonts w:hint="eastAsia"/>
-        </w:rPr>
-        <w:t>7.4.6 XEngine_NetHelp</w:t>
+      <w:bookmarkStart w:id="76" w:name="_Toc231982174"/>
+      <w:r>
+        <w:rPr>
+          <w:rFonts w:hint="eastAsia"/>
+        </w:rPr>
+        <w:t xml:space="preserve">7.4.6 </w:t>
+      </w:r>
+      <w:proofErr w:type="spellStart"/>
+      <w:r>
+        <w:rPr>
+          <w:rFonts w:hint="eastAsia"/>
+        </w:rPr>
+        <w:t>XEngine_NetHelp</w:t>
       </w:r>
       <w:bookmarkEnd w:id="76"/>
+      <w:proofErr w:type="spellEnd"/>
     </w:p>
     <w:p>
       <w:pPr>
@@ -20419,8 +21485,16 @@
         <w:rPr>
           <w:rFonts w:hint="eastAsia"/>
         </w:rPr>
-        <w:t>7.4.6.1 NetHelp_APIHelp</w:t>
-      </w:r>
+        <w:t xml:space="preserve">7.4.6.1 </w:t>
+      </w:r>
+      <w:proofErr w:type="spellStart"/>
+      <w:r>
+        <w:rPr>
+          <w:rFonts w:hint="eastAsia"/>
+        </w:rPr>
+        <w:t>NetHelp_APIHelp</w:t>
+      </w:r>
+      <w:proofErr w:type="spellEnd"/>
     </w:p>
     <w:p>
       <w:pPr>
@@ -20474,8 +21548,16 @@
         <w:rPr>
           <w:rFonts w:hint="eastAsia"/>
         </w:rPr>
-        <w:t>2 NetHelp_APIFlow</w:t>
-      </w:r>
+        <w:t xml:space="preserve">2 </w:t>
+      </w:r>
+      <w:proofErr w:type="spellStart"/>
+      <w:r>
+        <w:rPr>
+          <w:rFonts w:hint="eastAsia"/>
+        </w:rPr>
+        <w:t>NetHelp_APIFlow</w:t>
+      </w:r>
+      <w:proofErr w:type="spellEnd"/>
     </w:p>
     <w:p>
       <w:r>
@@ -20508,8 +21590,16 @@
         <w:rPr>
           <w:rFonts w:hint="eastAsia"/>
         </w:rPr>
-        <w:t>7.4.6.3 NetHelp_XSocket</w:t>
-      </w:r>
+        <w:t xml:space="preserve">7.4.6.3 </w:t>
+      </w:r>
+      <w:proofErr w:type="spellStart"/>
+      <w:r>
+        <w:rPr>
+          <w:rFonts w:hint="eastAsia"/>
+        </w:rPr>
+        <w:t>NetHelp_XSocket</w:t>
+      </w:r>
+      <w:proofErr w:type="spellEnd"/>
     </w:p>
     <w:p>
       <w:pPr>
@@ -20590,8 +21680,16 @@
         <w:rPr>
           <w:rFonts w:hint="eastAsia"/>
         </w:rPr>
-        <w:t>7.4.6.4 NetHelp_APIAddr</w:t>
-      </w:r>
+        <w:t xml:space="preserve">7.4.6.4 </w:t>
+      </w:r>
+      <w:proofErr w:type="spellStart"/>
+      <w:r>
+        <w:rPr>
+          <w:rFonts w:hint="eastAsia"/>
+        </w:rPr>
+        <w:t>NetHelp_APIAddr</w:t>
+      </w:r>
+      <w:proofErr w:type="spellEnd"/>
     </w:p>
     <w:p>
       <w:r>
@@ -20659,14 +21757,22 @@
       <w:pPr>
         <w:pStyle w:val="3"/>
       </w:pPr>
-      <w:bookmarkStart w:id="77" w:name="_Toc213070313"/>
-      <w:r>
-        <w:rPr>
-          <w:rFonts w:hint="eastAsia"/>
-        </w:rPr>
-        <w:t>7.4.7 XEngine_Rfccomponets</w:t>
+      <w:bookmarkStart w:id="77" w:name="_Toc231982175"/>
+      <w:r>
+        <w:rPr>
+          <w:rFonts w:hint="eastAsia"/>
+        </w:rPr>
+        <w:t xml:space="preserve">7.4.7 </w:t>
+      </w:r>
+      <w:proofErr w:type="spellStart"/>
+      <w:r>
+        <w:rPr>
+          <w:rFonts w:hint="eastAsia"/>
+        </w:rPr>
+        <w:t>XEngine_Rfccomponets</w:t>
       </w:r>
       <w:bookmarkEnd w:id="77"/>
+      <w:proofErr w:type="spellEnd"/>
     </w:p>
     <w:p>
       <w:r>
@@ -20720,8 +21826,16 @@
         <w:rPr>
           <w:rFonts w:hint="eastAsia"/>
         </w:rPr>
-        <w:t>7.4.7.1 RfcComponents_ProxyProtocol</w:t>
-      </w:r>
+        <w:t xml:space="preserve">7.4.7.1 </w:t>
+      </w:r>
+      <w:proofErr w:type="spellStart"/>
+      <w:r>
+        <w:rPr>
+          <w:rFonts w:hint="eastAsia"/>
+        </w:rPr>
+        <w:t>RfcComponents_ProxyProtocol</w:t>
+      </w:r>
+      <w:proofErr w:type="spellEnd"/>
     </w:p>
     <w:p>
       <w:r>
@@ -20793,8 +21907,16 @@
         <w:rPr>
           <w:rFonts w:hint="eastAsia"/>
         </w:rPr>
-        <w:t>7.4.7.2 RfcComponents_WSProtocol</w:t>
-      </w:r>
+        <w:t xml:space="preserve">7.4.7.2 </w:t>
+      </w:r>
+      <w:proofErr w:type="spellStart"/>
+      <w:r>
+        <w:rPr>
+          <w:rFonts w:hint="eastAsia"/>
+        </w:rPr>
+        <w:t>RfcComponents_WSProtocol</w:t>
+      </w:r>
+      <w:proofErr w:type="spellEnd"/>
     </w:p>
     <w:p>
       <w:pPr>
@@ -20851,8 +21973,16 @@
         <w:rPr>
           <w:rFonts w:hint="eastAsia"/>
         </w:rPr>
-        <w:t>7.4.7.3 RfcComponents_SIPProtocol</w:t>
-      </w:r>
+        <w:t xml:space="preserve">7.4.7.3 </w:t>
+      </w:r>
+      <w:proofErr w:type="spellStart"/>
+      <w:r>
+        <w:rPr>
+          <w:rFonts w:hint="eastAsia"/>
+        </w:rPr>
+        <w:t>RfcComponents_SIPProtocol</w:t>
+      </w:r>
+      <w:proofErr w:type="spellEnd"/>
     </w:p>
     <w:p>
       <w:pPr>
@@ -20903,8 +22033,16 @@
         <w:rPr>
           <w:rFonts w:hint="eastAsia"/>
         </w:rPr>
-        <w:t>7.4.7.4 RfcComponents_SnmpProtocol</w:t>
-      </w:r>
+        <w:t xml:space="preserve">7.4.7.4 </w:t>
+      </w:r>
+      <w:proofErr w:type="spellStart"/>
+      <w:r>
+        <w:rPr>
+          <w:rFonts w:hint="eastAsia"/>
+        </w:rPr>
+        <w:t>RfcComponents_SnmpProtocol</w:t>
+      </w:r>
+      <w:proofErr w:type="spellEnd"/>
     </w:p>
     <w:p>
       <w:pPr>
@@ -20956,8 +22094,16 @@
           <w:rFonts w:hint="eastAsia"/>
         </w:rPr>
         <w:lastRenderedPageBreak/>
-        <w:t>7.4.7.5 RfcComponents_NatProtocol</w:t>
-      </w:r>
+        <w:t xml:space="preserve">7.4.7.5 </w:t>
+      </w:r>
+      <w:proofErr w:type="spellStart"/>
+      <w:r>
+        <w:rPr>
+          <w:rFonts w:hint="eastAsia"/>
+        </w:rPr>
+        <w:t>RfcComponents_NatProtocol</w:t>
+      </w:r>
+      <w:proofErr w:type="spellEnd"/>
     </w:p>
     <w:p>
       <w:pPr>
@@ -20996,8 +22142,16 @@
         <w:rPr>
           <w:rFonts w:hint="eastAsia"/>
         </w:rPr>
-        <w:t>7.4.7.6 RfcComponents_HttpProtocol</w:t>
-      </w:r>
+        <w:t xml:space="preserve">7.4.7.6 </w:t>
+      </w:r>
+      <w:proofErr w:type="spellStart"/>
+      <w:r>
+        <w:rPr>
+          <w:rFonts w:hint="eastAsia"/>
+        </w:rPr>
+        <w:t>RfcComponents_HttpProtocol</w:t>
+      </w:r>
+      <w:proofErr w:type="spellEnd"/>
     </w:p>
     <w:p>
       <w:pPr>
@@ -21024,8 +22178,16 @@
         <w:rPr>
           <w:rFonts w:hint="eastAsia"/>
         </w:rPr>
-        <w:t>7.4.7.7 RfcComponents_SSDPProtocol</w:t>
-      </w:r>
+        <w:t xml:space="preserve">7.4.7.7 </w:t>
+      </w:r>
+      <w:proofErr w:type="spellStart"/>
+      <w:r>
+        <w:rPr>
+          <w:rFonts w:hint="eastAsia"/>
+        </w:rPr>
+        <w:t>RfcComponents_SSDPProtocol</w:t>
+      </w:r>
+      <w:proofErr w:type="spellEnd"/>
     </w:p>
     <w:p>
       <w:pPr>
@@ -21106,8 +22268,16 @@
         <w:rPr>
           <w:rFonts w:hint="eastAsia"/>
         </w:rPr>
-        <w:t>7.4.7.8 RfcComponents_MQTTProtocol</w:t>
-      </w:r>
+        <w:t xml:space="preserve">7.4.7.8 </w:t>
+      </w:r>
+      <w:proofErr w:type="spellStart"/>
+      <w:r>
+        <w:rPr>
+          <w:rFonts w:hint="eastAsia"/>
+        </w:rPr>
+        <w:t>RfcComponents_MQTTProtocol</w:t>
+      </w:r>
+      <w:proofErr w:type="spellEnd"/>
     </w:p>
     <w:p>
       <w:pPr>
@@ -21146,8 +22316,16 @@
         <w:rPr>
           <w:rFonts w:hint="eastAsia"/>
         </w:rPr>
-        <w:t>7.4.7.9 RfcComponents_NTPProtocol</w:t>
-      </w:r>
+        <w:t xml:space="preserve">7.4.7.9 </w:t>
+      </w:r>
+      <w:proofErr w:type="spellStart"/>
+      <w:r>
+        <w:rPr>
+          <w:rFonts w:hint="eastAsia"/>
+        </w:rPr>
+        <w:t>RfcComponents_NTPProtocol</w:t>
+      </w:r>
+      <w:proofErr w:type="spellEnd"/>
     </w:p>
     <w:p>
       <w:pPr>
@@ -21186,8 +22364,16 @@
         <w:rPr>
           <w:rFonts w:hint="eastAsia"/>
         </w:rPr>
-        <w:t>7.4.7.10 RfcComponents_DNSProtocol</w:t>
-      </w:r>
+        <w:t xml:space="preserve">7.4.7.10 </w:t>
+      </w:r>
+      <w:proofErr w:type="spellStart"/>
+      <w:r>
+        <w:rPr>
+          <w:rFonts w:hint="eastAsia"/>
+        </w:rPr>
+        <w:t>RfcComponents_DNSProtocol</w:t>
+      </w:r>
+      <w:proofErr w:type="spellEnd"/>
     </w:p>
     <w:p>
       <w:r>
@@ -21207,14 +22393,22 @@
       <w:pPr>
         <w:pStyle w:val="3"/>
       </w:pPr>
-      <w:bookmarkStart w:id="78" w:name="_Toc213070314"/>
-      <w:r>
-        <w:rPr>
-          <w:rFonts w:hint="eastAsia"/>
-        </w:rPr>
-        <w:t>7.4.8 XEngine_StreamMedia</w:t>
+      <w:bookmarkStart w:id="78" w:name="_Toc231982176"/>
+      <w:r>
+        <w:rPr>
+          <w:rFonts w:hint="eastAsia"/>
+        </w:rPr>
+        <w:t xml:space="preserve">7.4.8 </w:t>
+      </w:r>
+      <w:proofErr w:type="spellStart"/>
+      <w:r>
+        <w:rPr>
+          <w:rFonts w:hint="eastAsia"/>
+        </w:rPr>
+        <w:t>XEngine_StreamMedia</w:t>
       </w:r>
       <w:bookmarkEnd w:id="78"/>
+      <w:proofErr w:type="spellEnd"/>
     </w:p>
     <w:p>
       <w:r>
@@ -21250,8 +22444,16 @@
         <w:rPr>
           <w:rFonts w:hint="eastAsia"/>
         </w:rPr>
-        <w:t>7.4.8.1 StreamMedia_RtspProtocol</w:t>
-      </w:r>
+        <w:t xml:space="preserve">7.4.8.1 </w:t>
+      </w:r>
+      <w:proofErr w:type="spellStart"/>
+      <w:r>
+        <w:rPr>
+          <w:rFonts w:hint="eastAsia"/>
+        </w:rPr>
+        <w:t>StreamMedia_RtspProtocol</w:t>
+      </w:r>
+      <w:proofErr w:type="spellEnd"/>
     </w:p>
     <w:p>
       <w:r>
@@ -21299,8 +22501,16 @@
         <w:rPr>
           <w:rFonts w:hint="eastAsia"/>
         </w:rPr>
-        <w:t>7.4.8.2 StreamMedia_RtpProtocol</w:t>
-      </w:r>
+        <w:t xml:space="preserve">7.4.8.2 </w:t>
+      </w:r>
+      <w:proofErr w:type="spellStart"/>
+      <w:r>
+        <w:rPr>
+          <w:rFonts w:hint="eastAsia"/>
+        </w:rPr>
+        <w:t>StreamMedia_RtpProtocol</w:t>
+      </w:r>
+      <w:proofErr w:type="spellEnd"/>
     </w:p>
     <w:p>
       <w:r>
@@ -21348,8 +22558,16 @@
         <w:rPr>
           <w:rFonts w:hint="eastAsia"/>
         </w:rPr>
-        <w:t>7.4.8.3 StreamMedia_RtcpProtocol</w:t>
-      </w:r>
+        <w:t xml:space="preserve">7.4.8.3 </w:t>
+      </w:r>
+      <w:proofErr w:type="spellStart"/>
+      <w:r>
+        <w:rPr>
+          <w:rFonts w:hint="eastAsia"/>
+        </w:rPr>
+        <w:t>StreamMedia_RtcpProtocol</w:t>
+      </w:r>
+      <w:proofErr w:type="spellEnd"/>
     </w:p>
     <w:p>
       <w:pPr>
@@ -21400,8 +22618,16 @@
         <w:rPr>
           <w:rFonts w:hint="eastAsia"/>
         </w:rPr>
-        <w:t>7.4.8.4 StreamMedia_HLSProtocol</w:t>
-      </w:r>
+        <w:t xml:space="preserve">7.4.8.4 </w:t>
+      </w:r>
+      <w:proofErr w:type="spellStart"/>
+      <w:r>
+        <w:rPr>
+          <w:rFonts w:hint="eastAsia"/>
+        </w:rPr>
+        <w:t>StreamMedia_HLSProtocol</w:t>
+      </w:r>
+      <w:proofErr w:type="spellEnd"/>
     </w:p>
     <w:p>
       <w:pPr>
@@ -21452,8 +22678,16 @@
         <w:rPr>
           <w:rFonts w:hint="eastAsia"/>
         </w:rPr>
-        <w:t>7.4.8.5 StreamMedia_FLVProtocol</w:t>
-      </w:r>
+        <w:t xml:space="preserve">7.4.8.5 </w:t>
+      </w:r>
+      <w:proofErr w:type="spellStart"/>
+      <w:r>
+        <w:rPr>
+          <w:rFonts w:hint="eastAsia"/>
+        </w:rPr>
+        <w:t>StreamMedia_FLVProtocol</w:t>
+      </w:r>
+      <w:proofErr w:type="spellEnd"/>
     </w:p>
     <w:p>
       <w:pPr>
@@ -21493,7 +22727,21 @@
         <w:rPr>
           <w:rFonts w:hint="eastAsia"/>
         </w:rPr>
-        <w:t>流为单帧或者打包</w:t>
+        <w:t>流为单</w:t>
+      </w:r>
+      <w:proofErr w:type="gramStart"/>
+      <w:r>
+        <w:rPr>
+          <w:rFonts w:hint="eastAsia"/>
+        </w:rPr>
+        <w:t>帧或者</w:t>
+      </w:r>
+      <w:proofErr w:type="gramEnd"/>
+      <w:r>
+        <w:rPr>
+          <w:rFonts w:hint="eastAsia"/>
+        </w:rPr>
+        <w:t>打包</w:t>
       </w:r>
       <w:r>
         <w:rPr>
@@ -21516,8 +22764,16 @@
         <w:rPr>
           <w:rFonts w:hint="eastAsia"/>
         </w:rPr>
-        <w:t>7.4.8.6 StreamMedia_RTMPProtocol</w:t>
-      </w:r>
+        <w:t xml:space="preserve">7.4.8.6 </w:t>
+      </w:r>
+      <w:proofErr w:type="spellStart"/>
+      <w:r>
+        <w:rPr>
+          <w:rFonts w:hint="eastAsia"/>
+        </w:rPr>
+        <w:t>StreamMedia_RTMPProtocol</w:t>
+      </w:r>
+      <w:proofErr w:type="spellEnd"/>
     </w:p>
     <w:p>
       <w:pPr>
@@ -21557,7 +22813,21 @@
         <w:rPr>
           <w:rFonts w:hint="eastAsia"/>
         </w:rPr>
-        <w:t>流为单帧或者打包</w:t>
+        <w:t>流为单</w:t>
+      </w:r>
+      <w:proofErr w:type="gramStart"/>
+      <w:r>
+        <w:rPr>
+          <w:rFonts w:hint="eastAsia"/>
+        </w:rPr>
+        <w:t>帧或者</w:t>
+      </w:r>
+      <w:proofErr w:type="gramEnd"/>
+      <w:r>
+        <w:rPr>
+          <w:rFonts w:hint="eastAsia"/>
+        </w:rPr>
+        <w:t>打包</w:t>
       </w:r>
       <w:r>
         <w:rPr>
@@ -21580,8 +22850,16 @@
         <w:rPr>
           <w:rFonts w:hint="eastAsia"/>
         </w:rPr>
-        <w:t>7.4.8.7 StreamMedia_SDPProtocol</w:t>
-      </w:r>
+        <w:t xml:space="preserve">7.4.8.7 </w:t>
+      </w:r>
+      <w:proofErr w:type="spellStart"/>
+      <w:r>
+        <w:rPr>
+          <w:rFonts w:hint="eastAsia"/>
+        </w:rPr>
+        <w:t>StreamMedia_SDPProtocol</w:t>
+      </w:r>
+      <w:proofErr w:type="spellEnd"/>
     </w:p>
     <w:p>
       <w:pPr>
@@ -21630,15 +22908,23 @@
         <w:pStyle w:val="3"/>
         <w:ind w:left="663" w:hangingChars="300" w:hanging="663"/>
       </w:pPr>
-      <w:bookmarkStart w:id="79" w:name="_Toc213070315"/>
+      <w:bookmarkStart w:id="79" w:name="_Toc231982177"/>
       <w:r>
         <w:rPr>
           <w:rFonts w:hint="eastAsia"/>
         </w:rPr>
         <w:lastRenderedPageBreak/>
-        <w:t>7.4.9 XEngine_SystemSdk</w:t>
+        <w:t xml:space="preserve">7.4.9 </w:t>
+      </w:r>
+      <w:proofErr w:type="spellStart"/>
+      <w:r>
+        <w:rPr>
+          <w:rFonts w:hint="eastAsia"/>
+        </w:rPr>
+        <w:t>XEngine_SystemSdk</w:t>
       </w:r>
       <w:bookmarkEnd w:id="79"/>
+      <w:proofErr w:type="spellEnd"/>
     </w:p>
     <w:p>
       <w:r>
@@ -21686,8 +22972,16 @@
         <w:rPr>
           <w:rFonts w:hint="eastAsia"/>
         </w:rPr>
-        <w:t>7.4.9.1 XEngine_SystemApi</w:t>
-      </w:r>
+        <w:t xml:space="preserve">7.4.9.1 </w:t>
+      </w:r>
+      <w:proofErr w:type="spellStart"/>
+      <w:r>
+        <w:rPr>
+          <w:rFonts w:hint="eastAsia"/>
+        </w:rPr>
+        <w:t>XEngine_SystemApi</w:t>
+      </w:r>
+      <w:proofErr w:type="spellEnd"/>
     </w:p>
     <w:p>
       <w:r>
@@ -21849,8 +23143,16 @@
         <w:rPr>
           <w:rFonts w:hint="eastAsia"/>
         </w:rPr>
-        <w:t xml:space="preserve"> XEngine_SystemConfig</w:t>
-      </w:r>
+        <w:t xml:space="preserve"> </w:t>
+      </w:r>
+      <w:proofErr w:type="spellStart"/>
+      <w:r>
+        <w:rPr>
+          <w:rFonts w:hint="eastAsia"/>
+        </w:rPr>
+        <w:t>XEngine_SystemConfig</w:t>
+      </w:r>
+      <w:proofErr w:type="spellEnd"/>
     </w:p>
     <w:p>
       <w:pPr>
@@ -21891,7 +23193,7 @@
       <w:pPr>
         <w:pStyle w:val="1"/>
       </w:pPr>
-      <w:bookmarkStart w:id="80" w:name="_Toc213070316"/>
+      <w:bookmarkStart w:id="80" w:name="_Toc231982178"/>
       <w:r>
         <w:rPr>
           <w:rFonts w:hint="eastAsia"/>
@@ -21916,7 +23218,7 @@
       <w:pPr>
         <w:pStyle w:val="2"/>
       </w:pPr>
-      <w:bookmarkStart w:id="81" w:name="_Toc213070317"/>
+      <w:bookmarkStart w:id="81" w:name="_Toc231982179"/>
       <w:r>
         <w:rPr>
           <w:rFonts w:hint="eastAsia"/>
@@ -21939,8 +23241,16 @@
         <w:rPr>
           <w:rFonts w:hint="eastAsia"/>
         </w:rPr>
-        <w:t>如果你对我们的框架敢兴趣</w:t>
-      </w:r>
+        <w:t>如果你对我们的框架</w:t>
+      </w:r>
+      <w:proofErr w:type="gramStart"/>
+      <w:r>
+        <w:rPr>
+          <w:rFonts w:hint="eastAsia"/>
+        </w:rPr>
+        <w:t>敢兴趣</w:t>
+      </w:r>
+      <w:proofErr w:type="gramEnd"/>
       <w:r>
         <w:rPr>
           <w:rFonts w:hint="eastAsia"/>
@@ -21976,7 +23286,7 @@
       <w:pPr>
         <w:pStyle w:val="2"/>
       </w:pPr>
-      <w:bookmarkStart w:id="82" w:name="_Toc213070318"/>
+      <w:bookmarkStart w:id="82" w:name="_Toc231982180"/>
       <w:r>
         <w:rPr>
           <w:rFonts w:hint="eastAsia"/>
@@ -22150,7 +23460,21 @@
         <w:rPr>
           <w:rFonts w:hint="eastAsia"/>
         </w:rPr>
-        <w:t>目前最优环境解决方案</w:t>
+        <w:t>目前最优环</w:t>
+      </w:r>
+      <w:proofErr w:type="gramStart"/>
+      <w:r>
+        <w:rPr>
+          <w:rFonts w:hint="eastAsia"/>
+        </w:rPr>
+        <w:t>境解决</w:t>
+      </w:r>
+      <w:proofErr w:type="gramEnd"/>
+      <w:r>
+        <w:rPr>
+          <w:rFonts w:hint="eastAsia"/>
+        </w:rPr>
+        <w:t>方案</w:t>
       </w:r>
       <w:r>
         <w:rPr>
@@ -22198,24 +23522,28 @@
         </w:rPr>
         <w:t>使用</w:t>
       </w:r>
+      <w:proofErr w:type="spellStart"/>
       <w:r>
         <w:rPr>
           <w:rFonts w:hint="eastAsia"/>
         </w:rPr>
         <w:t>apt,RockyLinux</w:t>
       </w:r>
+      <w:proofErr w:type="spellEnd"/>
       <w:r>
         <w:rPr>
           <w:rFonts w:hint="eastAsia"/>
         </w:rPr>
         <w:t>使用</w:t>
       </w:r>
+      <w:proofErr w:type="spellStart"/>
       <w:r>
         <w:rPr>
           <w:rFonts w:hint="eastAsia"/>
         </w:rPr>
         <w:t>dnf</w:t>
       </w:r>
+      <w:proofErr w:type="spellEnd"/>
     </w:p>
     <w:p>
       <w:pPr>
@@ -22344,7 +23672,7 @@
       <w:pPr>
         <w:pStyle w:val="2"/>
       </w:pPr>
-      <w:bookmarkStart w:id="83" w:name="_Toc213070319"/>
+      <w:bookmarkStart w:id="83" w:name="_Toc231982181"/>
       <w:r>
         <w:rPr>
           <w:rFonts w:hint="eastAsia"/>
@@ -22410,11 +23738,33 @@
       <w:pPr>
         <w:ind w:firstLine="440"/>
       </w:pPr>
-      <w:r>
-        <w:rPr>
-          <w:rFonts w:hint="eastAsia"/>
-        </w:rPr>
-        <w:t xml:space="preserve">GITEE:https://gitee.com/libxengine </w:t>
+      <w:proofErr w:type="spellStart"/>
+      <w:r>
+        <w:rPr>
+          <w:rFonts w:hint="eastAsia"/>
+        </w:rPr>
+        <w:t>GITEE:https</w:t>
+      </w:r>
+      <w:proofErr w:type="spellEnd"/>
+      <w:r>
+        <w:rPr>
+          <w:rFonts w:hint="eastAsia"/>
+        </w:rPr>
+        <w:t>://gitee.com/</w:t>
+      </w:r>
+      <w:proofErr w:type="spellStart"/>
+      <w:r>
+        <w:rPr>
+          <w:rFonts w:hint="eastAsia"/>
+        </w:rPr>
+        <w:t>libxengine</w:t>
+      </w:r>
+      <w:proofErr w:type="spellEnd"/>
+      <w:r>
+        <w:rPr>
+          <w:rFonts w:hint="eastAsia"/>
+        </w:rPr>
+        <w:t xml:space="preserve"> </w:t>
       </w:r>
       <w:r>
         <w:rPr>
@@ -22427,12 +23777,34 @@
       <w:pPr>
         <w:ind w:firstLine="440"/>
       </w:pPr>
+      <w:proofErr w:type="spellStart"/>
       <w:r>
         <w:rPr>
           <w:rFonts w:hint="eastAsia"/>
         </w:rPr>
         <w:lastRenderedPageBreak/>
-        <w:t xml:space="preserve">GITHUB:https://github.com/libxengine </w:t>
+        <w:t>GITHUB:https</w:t>
+      </w:r>
+      <w:proofErr w:type="spellEnd"/>
+      <w:r>
+        <w:rPr>
+          <w:rFonts w:hint="eastAsia"/>
+        </w:rPr>
+        <w:t>://github.com/</w:t>
+      </w:r>
+      <w:proofErr w:type="spellStart"/>
+      <w:r>
+        <w:rPr>
+          <w:rFonts w:hint="eastAsia"/>
+        </w:rPr>
+        <w:t>libxengine</w:t>
+      </w:r>
+      <w:proofErr w:type="spellEnd"/>
+      <w:r>
+        <w:rPr>
+          <w:rFonts w:hint="eastAsia"/>
+        </w:rPr>
+        <w:t xml:space="preserve"> </w:t>
       </w:r>
       <w:r>
         <w:rPr>
@@ -22445,7 +23817,7 @@
       <w:pPr>
         <w:pStyle w:val="1"/>
       </w:pPr>
-      <w:bookmarkStart w:id="84" w:name="_Toc213070320"/>
+      <w:bookmarkStart w:id="84" w:name="_Toc231982182"/>
       <w:r>
         <w:rPr>
           <w:rFonts w:hint="eastAsia"/>
@@ -22575,7 +23947,7 @@
       <w:pPr>
         <w:pStyle w:val="1"/>
       </w:pPr>
-      <w:bookmarkStart w:id="85" w:name="_Toc213070321"/>
+      <w:bookmarkStart w:id="85" w:name="_Toc231982183"/>
       <w:r>
         <w:rPr>
           <w:rFonts w:hint="eastAsia"/>
@@ -22622,8 +23994,16 @@
         <w:rPr>
           <w:rFonts w:hint="eastAsia"/>
         </w:rPr>
-        <w:t>请关注我们微信公众号</w:t>
-      </w:r>
+        <w:t>请关注</w:t>
+      </w:r>
+      <w:proofErr w:type="gramStart"/>
+      <w:r>
+        <w:rPr>
+          <w:rFonts w:hint="eastAsia"/>
+        </w:rPr>
+        <w:t>我们微信公众号</w:t>
+      </w:r>
+      <w:proofErr w:type="gramEnd"/>
     </w:p>
     <w:p>
       <w:pPr>
@@ -22676,7 +24056,7 @@
       <w:pPr>
         <w:pStyle w:val="1"/>
       </w:pPr>
-      <w:bookmarkStart w:id="86" w:name="_Toc213070322"/>
+      <w:bookmarkStart w:id="86" w:name="_Toc231982184"/>
       <w:r>
         <w:rPr>
           <w:rFonts w:hint="eastAsia"/>
@@ -22701,7 +24081,7 @@
       <w:pPr>
         <w:pStyle w:val="2"/>
       </w:pPr>
-      <w:bookmarkStart w:id="87" w:name="_Toc213070323"/>
+      <w:bookmarkStart w:id="87" w:name="_Toc231982185"/>
       <w:r>
         <w:rPr>
           <w:rFonts w:hint="eastAsia"/>
@@ -22785,7 +24165,7 @@
       <w:pPr>
         <w:pStyle w:val="2"/>
       </w:pPr>
-      <w:bookmarkStart w:id="88" w:name="_Toc213070324"/>
+      <w:bookmarkStart w:id="88" w:name="_Toc231982186"/>
       <w:r>
         <w:rPr>
           <w:rFonts w:hint="eastAsia"/>
@@ -22808,8 +24188,16 @@
         <w:rPr>
           <w:rFonts w:hint="eastAsia"/>
         </w:rPr>
-        <w:t>我们的引擎依赖了部分开源库</w:t>
-      </w:r>
+        <w:t>我们的引擎依赖了部</w:t>
+      </w:r>
+      <w:proofErr w:type="gramStart"/>
+      <w:r>
+        <w:rPr>
+          <w:rFonts w:hint="eastAsia"/>
+        </w:rPr>
+        <w:t>分开源库</w:t>
+      </w:r>
+      <w:proofErr w:type="gramEnd"/>
       <w:r>
         <w:rPr>
           <w:rFonts w:hint="eastAsia"/>
@@ -22846,6 +24234,7 @@
         </w:numPr>
         <w:ind w:leftChars="200" w:left="440" w:firstLine="0"/>
       </w:pPr>
+      <w:proofErr w:type="spellStart"/>
       <w:r>
         <w:rPr>
           <w:rFonts w:hint="eastAsia"/>
@@ -22853,6 +24242,7 @@
         <w:lastRenderedPageBreak/>
         <w:t>FFMpeg</w:t>
       </w:r>
+      <w:proofErr w:type="spellEnd"/>
     </w:p>
     <w:p>
       <w:pPr>
@@ -22892,12 +24282,14 @@
         </w:numPr>
         <w:ind w:leftChars="200" w:left="440" w:firstLine="0"/>
       </w:pPr>
+      <w:proofErr w:type="spellStart"/>
       <w:r>
         <w:rPr>
           <w:rFonts w:hint="eastAsia"/>
         </w:rPr>
         <w:t>Openssl</w:t>
       </w:r>
+      <w:proofErr w:type="spellEnd"/>
     </w:p>
     <w:p>
       <w:pPr>
@@ -22928,12 +24320,14 @@
         </w:numPr>
         <w:ind w:leftChars="200" w:left="440" w:firstLine="0"/>
       </w:pPr>
+      <w:proofErr w:type="spellStart"/>
       <w:r>
         <w:rPr>
           <w:rFonts w:hint="eastAsia"/>
         </w:rPr>
         <w:t>Zlib</w:t>
       </w:r>
+      <w:proofErr w:type="spellEnd"/>
     </w:p>
     <w:p>
       <w:pPr>
@@ -22943,12 +24337,14 @@
         </w:numPr>
         <w:ind w:leftChars="200" w:left="440" w:firstLine="0"/>
       </w:pPr>
+      <w:proofErr w:type="spellStart"/>
       <w:r>
         <w:rPr>
           <w:rFonts w:hint="eastAsia"/>
         </w:rPr>
         <w:t>Sqlite</w:t>
       </w:r>
+      <w:proofErr w:type="spellEnd"/>
     </w:p>
     <w:p>
       <w:pPr>
@@ -22972,7 +24368,7 @@
       <w:pPr>
         <w:pStyle w:val="1"/>
       </w:pPr>
-      <w:bookmarkStart w:id="89" w:name="_Toc213070325"/>
+      <w:bookmarkStart w:id="89" w:name="_Toc231982187"/>
       <w:r>
         <w:rPr>
           <w:rFonts w:hint="eastAsia"/>
@@ -22985,7 +24381,7 @@
       <w:pPr>
         <w:pStyle w:val="2"/>
       </w:pPr>
-      <w:bookmarkStart w:id="90" w:name="_Toc213070326"/>
+      <w:bookmarkStart w:id="90" w:name="_Toc231982188"/>
       <w:r>
         <w:rPr>
           <w:rFonts w:hint="eastAsia"/>
@@ -23108,14 +24504,22 @@
         <w:rPr>
           <w:rFonts w:hint="eastAsia"/>
         </w:rPr>
-        <w:t>:XEngine_CommHdr.h</w:t>
-      </w:r>
+        <w:t>:</w:t>
+      </w:r>
+      <w:proofErr w:type="spellStart"/>
+      <w:r>
+        <w:rPr>
+          <w:rFonts w:hint="eastAsia"/>
+        </w:rPr>
+        <w:t>XEngine_CommHdr.h</w:t>
+      </w:r>
+      <w:proofErr w:type="spellEnd"/>
     </w:p>
     <w:p>
       <w:pPr>
         <w:pStyle w:val="2"/>
       </w:pPr>
-      <w:bookmarkStart w:id="91" w:name="_Toc213070327"/>
+      <w:bookmarkStart w:id="91" w:name="_Toc231982189"/>
       <w:r>
         <w:rPr>
           <w:rFonts w:hint="eastAsia"/>
@@ -23174,7 +24578,21 @@
         <w:rPr>
           <w:rFonts w:hint="eastAsia"/>
         </w:rPr>
-        <w:t>:XEngine_ProtocolHdr.h.</w:t>
+        <w:t>:</w:t>
+      </w:r>
+      <w:proofErr w:type="spellStart"/>
+      <w:r>
+        <w:rPr>
+          <w:rFonts w:hint="eastAsia"/>
+        </w:rPr>
+        <w:t>XEngine_ProtocolHdr.h</w:t>
+      </w:r>
+      <w:proofErr w:type="spellEnd"/>
+      <w:r>
+        <w:rPr>
+          <w:rFonts w:hint="eastAsia"/>
+        </w:rPr>
+        <w:t>.</w:t>
       </w:r>
       <w:r>
         <w:rPr>
@@ -23199,7 +24617,7 @@
       <w:pPr>
         <w:pStyle w:val="2"/>
       </w:pPr>
-      <w:bookmarkStart w:id="92" w:name="_Toc213070328"/>
+      <w:bookmarkStart w:id="92" w:name="_Toc231982190"/>
       <w:r>
         <w:rPr>
           <w:rFonts w:hint="eastAsia"/>
@@ -23228,7 +24646,21 @@
         <w:rPr>
           <w:rFonts w:hint="eastAsia"/>
         </w:rPr>
-        <w:t>我们由衷感谢以下人员对于我在开发这个引擎当中所作出的不可磨灭的贡献：</w:t>
+        <w:t>我们由衷感谢以下人员对于我在开发这个引擎当中所</w:t>
+      </w:r>
+      <w:proofErr w:type="gramStart"/>
+      <w:r>
+        <w:rPr>
+          <w:rFonts w:hint="eastAsia"/>
+        </w:rPr>
+        <w:t>作出</w:t>
+      </w:r>
+      <w:proofErr w:type="gramEnd"/>
+      <w:r>
+        <w:rPr>
+          <w:rFonts w:hint="eastAsia"/>
+        </w:rPr>
+        <w:t>的不可磨灭的贡献：</w:t>
       </w:r>
     </w:p>
     <w:tbl>
@@ -23582,11 +25014,19 @@
       <w:pStyle w:val="a8"/>
       <w:jc w:val="both"/>
     </w:pPr>
+    <w:proofErr w:type="spellStart"/>
     <w:r>
       <w:rPr>
         <w:rFonts w:hint="eastAsia"/>
       </w:rPr>
-      <w:t xml:space="preserve">XEngine                                  </w:t>
+      <w:t>XEngine</w:t>
+    </w:r>
+    <w:proofErr w:type="spellEnd"/>
+    <w:r>
+      <w:rPr>
+        <w:rFonts w:hint="eastAsia"/>
+      </w:rPr>
+      <w:t xml:space="preserve">                                  </w:t>
     </w:r>
     <w:r>
       <w:rPr>
